--- a/AseguraYA (2).docx
+++ b/AseguraYA (2).docx
@@ -4,13 +4,10 @@
   <w:body>
     <w:p>
       <w:pPr>
-        <w:rPr>
-          <w:rFonts w:ascii="Times New Roman" w:hAnsi="Times New Roman" w:cs="Times New Roman"/>
-        </w:rPr>
-      </w:pPr>
-      <w:r>
-        <w:rPr>
-          <w:rFonts w:ascii="Times New Roman" w:hAnsi="Times New Roman" w:cs="Times New Roman"/>
+        <w:pStyle w:val="Ttulo1"/>
+      </w:pPr>
+      <w:r>
+        <w:rPr>
           <w:noProof/>
         </w:rPr>
         <w:drawing>
@@ -242,7 +239,7 @@
       <w:sdtContent>
         <w:p>
           <w:pPr>
-            <w:pStyle w:val="TOCHeading"/>
+            <w:pStyle w:val="TtuloTDC"/>
             <w:rPr>
               <w:rFonts w:ascii="Times New Roman" w:hAnsi="Times New Roman" w:cs="Times New Roman"/>
             </w:rPr>
@@ -256,7 +253,7 @@
         </w:p>
         <w:p>
           <w:pPr>
-            <w:pStyle w:val="TOC1"/>
+            <w:pStyle w:val="TDC1"/>
             <w:tabs>
               <w:tab w:val="right" w:leader="dot" w:pos="9393"/>
             </w:tabs>
@@ -289,7 +286,7 @@
           <w:hyperlink w:anchor="_Toc196844672" w:history="1">
             <w:r>
               <w:rPr>
-                <w:rStyle w:val="Hyperlink"/>
+                <w:rStyle w:val="Hipervnculo"/>
                 <w:rFonts w:ascii="Times New Roman" w:hAnsi="Times New Roman"/>
               </w:rPr>
               <w:t>AseguraYA</w:t>
@@ -346,7 +343,7 @@
         </w:p>
         <w:p>
           <w:pPr>
-            <w:pStyle w:val="TOC1"/>
+            <w:pStyle w:val="TDC1"/>
             <w:tabs>
               <w:tab w:val="right" w:leader="dot" w:pos="9393"/>
             </w:tabs>
@@ -361,7 +358,7 @@
           <w:hyperlink w:anchor="_Toc196844673" w:history="1">
             <w:r>
               <w:rPr>
-                <w:rStyle w:val="Hyperlink"/>
+                <w:rStyle w:val="Hipervnculo"/>
                 <w:rFonts w:ascii="Times New Roman" w:hAnsi="Times New Roman"/>
               </w:rPr>
               <w:t>G01 - Propósito</w:t>
@@ -418,7 +415,7 @@
         </w:p>
         <w:p>
           <w:pPr>
-            <w:pStyle w:val="TOC1"/>
+            <w:pStyle w:val="TDC1"/>
             <w:tabs>
               <w:tab w:val="right" w:leader="dot" w:pos="9393"/>
             </w:tabs>
@@ -433,7 +430,7 @@
           <w:hyperlink w:anchor="_Toc196844674" w:history="1">
             <w:r>
               <w:rPr>
-                <w:rStyle w:val="Hyperlink"/>
+                <w:rStyle w:val="Hipervnculo"/>
                 <w:rFonts w:ascii="Times New Roman" w:hAnsi="Times New Roman"/>
               </w:rPr>
               <w:t>G02 - Descripción funcional y alcance</w:t>
@@ -490,7 +487,7 @@
         </w:p>
         <w:p>
           <w:pPr>
-            <w:pStyle w:val="TOC1"/>
+            <w:pStyle w:val="TDC1"/>
             <w:tabs>
               <w:tab w:val="right" w:leader="dot" w:pos="9393"/>
             </w:tabs>
@@ -505,7 +502,7 @@
           <w:hyperlink w:anchor="_Toc196844675" w:history="1">
             <w:r>
               <w:rPr>
-                <w:rStyle w:val="Hyperlink"/>
+                <w:rStyle w:val="Hipervnculo"/>
                 <w:rFonts w:ascii="Times New Roman" w:hAnsi="Times New Roman"/>
               </w:rPr>
               <w:t>G03 – Definiciones, acrónimos y abreviaciones.</w:t>
@@ -562,7 +559,7 @@
         </w:p>
         <w:p>
           <w:pPr>
-            <w:pStyle w:val="TOC1"/>
+            <w:pStyle w:val="TDC1"/>
             <w:tabs>
               <w:tab w:val="right" w:leader="dot" w:pos="9393"/>
             </w:tabs>
@@ -577,7 +574,7 @@
           <w:hyperlink w:anchor="_Toc196844676" w:history="1">
             <w:r>
               <w:rPr>
-                <w:rStyle w:val="Hyperlink"/>
+                <w:rStyle w:val="Hipervnculo"/>
                 <w:rFonts w:ascii="Times New Roman" w:hAnsi="Times New Roman"/>
               </w:rPr>
               <w:t>G04 – Descripción de las personas participantes en el desarrollo del sistema de información y usuarios (Roles)</w:t>
@@ -634,7 +631,7 @@
         </w:p>
         <w:p>
           <w:pPr>
-            <w:pStyle w:val="TOC1"/>
+            <w:pStyle w:val="TDC1"/>
             <w:tabs>
               <w:tab w:val="right" w:leader="dot" w:pos="9393"/>
             </w:tabs>
@@ -649,7 +646,7 @@
           <w:hyperlink w:anchor="_Toc196844677" w:history="1">
             <w:r>
               <w:rPr>
-                <w:rStyle w:val="Hyperlink"/>
+                <w:rStyle w:val="Hipervnculo"/>
                 <w:rFonts w:ascii="Times New Roman" w:hAnsi="Times New Roman"/>
               </w:rPr>
               <w:t>G05 – Requisitos adicionales del sistema</w:t>
@@ -706,7 +703,7 @@
         </w:p>
         <w:p>
           <w:pPr>
-            <w:pStyle w:val="TOC2"/>
+            <w:pStyle w:val="TDC2"/>
             <w:tabs>
               <w:tab w:val="right" w:leader="dot" w:pos="9393"/>
             </w:tabs>
@@ -721,7 +718,7 @@
           <w:hyperlink w:anchor="_Toc196844678" w:history="1">
             <w:r>
               <w:rPr>
-                <w:rStyle w:val="Hyperlink"/>
+                <w:rStyle w:val="Hipervnculo"/>
                 <w:rFonts w:ascii="Times New Roman" w:hAnsi="Times New Roman"/>
               </w:rPr>
               <w:t>G06</w:t>
@@ -778,7 +775,7 @@
         </w:p>
         <w:p>
           <w:pPr>
-            <w:pStyle w:val="TOC1"/>
+            <w:pStyle w:val="TDC1"/>
             <w:tabs>
               <w:tab w:val="right" w:leader="dot" w:pos="9393"/>
             </w:tabs>
@@ -793,7 +790,7 @@
           <w:hyperlink w:anchor="_Toc196844679" w:history="1">
             <w:r>
               <w:rPr>
-                <w:rStyle w:val="Hyperlink"/>
+                <w:rStyle w:val="Hipervnculo"/>
                 <w:rFonts w:ascii="Times New Roman" w:hAnsi="Times New Roman"/>
               </w:rPr>
               <w:t>N01_RFN1 Contrataciones</w:t>
@@ -850,7 +847,7 @@
         </w:p>
         <w:p>
           <w:pPr>
-            <w:pStyle w:val="TOC1"/>
+            <w:pStyle w:val="TDC1"/>
             <w:tabs>
               <w:tab w:val="right" w:leader="dot" w:pos="9393"/>
             </w:tabs>
@@ -865,7 +862,7 @@
           <w:hyperlink w:anchor="_Toc196844680" w:history="1">
             <w:r>
               <w:rPr>
-                <w:rStyle w:val="Hyperlink"/>
+                <w:rStyle w:val="Hipervnculo"/>
                 <w:rFonts w:ascii="Times New Roman" w:hAnsi="Times New Roman"/>
               </w:rPr>
               <w:t>N02.Especificaciones de casos de uso.</w:t>
@@ -922,7 +919,7 @@
         </w:p>
         <w:p>
           <w:pPr>
-            <w:pStyle w:val="TOC2"/>
+            <w:pStyle w:val="TDC2"/>
             <w:tabs>
               <w:tab w:val="right" w:leader="dot" w:pos="9393"/>
             </w:tabs>
@@ -937,7 +934,7 @@
           <w:hyperlink w:anchor="_Toc196844681" w:history="1">
             <w:r>
               <w:rPr>
-                <w:rStyle w:val="Hyperlink"/>
+                <w:rStyle w:val="Hipervnculo"/>
                 <w:rFonts w:ascii="Times New Roman" w:hAnsi="Times New Roman"/>
               </w:rPr>
               <w:t>N02.1 Diagrama de casos de uso general.</w:t>
@@ -994,7 +991,7 @@
         </w:p>
         <w:p>
           <w:pPr>
-            <w:pStyle w:val="TOC2"/>
+            <w:pStyle w:val="TDC2"/>
             <w:tabs>
               <w:tab w:val="right" w:leader="dot" w:pos="9393"/>
             </w:tabs>
@@ -1009,7 +1006,7 @@
           <w:hyperlink w:anchor="_Toc196844682" w:history="1">
             <w:r>
               <w:rPr>
-                <w:rStyle w:val="Hyperlink"/>
+                <w:rStyle w:val="Hipervnculo"/>
                 <w:rFonts w:ascii="Times New Roman" w:hAnsi="Times New Roman"/>
               </w:rPr>
               <w:t>N02.2 686DP_CUN001 “Generar Contratación”</w:t>
@@ -1066,7 +1063,7 @@
         </w:p>
         <w:p>
           <w:pPr>
-            <w:pStyle w:val="TOC3"/>
+            <w:pStyle w:val="TDC3"/>
             <w:tabs>
               <w:tab w:val="right" w:leader="dot" w:pos="9393"/>
             </w:tabs>
@@ -1081,7 +1078,7 @@
           <w:hyperlink w:anchor="_Toc196844683" w:history="1">
             <w:r>
               <w:rPr>
-                <w:rStyle w:val="Hyperlink"/>
+                <w:rStyle w:val="Hipervnculo"/>
                 <w:rFonts w:ascii="Times New Roman" w:hAnsi="Times New Roman"/>
               </w:rPr>
               <w:t>N02.2.1 Especificación 686DP_CUN001 “Generar contratación”</w:t>
@@ -1138,7 +1135,7 @@
         </w:p>
         <w:p>
           <w:pPr>
-            <w:pStyle w:val="TOC3"/>
+            <w:pStyle w:val="TDC3"/>
             <w:tabs>
               <w:tab w:val="right" w:leader="dot" w:pos="9393"/>
             </w:tabs>
@@ -1153,7 +1150,7 @@
           <w:hyperlink w:anchor="_Toc196844684" w:history="1">
             <w:r>
               <w:rPr>
-                <w:rStyle w:val="Hyperlink"/>
+                <w:rStyle w:val="Hipervnculo"/>
                 <w:rFonts w:ascii="Times New Roman" w:hAnsi="Times New Roman"/>
               </w:rPr>
               <w:t>N02.2.2 Diagrama de secuencia 686DP_CUN001 “Generar contratación”}</w:t>
@@ -1210,7 +1207,7 @@
         </w:p>
         <w:p>
           <w:pPr>
-            <w:pStyle w:val="TOC3"/>
+            <w:pStyle w:val="TDC3"/>
             <w:tabs>
               <w:tab w:val="right" w:leader="dot" w:pos="9393"/>
             </w:tabs>
@@ -1225,7 +1222,7 @@
           <w:hyperlink w:anchor="_Toc196844685" w:history="1">
             <w:r>
               <w:rPr>
-                <w:rStyle w:val="Hyperlink"/>
+                <w:rStyle w:val="Hipervnculo"/>
                 <w:rFonts w:ascii="Times New Roman" w:hAnsi="Times New Roman"/>
               </w:rPr>
               <w:t>N02.2.3 Modelo de clases 686DP_CUN001 “Generar contratación”</w:t>
@@ -1282,7 +1279,7 @@
         </w:p>
         <w:p>
           <w:pPr>
-            <w:pStyle w:val="TOC3"/>
+            <w:pStyle w:val="TDC3"/>
             <w:tabs>
               <w:tab w:val="right" w:leader="dot" w:pos="9393"/>
             </w:tabs>
@@ -1297,7 +1294,7 @@
           <w:hyperlink w:anchor="_Toc196844686" w:history="1">
             <w:r>
               <w:rPr>
-                <w:rStyle w:val="Hyperlink"/>
+                <w:rStyle w:val="Hipervnculo"/>
                 <w:rFonts w:ascii="Times New Roman" w:hAnsi="Times New Roman"/>
               </w:rPr>
               <w:t>N02.2.4 modelo DER 686DP_CUN001 “Generar contratación”</w:t>
@@ -1354,7 +1351,7 @@
         </w:p>
         <w:p>
           <w:pPr>
-            <w:pStyle w:val="TOC3"/>
+            <w:pStyle w:val="TDC3"/>
             <w:tabs>
               <w:tab w:val="right" w:leader="dot" w:pos="9393"/>
             </w:tabs>
@@ -1369,7 +1366,7 @@
           <w:hyperlink w:anchor="_Toc196844687" w:history="1">
             <w:r>
               <w:rPr>
-                <w:rStyle w:val="Hyperlink"/>
+                <w:rStyle w:val="Hipervnculo"/>
                 <w:rFonts w:ascii="Times New Roman" w:hAnsi="Times New Roman"/>
               </w:rPr>
               <w:t>N02.2.5 Pantalla 686DP_CUN001 “Generar contratación”</w:t>
@@ -1426,7 +1423,7 @@
         </w:p>
         <w:p>
           <w:pPr>
-            <w:pStyle w:val="TOC3"/>
+            <w:pStyle w:val="TDC3"/>
             <w:tabs>
               <w:tab w:val="right" w:leader="dot" w:pos="9393"/>
             </w:tabs>
@@ -1491,7 +1488,7 @@
         </w:p>
         <w:p>
           <w:pPr>
-            <w:pStyle w:val="TOC2"/>
+            <w:pStyle w:val="TDC2"/>
             <w:tabs>
               <w:tab w:val="right" w:leader="dot" w:pos="9393"/>
             </w:tabs>
@@ -1506,7 +1503,7 @@
           <w:hyperlink w:anchor="_Toc196844689" w:history="1">
             <w:r>
               <w:rPr>
-                <w:rStyle w:val="Hyperlink"/>
+                <w:rStyle w:val="Hipervnculo"/>
                 <w:rFonts w:ascii="Times New Roman" w:hAnsi="Times New Roman"/>
               </w:rPr>
               <w:t>N02.3 686DP_CUN002 “Generar Contratación”</w:t>
@@ -1563,7 +1560,7 @@
         </w:p>
         <w:p>
           <w:pPr>
-            <w:pStyle w:val="TOC3"/>
+            <w:pStyle w:val="TDC3"/>
             <w:tabs>
               <w:tab w:val="right" w:leader="dot" w:pos="9393"/>
             </w:tabs>
@@ -1578,7 +1575,7 @@
           <w:hyperlink w:anchor="_Toc196844690" w:history="1">
             <w:r>
               <w:rPr>
-                <w:rStyle w:val="Hyperlink"/>
+                <w:rStyle w:val="Hipervnculo"/>
                 <w:rFonts w:ascii="Times New Roman" w:hAnsi="Times New Roman"/>
               </w:rPr>
               <w:t>N02.3.1 Especificación 686DP_CUN002 “Buscar Pólizas”</w:t>
@@ -1635,7 +1632,7 @@
         </w:p>
         <w:p>
           <w:pPr>
-            <w:pStyle w:val="TOC3"/>
+            <w:pStyle w:val="TDC3"/>
             <w:tabs>
               <w:tab w:val="right" w:leader="dot" w:pos="9393"/>
             </w:tabs>
@@ -1650,7 +1647,7 @@
           <w:hyperlink w:anchor="_Toc196844691" w:history="1">
             <w:r>
               <w:rPr>
-                <w:rStyle w:val="Hyperlink"/>
+                <w:rStyle w:val="Hipervnculo"/>
                 <w:rFonts w:ascii="Times New Roman" w:hAnsi="Times New Roman"/>
               </w:rPr>
               <w:t>N02.3.2 Diagrama de secuencia 686DP_CUN002 “Buscar Pólizas”</w:t>
@@ -1707,7 +1704,7 @@
         </w:p>
         <w:p>
           <w:pPr>
-            <w:pStyle w:val="TOC3"/>
+            <w:pStyle w:val="TDC3"/>
             <w:tabs>
               <w:tab w:val="right" w:leader="dot" w:pos="9393"/>
             </w:tabs>
@@ -1722,7 +1719,7 @@
           <w:hyperlink w:anchor="_Toc196844692" w:history="1">
             <w:r>
               <w:rPr>
-                <w:rStyle w:val="Hyperlink"/>
+                <w:rStyle w:val="Hipervnculo"/>
                 <w:rFonts w:ascii="Times New Roman" w:hAnsi="Times New Roman"/>
               </w:rPr>
               <w:t>N02.3.3 Modelo de clases 686DP_CUN002 “Buscar Pólizas”</w:t>
@@ -1779,7 +1776,7 @@
         </w:p>
         <w:p>
           <w:pPr>
-            <w:pStyle w:val="TOC3"/>
+            <w:pStyle w:val="TDC3"/>
             <w:tabs>
               <w:tab w:val="right" w:leader="dot" w:pos="9393"/>
             </w:tabs>
@@ -1794,7 +1791,7 @@
           <w:hyperlink w:anchor="_Toc196844693" w:history="1">
             <w:r>
               <w:rPr>
-                <w:rStyle w:val="Hyperlink"/>
+                <w:rStyle w:val="Hipervnculo"/>
                 <w:rFonts w:ascii="Times New Roman" w:hAnsi="Times New Roman"/>
               </w:rPr>
               <w:t>N02.3.4 modelo DER 686DP_CUN002 “Buscar Pólizas”</w:t>
@@ -1851,7 +1848,7 @@
         </w:p>
         <w:p>
           <w:pPr>
-            <w:pStyle w:val="TOC3"/>
+            <w:pStyle w:val="TDC3"/>
             <w:tabs>
               <w:tab w:val="right" w:leader="dot" w:pos="9393"/>
             </w:tabs>
@@ -1916,7 +1913,7 @@
         </w:p>
         <w:p>
           <w:pPr>
-            <w:pStyle w:val="TOC3"/>
+            <w:pStyle w:val="TDC3"/>
             <w:tabs>
               <w:tab w:val="right" w:leader="dot" w:pos="9393"/>
             </w:tabs>
@@ -1931,7 +1928,7 @@
           <w:hyperlink w:anchor="_Toc196844695" w:history="1">
             <w:r>
               <w:rPr>
-                <w:rStyle w:val="Hyperlink"/>
+                <w:rStyle w:val="Hipervnculo"/>
                 <w:rFonts w:ascii="Times New Roman" w:hAnsi="Times New Roman"/>
               </w:rPr>
               <w:t>N02.3.5 Pantalla 686DP_CUN002 “Buscar Pólizas”</w:t>
@@ -1988,7 +1985,7 @@
         </w:p>
         <w:p>
           <w:pPr>
-            <w:pStyle w:val="TOC2"/>
+            <w:pStyle w:val="TDC2"/>
             <w:tabs>
               <w:tab w:val="right" w:leader="dot" w:pos="9393"/>
             </w:tabs>
@@ -2003,7 +2000,7 @@
           <w:hyperlink w:anchor="_Toc196844696" w:history="1">
             <w:r>
               <w:rPr>
-                <w:rStyle w:val="Hyperlink"/>
+                <w:rStyle w:val="Hipervnculo"/>
                 <w:rFonts w:ascii="Times New Roman" w:hAnsi="Times New Roman"/>
               </w:rPr>
               <w:t>N02.4 686DP_CUN003 “Registrar Cliente”</w:t>
@@ -2060,7 +2057,7 @@
         </w:p>
         <w:p>
           <w:pPr>
-            <w:pStyle w:val="TOC3"/>
+            <w:pStyle w:val="TDC3"/>
             <w:tabs>
               <w:tab w:val="right" w:leader="dot" w:pos="9393"/>
             </w:tabs>
@@ -2075,7 +2072,7 @@
           <w:hyperlink w:anchor="_Toc196844697" w:history="1">
             <w:r>
               <w:rPr>
-                <w:rStyle w:val="Hyperlink"/>
+                <w:rStyle w:val="Hipervnculo"/>
                 <w:rFonts w:ascii="Times New Roman" w:hAnsi="Times New Roman"/>
               </w:rPr>
               <w:t>N02.4.1 Especificación 686DP_CUN003 “Registrar Cliente”</w:t>
@@ -2132,7 +2129,7 @@
         </w:p>
         <w:p>
           <w:pPr>
-            <w:pStyle w:val="TOC3"/>
+            <w:pStyle w:val="TDC3"/>
             <w:tabs>
               <w:tab w:val="right" w:leader="dot" w:pos="9393"/>
             </w:tabs>
@@ -2147,7 +2144,7 @@
           <w:hyperlink w:anchor="_Toc196844698" w:history="1">
             <w:r>
               <w:rPr>
-                <w:rStyle w:val="Hyperlink"/>
+                <w:rStyle w:val="Hipervnculo"/>
                 <w:rFonts w:ascii="Times New Roman" w:hAnsi="Times New Roman"/>
               </w:rPr>
               <w:t>N02.4.2 Diagrama de secuencia 686DP_CUN003 “Registrar Cliente”</w:t>
@@ -2204,7 +2201,7 @@
         </w:p>
         <w:p>
           <w:pPr>
-            <w:pStyle w:val="TOC3"/>
+            <w:pStyle w:val="TDC3"/>
             <w:tabs>
               <w:tab w:val="right" w:leader="dot" w:pos="9393"/>
             </w:tabs>
@@ -2219,7 +2216,7 @@
           <w:hyperlink w:anchor="_Toc196844699" w:history="1">
             <w:r>
               <w:rPr>
-                <w:rStyle w:val="Hyperlink"/>
+                <w:rStyle w:val="Hipervnculo"/>
                 <w:rFonts w:ascii="Times New Roman" w:hAnsi="Times New Roman"/>
               </w:rPr>
               <w:t>N02.4.3 Modelo de clases 686DP_CUN003 “Registrar Cliente”</w:t>
@@ -2276,7 +2273,7 @@
         </w:p>
         <w:p>
           <w:pPr>
-            <w:pStyle w:val="TOC3"/>
+            <w:pStyle w:val="TDC3"/>
             <w:tabs>
               <w:tab w:val="right" w:leader="dot" w:pos="9393"/>
             </w:tabs>
@@ -2291,7 +2288,7 @@
           <w:hyperlink w:anchor="_Toc196844700" w:history="1">
             <w:r>
               <w:rPr>
-                <w:rStyle w:val="Hyperlink"/>
+                <w:rStyle w:val="Hipervnculo"/>
                 <w:rFonts w:ascii="Times New Roman" w:hAnsi="Times New Roman"/>
               </w:rPr>
               <w:t>N02.4.4 modelo DER 686DP_CUN003 “Registrar Cliente”</w:t>
@@ -2348,7 +2345,7 @@
         </w:p>
         <w:p>
           <w:pPr>
-            <w:pStyle w:val="TOC3"/>
+            <w:pStyle w:val="TDC3"/>
             <w:tabs>
               <w:tab w:val="right" w:leader="dot" w:pos="9393"/>
             </w:tabs>
@@ -2363,7 +2360,7 @@
           <w:hyperlink w:anchor="_Toc196844701" w:history="1">
             <w:r>
               <w:rPr>
-                <w:rStyle w:val="Hyperlink"/>
+                <w:rStyle w:val="Hipervnculo"/>
                 <w:rFonts w:ascii="Times New Roman" w:hAnsi="Times New Roman"/>
               </w:rPr>
               <w:t>N02.4.5 Pantalla 686DP_CUN003 “Registrar Cliente”</w:t>
@@ -2420,7 +2417,7 @@
         </w:p>
         <w:p>
           <w:pPr>
-            <w:pStyle w:val="TOC1"/>
+            <w:pStyle w:val="TDC1"/>
             <w:tabs>
               <w:tab w:val="right" w:leader="dot" w:pos="9393"/>
             </w:tabs>
@@ -2435,7 +2432,7 @@
           <w:hyperlink w:anchor="_Toc196844702" w:history="1">
             <w:r>
               <w:rPr>
-                <w:rStyle w:val="Hyperlink"/>
+                <w:rStyle w:val="Hipervnculo"/>
                 <w:rFonts w:ascii="Times New Roman" w:hAnsi="Times New Roman"/>
               </w:rPr>
               <w:t>T01.1 Diagrama de capas</w:t>
@@ -2492,7 +2489,7 @@
         </w:p>
         <w:p>
           <w:pPr>
-            <w:pStyle w:val="TOC1"/>
+            <w:pStyle w:val="TDC1"/>
             <w:tabs>
               <w:tab w:val="right" w:leader="dot" w:pos="9393"/>
             </w:tabs>
@@ -2507,7 +2504,7 @@
           <w:hyperlink w:anchor="_Toc196844703" w:history="1">
             <w:r>
               <w:rPr>
-                <w:rStyle w:val="Hyperlink"/>
+                <w:rStyle w:val="Hipervnculo"/>
                 <w:rFonts w:ascii="Times New Roman" w:hAnsi="Times New Roman"/>
               </w:rPr>
               <w:t>T01.2 Capturas de las pantallas creadas en el IDE</w:t>
@@ -2564,7 +2561,7 @@
         </w:p>
         <w:p>
           <w:pPr>
-            <w:pStyle w:val="TOC1"/>
+            <w:pStyle w:val="TDC1"/>
             <w:tabs>
               <w:tab w:val="right" w:leader="dot" w:pos="9393"/>
             </w:tabs>
@@ -2579,7 +2576,7 @@
           <w:hyperlink w:anchor="_Toc196844704" w:history="1">
             <w:r>
               <w:rPr>
-                <w:rStyle w:val="Hyperlink"/>
+                <w:rStyle w:val="Hipervnculo"/>
                 <w:rFonts w:ascii="Times New Roman" w:hAnsi="Times New Roman"/>
               </w:rPr>
               <w:t>T01.2 Diagrama de secuencia de persistencia en la base de datos</w:t>
@@ -2636,7 +2633,7 @@
         </w:p>
         <w:p>
           <w:pPr>
-            <w:pStyle w:val="TOC1"/>
+            <w:pStyle w:val="TDC1"/>
             <w:tabs>
               <w:tab w:val="right" w:leader="dot" w:pos="9393"/>
             </w:tabs>
@@ -2651,7 +2648,7 @@
           <w:hyperlink w:anchor="_Toc196844705" w:history="1">
             <w:r>
               <w:rPr>
-                <w:rStyle w:val="Hyperlink"/>
+                <w:rStyle w:val="Hipervnculo"/>
                 <w:rFonts w:ascii="Times New Roman" w:hAnsi="Times New Roman"/>
               </w:rPr>
               <w:t>T01.4 Diagramas de secuencia de consulta en la base de datos</w:t>
@@ -2708,7 +2705,7 @@
         </w:p>
         <w:p>
           <w:pPr>
-            <w:pStyle w:val="TOC1"/>
+            <w:pStyle w:val="TDC1"/>
             <w:tabs>
               <w:tab w:val="right" w:leader="dot" w:pos="9393"/>
             </w:tabs>
@@ -2723,7 +2720,7 @@
           <w:hyperlink w:anchor="_Toc196844706" w:history="1">
             <w:r>
               <w:rPr>
-                <w:rStyle w:val="Hyperlink"/>
+                <w:rStyle w:val="Hipervnculo"/>
                 <w:rFonts w:ascii="Times New Roman" w:hAnsi="Times New Roman"/>
               </w:rPr>
               <w:t>T01.5 Diagrama jerárquico</w:t>
@@ -2780,7 +2777,7 @@
         </w:p>
         <w:p>
           <w:pPr>
-            <w:pStyle w:val="TOC1"/>
+            <w:pStyle w:val="TDC1"/>
             <w:tabs>
               <w:tab w:val="right" w:leader="dot" w:pos="9393"/>
             </w:tabs>
@@ -2795,7 +2792,7 @@
           <w:hyperlink w:anchor="_Toc196844707" w:history="1">
             <w:r>
               <w:rPr>
-                <w:rStyle w:val="Hyperlink"/>
+                <w:rStyle w:val="Hipervnculo"/>
                 <w:rFonts w:ascii="Times New Roman" w:hAnsi="Times New Roman"/>
               </w:rPr>
               <w:t>T01.6 GUI  “Menú principal”</w:t>
@@ -2852,7 +2849,7 @@
         </w:p>
         <w:p>
           <w:pPr>
-            <w:pStyle w:val="TOC1"/>
+            <w:pStyle w:val="TDC1"/>
             <w:tabs>
               <w:tab w:val="right" w:leader="dot" w:pos="9393"/>
             </w:tabs>
@@ -2867,7 +2864,7 @@
           <w:hyperlink w:anchor="_Toc196844708" w:history="1">
             <w:r>
               <w:rPr>
-                <w:rStyle w:val="Hyperlink"/>
+                <w:rStyle w:val="Hipervnculo"/>
                 <w:rFonts w:ascii="Times New Roman" w:hAnsi="Times New Roman"/>
               </w:rPr>
               <w:t>RFN0 Gestion de usuariosT02.1 CU001 Gestionar Usuario (“Crear usuario”)</w:t>
@@ -2924,7 +2921,7 @@
         </w:p>
         <w:p>
           <w:pPr>
-            <w:pStyle w:val="TOC1"/>
+            <w:pStyle w:val="TDC1"/>
             <w:tabs>
               <w:tab w:val="right" w:leader="dot" w:pos="9393"/>
             </w:tabs>
@@ -2939,7 +2936,7 @@
           <w:hyperlink w:anchor="_Toc196844709" w:history="1">
             <w:r>
               <w:rPr>
-                <w:rStyle w:val="Hyperlink"/>
+                <w:rStyle w:val="Hipervnculo"/>
                 <w:rFonts w:ascii="Times New Roman" w:hAnsi="Times New Roman"/>
               </w:rPr>
               <w:t>T02 CU001 Gestionar Usuario (“Crear Usuario”)</w:t>
@@ -2996,7 +2993,7 @@
         </w:p>
         <w:p>
           <w:pPr>
-            <w:pStyle w:val="TOC1"/>
+            <w:pStyle w:val="TDC1"/>
             <w:tabs>
               <w:tab w:val="right" w:leader="dot" w:pos="9393"/>
             </w:tabs>
@@ -3011,7 +3008,7 @@
           <w:hyperlink w:anchor="_Toc196844710" w:history="1">
             <w:r>
               <w:rPr>
-                <w:rStyle w:val="Hyperlink"/>
+                <w:rStyle w:val="Hipervnculo"/>
                 <w:rFonts w:ascii="Times New Roman" w:hAnsi="Times New Roman"/>
               </w:rPr>
               <w:t>T02 CU001 Gestionar Usuario (“Modificar Usuario”)</w:t>
@@ -3068,7 +3065,7 @@
         </w:p>
         <w:p>
           <w:pPr>
-            <w:pStyle w:val="TOC1"/>
+            <w:pStyle w:val="TDC1"/>
             <w:tabs>
               <w:tab w:val="right" w:leader="dot" w:pos="9393"/>
             </w:tabs>
@@ -3083,7 +3080,7 @@
           <w:hyperlink w:anchor="_Toc196844711" w:history="1">
             <w:r>
               <w:rPr>
-                <w:rStyle w:val="Hyperlink"/>
+                <w:rStyle w:val="Hipervnculo"/>
                 <w:rFonts w:ascii="Times New Roman" w:hAnsi="Times New Roman"/>
               </w:rPr>
               <w:t>T02 CU001 Gestionar Usuario (“Activar o desactivar usuario”)</w:t>
@@ -3140,7 +3137,7 @@
         </w:p>
         <w:p>
           <w:pPr>
-            <w:pStyle w:val="TOC1"/>
+            <w:pStyle w:val="TDC1"/>
             <w:tabs>
               <w:tab w:val="right" w:leader="dot" w:pos="9393"/>
             </w:tabs>
@@ -3155,7 +3152,7 @@
           <w:hyperlink w:anchor="_Toc196844712" w:history="1">
             <w:r>
               <w:rPr>
-                <w:rStyle w:val="Hyperlink"/>
+                <w:rStyle w:val="Hipervnculo"/>
                 <w:rFonts w:ascii="Times New Roman" w:hAnsi="Times New Roman"/>
               </w:rPr>
               <w:t>T02 CU001 Gestionar usuarios (“Desbloquear”)</w:t>
@@ -3212,7 +3209,7 @@
         </w:p>
         <w:p>
           <w:pPr>
-            <w:pStyle w:val="TOC1"/>
+            <w:pStyle w:val="TDC1"/>
             <w:tabs>
               <w:tab w:val="right" w:leader="dot" w:pos="9393"/>
             </w:tabs>
@@ -3227,7 +3224,7 @@
           <w:hyperlink w:anchor="_Toc196844713" w:history="1">
             <w:r>
               <w:rPr>
-                <w:rStyle w:val="Hyperlink"/>
+                <w:rStyle w:val="Hipervnculo"/>
                 <w:rFonts w:ascii="Times New Roman" w:hAnsi="Times New Roman"/>
               </w:rPr>
               <w:t>T02 CU002 Iniciar sesión</w:t>
@@ -3284,7 +3281,7 @@
         </w:p>
         <w:p>
           <w:pPr>
-            <w:pStyle w:val="TOC1"/>
+            <w:pStyle w:val="TDC1"/>
             <w:tabs>
               <w:tab w:val="right" w:leader="dot" w:pos="9393"/>
             </w:tabs>
@@ -3299,7 +3296,7 @@
           <w:hyperlink w:anchor="_Toc196844714" w:history="1">
             <w:r>
               <w:rPr>
-                <w:rStyle w:val="Hyperlink"/>
+                <w:rStyle w:val="Hipervnculo"/>
                 <w:rFonts w:ascii="Times New Roman" w:hAnsi="Times New Roman"/>
               </w:rPr>
               <w:t>T02 CU003 Cambiar Contraseña</w:t>
@@ -3356,7 +3353,7 @@
         </w:p>
         <w:p>
           <w:pPr>
-            <w:pStyle w:val="TOC1"/>
+            <w:pStyle w:val="TDC1"/>
             <w:tabs>
               <w:tab w:val="right" w:leader="dot" w:pos="9393"/>
             </w:tabs>
@@ -3371,7 +3368,7 @@
           <w:hyperlink w:anchor="_Toc196844715" w:history="1">
             <w:r>
               <w:rPr>
-                <w:rStyle w:val="Hyperlink"/>
+                <w:rStyle w:val="Hipervnculo"/>
                 <w:rFonts w:ascii="Times New Roman" w:hAnsi="Times New Roman"/>
               </w:rPr>
               <w:t>T03 Criptografias</w:t>
@@ -3428,7 +3425,7 @@
         </w:p>
         <w:p>
           <w:pPr>
-            <w:pStyle w:val="TOC2"/>
+            <w:pStyle w:val="TDC2"/>
             <w:tabs>
               <w:tab w:val="right" w:leader="dot" w:pos="9393"/>
             </w:tabs>
@@ -3443,7 +3440,7 @@
           <w:hyperlink w:anchor="_Toc196844716" w:history="1">
             <w:r>
               <w:rPr>
-                <w:rStyle w:val="Hyperlink"/>
+                <w:rStyle w:val="Hipervnculo"/>
                 <w:rFonts w:ascii="Times New Roman" w:hAnsi="Times New Roman"/>
               </w:rPr>
               <w:t>T03.1 Criptografía irreversible</w:t>
@@ -3500,7 +3497,7 @@
         </w:p>
         <w:p>
           <w:pPr>
-            <w:pStyle w:val="TOC2"/>
+            <w:pStyle w:val="TDC2"/>
             <w:tabs>
               <w:tab w:val="right" w:leader="dot" w:pos="9393"/>
             </w:tabs>
@@ -3515,7 +3512,7 @@
           <w:hyperlink w:anchor="_Toc196844717" w:history="1">
             <w:r>
               <w:rPr>
-                <w:rStyle w:val="Hyperlink"/>
+                <w:rStyle w:val="Hipervnculo"/>
                 <w:rFonts w:ascii="Times New Roman" w:eastAsia="Times New Roman" w:hAnsi="Times New Roman"/>
                 <w:lang w:eastAsia="es-AR"/>
               </w:rPr>
@@ -3590,18 +3587,18 @@
     </w:sdt>
     <w:p>
       <w:pPr>
-        <w:pStyle w:val="Heading1"/>
-        <w:rPr>
-          <w:rFonts w:ascii="Times New Roman" w:hAnsi="Times New Roman" w:cs="Times New Roman"/>
-        </w:rPr>
-      </w:pPr>
-    </w:p>
-    <w:p>
-      <w:pPr>
-        <w:pStyle w:val="Heading1"/>
-        <w:rPr>
-          <w:rFonts w:ascii="Times New Roman" w:hAnsi="Times New Roman" w:cs="Times New Roman"/>
-          <w:color w:val="auto"/>
+        <w:pStyle w:val="Ttulo1"/>
+        <w:rPr>
+          <w:rFonts w:ascii="Times New Roman" w:hAnsi="Times New Roman" w:cs="Times New Roman"/>
+        </w:rPr>
+      </w:pPr>
+    </w:p>
+    <w:p>
+      <w:pPr>
+        <w:pStyle w:val="Ttulo1"/>
+        <w:rPr>
+          <w:rFonts w:ascii="Times New Roman" w:hAnsi="Times New Roman" w:cs="Times New Roman"/>
+          <w:color w:val="3A7C22" w:themeColor="accent6" w:themeShade="BF"/>
         </w:rPr>
       </w:pPr>
       <w:bookmarkStart w:id="0" w:name="_Toc196844672"/>
@@ -3609,6 +3606,7 @@
       <w:r>
         <w:rPr>
           <w:rFonts w:ascii="Times New Roman" w:hAnsi="Times New Roman" w:cs="Times New Roman"/>
+          <w:color w:val="3A7C22" w:themeColor="accent6" w:themeShade="BF"/>
         </w:rPr>
         <w:t>AseguraYA</w:t>
       </w:r>
@@ -3617,15 +3615,17 @@
     </w:p>
     <w:p>
       <w:pPr>
-        <w:pStyle w:val="Heading1"/>
-        <w:rPr>
-          <w:rFonts w:ascii="Times New Roman" w:hAnsi="Times New Roman" w:cs="Times New Roman"/>
+        <w:pStyle w:val="Ttulo1"/>
+        <w:rPr>
+          <w:rFonts w:ascii="Times New Roman" w:hAnsi="Times New Roman" w:cs="Times New Roman"/>
+          <w:color w:val="3A7C22" w:themeColor="accent6" w:themeShade="BF"/>
         </w:rPr>
       </w:pPr>
       <w:bookmarkStart w:id="1" w:name="_Toc196844673"/>
       <w:r>
         <w:rPr>
           <w:rFonts w:ascii="Times New Roman" w:hAnsi="Times New Roman" w:cs="Times New Roman"/>
+          <w:color w:val="3A7C22" w:themeColor="accent6" w:themeShade="BF"/>
         </w:rPr>
         <w:t>G01 - Propósito</w:t>
       </w:r>
@@ -3633,6 +3633,7 @@
       <w:r>
         <w:rPr>
           <w:rFonts w:ascii="Times New Roman" w:hAnsi="Times New Roman" w:cs="Times New Roman"/>
+          <w:color w:val="3A7C22" w:themeColor="accent6" w:themeShade="BF"/>
         </w:rPr>
         <w:t xml:space="preserve"> </w:t>
       </w:r>
@@ -3727,7 +3728,7 @@
     </w:p>
     <w:p>
       <w:pPr>
-        <w:pStyle w:val="Heading1"/>
+        <w:pStyle w:val="Ttulo1"/>
         <w:rPr>
           <w:rFonts w:ascii="Times New Roman" w:hAnsi="Times New Roman" w:cs="Times New Roman"/>
         </w:rPr>
@@ -3757,8 +3758,15 @@
       <w:r>
         <w:rPr>
           <w:rFonts w:ascii="Times New Roman" w:hAnsi="Times New Roman" w:cs="Times New Roman"/>
-        </w:rPr>
-        <w:t xml:space="preserve">RFN1: </w:t>
+          <w:color w:val="3A7C22" w:themeColor="accent6" w:themeShade="BF"/>
+        </w:rPr>
+        <w:t>RFN1</w:t>
+      </w:r>
+      <w:r>
+        <w:rPr>
+          <w:rFonts w:ascii="Times New Roman" w:hAnsi="Times New Roman" w:cs="Times New Roman"/>
+        </w:rPr>
+        <w:t xml:space="preserve">: </w:t>
       </w:r>
       <w:r>
         <w:rPr>
@@ -3778,25 +3786,46 @@
         <w:rPr>
           <w:rFonts w:ascii="Times New Roman" w:hAnsi="Times New Roman" w:cs="Times New Roman"/>
         </w:rPr>
-        <w:t xml:space="preserve"> necesita optimizar su proceso de contratación de seguros, ya que actualmente carece de una herramienta que permita a sus empleados registrar de forma clara, rápida y ordenada las pólizas ofrecidas y contratadas. Esta situación genera demoras, errores y falta de trazabilidad en las operaciones de venta.</w:t>
-      </w:r>
-    </w:p>
-    <w:p>
-      <w:pPr>
-        <w:rPr>
-          <w:rFonts w:ascii="Times New Roman" w:hAnsi="Times New Roman" w:cs="Times New Roman"/>
-        </w:rPr>
-      </w:pPr>
-      <w:r>
-        <w:rPr>
-          <w:rFonts w:ascii="Times New Roman" w:hAnsi="Times New Roman" w:cs="Times New Roman"/>
+        <w:t xml:space="preserve"> necesita optimizar su proceso de </w:t>
+      </w:r>
+      <w:r>
+        <w:rPr>
+          <w:rFonts w:ascii="Times New Roman" w:hAnsi="Times New Roman" w:cs="Times New Roman"/>
+          <w:b/>
+          <w:bCs/>
+          <w:color w:val="3A7C22" w:themeColor="accent6" w:themeShade="BF"/>
+        </w:rPr>
+        <w:t>contratación de seguros</w:t>
+      </w:r>
+      <w:r>
+        <w:rPr>
+          <w:rFonts w:ascii="Times New Roman" w:hAnsi="Times New Roman" w:cs="Times New Roman"/>
+        </w:rPr>
+        <w:t>, ya que actualmente carece de una herramienta que permita a sus empleados registrar de forma clara, rápida y ordenada las pólizas ofrecidas y contratadas. Esta situación genera demoras, errores y falta de trazabilidad en las operaciones de venta.</w:t>
+      </w:r>
+    </w:p>
+    <w:p>
+      <w:pPr>
+        <w:rPr>
+          <w:rFonts w:ascii="Times New Roman" w:hAnsi="Times New Roman" w:cs="Times New Roman"/>
+          <w:b/>
+          <w:bCs/>
+          <w:color w:val="3A7C22" w:themeColor="accent6" w:themeShade="BF"/>
+        </w:rPr>
+      </w:pPr>
+      <w:r>
+        <w:rPr>
+          <w:rFonts w:ascii="Times New Roman" w:hAnsi="Times New Roman" w:cs="Times New Roman"/>
+          <w:b/>
+          <w:bCs/>
+          <w:color w:val="3A7C22" w:themeColor="accent6" w:themeShade="BF"/>
         </w:rPr>
         <w:t xml:space="preserve">PN1 - Cotización y emisión </w:t>
       </w:r>
     </w:p>
     <w:p>
       <w:pPr>
-        <w:pStyle w:val="ListParagraph"/>
+        <w:pStyle w:val="Prrafodelista"/>
         <w:numPr>
           <w:ilvl w:val="0"/>
           <w:numId w:val="29"/>
@@ -3861,7 +3890,7 @@
     </w:p>
     <w:p>
       <w:pPr>
-        <w:pStyle w:val="ListParagraph"/>
+        <w:pStyle w:val="Prrafodelista"/>
         <w:numPr>
           <w:ilvl w:val="0"/>
           <w:numId w:val="29"/>
@@ -3946,7 +3975,7 @@
     </w:p>
     <w:p>
       <w:pPr>
-        <w:pStyle w:val="ListParagraph"/>
+        <w:pStyle w:val="Prrafodelista"/>
         <w:numPr>
           <w:ilvl w:val="0"/>
           <w:numId w:val="29"/>
@@ -4032,7 +4061,7 @@
     </w:p>
     <w:p>
       <w:pPr>
-        <w:pStyle w:val="ListParagraph"/>
+        <w:pStyle w:val="Prrafodelista"/>
         <w:numPr>
           <w:ilvl w:val="0"/>
           <w:numId w:val="29"/>
@@ -4129,7 +4158,7 @@
     </w:p>
     <w:p>
       <w:pPr>
-        <w:pStyle w:val="ListParagraph"/>
+        <w:pStyle w:val="Prrafodelista"/>
         <w:numPr>
           <w:ilvl w:val="0"/>
           <w:numId w:val="29"/>
@@ -4201,7 +4230,7 @@
     </w:p>
     <w:p>
       <w:pPr>
-        <w:pStyle w:val="ListParagraph"/>
+        <w:pStyle w:val="Prrafodelista"/>
         <w:numPr>
           <w:ilvl w:val="0"/>
           <w:numId w:val="29"/>
@@ -4261,7 +4290,7 @@
     </w:p>
     <w:p>
       <w:pPr>
-        <w:pStyle w:val="ListParagraph"/>
+        <w:pStyle w:val="Prrafodelista"/>
         <w:numPr>
           <w:ilvl w:val="0"/>
           <w:numId w:val="29"/>
@@ -4360,33 +4389,64 @@
       <w:r>
         <w:rPr>
           <w:rFonts w:ascii="Times New Roman" w:hAnsi="Times New Roman" w:cs="Times New Roman"/>
+          <w:color w:val="3A7C22" w:themeColor="accent6" w:themeShade="BF"/>
         </w:rPr>
         <w:lastRenderedPageBreak/>
-        <w:t xml:space="preserve">RFN2: </w:t>
-      </w:r>
-      <w:r>
-        <w:rPr>
-          <w:rFonts w:ascii="Times New Roman" w:hAnsi="Times New Roman" w:cs="Times New Roman"/>
-        </w:rPr>
-        <w:t>El sistema debe permitir registrar denuncias de siniestros realizadas por clientes de forma presencial, validar automáticamente la cobertura asociada a la póliza y gestionar el proceso completo de evaluación y resolución, incluyendo la emisión del pago correspondiente cuando aplique.</w:t>
-      </w:r>
-    </w:p>
-    <w:p>
-      <w:pPr>
-        <w:rPr>
-          <w:rFonts w:ascii="Times New Roman" w:hAnsi="Times New Roman" w:cs="Times New Roman"/>
-        </w:rPr>
-      </w:pPr>
-      <w:r>
-        <w:rPr>
-          <w:rFonts w:ascii="Times New Roman" w:hAnsi="Times New Roman" w:cs="Times New Roman"/>
+        <w:t>RFN2</w:t>
+      </w:r>
+      <w:r>
+        <w:rPr>
+          <w:rFonts w:ascii="Times New Roman" w:hAnsi="Times New Roman" w:cs="Times New Roman"/>
+        </w:rPr>
+        <w:t xml:space="preserve">: </w:t>
+      </w:r>
+      <w:r>
+        <w:rPr>
+          <w:rFonts w:ascii="Times New Roman" w:hAnsi="Times New Roman" w:cs="Times New Roman"/>
+        </w:rPr>
+        <w:t xml:space="preserve">El sistema debe permitir </w:t>
+      </w:r>
+      <w:r>
+        <w:rPr>
+          <w:rFonts w:ascii="Times New Roman" w:hAnsi="Times New Roman" w:cs="Times New Roman"/>
+          <w:b/>
+          <w:bCs/>
+          <w:color w:val="3A7C22" w:themeColor="accent6" w:themeShade="BF"/>
+        </w:rPr>
+        <w:t>registrar denuncias de siniestros</w:t>
+      </w:r>
+      <w:r>
+        <w:rPr>
+          <w:rFonts w:ascii="Times New Roman" w:hAnsi="Times New Roman" w:cs="Times New Roman"/>
+          <w:color w:val="3A7C22" w:themeColor="accent6" w:themeShade="BF"/>
+        </w:rPr>
+        <w:t xml:space="preserve"> </w:t>
+      </w:r>
+      <w:r>
+        <w:rPr>
+          <w:rFonts w:ascii="Times New Roman" w:hAnsi="Times New Roman" w:cs="Times New Roman"/>
+        </w:rPr>
+        <w:t>realizadas por clientes de forma presencial, validar automáticamente la cobertura asociada a la póliza y gestionar el proceso completo de evaluación y resolución, incluyendo la emisión del pago correspondiente cuando aplique.</w:t>
+      </w:r>
+    </w:p>
+    <w:p>
+      <w:pPr>
+        <w:rPr>
+          <w:rFonts w:ascii="Times New Roman" w:hAnsi="Times New Roman" w:cs="Times New Roman"/>
+          <w:color w:val="3A7C22" w:themeColor="accent6" w:themeShade="BF"/>
+        </w:rPr>
+      </w:pPr>
+      <w:r>
+        <w:rPr>
+          <w:rFonts w:ascii="Times New Roman" w:hAnsi="Times New Roman" w:cs="Times New Roman"/>
+          <w:color w:val="3A7C22" w:themeColor="accent6" w:themeShade="BF"/>
         </w:rPr>
         <w:t xml:space="preserve">PN2 - Denuncia y resolución </w:t>
       </w:r>
     </w:p>
     <w:p>
       <w:pPr>
-        <w:pStyle w:val="ListParagraph"/>
+        <w:pStyle w:val="Prrafodelista"/>
         <w:numPr>
           <w:ilvl w:val="0"/>
           <w:numId w:val="31"/>
@@ -4404,7 +4464,7 @@
     </w:p>
     <w:p>
       <w:pPr>
-        <w:pStyle w:val="ListParagraph"/>
+        <w:pStyle w:val="Prrafodelista"/>
         <w:numPr>
           <w:ilvl w:val="0"/>
           <w:numId w:val="31"/>
@@ -4422,7 +4482,7 @@
     </w:p>
     <w:p>
       <w:pPr>
-        <w:pStyle w:val="ListParagraph"/>
+        <w:pStyle w:val="Prrafodelista"/>
         <w:numPr>
           <w:ilvl w:val="0"/>
           <w:numId w:val="31"/>
@@ -4440,7 +4500,7 @@
     </w:p>
     <w:p>
       <w:pPr>
-        <w:pStyle w:val="ListParagraph"/>
+        <w:pStyle w:val="Prrafodelista"/>
         <w:numPr>
           <w:ilvl w:val="0"/>
           <w:numId w:val="31"/>
@@ -4458,15 +4518,17 @@
     </w:p>
     <w:p>
       <w:pPr>
-        <w:pStyle w:val="Heading1"/>
-        <w:rPr>
-          <w:rFonts w:ascii="Times New Roman" w:hAnsi="Times New Roman" w:cs="Times New Roman"/>
+        <w:pStyle w:val="Ttulo1"/>
+        <w:rPr>
+          <w:rFonts w:ascii="Times New Roman" w:hAnsi="Times New Roman" w:cs="Times New Roman"/>
+          <w:color w:val="3A7C22" w:themeColor="accent6" w:themeShade="BF"/>
         </w:rPr>
       </w:pPr>
       <w:bookmarkStart w:id="3" w:name="_Toc196844675"/>
       <w:r>
         <w:rPr>
           <w:rFonts w:ascii="Times New Roman" w:hAnsi="Times New Roman" w:cs="Times New Roman"/>
+          <w:color w:val="3A7C22" w:themeColor="accent6" w:themeShade="BF"/>
         </w:rPr>
         <w:t>G03 – Definiciones, acrónimos y abreviaciones.</w:t>
       </w:r>
@@ -4474,7 +4536,7 @@
     </w:p>
     <w:p>
       <w:pPr>
-        <w:pStyle w:val="ListParagraph"/>
+        <w:pStyle w:val="Prrafodelista"/>
         <w:numPr>
           <w:ilvl w:val="0"/>
           <w:numId w:val="30"/>
@@ -4500,7 +4562,7 @@
     </w:p>
     <w:p>
       <w:pPr>
-        <w:pStyle w:val="ListParagraph"/>
+        <w:pStyle w:val="Prrafodelista"/>
         <w:numPr>
           <w:ilvl w:val="0"/>
           <w:numId w:val="30"/>
@@ -4540,7 +4602,7 @@
     </w:p>
     <w:p>
       <w:pPr>
-        <w:pStyle w:val="ListParagraph"/>
+        <w:pStyle w:val="Prrafodelista"/>
         <w:numPr>
           <w:ilvl w:val="0"/>
           <w:numId w:val="30"/>
@@ -4566,7 +4628,7 @@
     </w:p>
     <w:p>
       <w:pPr>
-        <w:pStyle w:val="ListParagraph"/>
+        <w:pStyle w:val="Prrafodelista"/>
         <w:numPr>
           <w:ilvl w:val="0"/>
           <w:numId w:val="30"/>
@@ -4592,7 +4654,7 @@
     </w:p>
     <w:p>
       <w:pPr>
-        <w:pStyle w:val="ListParagraph"/>
+        <w:pStyle w:val="Prrafodelista"/>
         <w:numPr>
           <w:ilvl w:val="0"/>
           <w:numId w:val="30"/>
@@ -4618,7 +4680,7 @@
     </w:p>
     <w:p>
       <w:pPr>
-        <w:pStyle w:val="ListParagraph"/>
+        <w:pStyle w:val="Prrafodelista"/>
         <w:numPr>
           <w:ilvl w:val="0"/>
           <w:numId w:val="30"/>
@@ -4645,7 +4707,7 @@
     </w:p>
     <w:p>
       <w:pPr>
-        <w:pStyle w:val="ListParagraph"/>
+        <w:pStyle w:val="Prrafodelista"/>
         <w:numPr>
           <w:ilvl w:val="0"/>
           <w:numId w:val="30"/>
@@ -4671,7 +4733,7 @@
     </w:p>
     <w:p>
       <w:pPr>
-        <w:pStyle w:val="ListParagraph"/>
+        <w:pStyle w:val="Prrafodelista"/>
         <w:numPr>
           <w:ilvl w:val="0"/>
           <w:numId w:val="30"/>
@@ -4697,7 +4759,7 @@
     </w:p>
     <w:p>
       <w:pPr>
-        <w:pStyle w:val="ListParagraph"/>
+        <w:pStyle w:val="Prrafodelista"/>
         <w:numPr>
           <w:ilvl w:val="0"/>
           <w:numId w:val="30"/>
@@ -4723,7 +4785,7 @@
     </w:p>
     <w:p>
       <w:pPr>
-        <w:pStyle w:val="ListParagraph"/>
+        <w:pStyle w:val="Prrafodelista"/>
         <w:numPr>
           <w:ilvl w:val="0"/>
           <w:numId w:val="30"/>
@@ -4751,12 +4813,18 @@
       <w:pPr>
         <w:rPr>
           <w:rFonts w:ascii="Times New Roman" w:hAnsi="Times New Roman" w:cs="Times New Roman"/>
+          <w:b/>
+          <w:bCs/>
+          <w:color w:val="3A7C22" w:themeColor="accent6" w:themeShade="BF"/>
           <w:u w:val="single"/>
         </w:rPr>
       </w:pPr>
       <w:r>
         <w:rPr>
           <w:rFonts w:ascii="Times New Roman" w:hAnsi="Times New Roman" w:cs="Times New Roman"/>
+          <w:b/>
+          <w:bCs/>
+          <w:color w:val="3A7C22" w:themeColor="accent6" w:themeShade="BF"/>
           <w:u w:val="single"/>
         </w:rPr>
         <w:t>Acrónimos y descripcion</w:t>
@@ -4764,7 +4832,7 @@
     </w:p>
     <w:p>
       <w:pPr>
-        <w:pStyle w:val="ListParagraph"/>
+        <w:pStyle w:val="Prrafodelista"/>
         <w:numPr>
           <w:ilvl w:val="0"/>
           <w:numId w:val="30"/>
@@ -4790,7 +4858,7 @@
     </w:p>
     <w:p>
       <w:pPr>
-        <w:pStyle w:val="ListParagraph"/>
+        <w:pStyle w:val="Prrafodelista"/>
         <w:numPr>
           <w:ilvl w:val="0"/>
           <w:numId w:val="30"/>
@@ -4818,12 +4886,18 @@
       <w:pPr>
         <w:rPr>
           <w:rFonts w:ascii="Times New Roman" w:hAnsi="Times New Roman" w:cs="Times New Roman"/>
+          <w:b/>
+          <w:bCs/>
+          <w:color w:val="3A7C22" w:themeColor="accent6" w:themeShade="BF"/>
           <w:u w:val="single"/>
         </w:rPr>
       </w:pPr>
       <w:r>
         <w:rPr>
           <w:rFonts w:ascii="Times New Roman" w:hAnsi="Times New Roman" w:cs="Times New Roman"/>
+          <w:b/>
+          <w:bCs/>
+          <w:color w:val="3A7C22" w:themeColor="accent6" w:themeShade="BF"/>
           <w:u w:val="single"/>
         </w:rPr>
         <w:t>Abreviación y descripcion</w:t>
@@ -4831,7 +4905,7 @@
     </w:p>
     <w:p>
       <w:pPr>
-        <w:pStyle w:val="ListParagraph"/>
+        <w:pStyle w:val="Prrafodelista"/>
         <w:numPr>
           <w:ilvl w:val="0"/>
           <w:numId w:val="30"/>
@@ -4857,7 +4931,7 @@
     </w:p>
     <w:p>
       <w:pPr>
-        <w:pStyle w:val="ListParagraph"/>
+        <w:pStyle w:val="Prrafodelista"/>
         <w:numPr>
           <w:ilvl w:val="0"/>
           <w:numId w:val="30"/>
@@ -4883,7 +4957,7 @@
     </w:p>
     <w:p>
       <w:pPr>
-        <w:pStyle w:val="ListParagraph"/>
+        <w:pStyle w:val="Prrafodelista"/>
         <w:numPr>
           <w:ilvl w:val="0"/>
           <w:numId w:val="30"/>
@@ -4919,7 +4993,7 @@
     </w:p>
     <w:p>
       <w:pPr>
-        <w:pStyle w:val="ListParagraph"/>
+        <w:pStyle w:val="Prrafodelista"/>
         <w:numPr>
           <w:ilvl w:val="0"/>
           <w:numId w:val="30"/>
@@ -4945,15 +5019,17 @@
     </w:p>
     <w:p>
       <w:pPr>
-        <w:pStyle w:val="Heading1"/>
-        <w:rPr>
-          <w:rFonts w:ascii="Times New Roman" w:hAnsi="Times New Roman" w:cs="Times New Roman"/>
+        <w:pStyle w:val="Ttulo1"/>
+        <w:rPr>
+          <w:rFonts w:ascii="Times New Roman" w:hAnsi="Times New Roman" w:cs="Times New Roman"/>
+          <w:color w:val="3A7C22" w:themeColor="accent6" w:themeShade="BF"/>
         </w:rPr>
       </w:pPr>
       <w:bookmarkStart w:id="4" w:name="_Toc196844676"/>
       <w:r>
         <w:rPr>
           <w:rFonts w:ascii="Times New Roman" w:hAnsi="Times New Roman" w:cs="Times New Roman"/>
+          <w:color w:val="3A7C22" w:themeColor="accent6" w:themeShade="BF"/>
         </w:rPr>
         <w:t>G04 – Descripción de las personas participantes en el desarrollo del sistema de información y usuarios (Roles)</w:t>
       </w:r>
@@ -4961,7 +5037,7 @@
     </w:p>
     <w:tbl>
       <w:tblPr>
-        <w:tblStyle w:val="TableGrid0"/>
+        <w:tblStyle w:val="Tablaconcuadrcula4-nfasis3"/>
         <w:tblW w:w="0" w:type="auto"/>
         <w:tblLook w:val="04A0" w:firstRow="1" w:lastRow="0" w:firstColumn="1" w:lastColumn="0" w:noHBand="0" w:noVBand="1"/>
       </w:tblPr>
@@ -4972,8 +5048,12 @@
         <w:gridCol w:w="43"/>
       </w:tblGrid>
       <w:tr>
+        <w:trPr>
+          <w:cnfStyle w:val="100000000000" w:firstRow="1" w:lastRow="0" w:firstColumn="0" w:lastColumn="0" w:oddVBand="0" w:evenVBand="0" w:oddHBand="0" w:evenHBand="0" w:firstRowFirstColumn="0" w:firstRowLastColumn="0" w:lastRowFirstColumn="0" w:lastRowLastColumn="0"/>
+        </w:trPr>
         <w:tc>
           <w:tcPr>
+            <w:cnfStyle w:val="001000000000" w:firstRow="0" w:lastRow="0" w:firstColumn="1" w:lastColumn="0" w:oddVBand="0" w:evenVBand="0" w:oddHBand="0" w:evenHBand="0" w:firstRowFirstColumn="0" w:firstRowLastColumn="0" w:lastRowFirstColumn="0" w:lastRowLastColumn="0"/>
             <w:tcW w:w="3116" w:type="dxa"/>
           </w:tcPr>
           <w:p>
@@ -4996,6 +5076,7 @@
           </w:tcPr>
           <w:p>
             <w:pPr>
+              <w:cnfStyle w:val="100000000000" w:firstRow="1" w:lastRow="0" w:firstColumn="0" w:lastColumn="0" w:oddVBand="0" w:evenVBand="0" w:oddHBand="0" w:evenHBand="0" w:firstRowFirstColumn="0" w:firstRowLastColumn="0" w:lastRowFirstColumn="0" w:lastRowLastColumn="0"/>
               <w:rPr>
                 <w:rFonts w:ascii="Times New Roman" w:hAnsi="Times New Roman" w:cs="Times New Roman"/>
               </w:rPr>
@@ -5015,6 +5096,7 @@
           </w:tcPr>
           <w:p>
             <w:pPr>
+              <w:cnfStyle w:val="100000000000" w:firstRow="1" w:lastRow="0" w:firstColumn="0" w:lastColumn="0" w:oddVBand="0" w:evenVBand="0" w:oddHBand="0" w:evenHBand="0" w:firstRowFirstColumn="0" w:firstRowLastColumn="0" w:lastRowFirstColumn="0" w:lastRowLastColumn="0"/>
               <w:rPr>
                 <w:rFonts w:ascii="Times New Roman" w:hAnsi="Times New Roman" w:cs="Times New Roman"/>
               </w:rPr>
@@ -5029,8 +5111,12 @@
         </w:tc>
       </w:tr>
       <w:tr>
+        <w:trPr>
+          <w:cnfStyle w:val="000000100000" w:firstRow="0" w:lastRow="0" w:firstColumn="0" w:lastColumn="0" w:oddVBand="0" w:evenVBand="0" w:oddHBand="1" w:evenHBand="0" w:firstRowFirstColumn="0" w:firstRowLastColumn="0" w:lastRowFirstColumn="0" w:lastRowLastColumn="0"/>
+        </w:trPr>
         <w:tc>
           <w:tcPr>
+            <w:cnfStyle w:val="001000000000" w:firstRow="0" w:lastRow="0" w:firstColumn="1" w:lastColumn="0" w:oddVBand="0" w:evenVBand="0" w:oddHBand="0" w:evenHBand="0" w:firstRowFirstColumn="0" w:firstRowLastColumn="0" w:lastRowFirstColumn="0" w:lastRowLastColumn="0"/>
             <w:tcW w:w="3116" w:type="dxa"/>
           </w:tcPr>
           <w:p>
@@ -5053,6 +5139,7 @@
           </w:tcPr>
           <w:p>
             <w:pPr>
+              <w:cnfStyle w:val="000000100000" w:firstRow="0" w:lastRow="0" w:firstColumn="0" w:lastColumn="0" w:oddVBand="0" w:evenVBand="0" w:oddHBand="1" w:evenHBand="0" w:firstRowFirstColumn="0" w:firstRowLastColumn="0" w:lastRowFirstColumn="0" w:lastRowLastColumn="0"/>
               <w:rPr>
                 <w:rFonts w:ascii="Times New Roman" w:hAnsi="Times New Roman" w:cs="Times New Roman"/>
               </w:rPr>
@@ -5078,6 +5165,7 @@
           </w:tcPr>
           <w:p>
             <w:pPr>
+              <w:cnfStyle w:val="000000100000" w:firstRow="0" w:lastRow="0" w:firstColumn="0" w:lastColumn="0" w:oddVBand="0" w:evenVBand="0" w:oddHBand="1" w:evenHBand="0" w:firstRowFirstColumn="0" w:firstRowLastColumn="0" w:lastRowFirstColumn="0" w:lastRowLastColumn="0"/>
               <w:rPr>
                 <w:rFonts w:ascii="Times New Roman" w:hAnsi="Times New Roman" w:cs="Times New Roman"/>
               </w:rPr>
@@ -5097,6 +5185,7 @@
           </w:p>
           <w:p>
             <w:pPr>
+              <w:cnfStyle w:val="000000100000" w:firstRow="0" w:lastRow="0" w:firstColumn="0" w:lastColumn="0" w:oddVBand="0" w:evenVBand="0" w:oddHBand="1" w:evenHBand="0" w:firstRowFirstColumn="0" w:firstRowLastColumn="0" w:lastRowFirstColumn="0" w:lastRowLastColumn="0"/>
               <w:rPr>
                 <w:rFonts w:ascii="Times New Roman" w:hAnsi="Times New Roman" w:cs="Times New Roman"/>
               </w:rPr>
@@ -5116,6 +5205,7 @@
           </w:p>
           <w:p>
             <w:pPr>
+              <w:cnfStyle w:val="000000100000" w:firstRow="0" w:lastRow="0" w:firstColumn="0" w:lastColumn="0" w:oddVBand="0" w:evenVBand="0" w:oddHBand="1" w:evenHBand="0" w:firstRowFirstColumn="0" w:firstRowLastColumn="0" w:lastRowFirstColumn="0" w:lastRowLastColumn="0"/>
               <w:rPr>
                 <w:rFonts w:ascii="Times New Roman" w:hAnsi="Times New Roman" w:cs="Times New Roman"/>
               </w:rPr>
@@ -5135,6 +5225,7 @@
           </w:p>
           <w:p>
             <w:pPr>
+              <w:cnfStyle w:val="000000100000" w:firstRow="0" w:lastRow="0" w:firstColumn="0" w:lastColumn="0" w:oddVBand="0" w:evenVBand="0" w:oddHBand="1" w:evenHBand="0" w:firstRowFirstColumn="0" w:firstRowLastColumn="0" w:lastRowFirstColumn="0" w:lastRowLastColumn="0"/>
               <w:rPr>
                 <w:rFonts w:ascii="Times New Roman" w:hAnsi="Times New Roman" w:cs="Times New Roman"/>
               </w:rPr>
@@ -5154,6 +5245,7 @@
           </w:p>
           <w:p>
             <w:pPr>
+              <w:cnfStyle w:val="000000100000" w:firstRow="0" w:lastRow="0" w:firstColumn="0" w:lastColumn="0" w:oddVBand="0" w:evenVBand="0" w:oddHBand="1" w:evenHBand="0" w:firstRowFirstColumn="0" w:firstRowLastColumn="0" w:lastRowFirstColumn="0" w:lastRowLastColumn="0"/>
               <w:rPr>
                 <w:rFonts w:ascii="Times New Roman" w:hAnsi="Times New Roman" w:cs="Times New Roman"/>
               </w:rPr>
@@ -5161,6 +5253,7 @@
           </w:p>
           <w:p>
             <w:pPr>
+              <w:cnfStyle w:val="000000100000" w:firstRow="0" w:lastRow="0" w:firstColumn="0" w:lastColumn="0" w:oddVBand="0" w:evenVBand="0" w:oddHBand="1" w:evenHBand="0" w:firstRowFirstColumn="0" w:firstRowLastColumn="0" w:lastRowFirstColumn="0" w:lastRowLastColumn="0"/>
               <w:rPr>
                 <w:rFonts w:ascii="Times New Roman" w:hAnsi="Times New Roman" w:cs="Times New Roman"/>
               </w:rPr>
@@ -5202,6 +5295,7 @@
         </w:trPr>
         <w:tc>
           <w:tcPr>
+            <w:cnfStyle w:val="001000000000" w:firstRow="0" w:lastRow="0" w:firstColumn="1" w:lastColumn="0" w:oddVBand="0" w:evenVBand="0" w:oddHBand="0" w:evenHBand="0" w:firstRowFirstColumn="0" w:firstRowLastColumn="0" w:lastRowFirstColumn="0" w:lastRowLastColumn="0"/>
             <w:tcW w:w="3116" w:type="dxa"/>
           </w:tcPr>
           <w:p>
@@ -5225,6 +5319,7 @@
           </w:tcPr>
           <w:p>
             <w:pPr>
+              <w:cnfStyle w:val="000000000000" w:firstRow="0" w:lastRow="0" w:firstColumn="0" w:lastColumn="0" w:oddVBand="0" w:evenVBand="0" w:oddHBand="0" w:evenHBand="0" w:firstRowFirstColumn="0" w:firstRowLastColumn="0" w:lastRowFirstColumn="0" w:lastRowLastColumn="0"/>
               <w:rPr>
                 <w:rFonts w:ascii="Times New Roman" w:hAnsi="Times New Roman" w:cs="Times New Roman"/>
               </w:rPr>
@@ -5244,6 +5339,7 @@
           </w:tcPr>
           <w:p>
             <w:pPr>
+              <w:cnfStyle w:val="000000000000" w:firstRow="0" w:lastRow="0" w:firstColumn="0" w:lastColumn="0" w:oddVBand="0" w:evenVBand="0" w:oddHBand="0" w:evenHBand="0" w:firstRowFirstColumn="0" w:firstRowLastColumn="0" w:lastRowFirstColumn="0" w:lastRowLastColumn="0"/>
               <w:rPr>
                 <w:rFonts w:ascii="Times New Roman" w:hAnsi="Times New Roman" w:cs="Times New Roman"/>
               </w:rPr>
@@ -5283,6 +5379,7 @@
           </w:p>
           <w:p>
             <w:pPr>
+              <w:cnfStyle w:val="000000000000" w:firstRow="0" w:lastRow="0" w:firstColumn="0" w:lastColumn="0" w:oddVBand="0" w:evenVBand="0" w:oddHBand="0" w:evenHBand="0" w:firstRowFirstColumn="0" w:firstRowLastColumn="0" w:lastRowFirstColumn="0" w:lastRowLastColumn="0"/>
               <w:rPr>
                 <w:rFonts w:ascii="Times New Roman" w:hAnsi="Times New Roman" w:cs="Times New Roman"/>
               </w:rPr>
@@ -5290,6 +5387,7 @@
           </w:p>
           <w:p>
             <w:pPr>
+              <w:cnfStyle w:val="000000000000" w:firstRow="0" w:lastRow="0" w:firstColumn="0" w:lastColumn="0" w:oddVBand="0" w:evenVBand="0" w:oddHBand="0" w:evenHBand="0" w:firstRowFirstColumn="0" w:firstRowLastColumn="0" w:lastRowFirstColumn="0" w:lastRowLastColumn="0"/>
               <w:rPr>
                 <w:rFonts w:ascii="Times New Roman" w:hAnsi="Times New Roman" w:cs="Times New Roman"/>
               </w:rPr>
@@ -5324,8 +5422,12 @@
         </w:tc>
       </w:tr>
       <w:tr>
+        <w:trPr>
+          <w:cnfStyle w:val="000000100000" w:firstRow="0" w:lastRow="0" w:firstColumn="0" w:lastColumn="0" w:oddVBand="0" w:evenVBand="0" w:oddHBand="1" w:evenHBand="0" w:firstRowFirstColumn="0" w:firstRowLastColumn="0" w:lastRowFirstColumn="0" w:lastRowLastColumn="0"/>
+        </w:trPr>
         <w:tc>
           <w:tcPr>
+            <w:cnfStyle w:val="001000000000" w:firstRow="0" w:lastRow="0" w:firstColumn="1" w:lastColumn="0" w:oddVBand="0" w:evenVBand="0" w:oddHBand="0" w:evenHBand="0" w:firstRowFirstColumn="0" w:firstRowLastColumn="0" w:lastRowFirstColumn="0" w:lastRowLastColumn="0"/>
             <w:tcW w:w="3116" w:type="dxa"/>
           </w:tcPr>
           <w:p>
@@ -5348,6 +5450,7 @@
           </w:tcPr>
           <w:p>
             <w:pPr>
+              <w:cnfStyle w:val="000000100000" w:firstRow="0" w:lastRow="0" w:firstColumn="0" w:lastColumn="0" w:oddVBand="0" w:evenVBand="0" w:oddHBand="1" w:evenHBand="0" w:firstRowFirstColumn="0" w:firstRowLastColumn="0" w:lastRowFirstColumn="0" w:lastRowLastColumn="0"/>
               <w:rPr>
                 <w:rFonts w:ascii="Times New Roman" w:hAnsi="Times New Roman" w:cs="Times New Roman"/>
               </w:rPr>
@@ -5367,6 +5470,7 @@
           </w:tcPr>
           <w:p>
             <w:pPr>
+              <w:cnfStyle w:val="000000100000" w:firstRow="0" w:lastRow="0" w:firstColumn="0" w:lastColumn="0" w:oddVBand="0" w:evenVBand="0" w:oddHBand="1" w:evenHBand="0" w:firstRowFirstColumn="0" w:firstRowLastColumn="0" w:lastRowFirstColumn="0" w:lastRowLastColumn="0"/>
               <w:rPr>
                 <w:rFonts w:ascii="Times New Roman" w:hAnsi="Times New Roman" w:cs="Times New Roman"/>
               </w:rPr>
@@ -5387,6 +5491,7 @@
         </w:trPr>
         <w:tc>
           <w:tcPr>
+            <w:cnfStyle w:val="001000000000" w:firstRow="0" w:lastRow="0" w:firstColumn="1" w:lastColumn="0" w:oddVBand="0" w:evenVBand="0" w:oddHBand="0" w:evenHBand="0" w:firstRowFirstColumn="0" w:firstRowLastColumn="0" w:lastRowFirstColumn="0" w:lastRowLastColumn="0"/>
             <w:tcW w:w="3116" w:type="dxa"/>
           </w:tcPr>
           <w:p>
@@ -5409,6 +5514,7 @@
           </w:tcPr>
           <w:p>
             <w:pPr>
+              <w:cnfStyle w:val="000000000000" w:firstRow="0" w:lastRow="0" w:firstColumn="0" w:lastColumn="0" w:oddVBand="0" w:evenVBand="0" w:oddHBand="0" w:evenHBand="0" w:firstRowFirstColumn="0" w:firstRowLastColumn="0" w:lastRowFirstColumn="0" w:lastRowLastColumn="0"/>
               <w:rPr>
                 <w:rFonts w:ascii="Times New Roman" w:hAnsi="Times New Roman" w:cs="Times New Roman"/>
               </w:rPr>
@@ -5427,6 +5533,7 @@
           </w:tcPr>
           <w:p>
             <w:pPr>
+              <w:cnfStyle w:val="000000000000" w:firstRow="0" w:lastRow="0" w:firstColumn="0" w:lastColumn="0" w:oddVBand="0" w:evenVBand="0" w:oddHBand="0" w:evenHBand="0" w:firstRowFirstColumn="0" w:firstRowLastColumn="0" w:lastRowFirstColumn="0" w:lastRowLastColumn="0"/>
               <w:rPr>
                 <w:rFonts w:ascii="Times New Roman" w:hAnsi="Times New Roman" w:cs="Times New Roman"/>
               </w:rPr>
@@ -5436,6 +5543,76 @@
                 <w:rFonts w:ascii="Times New Roman" w:hAnsi="Times New Roman" w:cs="Times New Roman"/>
               </w:rPr>
               <w:t>RF1-RF2- genera los permisos de acceso y verifica que los procesos se realicen de forma correcta.</w:t>
+            </w:r>
+          </w:p>
+        </w:tc>
+      </w:tr>
+      <w:tr>
+        <w:trPr>
+          <w:gridAfter w:val="1"/>
+          <w:cnfStyle w:val="000000100000" w:firstRow="0" w:lastRow="0" w:firstColumn="0" w:lastColumn="0" w:oddVBand="0" w:evenVBand="0" w:oddHBand="1" w:evenHBand="0" w:firstRowFirstColumn="0" w:firstRowLastColumn="0" w:lastRowFirstColumn="0" w:lastRowLastColumn="0"/>
+          <w:wAfter w:w="43" w:type="dxa"/>
+        </w:trPr>
+        <w:tc>
+          <w:tcPr>
+            <w:cnfStyle w:val="001000000000" w:firstRow="0" w:lastRow="0" w:firstColumn="1" w:lastColumn="0" w:oddVBand="0" w:evenVBand="0" w:oddHBand="0" w:evenHBand="0" w:firstRowFirstColumn="0" w:firstRowLastColumn="0" w:lastRowFirstColumn="0" w:lastRowLastColumn="0"/>
+            <w:tcW w:w="3116" w:type="dxa"/>
+          </w:tcPr>
+          <w:p>
+            <w:pPr>
+              <w:rPr>
+                <w:rFonts w:ascii="Times New Roman" w:hAnsi="Times New Roman" w:cs="Times New Roman"/>
+              </w:rPr>
+            </w:pPr>
+            <w:r>
+              <w:rPr>
+                <w:rFonts w:ascii="Times New Roman" w:hAnsi="Times New Roman" w:cs="Times New Roman"/>
+              </w:rPr>
+              <w:t>Lucas Pereyra</w:t>
+            </w:r>
+          </w:p>
+        </w:tc>
+        <w:tc>
+          <w:tcPr>
+            <w:tcW w:w="2999" w:type="dxa"/>
+          </w:tcPr>
+          <w:p>
+            <w:pPr>
+              <w:cnfStyle w:val="000000100000" w:firstRow="0" w:lastRow="0" w:firstColumn="0" w:lastColumn="0" w:oddVBand="0" w:evenVBand="0" w:oddHBand="1" w:evenHBand="0" w:firstRowFirstColumn="0" w:firstRowLastColumn="0" w:lastRowFirstColumn="0" w:lastRowLastColumn="0"/>
+              <w:rPr>
+                <w:rFonts w:ascii="Times New Roman" w:hAnsi="Times New Roman" w:cs="Times New Roman"/>
+              </w:rPr>
+            </w:pPr>
+            <w:r>
+              <w:rPr>
+                <w:rFonts w:ascii="Times New Roman" w:hAnsi="Times New Roman" w:cs="Times New Roman"/>
+              </w:rPr>
+              <w:t>Analista funcional: Releva necesidades del negocio, documenta requisitos y valida que lo desarrollado responda a lo solicitado.</w:t>
+            </w:r>
+          </w:p>
+        </w:tc>
+        <w:tc>
+          <w:tcPr>
+            <w:tcW w:w="3235" w:type="dxa"/>
+          </w:tcPr>
+          <w:p>
+            <w:pPr>
+              <w:cnfStyle w:val="000000100000" w:firstRow="0" w:lastRow="0" w:firstColumn="0" w:lastColumn="0" w:oddVBand="0" w:evenVBand="0" w:oddHBand="1" w:evenHBand="0" w:firstRowFirstColumn="0" w:firstRowLastColumn="0" w:lastRowFirstColumn="0" w:lastRowLastColumn="0"/>
+              <w:rPr>
+                <w:rFonts w:ascii="Times New Roman" w:hAnsi="Times New Roman" w:cs="Times New Roman"/>
+              </w:rPr>
+            </w:pPr>
+            <w:r>
+              <w:rPr>
+                <w:rFonts w:ascii="Times New Roman" w:hAnsi="Times New Roman" w:cs="Times New Roman"/>
+              </w:rPr>
+              <w:t>RF1-RF2</w:t>
+            </w:r>
+            <w:r>
+              <w:rPr>
+                <w:rFonts w:ascii="Times New Roman" w:hAnsi="Times New Roman" w:cs="Times New Roman"/>
+              </w:rPr>
+              <w:t>- Analiza los requerimientos funcionales de la empresa.</w:t>
             </w:r>
           </w:p>
         </w:tc>
@@ -5447,6 +5624,7 @@
         </w:trPr>
         <w:tc>
           <w:tcPr>
+            <w:cnfStyle w:val="001000000000" w:firstRow="0" w:lastRow="0" w:firstColumn="1" w:lastColumn="0" w:oddVBand="0" w:evenVBand="0" w:oddHBand="0" w:evenHBand="0" w:firstRowFirstColumn="0" w:firstRowLastColumn="0" w:lastRowFirstColumn="0" w:lastRowLastColumn="0"/>
             <w:tcW w:w="3116" w:type="dxa"/>
           </w:tcPr>
           <w:p>
@@ -5459,7 +5637,7 @@
               <w:rPr>
                 <w:rFonts w:ascii="Times New Roman" w:hAnsi="Times New Roman" w:cs="Times New Roman"/>
               </w:rPr>
-              <w:t>Lucas Pereyra</w:t>
+              <w:t>Renata Sosa</w:t>
             </w:r>
           </w:p>
         </w:tc>
@@ -5469,6 +5647,7 @@
           </w:tcPr>
           <w:p>
             <w:pPr>
+              <w:cnfStyle w:val="000000000000" w:firstRow="0" w:lastRow="0" w:firstColumn="0" w:lastColumn="0" w:oddVBand="0" w:evenVBand="0" w:oddHBand="0" w:evenHBand="0" w:firstRowFirstColumn="0" w:firstRowLastColumn="0" w:lastRowFirstColumn="0" w:lastRowLastColumn="0"/>
               <w:rPr>
                 <w:rFonts w:ascii="Times New Roman" w:hAnsi="Times New Roman" w:cs="Times New Roman"/>
               </w:rPr>
@@ -5477,7 +5656,7 @@
               <w:rPr>
                 <w:rFonts w:ascii="Times New Roman" w:hAnsi="Times New Roman" w:cs="Times New Roman"/>
               </w:rPr>
-              <w:t>Analista funcional: Releva necesidades del negocio, documenta requisitos y valida que lo desarrollado responda a lo solicitado.</w:t>
+              <w:t>Analista programador: Desarrolla las funcionalidades del sistema, realiza pruebas técnicas y corrige errores según lo definido por el analista funcional.</w:t>
             </w:r>
           </w:p>
         </w:tc>
@@ -5487,6 +5666,7 @@
           </w:tcPr>
           <w:p>
             <w:pPr>
+              <w:cnfStyle w:val="000000000000" w:firstRow="0" w:lastRow="0" w:firstColumn="0" w:lastColumn="0" w:oddVBand="0" w:evenVBand="0" w:oddHBand="0" w:evenHBand="0" w:firstRowFirstColumn="0" w:firstRowLastColumn="0" w:lastRowFirstColumn="0" w:lastRowLastColumn="0"/>
               <w:rPr>
                 <w:rFonts w:ascii="Times New Roman" w:hAnsi="Times New Roman" w:cs="Times New Roman"/>
               </w:rPr>
@@ -5501,7 +5681,7 @@
               <w:rPr>
                 <w:rFonts w:ascii="Times New Roman" w:hAnsi="Times New Roman" w:cs="Times New Roman"/>
               </w:rPr>
-              <w:t>- Analiza los requerimientos funcionales de la empresa.</w:t>
+              <w:t>- Desarrolla los requisitos funcionales de la empresa.</w:t>
             </w:r>
           </w:p>
         </w:tc>
@@ -5509,10 +5689,12 @@
       <w:tr>
         <w:trPr>
           <w:gridAfter w:val="1"/>
+          <w:cnfStyle w:val="000000100000" w:firstRow="0" w:lastRow="0" w:firstColumn="0" w:lastColumn="0" w:oddVBand="0" w:evenVBand="0" w:oddHBand="1" w:evenHBand="0" w:firstRowFirstColumn="0" w:firstRowLastColumn="0" w:lastRowFirstColumn="0" w:lastRowLastColumn="0"/>
           <w:wAfter w:w="43" w:type="dxa"/>
         </w:trPr>
         <w:tc>
           <w:tcPr>
+            <w:cnfStyle w:val="001000000000" w:firstRow="0" w:lastRow="0" w:firstColumn="1" w:lastColumn="0" w:oddVBand="0" w:evenVBand="0" w:oddHBand="0" w:evenHBand="0" w:firstRowFirstColumn="0" w:firstRowLastColumn="0" w:lastRowFirstColumn="0" w:lastRowLastColumn="0"/>
             <w:tcW w:w="3116" w:type="dxa"/>
           </w:tcPr>
           <w:p>
@@ -5525,7 +5707,7 @@
               <w:rPr>
                 <w:rFonts w:ascii="Times New Roman" w:hAnsi="Times New Roman" w:cs="Times New Roman"/>
               </w:rPr>
-              <w:t>Renata Sosa</w:t>
+              <w:t>Benjamín Castro</w:t>
             </w:r>
           </w:p>
         </w:tc>
@@ -5535,6 +5717,7 @@
           </w:tcPr>
           <w:p>
             <w:pPr>
+              <w:cnfStyle w:val="000000100000" w:firstRow="0" w:lastRow="0" w:firstColumn="0" w:lastColumn="0" w:oddVBand="0" w:evenVBand="0" w:oddHBand="1" w:evenHBand="0" w:firstRowFirstColumn="0" w:firstRowLastColumn="0" w:lastRowFirstColumn="0" w:lastRowLastColumn="0"/>
               <w:rPr>
                 <w:rFonts w:ascii="Times New Roman" w:hAnsi="Times New Roman" w:cs="Times New Roman"/>
               </w:rPr>
@@ -5543,7 +5726,19 @@
               <w:rPr>
                 <w:rFonts w:ascii="Times New Roman" w:hAnsi="Times New Roman" w:cs="Times New Roman"/>
               </w:rPr>
-              <w:t>Analista programador: Desarrolla las funcionalidades del sistema, realiza pruebas técnicas y corrige errores según lo definido por el analista funcional.</w:t>
+              <w:t xml:space="preserve">Proyect </w:t>
+            </w:r>
+            <w:r>
+              <w:rPr>
+                <w:rFonts w:ascii="Times New Roman" w:hAnsi="Times New Roman" w:cs="Times New Roman"/>
+              </w:rPr>
+              <w:t>mánager</w:t>
+            </w:r>
+            <w:r>
+              <w:rPr>
+                <w:rFonts w:ascii="Times New Roman" w:hAnsi="Times New Roman" w:cs="Times New Roman"/>
+              </w:rPr>
+              <w:t>: Planifica y supervisa el desarrollo del sistema, coordina tareas, plazos y entrega del proyecto completo.</w:t>
             </w:r>
           </w:p>
         </w:tc>
@@ -5553,84 +5748,7 @@
           </w:tcPr>
           <w:p>
             <w:pPr>
-              <w:rPr>
-                <w:rFonts w:ascii="Times New Roman" w:hAnsi="Times New Roman" w:cs="Times New Roman"/>
-              </w:rPr>
-            </w:pPr>
-            <w:r>
-              <w:rPr>
-                <w:rFonts w:ascii="Times New Roman" w:hAnsi="Times New Roman" w:cs="Times New Roman"/>
-              </w:rPr>
-              <w:t>RF1-RF2</w:t>
-            </w:r>
-            <w:r>
-              <w:rPr>
-                <w:rFonts w:ascii="Times New Roman" w:hAnsi="Times New Roman" w:cs="Times New Roman"/>
-              </w:rPr>
-              <w:t>- Desarrolla los requisitos funcionales de la empresa.</w:t>
-            </w:r>
-          </w:p>
-        </w:tc>
-      </w:tr>
-      <w:tr>
-        <w:trPr>
-          <w:gridAfter w:val="1"/>
-          <w:wAfter w:w="43" w:type="dxa"/>
-        </w:trPr>
-        <w:tc>
-          <w:tcPr>
-            <w:tcW w:w="3116" w:type="dxa"/>
-          </w:tcPr>
-          <w:p>
-            <w:pPr>
-              <w:rPr>
-                <w:rFonts w:ascii="Times New Roman" w:hAnsi="Times New Roman" w:cs="Times New Roman"/>
-              </w:rPr>
-            </w:pPr>
-            <w:r>
-              <w:rPr>
-                <w:rFonts w:ascii="Times New Roman" w:hAnsi="Times New Roman" w:cs="Times New Roman"/>
-              </w:rPr>
-              <w:t>Benjamín Castro</w:t>
-            </w:r>
-          </w:p>
-        </w:tc>
-        <w:tc>
-          <w:tcPr>
-            <w:tcW w:w="2999" w:type="dxa"/>
-          </w:tcPr>
-          <w:p>
-            <w:pPr>
-              <w:rPr>
-                <w:rFonts w:ascii="Times New Roman" w:hAnsi="Times New Roman" w:cs="Times New Roman"/>
-              </w:rPr>
-            </w:pPr>
-            <w:r>
-              <w:rPr>
-                <w:rFonts w:ascii="Times New Roman" w:hAnsi="Times New Roman" w:cs="Times New Roman"/>
-              </w:rPr>
-              <w:t xml:space="preserve">Proyect </w:t>
-            </w:r>
-            <w:r>
-              <w:rPr>
-                <w:rFonts w:ascii="Times New Roman" w:hAnsi="Times New Roman" w:cs="Times New Roman"/>
-              </w:rPr>
-              <w:t>mánager</w:t>
-            </w:r>
-            <w:r>
-              <w:rPr>
-                <w:rFonts w:ascii="Times New Roman" w:hAnsi="Times New Roman" w:cs="Times New Roman"/>
-              </w:rPr>
-              <w:t>: Planifica y supervisa el desarrollo del sistema, coordina tareas, plazos y entrega del proyecto completo.</w:t>
-            </w:r>
-          </w:p>
-        </w:tc>
-        <w:tc>
-          <w:tcPr>
-            <w:tcW w:w="3235" w:type="dxa"/>
-          </w:tcPr>
-          <w:p>
-            <w:pPr>
+              <w:cnfStyle w:val="000000100000" w:firstRow="0" w:lastRow="0" w:firstColumn="0" w:lastColumn="0" w:oddVBand="0" w:evenVBand="0" w:oddHBand="1" w:evenHBand="0" w:firstRowFirstColumn="0" w:firstRowLastColumn="0" w:lastRowFirstColumn="0" w:lastRowLastColumn="0"/>
               <w:rPr>
                 <w:rFonts w:ascii="Times New Roman" w:hAnsi="Times New Roman" w:cs="Times New Roman"/>
               </w:rPr>
@@ -5660,15 +5778,17 @@
     </w:p>
     <w:p>
       <w:pPr>
-        <w:pStyle w:val="Heading1"/>
-        <w:rPr>
-          <w:rFonts w:ascii="Times New Roman" w:hAnsi="Times New Roman" w:cs="Times New Roman"/>
+        <w:pStyle w:val="Ttulo1"/>
+        <w:rPr>
+          <w:rFonts w:ascii="Times New Roman" w:hAnsi="Times New Roman" w:cs="Times New Roman"/>
+          <w:color w:val="3A7C22" w:themeColor="accent6" w:themeShade="BF"/>
         </w:rPr>
       </w:pPr>
       <w:bookmarkStart w:id="5" w:name="_Toc196844677"/>
       <w:r>
         <w:rPr>
           <w:rFonts w:ascii="Times New Roman" w:hAnsi="Times New Roman" w:cs="Times New Roman"/>
+          <w:color w:val="3A7C22" w:themeColor="accent6" w:themeShade="BF"/>
         </w:rPr>
         <w:lastRenderedPageBreak/>
         <w:t>G05 – Requisitos adicionales del sistema</w:t>
@@ -5722,11 +5842,13 @@
       <w:pPr>
         <w:rPr>
           <w:rFonts w:ascii="Times New Roman" w:hAnsi="Times New Roman" w:cs="Times New Roman"/>
-        </w:rPr>
-      </w:pPr>
-      <w:r>
-        <w:rPr>
-          <w:rFonts w:ascii="Times New Roman" w:hAnsi="Times New Roman" w:cs="Times New Roman"/>
+          <w:color w:val="3A7C22" w:themeColor="accent6" w:themeShade="BF"/>
+        </w:rPr>
+      </w:pPr>
+      <w:r>
+        <w:rPr>
+          <w:rFonts w:ascii="Times New Roman" w:hAnsi="Times New Roman" w:cs="Times New Roman"/>
+          <w:color w:val="3A7C22" w:themeColor="accent6" w:themeShade="BF"/>
         </w:rPr>
         <w:t>Calidad del producto</w:t>
       </w:r>
@@ -5746,21 +5868,23 @@
     </w:p>
     <w:p>
       <w:pPr>
-        <w:pStyle w:val="Subtitle"/>
-        <w:rPr>
-          <w:rFonts w:ascii="Times New Roman" w:hAnsi="Times New Roman" w:cs="Times New Roman"/>
-        </w:rPr>
-      </w:pPr>
-      <w:r>
-        <w:rPr>
-          <w:rFonts w:ascii="Times New Roman" w:hAnsi="Times New Roman" w:cs="Times New Roman"/>
+        <w:pStyle w:val="Subttulo"/>
+        <w:rPr>
+          <w:rFonts w:ascii="Times New Roman" w:hAnsi="Times New Roman" w:cs="Times New Roman"/>
+          <w:color w:val="3A7C22" w:themeColor="accent6" w:themeShade="BF"/>
+        </w:rPr>
+      </w:pPr>
+      <w:r>
+        <w:rPr>
+          <w:rFonts w:ascii="Times New Roman" w:hAnsi="Times New Roman" w:cs="Times New Roman"/>
+          <w:color w:val="3A7C22" w:themeColor="accent6" w:themeShade="BF"/>
         </w:rPr>
         <w:t>Requisitos técnicos del sistema</w:t>
       </w:r>
     </w:p>
     <w:p>
       <w:pPr>
-        <w:pStyle w:val="ListParagraph"/>
+        <w:pStyle w:val="Prrafodelista"/>
         <w:numPr>
           <w:ilvl w:val="0"/>
           <w:numId w:val="1"/>
@@ -5783,7 +5907,7 @@
     </w:p>
     <w:p>
       <w:pPr>
-        <w:pStyle w:val="ListParagraph"/>
+        <w:pStyle w:val="Prrafodelista"/>
         <w:numPr>
           <w:ilvl w:val="0"/>
           <w:numId w:val="1"/>
@@ -5822,7 +5946,7 @@
     </w:p>
     <w:p>
       <w:pPr>
-        <w:pStyle w:val="ListParagraph"/>
+        <w:pStyle w:val="Prrafodelista"/>
         <w:numPr>
           <w:ilvl w:val="0"/>
           <w:numId w:val="1"/>
@@ -5845,7 +5969,7 @@
     </w:p>
     <w:p>
       <w:pPr>
-        <w:pStyle w:val="ListParagraph"/>
+        <w:pStyle w:val="Prrafodelista"/>
         <w:numPr>
           <w:ilvl w:val="0"/>
           <w:numId w:val="1"/>
@@ -5868,7 +5992,7 @@
     </w:p>
     <w:p>
       <w:pPr>
-        <w:pStyle w:val="ListParagraph"/>
+        <w:pStyle w:val="Prrafodelista"/>
         <w:numPr>
           <w:ilvl w:val="0"/>
           <w:numId w:val="1"/>
@@ -5892,7 +6016,7 @@
     </w:p>
     <w:p>
       <w:pPr>
-        <w:pStyle w:val="ListParagraph"/>
+        <w:pStyle w:val="Prrafodelista"/>
         <w:numPr>
           <w:ilvl w:val="0"/>
           <w:numId w:val="1"/>
@@ -5915,7 +6039,7 @@
     </w:p>
     <w:p>
       <w:pPr>
-        <w:pStyle w:val="ListParagraph"/>
+        <w:pStyle w:val="Prrafodelista"/>
         <w:numPr>
           <w:ilvl w:val="0"/>
           <w:numId w:val="1"/>
@@ -5938,7 +6062,7 @@
     </w:p>
     <w:p>
       <w:pPr>
-        <w:pStyle w:val="ListParagraph"/>
+        <w:pStyle w:val="Prrafodelista"/>
         <w:numPr>
           <w:ilvl w:val="0"/>
           <w:numId w:val="1"/>
@@ -5977,14 +6101,16 @@
     </w:p>
     <w:p>
       <w:pPr>
-        <w:pStyle w:val="Subtitle"/>
-        <w:rPr>
-          <w:rFonts w:ascii="Times New Roman" w:hAnsi="Times New Roman" w:cs="Times New Roman"/>
-        </w:rPr>
-      </w:pPr>
-      <w:r>
-        <w:rPr>
-          <w:rFonts w:ascii="Times New Roman" w:hAnsi="Times New Roman" w:cs="Times New Roman"/>
+        <w:pStyle w:val="Subttulo"/>
+        <w:rPr>
+          <w:rFonts w:ascii="Times New Roman" w:hAnsi="Times New Roman" w:cs="Times New Roman"/>
+          <w:color w:val="3A7C22" w:themeColor="accent6" w:themeShade="BF"/>
+        </w:rPr>
+      </w:pPr>
+      <w:r>
+        <w:rPr>
+          <w:rFonts w:ascii="Times New Roman" w:hAnsi="Times New Roman" w:cs="Times New Roman"/>
+          <w:color w:val="3A7C22" w:themeColor="accent6" w:themeShade="BF"/>
         </w:rPr>
         <w:t>Rendimiento esperado</w:t>
       </w:r>
@@ -6004,14 +6130,16 @@
     </w:p>
     <w:p>
       <w:pPr>
-        <w:pStyle w:val="Subtitle"/>
-        <w:rPr>
-          <w:rFonts w:ascii="Times New Roman" w:hAnsi="Times New Roman" w:cs="Times New Roman"/>
-        </w:rPr>
-      </w:pPr>
-      <w:r>
-        <w:rPr>
-          <w:rFonts w:ascii="Times New Roman" w:hAnsi="Times New Roman" w:cs="Times New Roman"/>
+        <w:pStyle w:val="Subttulo"/>
+        <w:rPr>
+          <w:rFonts w:ascii="Times New Roman" w:hAnsi="Times New Roman" w:cs="Times New Roman"/>
+          <w:color w:val="3A7C22" w:themeColor="accent6" w:themeShade="BF"/>
+        </w:rPr>
+      </w:pPr>
+      <w:r>
+        <w:rPr>
+          <w:rFonts w:ascii="Times New Roman" w:hAnsi="Times New Roman" w:cs="Times New Roman"/>
+          <w:color w:val="3A7C22" w:themeColor="accent6" w:themeShade="BF"/>
         </w:rPr>
         <w:t>Entorno de funcionamiento</w:t>
       </w:r>
@@ -6031,14 +6159,16 @@
     </w:p>
     <w:p>
       <w:pPr>
-        <w:pStyle w:val="Subtitle"/>
-        <w:rPr>
-          <w:rFonts w:ascii="Times New Roman" w:hAnsi="Times New Roman" w:cs="Times New Roman"/>
-        </w:rPr>
-      </w:pPr>
-      <w:r>
-        <w:rPr>
-          <w:rFonts w:ascii="Times New Roman" w:hAnsi="Times New Roman" w:cs="Times New Roman"/>
+        <w:pStyle w:val="Subttulo"/>
+        <w:rPr>
+          <w:rFonts w:ascii="Times New Roman" w:hAnsi="Times New Roman" w:cs="Times New Roman"/>
+          <w:color w:val="3A7C22" w:themeColor="accent6" w:themeShade="BF"/>
+        </w:rPr>
+      </w:pPr>
+      <w:r>
+        <w:rPr>
+          <w:rFonts w:ascii="Times New Roman" w:hAnsi="Times New Roman" w:cs="Times New Roman"/>
+          <w:color w:val="3A7C22" w:themeColor="accent6" w:themeShade="BF"/>
         </w:rPr>
         <w:t>Documentación y soporte</w:t>
       </w:r>
@@ -6051,8 +6181,9 @@
       </w:pPr>
       <w:r>
         <w:rPr>
-          <w:rStyle w:val="SubtitleChar"/>
-          <w:rFonts w:ascii="Times New Roman" w:hAnsi="Times New Roman" w:cs="Times New Roman"/>
+          <w:rStyle w:val="SubttuloCar"/>
+          <w:rFonts w:ascii="Times New Roman" w:hAnsi="Times New Roman" w:cs="Times New Roman"/>
+          <w:color w:val="3A7C22" w:themeColor="accent6" w:themeShade="BF"/>
         </w:rPr>
         <w:t>Manual de usuario:</w:t>
       </w:r>
@@ -6072,8 +6203,9 @@
       </w:pPr>
       <w:r>
         <w:rPr>
-          <w:rStyle w:val="SubtitleChar"/>
-          <w:rFonts w:ascii="Times New Roman" w:hAnsi="Times New Roman" w:cs="Times New Roman"/>
+          <w:rStyle w:val="SubttuloCar"/>
+          <w:rFonts w:ascii="Times New Roman" w:hAnsi="Times New Roman" w:cs="Times New Roman"/>
+          <w:color w:val="3A7C22" w:themeColor="accent6" w:themeShade="BF"/>
         </w:rPr>
         <w:t>Soporte técnico:</w:t>
       </w:r>
@@ -6093,8 +6225,9 @@
       </w:pPr>
       <w:r>
         <w:rPr>
-          <w:rStyle w:val="SubtitleChar"/>
-          <w:rFonts w:ascii="Times New Roman" w:hAnsi="Times New Roman" w:cs="Times New Roman"/>
+          <w:rStyle w:val="SubttuloCar"/>
+          <w:rFonts w:ascii="Times New Roman" w:hAnsi="Times New Roman" w:cs="Times New Roman"/>
+          <w:color w:val="3A7C22" w:themeColor="accent6" w:themeShade="BF"/>
         </w:rPr>
         <w:t>Instalación y configuración:</w:t>
       </w:r>
@@ -6109,32 +6242,44 @@
     <w:p>
       <w:pPr>
         <w:rPr>
-          <w:rStyle w:val="Heading2Char"/>
-          <w:rFonts w:ascii="Times New Roman" w:hAnsi="Times New Roman" w:cs="Times New Roman"/>
+          <w:rStyle w:val="Ttulo2Car"/>
+          <w:rFonts w:ascii="Times New Roman" w:hAnsi="Times New Roman" w:cs="Times New Roman"/>
+          <w:color w:val="3A7C22" w:themeColor="accent6" w:themeShade="BF"/>
         </w:rPr>
       </w:pPr>
       <w:bookmarkStart w:id="6" w:name="_Toc196844678"/>
       <w:r>
         <w:rPr>
-          <w:rStyle w:val="Heading2Char"/>
-          <w:rFonts w:ascii="Times New Roman" w:hAnsi="Times New Roman" w:cs="Times New Roman"/>
+          <w:rStyle w:val="Ttulo2Car"/>
+          <w:rFonts w:ascii="Times New Roman" w:hAnsi="Times New Roman" w:cs="Times New Roman"/>
+          <w:color w:val="3A7C22" w:themeColor="accent6" w:themeShade="BF"/>
         </w:rPr>
         <w:lastRenderedPageBreak/>
         <w:t>G06</w:t>
       </w:r>
       <w:bookmarkEnd w:id="6"/>
-    </w:p>
-    <w:p>
-      <w:pPr>
-        <w:pStyle w:val="Heading1"/>
-        <w:rPr>
-          <w:rFonts w:ascii="Times New Roman" w:hAnsi="Times New Roman" w:cs="Times New Roman"/>
+      <w:r>
+        <w:rPr>
+          <w:rStyle w:val="Ttulo2Car"/>
+          <w:rFonts w:ascii="Times New Roman" w:hAnsi="Times New Roman" w:cs="Times New Roman"/>
+          <w:color w:val="3A7C22" w:themeColor="accent6" w:themeShade="BF"/>
+        </w:rPr>
+        <w:t xml:space="preserve"> → Mas adelante</w:t>
+      </w:r>
+    </w:p>
+    <w:p>
+      <w:pPr>
+        <w:pStyle w:val="Ttulo1"/>
+        <w:rPr>
+          <w:rFonts w:ascii="Times New Roman" w:hAnsi="Times New Roman" w:cs="Times New Roman"/>
+          <w:color w:val="3A7C22" w:themeColor="accent6" w:themeShade="BF"/>
         </w:rPr>
       </w:pPr>
       <w:bookmarkStart w:id="7" w:name="_Toc196844679"/>
       <w:r>
         <w:rPr>
           <w:rFonts w:ascii="Times New Roman" w:hAnsi="Times New Roman" w:cs="Times New Roman"/>
+          <w:color w:val="3A7C22" w:themeColor="accent6" w:themeShade="BF"/>
         </w:rPr>
         <w:t>N01_RFN1 Contrataciones</w:t>
       </w:r>
@@ -6155,7 +6300,7 @@
     </w:p>
     <w:p>
       <w:pPr>
-        <w:pStyle w:val="ListParagraph"/>
+        <w:pStyle w:val="Prrafodelista"/>
         <w:numPr>
           <w:ilvl w:val="0"/>
           <w:numId w:val="1"/>
@@ -6185,7 +6330,7 @@
     </w:p>
     <w:p>
       <w:pPr>
-        <w:pStyle w:val="ListParagraph"/>
+        <w:pStyle w:val="Prrafodelista"/>
         <w:numPr>
           <w:ilvl w:val="0"/>
           <w:numId w:val="1"/>
@@ -6209,7 +6354,7 @@
     </w:p>
     <w:p>
       <w:pPr>
-        <w:pStyle w:val="ListParagraph"/>
+        <w:pStyle w:val="Prrafodelista"/>
         <w:numPr>
           <w:ilvl w:val="0"/>
           <w:numId w:val="1"/>
@@ -6227,7 +6372,7 @@
     </w:p>
     <w:p>
       <w:pPr>
-        <w:pStyle w:val="ListParagraph"/>
+        <w:pStyle w:val="Prrafodelista"/>
         <w:ind w:left="360"/>
         <w:rPr>
           <w:rFonts w:ascii="Times New Roman" w:hAnsi="Times New Roman" w:cs="Times New Roman"/>
@@ -6291,7 +6436,7 @@
     </w:p>
     <w:p>
       <w:pPr>
-        <w:pStyle w:val="ListParagraph"/>
+        <w:pStyle w:val="Prrafodelista"/>
         <w:ind w:left="0"/>
         <w:rPr>
           <w:rFonts w:ascii="Times New Roman" w:hAnsi="Times New Roman" w:cs="Times New Roman"/>
@@ -6300,7 +6445,7 @@
     </w:p>
     <w:p>
       <w:pPr>
-        <w:pStyle w:val="ListParagraph"/>
+        <w:pStyle w:val="Prrafodelista"/>
         <w:ind w:left="0"/>
         <w:rPr>
           <w:rFonts w:ascii="Times New Roman" w:hAnsi="Times New Roman" w:cs="Times New Roman"/>
@@ -6309,7 +6454,7 @@
     </w:p>
     <w:p>
       <w:pPr>
-        <w:pStyle w:val="ListParagraph"/>
+        <w:pStyle w:val="Prrafodelista"/>
         <w:ind w:left="0"/>
         <w:rPr>
           <w:rFonts w:ascii="Times New Roman" w:hAnsi="Times New Roman" w:cs="Times New Roman"/>
@@ -6318,7 +6463,7 @@
     </w:p>
     <w:p>
       <w:pPr>
-        <w:pStyle w:val="ListParagraph"/>
+        <w:pStyle w:val="Prrafodelista"/>
         <w:ind w:left="0"/>
         <w:rPr>
           <w:rFonts w:ascii="Times New Roman" w:hAnsi="Times New Roman" w:cs="Times New Roman"/>
@@ -6327,7 +6472,7 @@
     </w:p>
     <w:p>
       <w:pPr>
-        <w:pStyle w:val="ListParagraph"/>
+        <w:pStyle w:val="Prrafodelista"/>
         <w:ind w:left="0"/>
         <w:rPr>
           <w:rFonts w:ascii="Times New Roman" w:hAnsi="Times New Roman" w:cs="Times New Roman"/>
@@ -6336,7 +6481,7 @@
     </w:p>
     <w:p>
       <w:pPr>
-        <w:pStyle w:val="ListParagraph"/>
+        <w:pStyle w:val="Prrafodelista"/>
         <w:ind w:left="0"/>
         <w:rPr>
           <w:rFonts w:ascii="Times New Roman" w:hAnsi="Times New Roman" w:cs="Times New Roman"/>
@@ -6345,7 +6490,7 @@
     </w:p>
     <w:p>
       <w:pPr>
-        <w:pStyle w:val="ListParagraph"/>
+        <w:pStyle w:val="Prrafodelista"/>
         <w:ind w:left="0"/>
         <w:rPr>
           <w:rFonts w:ascii="Times New Roman" w:hAnsi="Times New Roman" w:cs="Times New Roman"/>
@@ -6354,7 +6499,7 @@
     </w:p>
     <w:p>
       <w:pPr>
-        <w:pStyle w:val="ListParagraph"/>
+        <w:pStyle w:val="Prrafodelista"/>
         <w:ind w:left="0"/>
         <w:rPr>
           <w:rFonts w:ascii="Times New Roman" w:hAnsi="Times New Roman" w:cs="Times New Roman"/>
@@ -6363,7 +6508,7 @@
     </w:p>
     <w:p>
       <w:pPr>
-        <w:pStyle w:val="ListParagraph"/>
+        <w:pStyle w:val="Prrafodelista"/>
         <w:ind w:left="0"/>
         <w:rPr>
           <w:rFonts w:ascii="Times New Roman" w:hAnsi="Times New Roman" w:cs="Times New Roman"/>
@@ -6372,7 +6517,7 @@
     </w:p>
     <w:p>
       <w:pPr>
-        <w:pStyle w:val="ListParagraph"/>
+        <w:pStyle w:val="Prrafodelista"/>
         <w:ind w:left="0"/>
         <w:rPr>
           <w:rFonts w:ascii="Times New Roman" w:hAnsi="Times New Roman" w:cs="Times New Roman"/>
@@ -6381,7 +6526,7 @@
     </w:p>
     <w:p>
       <w:pPr>
-        <w:pStyle w:val="ListParagraph"/>
+        <w:pStyle w:val="Prrafodelista"/>
         <w:ind w:left="0"/>
         <w:rPr>
           <w:rFonts w:ascii="Times New Roman" w:hAnsi="Times New Roman" w:cs="Times New Roman"/>
@@ -6390,112 +6535,40 @@
     </w:p>
     <w:p>
       <w:pPr>
-        <w:pStyle w:val="ListParagraph"/>
+        <w:pStyle w:val="Prrafodelista"/>
         <w:ind w:left="0"/>
         <w:rPr>
-          <w:rFonts w:ascii="Times New Roman" w:hAnsi="Times New Roman" w:cs="Times New Roman"/>
-        </w:rPr>
-      </w:pPr>
-    </w:p>
-    <w:p>
-      <w:pPr>
-        <w:pStyle w:val="ListParagraph"/>
+          <w:noProof/>
+        </w:rPr>
+      </w:pPr>
+      <w:r>
+        <w:rPr>
+          <w:rFonts w:ascii="Times New Roman" w:hAnsi="Times New Roman" w:cs="Times New Roman"/>
+        </w:rPr>
+        <w:lastRenderedPageBreak/>
+        <w:t>Diagrama de secuencia de roles</w:t>
+      </w:r>
+      <w:r>
+        <w:rPr>
+          <w:noProof/>
+        </w:rPr>
+        <w:t xml:space="preserve"> </w:t>
+      </w:r>
+    </w:p>
+    <w:p>
+      <w:pPr>
+        <w:pStyle w:val="Prrafodelista"/>
         <w:ind w:left="0"/>
         <w:rPr>
           <w:rFonts w:ascii="Times New Roman" w:hAnsi="Times New Roman" w:cs="Times New Roman"/>
         </w:rPr>
       </w:pPr>
-    </w:p>
-    <w:p>
-      <w:pPr>
-        <w:pStyle w:val="ListParagraph"/>
-        <w:ind w:left="0"/>
-        <w:rPr>
-          <w:rFonts w:ascii="Times New Roman" w:hAnsi="Times New Roman" w:cs="Times New Roman"/>
-        </w:rPr>
-      </w:pPr>
-    </w:p>
-    <w:p>
-      <w:pPr>
-        <w:pStyle w:val="ListParagraph"/>
-        <w:ind w:left="0"/>
-        <w:rPr>
-          <w:rFonts w:ascii="Times New Roman" w:hAnsi="Times New Roman" w:cs="Times New Roman"/>
-        </w:rPr>
-      </w:pPr>
-    </w:p>
-    <w:p>
-      <w:pPr>
-        <w:pStyle w:val="ListParagraph"/>
-        <w:ind w:left="0"/>
-        <w:rPr>
-          <w:rFonts w:ascii="Times New Roman" w:hAnsi="Times New Roman" w:cs="Times New Roman"/>
-        </w:rPr>
-      </w:pPr>
-    </w:p>
-    <w:p>
-      <w:pPr>
-        <w:pStyle w:val="ListParagraph"/>
-        <w:ind w:left="0"/>
-        <w:rPr>
-          <w:rFonts w:ascii="Times New Roman" w:hAnsi="Times New Roman" w:cs="Times New Roman"/>
-        </w:rPr>
-      </w:pPr>
-    </w:p>
-    <w:p>
-      <w:pPr>
-        <w:pStyle w:val="ListParagraph"/>
-        <w:ind w:left="0"/>
-        <w:rPr>
-          <w:rFonts w:ascii="Times New Roman" w:hAnsi="Times New Roman" w:cs="Times New Roman"/>
-        </w:rPr>
-      </w:pPr>
-    </w:p>
-    <w:p>
-      <w:pPr>
-        <w:pStyle w:val="ListParagraph"/>
-        <w:ind w:left="0"/>
-        <w:rPr>
-          <w:rFonts w:ascii="Times New Roman" w:hAnsi="Times New Roman" w:cs="Times New Roman"/>
-        </w:rPr>
-      </w:pPr>
-    </w:p>
-    <w:p>
-      <w:pPr>
-        <w:pStyle w:val="ListParagraph"/>
-        <w:ind w:left="0"/>
+      <w:r>
         <w:rPr>
           <w:noProof/>
         </w:rPr>
-      </w:pPr>
-      <w:r>
-        <w:rPr>
-          <w:rFonts w:ascii="Times New Roman" w:hAnsi="Times New Roman" w:cs="Times New Roman"/>
-        </w:rPr>
-        <w:t>Diagrama de secuencia de roles</w:t>
-      </w:r>
-      <w:r>
-        <w:rPr>
-          <w:noProof/>
-        </w:rPr>
-        <w:t xml:space="preserve"> </w:t>
-      </w:r>
-    </w:p>
-    <w:p>
-      <w:pPr>
-        <w:pStyle w:val="ListParagraph"/>
-        <w:ind w:left="0"/>
-        <w:rPr>
-          <w:rFonts w:ascii="Times New Roman" w:hAnsi="Times New Roman" w:cs="Times New Roman"/>
-        </w:rPr>
-      </w:pPr>
-      <w:r>
-        <w:rPr>
-          <w:noProof/>
-        </w:rPr>
-        <w:lastRenderedPageBreak/>
         <w:drawing>
-          <wp:anchor distT="0" distB="0" distL="114300" distR="114300" simplePos="0" relativeHeight="251672576" behindDoc="1" locked="0" layoutInCell="1" allowOverlap="1" wp14:anchorId="0E9BA493" wp14:editId="171A8E2E">
+          <wp:anchor distT="0" distB="0" distL="114300" distR="114300" simplePos="0" relativeHeight="251672576" behindDoc="1" locked="0" layoutInCell="1" allowOverlap="1" wp14:anchorId="0E9BA493" wp14:editId="35460EF4">
             <wp:simplePos x="0" y="0"/>
             <wp:positionH relativeFrom="margin">
               <wp:align>left</wp:align>
@@ -6503,8 +6576,8 @@
             <wp:positionV relativeFrom="paragraph">
               <wp:posOffset>0</wp:posOffset>
             </wp:positionV>
-            <wp:extent cx="5410200" cy="6593840"/>
-            <wp:effectExtent l="0" t="0" r="0" b="0"/>
+            <wp:extent cx="5074285" cy="6184900"/>
+            <wp:effectExtent l="0" t="0" r="0" b="6350"/>
             <wp:wrapSquare wrapText="bothSides"/>
             <wp:docPr id="376474536" name="Picture 1" descr="A screenshot of a computer program&#10;&#10;AI-generated content may be incorrect."/>
             <wp:cNvGraphicFramePr>
@@ -6532,7 +6605,7 @@
                   <pic:spPr>
                     <a:xfrm>
                       <a:off x="0" y="0"/>
-                      <a:ext cx="5410200" cy="6593840"/>
+                      <a:ext cx="5076283" cy="6186868"/>
                     </a:xfrm>
                     <a:prstGeom prst="rect">
                       <a:avLst/>
@@ -6553,7 +6626,7 @@
     </w:p>
     <w:p>
       <w:pPr>
-        <w:pStyle w:val="ListParagraph"/>
+        <w:pStyle w:val="Prrafodelista"/>
         <w:ind w:left="0"/>
         <w:rPr>
           <w:rFonts w:ascii="Times New Roman" w:hAnsi="Times New Roman" w:cs="Times New Roman"/>
@@ -6562,7 +6635,7 @@
     </w:p>
     <w:p>
       <w:pPr>
-        <w:pStyle w:val="ListParagraph"/>
+        <w:pStyle w:val="Prrafodelista"/>
         <w:ind w:left="0"/>
         <w:rPr>
           <w:rFonts w:ascii="Times New Roman" w:hAnsi="Times New Roman" w:cs="Times New Roman"/>
@@ -6571,7 +6644,7 @@
     </w:p>
     <w:p>
       <w:pPr>
-        <w:pStyle w:val="ListParagraph"/>
+        <w:pStyle w:val="Prrafodelista"/>
         <w:ind w:left="0"/>
         <w:rPr>
           <w:rFonts w:ascii="Times New Roman" w:hAnsi="Times New Roman" w:cs="Times New Roman"/>
@@ -6580,7 +6653,7 @@
     </w:p>
     <w:p>
       <w:pPr>
-        <w:pStyle w:val="ListParagraph"/>
+        <w:pStyle w:val="Prrafodelista"/>
         <w:ind w:left="0"/>
         <w:rPr>
           <w:rFonts w:ascii="Times New Roman" w:hAnsi="Times New Roman" w:cs="Times New Roman"/>
@@ -6589,7 +6662,7 @@
     </w:p>
     <w:p>
       <w:pPr>
-        <w:pStyle w:val="ListParagraph"/>
+        <w:pStyle w:val="Prrafodelista"/>
         <w:ind w:left="0"/>
         <w:rPr>
           <w:rFonts w:ascii="Times New Roman" w:hAnsi="Times New Roman" w:cs="Times New Roman"/>
@@ -6598,7 +6671,7 @@
     </w:p>
     <w:p>
       <w:pPr>
-        <w:pStyle w:val="ListParagraph"/>
+        <w:pStyle w:val="Prrafodelista"/>
         <w:ind w:left="0"/>
         <w:rPr>
           <w:rFonts w:ascii="Times New Roman" w:hAnsi="Times New Roman" w:cs="Times New Roman"/>
@@ -6607,7 +6680,7 @@
     </w:p>
     <w:p>
       <w:pPr>
-        <w:pStyle w:val="ListParagraph"/>
+        <w:pStyle w:val="Prrafodelista"/>
         <w:ind w:left="0"/>
         <w:rPr>
           <w:rFonts w:ascii="Times New Roman" w:hAnsi="Times New Roman" w:cs="Times New Roman"/>
@@ -6616,7 +6689,7 @@
     </w:p>
     <w:p>
       <w:pPr>
-        <w:pStyle w:val="ListParagraph"/>
+        <w:pStyle w:val="Prrafodelista"/>
         <w:ind w:left="0"/>
         <w:rPr>
           <w:rFonts w:ascii="Times New Roman" w:hAnsi="Times New Roman" w:cs="Times New Roman"/>
@@ -6625,7 +6698,7 @@
     </w:p>
     <w:p>
       <w:pPr>
-        <w:pStyle w:val="ListParagraph"/>
+        <w:pStyle w:val="Prrafodelista"/>
         <w:ind w:left="0"/>
         <w:rPr>
           <w:rFonts w:ascii="Times New Roman" w:hAnsi="Times New Roman" w:cs="Times New Roman"/>
@@ -6634,7 +6707,7 @@
     </w:p>
     <w:p>
       <w:pPr>
-        <w:pStyle w:val="ListParagraph"/>
+        <w:pStyle w:val="Prrafodelista"/>
         <w:ind w:left="0"/>
         <w:rPr>
           <w:rFonts w:ascii="Times New Roman" w:hAnsi="Times New Roman" w:cs="Times New Roman"/>
@@ -6643,7 +6716,7 @@
     </w:p>
     <w:p>
       <w:pPr>
-        <w:pStyle w:val="ListParagraph"/>
+        <w:pStyle w:val="Prrafodelista"/>
         <w:ind w:left="0"/>
         <w:rPr>
           <w:rFonts w:ascii="Times New Roman" w:hAnsi="Times New Roman" w:cs="Times New Roman"/>
@@ -6652,7 +6725,7 @@
     </w:p>
     <w:p>
       <w:pPr>
-        <w:pStyle w:val="ListParagraph"/>
+        <w:pStyle w:val="Prrafodelista"/>
         <w:ind w:left="0"/>
         <w:rPr>
           <w:rFonts w:ascii="Times New Roman" w:hAnsi="Times New Roman" w:cs="Times New Roman"/>
@@ -6661,7 +6734,7 @@
     </w:p>
     <w:p>
       <w:pPr>
-        <w:pStyle w:val="ListParagraph"/>
+        <w:pStyle w:val="Prrafodelista"/>
         <w:ind w:left="0"/>
         <w:rPr>
           <w:rFonts w:ascii="Times New Roman" w:hAnsi="Times New Roman" w:cs="Times New Roman"/>
@@ -6670,7 +6743,7 @@
     </w:p>
     <w:p>
       <w:pPr>
-        <w:pStyle w:val="ListParagraph"/>
+        <w:pStyle w:val="Prrafodelista"/>
         <w:ind w:left="0"/>
         <w:rPr>
           <w:rFonts w:ascii="Times New Roman" w:hAnsi="Times New Roman" w:cs="Times New Roman"/>
@@ -6679,7 +6752,7 @@
     </w:p>
     <w:p>
       <w:pPr>
-        <w:pStyle w:val="ListParagraph"/>
+        <w:pStyle w:val="Prrafodelista"/>
         <w:ind w:left="0"/>
         <w:rPr>
           <w:rFonts w:ascii="Times New Roman" w:hAnsi="Times New Roman" w:cs="Times New Roman"/>
@@ -6688,7 +6761,7 @@
     </w:p>
     <w:p>
       <w:pPr>
-        <w:pStyle w:val="ListParagraph"/>
+        <w:pStyle w:val="Prrafodelista"/>
         <w:ind w:left="0"/>
         <w:rPr>
           <w:rFonts w:ascii="Times New Roman" w:hAnsi="Times New Roman" w:cs="Times New Roman"/>
@@ -6697,7 +6770,7 @@
     </w:p>
     <w:p>
       <w:pPr>
-        <w:pStyle w:val="ListParagraph"/>
+        <w:pStyle w:val="Prrafodelista"/>
         <w:ind w:left="0"/>
         <w:rPr>
           <w:rFonts w:ascii="Times New Roman" w:hAnsi="Times New Roman" w:cs="Times New Roman"/>
@@ -6706,7 +6779,7 @@
     </w:p>
     <w:p>
       <w:pPr>
-        <w:pStyle w:val="ListParagraph"/>
+        <w:pStyle w:val="Prrafodelista"/>
         <w:ind w:left="0"/>
         <w:rPr>
           <w:rFonts w:ascii="Times New Roman" w:hAnsi="Times New Roman" w:cs="Times New Roman"/>
@@ -6715,7 +6788,7 @@
     </w:p>
     <w:p>
       <w:pPr>
-        <w:pStyle w:val="ListParagraph"/>
+        <w:pStyle w:val="Prrafodelista"/>
         <w:ind w:left="0"/>
         <w:rPr>
           <w:rFonts w:ascii="Times New Roman" w:hAnsi="Times New Roman" w:cs="Times New Roman"/>
@@ -6724,7 +6797,7 @@
     </w:p>
     <w:p>
       <w:pPr>
-        <w:pStyle w:val="ListParagraph"/>
+        <w:pStyle w:val="Prrafodelista"/>
         <w:ind w:left="0"/>
         <w:rPr>
           <w:rFonts w:ascii="Times New Roman" w:hAnsi="Times New Roman" w:cs="Times New Roman"/>
@@ -6733,7 +6806,7 @@
     </w:p>
     <w:p>
       <w:pPr>
-        <w:pStyle w:val="ListParagraph"/>
+        <w:pStyle w:val="Prrafodelista"/>
         <w:ind w:left="0"/>
         <w:rPr>
           <w:rFonts w:ascii="Times New Roman" w:hAnsi="Times New Roman" w:cs="Times New Roman"/>
@@ -6742,7 +6815,7 @@
     </w:p>
     <w:p>
       <w:pPr>
-        <w:pStyle w:val="ListParagraph"/>
+        <w:pStyle w:val="Prrafodelista"/>
         <w:ind w:left="0"/>
         <w:rPr>
           <w:rFonts w:ascii="Times New Roman" w:hAnsi="Times New Roman" w:cs="Times New Roman"/>
@@ -6751,7 +6824,7 @@
     </w:p>
     <w:p>
       <w:pPr>
-        <w:pStyle w:val="ListParagraph"/>
+        <w:pStyle w:val="Prrafodelista"/>
         <w:ind w:left="0"/>
         <w:rPr>
           <w:rFonts w:ascii="Times New Roman" w:hAnsi="Times New Roman" w:cs="Times New Roman"/>
@@ -6760,7 +6833,7 @@
     </w:p>
     <w:p>
       <w:pPr>
-        <w:pStyle w:val="ListParagraph"/>
+        <w:pStyle w:val="Prrafodelista"/>
         <w:ind w:left="0"/>
         <w:rPr>
           <w:rFonts w:ascii="Times New Roman" w:hAnsi="Times New Roman" w:cs="Times New Roman"/>
@@ -6769,7 +6842,7 @@
     </w:p>
     <w:p>
       <w:pPr>
-        <w:pStyle w:val="ListParagraph"/>
+        <w:pStyle w:val="Prrafodelista"/>
         <w:ind w:left="0"/>
         <w:rPr>
           <w:rFonts w:ascii="Times New Roman" w:hAnsi="Times New Roman" w:cs="Times New Roman"/>
@@ -6778,7 +6851,7 @@
     </w:p>
     <w:p>
       <w:pPr>
-        <w:pStyle w:val="ListParagraph"/>
+        <w:pStyle w:val="Prrafodelista"/>
         <w:ind w:left="0"/>
         <w:rPr>
           <w:rFonts w:ascii="Times New Roman" w:hAnsi="Times New Roman" w:cs="Times New Roman"/>
@@ -6787,7 +6860,7 @@
     </w:p>
     <w:p>
       <w:pPr>
-        <w:pStyle w:val="ListParagraph"/>
+        <w:pStyle w:val="Prrafodelista"/>
         <w:ind w:left="0"/>
         <w:rPr>
           <w:rFonts w:ascii="Times New Roman" w:hAnsi="Times New Roman" w:cs="Times New Roman"/>
@@ -6796,7 +6869,7 @@
     </w:p>
     <w:p>
       <w:pPr>
-        <w:pStyle w:val="ListParagraph"/>
+        <w:pStyle w:val="Prrafodelista"/>
         <w:ind w:left="0"/>
         <w:rPr>
           <w:rFonts w:ascii="Times New Roman" w:hAnsi="Times New Roman" w:cs="Times New Roman"/>
@@ -6805,7 +6878,7 @@
     </w:p>
     <w:p>
       <w:pPr>
-        <w:pStyle w:val="ListParagraph"/>
+        <w:pStyle w:val="Prrafodelista"/>
         <w:ind w:left="0"/>
         <w:rPr>
           <w:rFonts w:ascii="Times New Roman" w:hAnsi="Times New Roman" w:cs="Times New Roman"/>
@@ -6814,7 +6887,7 @@
     </w:p>
     <w:p>
       <w:pPr>
-        <w:pStyle w:val="ListParagraph"/>
+        <w:pStyle w:val="Prrafodelista"/>
         <w:ind w:left="0"/>
         <w:rPr>
           <w:rFonts w:ascii="Times New Roman" w:hAnsi="Times New Roman" w:cs="Times New Roman"/>
@@ -6823,7 +6896,7 @@
     </w:p>
     <w:p>
       <w:pPr>
-        <w:pStyle w:val="ListParagraph"/>
+        <w:pStyle w:val="Prrafodelista"/>
         <w:ind w:left="0"/>
         <w:rPr>
           <w:rFonts w:ascii="Times New Roman" w:hAnsi="Times New Roman" w:cs="Times New Roman"/>
@@ -6832,7 +6905,7 @@
     </w:p>
     <w:p>
       <w:pPr>
-        <w:pStyle w:val="ListParagraph"/>
+        <w:pStyle w:val="Prrafodelista"/>
         <w:ind w:left="0"/>
         <w:rPr>
           <w:rFonts w:ascii="Times New Roman" w:hAnsi="Times New Roman" w:cs="Times New Roman"/>
@@ -6842,13 +6915,12 @@
         <w:rPr>
           <w:rFonts w:ascii="Times New Roman" w:hAnsi="Times New Roman" w:cs="Times New Roman"/>
         </w:rPr>
-        <w:lastRenderedPageBreak/>
         <w:t>Descripcion funcional del proceso</w:t>
       </w:r>
     </w:p>
     <w:p>
       <w:pPr>
-        <w:pStyle w:val="ListParagraph"/>
+        <w:pStyle w:val="Prrafodelista"/>
         <w:ind w:left="0"/>
         <w:rPr>
           <w:rFonts w:ascii="Times New Roman" w:hAnsi="Times New Roman" w:cs="Times New Roman"/>
@@ -6897,7 +6969,7 @@
     </w:p>
     <w:p>
       <w:pPr>
-        <w:pStyle w:val="ListParagraph"/>
+        <w:pStyle w:val="Prrafodelista"/>
         <w:ind w:left="0"/>
         <w:rPr>
           <w:rFonts w:ascii="Times New Roman" w:hAnsi="Times New Roman" w:cs="Times New Roman"/>
@@ -6907,6 +6979,7 @@
         <w:rPr>
           <w:rFonts w:ascii="Times New Roman" w:hAnsi="Times New Roman" w:cs="Times New Roman"/>
         </w:rPr>
+        <w:lastRenderedPageBreak/>
         <w:t>Diagrama de proceso</w:t>
       </w:r>
       <w:r>
@@ -6952,10 +7025,19 @@
     </w:p>
     <w:p>
       <w:pPr>
-        <w:pStyle w:val="ListParagraph"/>
+        <w:pStyle w:val="Prrafodelista"/>
         <w:ind w:left="0"/>
         <w:rPr>
           <w:rFonts w:ascii="Times New Roman" w:hAnsi="Times New Roman" w:cs="Times New Roman"/>
+        </w:rPr>
+      </w:pPr>
+    </w:p>
+    <w:p>
+      <w:pPr>
+        <w:pStyle w:val="Prrafodelista"/>
+        <w:ind w:left="0"/>
+        <w:rPr>
+          <w:rFonts w:ascii="Times New Roman" w:hAnsi="Times New Roman" w:cs="Times New Roman"/>
           <w:noProof/>
         </w:rPr>
       </w:pPr>
@@ -6963,12 +7045,13 @@
         <w:rPr>
           <w:rFonts w:ascii="Times New Roman" w:hAnsi="Times New Roman" w:cs="Times New Roman"/>
         </w:rPr>
+        <w:lastRenderedPageBreak/>
         <w:t>Diagrama Conceptual</w:t>
       </w:r>
     </w:p>
     <w:p>
       <w:pPr>
-        <w:pStyle w:val="ListParagraph"/>
+        <w:pStyle w:val="Prrafodelista"/>
         <w:ind w:left="0"/>
         <w:rPr>
           <w:rFonts w:ascii="Times New Roman" w:hAnsi="Times New Roman" w:cs="Times New Roman"/>
@@ -6978,7 +7061,6 @@
         <w:rPr>
           <w:noProof/>
         </w:rPr>
-        <w:lastRenderedPageBreak/>
         <w:drawing>
           <wp:inline distT="0" distB="0" distL="0" distR="0" wp14:anchorId="5DC5DA38" wp14:editId="3BEF73AA">
             <wp:extent cx="5970905" cy="3477895"/>
@@ -7018,7 +7100,7 @@
     </w:p>
     <w:p>
       <w:pPr>
-        <w:pStyle w:val="ListParagraph"/>
+        <w:pStyle w:val="Prrafodelista"/>
         <w:ind w:left="0"/>
         <w:rPr>
           <w:rFonts w:ascii="Times New Roman" w:hAnsi="Times New Roman" w:cs="Times New Roman"/>
@@ -7027,7 +7109,7 @@
     </w:p>
     <w:p>
       <w:pPr>
-        <w:pStyle w:val="Heading1"/>
+        <w:pStyle w:val="Ttulo1"/>
         <w:rPr>
           <w:rFonts w:ascii="Times New Roman" w:hAnsi="Times New Roman" w:cs="Times New Roman"/>
         </w:rPr>
@@ -7044,7 +7126,7 @@
       <w:commentRangeEnd w:id="9"/>
       <w:r>
         <w:rPr>
-          <w:rStyle w:val="CommentReference"/>
+          <w:rStyle w:val="Refdecomentario"/>
           <w:rFonts w:ascii="Times New Roman" w:eastAsiaTheme="minorHAnsi" w:hAnsi="Times New Roman" w:cs="Times New Roman"/>
           <w:color w:val="auto"/>
         </w:rPr>
@@ -7053,7 +7135,7 @@
     </w:p>
     <w:p>
       <w:pPr>
-        <w:pStyle w:val="ListParagraph"/>
+        <w:pStyle w:val="Prrafodelista"/>
         <w:ind w:left="0"/>
         <w:rPr>
           <w:rFonts w:ascii="Times New Roman" w:hAnsi="Times New Roman" w:cs="Times New Roman"/>
@@ -7074,7 +7156,7 @@
     </w:p>
     <w:p>
       <w:pPr>
-        <w:pStyle w:val="Heading2"/>
+        <w:pStyle w:val="Ttulo2"/>
         <w:rPr>
           <w:rFonts w:ascii="Times New Roman" w:hAnsi="Times New Roman" w:cs="Times New Roman"/>
         </w:rPr>
@@ -7091,7 +7173,7 @@
     </w:p>
     <w:p>
       <w:pPr>
-        <w:pStyle w:val="ListParagraph"/>
+        <w:pStyle w:val="Prrafodelista"/>
         <w:ind w:left="0"/>
         <w:rPr>
           <w:rFonts w:ascii="Times New Roman" w:hAnsi="Times New Roman" w:cs="Times New Roman"/>
@@ -7141,7 +7223,7 @@
     </w:p>
     <w:p>
       <w:pPr>
-        <w:pStyle w:val="Heading2"/>
+        <w:pStyle w:val="Ttulo2"/>
         <w:rPr>
           <w:rFonts w:ascii="Times New Roman" w:hAnsi="Times New Roman" w:cs="Times New Roman"/>
         </w:rPr>
@@ -7157,7 +7239,7 @@
     </w:p>
     <w:p>
       <w:pPr>
-        <w:pStyle w:val="Heading3"/>
+        <w:pStyle w:val="Ttulo3"/>
         <w:rPr>
           <w:rFonts w:ascii="Times New Roman" w:hAnsi="Times New Roman" w:cs="Times New Roman"/>
         </w:rPr>
@@ -8302,7 +8384,7 @@
     </w:tbl>
     <w:p>
       <w:pPr>
-        <w:pStyle w:val="Heading3"/>
+        <w:pStyle w:val="Ttulo3"/>
         <w:rPr>
           <w:rFonts w:ascii="Times New Roman" w:hAnsi="Times New Roman" w:cs="Times New Roman"/>
         </w:rPr>
@@ -8385,7 +8467,7 @@
     </w:p>
     <w:p>
       <w:pPr>
-        <w:pStyle w:val="Heading3"/>
+        <w:pStyle w:val="Ttulo3"/>
         <w:rPr>
           <w:rFonts w:ascii="Times New Roman" w:hAnsi="Times New Roman" w:cs="Times New Roman"/>
         </w:rPr>
@@ -8462,7 +8544,7 @@
     </w:p>
     <w:p>
       <w:pPr>
-        <w:pStyle w:val="Heading3"/>
+        <w:pStyle w:val="Ttulo3"/>
         <w:rPr>
           <w:rFonts w:ascii="Times New Roman" w:hAnsi="Times New Roman" w:cs="Times New Roman"/>
         </w:rPr>
@@ -8507,7 +8589,7 @@
           <w:noProof/>
         </w:rPr>
         <w:drawing>
-          <wp:inline distT="0" distB="0" distL="0" distR="0" wp14:anchorId="4C465787" wp14:editId="0CD6B517">
+          <wp:inline distT="0" distB="0" distL="0" distR="0" wp14:anchorId="4C465787" wp14:editId="40728D09">
             <wp:extent cx="5970905" cy="2038350"/>
             <wp:effectExtent l="0" t="0" r="0" b="0"/>
             <wp:docPr id="1571647894" name="Picture 1" descr="A person standing next to each other&#10;&#10;AI-generated content may be incorrect."/>
@@ -8551,7 +8633,7 @@
     </w:p>
     <w:p>
       <w:pPr>
-        <w:pStyle w:val="Heading3"/>
+        <w:pStyle w:val="Ttulo3"/>
         <w:rPr>
           <w:rFonts w:ascii="Times New Roman" w:hAnsi="Times New Roman" w:cs="Times New Roman"/>
         </w:rPr>
@@ -8586,7 +8668,7 @@
     </w:p>
     <w:p>
       <w:pPr>
-        <w:pStyle w:val="Heading3"/>
+        <w:pStyle w:val="Ttulo3"/>
         <w:rPr>
           <w:rFonts w:ascii="Times New Roman" w:hAnsi="Times New Roman" w:cs="Times New Roman"/>
         </w:rPr>
@@ -8644,7 +8726,7 @@
     </w:p>
     <w:p>
       <w:pPr>
-        <w:pStyle w:val="Heading2"/>
+        <w:pStyle w:val="Ttulo2"/>
         <w:rPr>
           <w:rFonts w:ascii="Times New Roman" w:hAnsi="Times New Roman" w:cs="Times New Roman"/>
         </w:rPr>
@@ -8660,7 +8742,7 @@
     </w:p>
     <w:p>
       <w:pPr>
-        <w:pStyle w:val="Heading3"/>
+        <w:pStyle w:val="Ttulo3"/>
         <w:rPr>
           <w:rFonts w:ascii="Times New Roman" w:hAnsi="Times New Roman" w:cs="Times New Roman"/>
         </w:rPr>
@@ -9227,7 +9309,7 @@
     </w:p>
     <w:p>
       <w:pPr>
-        <w:pStyle w:val="Heading3"/>
+        <w:pStyle w:val="Ttulo3"/>
         <w:rPr>
           <w:rFonts w:ascii="Times New Roman" w:hAnsi="Times New Roman" w:cs="Times New Roman"/>
         </w:rPr>
@@ -9304,7 +9386,7 @@
     </w:p>
     <w:p>
       <w:pPr>
-        <w:pStyle w:val="Heading3"/>
+        <w:pStyle w:val="Ttulo3"/>
         <w:rPr>
           <w:rFonts w:ascii="Times New Roman" w:hAnsi="Times New Roman" w:cs="Times New Roman"/>
         </w:rPr>
@@ -9381,7 +9463,7 @@
     </w:p>
     <w:p>
       <w:pPr>
-        <w:pStyle w:val="Heading3"/>
+        <w:pStyle w:val="Ttulo3"/>
         <w:rPr>
           <w:rFonts w:ascii="Times New Roman" w:hAnsi="Times New Roman" w:cs="Times New Roman"/>
         </w:rPr>
@@ -9409,7 +9491,7 @@
     </w:p>
     <w:p>
       <w:pPr>
-        <w:pStyle w:val="Heading3"/>
+        <w:pStyle w:val="Ttulo3"/>
         <w:rPr>
           <w:rFonts w:ascii="Times New Roman" w:hAnsi="Times New Roman" w:cs="Times New Roman"/>
         </w:rPr>
@@ -9421,7 +9503,7 @@
           <w:noProof/>
         </w:rPr>
         <w:drawing>
-          <wp:inline distT="0" distB="0" distL="0" distR="0" wp14:anchorId="7C5B68D8" wp14:editId="09FEBE49">
+          <wp:inline distT="0" distB="0" distL="0" distR="0" wp14:anchorId="7C5B68D8" wp14:editId="42793EFF">
             <wp:extent cx="5970905" cy="1275080"/>
             <wp:effectExtent l="0" t="0" r="0" b="1270"/>
             <wp:docPr id="751767604" name="Picture 3" descr="A black and white text and numbers&#10;&#10;AI-generated content may be incorrect."/>
@@ -9466,7 +9548,7 @@
     </w:p>
     <w:p>
       <w:pPr>
-        <w:pStyle w:val="Heading3"/>
+        <w:pStyle w:val="Ttulo3"/>
         <w:rPr>
           <w:rFonts w:ascii="Times New Roman" w:hAnsi="Times New Roman" w:cs="Times New Roman"/>
         </w:rPr>
@@ -9550,7 +9632,7 @@
     </w:p>
     <w:p>
       <w:pPr>
-        <w:pStyle w:val="Heading2"/>
+        <w:pStyle w:val="Ttulo2"/>
         <w:rPr>
           <w:rFonts w:ascii="Times New Roman" w:hAnsi="Times New Roman" w:cs="Times New Roman"/>
         </w:rPr>
@@ -9578,7 +9660,7 @@
     </w:p>
     <w:p>
       <w:pPr>
-        <w:pStyle w:val="Heading3"/>
+        <w:pStyle w:val="Ttulo3"/>
         <w:rPr>
           <w:rFonts w:ascii="Times New Roman" w:hAnsi="Times New Roman" w:cs="Times New Roman"/>
         </w:rPr>
@@ -10149,7 +10231,7 @@
     </w:p>
     <w:p>
       <w:pPr>
-        <w:pStyle w:val="Heading3"/>
+        <w:pStyle w:val="Ttulo3"/>
         <w:rPr>
           <w:rFonts w:ascii="Times New Roman" w:hAnsi="Times New Roman" w:cs="Times New Roman"/>
         </w:rPr>
@@ -10226,7 +10308,7 @@
     </w:p>
     <w:p>
       <w:pPr>
-        <w:pStyle w:val="Heading3"/>
+        <w:pStyle w:val="Ttulo3"/>
         <w:rPr>
           <w:rFonts w:ascii="Times New Roman" w:hAnsi="Times New Roman" w:cs="Times New Roman"/>
         </w:rPr>
@@ -10303,7 +10385,7 @@
     </w:p>
     <w:p>
       <w:pPr>
-        <w:pStyle w:val="Heading3"/>
+        <w:pStyle w:val="Ttulo3"/>
         <w:rPr>
           <w:rFonts w:ascii="Times New Roman" w:hAnsi="Times New Roman" w:cs="Times New Roman"/>
         </w:rPr>
@@ -10378,7 +10460,7 @@
     </w:p>
     <w:p>
       <w:pPr>
-        <w:pStyle w:val="Heading3"/>
+        <w:pStyle w:val="Ttulo3"/>
         <w:rPr>
           <w:rFonts w:ascii="Times New Roman" w:hAnsi="Times New Roman" w:cs="Times New Roman"/>
         </w:rPr>
@@ -10420,7 +10502,7 @@
     </w:p>
     <w:p>
       <w:pPr>
-        <w:pStyle w:val="Heading1"/>
+        <w:pStyle w:val="Ttulo1"/>
         <w:rPr>
           <w:rFonts w:ascii="Times New Roman" w:hAnsi="Times New Roman" w:cs="Times New Roman"/>
         </w:rPr>
@@ -10477,7 +10559,7 @@
     </w:p>
     <w:p>
       <w:pPr>
-        <w:pStyle w:val="Heading1"/>
+        <w:pStyle w:val="Ttulo1"/>
         <w:rPr>
           <w:rFonts w:ascii="Times New Roman" w:hAnsi="Times New Roman" w:cs="Times New Roman"/>
         </w:rPr>
@@ -10494,6 +10576,7 @@
       <w:r>
         <w:rPr>
           <w:rFonts w:ascii="Times New Roman" w:hAnsi="Times New Roman" w:cs="Times New Roman"/>
+          <w:noProof/>
         </w:rPr>
         <w:drawing>
           <wp:inline distT="0" distB="0" distL="0" distR="0" wp14:anchorId="1CE59A0D" wp14:editId="64A31D69">
@@ -10534,7 +10617,7 @@
     </w:p>
     <w:p>
       <w:pPr>
-        <w:pStyle w:val="Heading1"/>
+        <w:pStyle w:val="Ttulo1"/>
         <w:rPr>
           <w:rFonts w:ascii="Times New Roman" w:hAnsi="Times New Roman" w:cs="Times New Roman"/>
         </w:rPr>
@@ -10591,7 +10674,7 @@
     </w:p>
     <w:p>
       <w:pPr>
-        <w:pStyle w:val="Heading1"/>
+        <w:pStyle w:val="Ttulo1"/>
         <w:rPr>
           <w:rFonts w:ascii="Times New Roman" w:hAnsi="Times New Roman" w:cs="Times New Roman"/>
         </w:rPr>
@@ -10648,7 +10731,7 @@
     </w:p>
     <w:p>
       <w:pPr>
-        <w:pStyle w:val="Heading1"/>
+        <w:pStyle w:val="Ttulo1"/>
         <w:rPr>
           <w:rFonts w:ascii="Times New Roman" w:hAnsi="Times New Roman" w:cs="Times New Roman"/>
         </w:rPr>
@@ -10679,7 +10762,7 @@
     </w:p>
     <w:p>
       <w:pPr>
-        <w:pStyle w:val="Heading1"/>
+        <w:pStyle w:val="Ttulo1"/>
         <w:rPr>
           <w:rFonts w:ascii="Times New Roman" w:hAnsi="Times New Roman" w:cs="Times New Roman"/>
         </w:rPr>
@@ -10758,7 +10841,7 @@
     </w:p>
     <w:p>
       <w:pPr>
-        <w:pStyle w:val="Heading1"/>
+        <w:pStyle w:val="Ttulo1"/>
         <w:rPr>
           <w:rFonts w:ascii="Times New Roman" w:hAnsi="Times New Roman" w:cs="Times New Roman"/>
         </w:rPr>
@@ -10806,7 +10889,7 @@
     </w:p>
     <w:p>
       <w:pPr>
-        <w:pStyle w:val="Heading1"/>
+        <w:pStyle w:val="Ttulo1"/>
         <w:rPr>
           <w:rFonts w:ascii="Times New Roman" w:hAnsi="Times New Roman" w:cs="Times New Roman"/>
         </w:rPr>
@@ -10828,7 +10911,7 @@
     </w:p>
     <w:p>
       <w:pPr>
-        <w:pStyle w:val="Subtitle"/>
+        <w:pStyle w:val="Subttulo"/>
         <w:rPr>
           <w:rFonts w:ascii="Times New Roman" w:hAnsi="Times New Roman" w:cs="Times New Roman"/>
         </w:rPr>
@@ -10860,7 +10943,7 @@
     </w:p>
     <w:p>
       <w:pPr>
-        <w:pStyle w:val="ListParagraph"/>
+        <w:pStyle w:val="Prrafodelista"/>
         <w:numPr>
           <w:ilvl w:val="0"/>
           <w:numId w:val="2"/>
@@ -10896,7 +10979,7 @@
     </w:p>
     <w:p>
       <w:pPr>
-        <w:pStyle w:val="ListParagraph"/>
+        <w:pStyle w:val="Prrafodelista"/>
         <w:numPr>
           <w:ilvl w:val="0"/>
           <w:numId w:val="2"/>
@@ -10933,7 +11016,7 @@
     </w:p>
     <w:p>
       <w:pPr>
-        <w:pStyle w:val="ListParagraph"/>
+        <w:pStyle w:val="Prrafodelista"/>
         <w:numPr>
           <w:ilvl w:val="1"/>
           <w:numId w:val="2"/>
@@ -10951,7 +11034,7 @@
     </w:p>
     <w:p>
       <w:pPr>
-        <w:pStyle w:val="ListParagraph"/>
+        <w:pStyle w:val="Prrafodelista"/>
         <w:numPr>
           <w:ilvl w:val="1"/>
           <w:numId w:val="2"/>
@@ -10969,7 +11052,7 @@
     </w:p>
     <w:p>
       <w:pPr>
-        <w:pStyle w:val="ListParagraph"/>
+        <w:pStyle w:val="Prrafodelista"/>
         <w:numPr>
           <w:ilvl w:val="1"/>
           <w:numId w:val="2"/>
@@ -10987,7 +11070,7 @@
     </w:p>
     <w:p>
       <w:pPr>
-        <w:pStyle w:val="ListParagraph"/>
+        <w:pStyle w:val="Prrafodelista"/>
         <w:numPr>
           <w:ilvl w:val="1"/>
           <w:numId w:val="2"/>
@@ -11019,7 +11102,7 @@
     </w:p>
     <w:p>
       <w:pPr>
-        <w:pStyle w:val="ListParagraph"/>
+        <w:pStyle w:val="Prrafodelista"/>
         <w:numPr>
           <w:ilvl w:val="0"/>
           <w:numId w:val="2"/>
@@ -11043,7 +11126,7 @@
     </w:p>
     <w:p>
       <w:pPr>
-        <w:pStyle w:val="ListParagraph"/>
+        <w:pStyle w:val="Prrafodelista"/>
         <w:numPr>
           <w:ilvl w:val="0"/>
           <w:numId w:val="2"/>
@@ -11067,7 +11150,7 @@
     </w:p>
     <w:p>
       <w:pPr>
-        <w:pStyle w:val="ListParagraph"/>
+        <w:pStyle w:val="Prrafodelista"/>
         <w:numPr>
           <w:ilvl w:val="0"/>
           <w:numId w:val="2"/>
@@ -11091,7 +11174,7 @@
     </w:p>
     <w:p>
       <w:pPr>
-        <w:pStyle w:val="ListParagraph"/>
+        <w:pStyle w:val="Prrafodelista"/>
         <w:numPr>
           <w:ilvl w:val="0"/>
           <w:numId w:val="2"/>
@@ -11116,7 +11199,7 @@
     </w:p>
     <w:p>
       <w:pPr>
-        <w:pStyle w:val="Subtitle"/>
+        <w:pStyle w:val="Subttulo"/>
         <w:rPr>
           <w:rFonts w:ascii="Times New Roman" w:hAnsi="Times New Roman" w:cs="Times New Roman"/>
         </w:rPr>
@@ -11185,7 +11268,7 @@
     </w:p>
     <w:p>
       <w:pPr>
-        <w:pStyle w:val="Subtitle"/>
+        <w:pStyle w:val="Subttulo"/>
         <w:rPr>
           <w:rFonts w:ascii="Times New Roman" w:hAnsi="Times New Roman" w:cs="Times New Roman"/>
         </w:rPr>
@@ -11695,7 +11778,7 @@
           </w:p>
           <w:p>
             <w:pPr>
-              <w:pStyle w:val="ListParagraph"/>
+              <w:pStyle w:val="Prrafodelista"/>
               <w:numPr>
                 <w:ilvl w:val="0"/>
                 <w:numId w:val="3"/>
@@ -11736,7 +11819,7 @@
           </w:p>
           <w:p>
             <w:pPr>
-              <w:pStyle w:val="ListParagraph"/>
+              <w:pStyle w:val="Prrafodelista"/>
               <w:numPr>
                 <w:ilvl w:val="0"/>
                 <w:numId w:val="3"/>
@@ -11801,7 +11884,7 @@
           </w:p>
           <w:p>
             <w:pPr>
-              <w:pStyle w:val="ListParagraph"/>
+              <w:pStyle w:val="Prrafodelista"/>
               <w:numPr>
                 <w:ilvl w:val="0"/>
                 <w:numId w:val="3"/>
@@ -11840,7 +11923,7 @@
           </w:p>
           <w:p>
             <w:pPr>
-              <w:pStyle w:val="ListParagraph"/>
+              <w:pStyle w:val="Prrafodelista"/>
               <w:numPr>
                 <w:ilvl w:val="0"/>
                 <w:numId w:val="3"/>
@@ -11879,7 +11962,7 @@
           </w:p>
           <w:p>
             <w:pPr>
-              <w:pStyle w:val="ListParagraph"/>
+              <w:pStyle w:val="Prrafodelista"/>
               <w:numPr>
                 <w:ilvl w:val="0"/>
                 <w:numId w:val="3"/>
@@ -11918,7 +12001,7 @@
           </w:p>
           <w:p>
             <w:pPr>
-              <w:pStyle w:val="ListParagraph"/>
+              <w:pStyle w:val="Prrafodelista"/>
               <w:numPr>
                 <w:ilvl w:val="0"/>
                 <w:numId w:val="3"/>
@@ -11959,7 +12042,7 @@
           </w:p>
           <w:p>
             <w:pPr>
-              <w:pStyle w:val="ListParagraph"/>
+              <w:pStyle w:val="Prrafodelista"/>
               <w:numPr>
                 <w:ilvl w:val="0"/>
                 <w:numId w:val="3"/>
@@ -11982,7 +12065,7 @@
           </w:p>
           <w:p>
             <w:pPr>
-              <w:pStyle w:val="ListParagraph"/>
+              <w:pStyle w:val="Prrafodelista"/>
               <w:numPr>
                 <w:ilvl w:val="0"/>
                 <w:numId w:val="3"/>
@@ -12073,7 +12156,7 @@
           </w:p>
           <w:p>
             <w:pPr>
-              <w:pStyle w:val="ListParagraph"/>
+              <w:pStyle w:val="Prrafodelista"/>
               <w:numPr>
                 <w:ilvl w:val="0"/>
                 <w:numId w:val="3"/>
@@ -12291,7 +12374,7 @@
     </w:p>
     <w:p>
       <w:pPr>
-        <w:pStyle w:val="Subtitle"/>
+        <w:pStyle w:val="Subttulo"/>
         <w:rPr>
           <w:rFonts w:ascii="Times New Roman" w:hAnsi="Times New Roman" w:cs="Times New Roman"/>
         </w:rPr>
@@ -12449,7 +12532,7 @@
     </w:p>
     <w:p>
       <w:pPr>
-        <w:pStyle w:val="Subtitle"/>
+        <w:pStyle w:val="Subttulo"/>
         <w:rPr>
           <w:rFonts w:ascii="Times New Roman" w:hAnsi="Times New Roman" w:cs="Times New Roman"/>
         </w:rPr>
@@ -12481,7 +12564,7 @@
     </w:p>
     <w:p>
       <w:pPr>
-        <w:pStyle w:val="Subtitle"/>
+        <w:pStyle w:val="Subttulo"/>
         <w:rPr>
           <w:rFonts w:ascii="Times New Roman" w:hAnsi="Times New Roman" w:cs="Times New Roman"/>
         </w:rPr>
@@ -12543,7 +12626,7 @@
     </w:p>
     <w:p>
       <w:pPr>
-        <w:pStyle w:val="Subtitle"/>
+        <w:pStyle w:val="Subttulo"/>
         <w:rPr>
           <w:rFonts w:ascii="Times New Roman" w:hAnsi="Times New Roman" w:cs="Times New Roman"/>
         </w:rPr>
@@ -12569,7 +12652,7 @@
     </w:p>
     <w:p>
       <w:pPr>
-        <w:pStyle w:val="Subtitle"/>
+        <w:pStyle w:val="Subttulo"/>
         <w:rPr>
           <w:rFonts w:ascii="Times New Roman" w:hAnsi="Times New Roman" w:cs="Times New Roman"/>
         </w:rPr>
@@ -12619,7 +12702,7 @@
     </w:p>
     <w:p>
       <w:pPr>
-        <w:pStyle w:val="Heading1"/>
+        <w:pStyle w:val="Ttulo1"/>
         <w:rPr>
           <w:rFonts w:ascii="Times New Roman" w:hAnsi="Times New Roman" w:cs="Times New Roman"/>
         </w:rPr>
@@ -12641,7 +12724,7 @@
     </w:p>
     <w:p>
       <w:pPr>
-        <w:pStyle w:val="Subtitle"/>
+        <w:pStyle w:val="Subttulo"/>
         <w:rPr>
           <w:rFonts w:ascii="Times New Roman" w:hAnsi="Times New Roman" w:cs="Times New Roman"/>
         </w:rPr>
@@ -12691,7 +12774,7 @@
     </w:p>
     <w:p>
       <w:pPr>
-        <w:pStyle w:val="ListParagraph"/>
+        <w:pStyle w:val="Prrafodelista"/>
         <w:numPr>
           <w:ilvl w:val="0"/>
           <w:numId w:val="11"/>
@@ -12721,7 +12804,7 @@
     </w:p>
     <w:p>
       <w:pPr>
-        <w:pStyle w:val="ListParagraph"/>
+        <w:pStyle w:val="Prrafodelista"/>
         <w:numPr>
           <w:ilvl w:val="0"/>
           <w:numId w:val="11"/>
@@ -12739,7 +12822,7 @@
     </w:p>
     <w:p>
       <w:pPr>
-        <w:pStyle w:val="ListParagraph"/>
+        <w:pStyle w:val="Prrafodelista"/>
         <w:numPr>
           <w:ilvl w:val="1"/>
           <w:numId w:val="11"/>
@@ -12757,7 +12840,7 @@
     </w:p>
     <w:p>
       <w:pPr>
-        <w:pStyle w:val="ListParagraph"/>
+        <w:pStyle w:val="Prrafodelista"/>
         <w:numPr>
           <w:ilvl w:val="1"/>
           <w:numId w:val="11"/>
@@ -12775,7 +12858,7 @@
     </w:p>
     <w:p>
       <w:pPr>
-        <w:pStyle w:val="ListParagraph"/>
+        <w:pStyle w:val="Prrafodelista"/>
         <w:numPr>
           <w:ilvl w:val="1"/>
           <w:numId w:val="11"/>
@@ -12793,7 +12876,7 @@
     </w:p>
     <w:p>
       <w:pPr>
-        <w:pStyle w:val="ListParagraph"/>
+        <w:pStyle w:val="Prrafodelista"/>
         <w:numPr>
           <w:ilvl w:val="1"/>
           <w:numId w:val="11"/>
@@ -12811,7 +12894,7 @@
     </w:p>
     <w:p>
       <w:pPr>
-        <w:pStyle w:val="ListParagraph"/>
+        <w:pStyle w:val="Prrafodelista"/>
         <w:numPr>
           <w:ilvl w:val="1"/>
           <w:numId w:val="11"/>
@@ -12829,7 +12912,7 @@
     </w:p>
     <w:p>
       <w:pPr>
-        <w:pStyle w:val="ListParagraph"/>
+        <w:pStyle w:val="Prrafodelista"/>
         <w:numPr>
           <w:ilvl w:val="0"/>
           <w:numId w:val="11"/>
@@ -12859,7 +12942,7 @@
     </w:p>
     <w:p>
       <w:pPr>
-        <w:pStyle w:val="ListParagraph"/>
+        <w:pStyle w:val="Prrafodelista"/>
         <w:numPr>
           <w:ilvl w:val="0"/>
           <w:numId w:val="11"/>
@@ -12877,7 +12960,7 @@
     </w:p>
     <w:p>
       <w:pPr>
-        <w:pStyle w:val="ListParagraph"/>
+        <w:pStyle w:val="Prrafodelista"/>
         <w:numPr>
           <w:ilvl w:val="0"/>
           <w:numId w:val="11"/>
@@ -12928,7 +13011,7 @@
     </w:p>
     <w:p>
       <w:pPr>
-        <w:pStyle w:val="ListParagraph"/>
+        <w:pStyle w:val="Prrafodelista"/>
         <w:numPr>
           <w:ilvl w:val="0"/>
           <w:numId w:val="11"/>
@@ -12958,7 +13041,7 @@
     </w:p>
     <w:p>
       <w:pPr>
-        <w:pStyle w:val="ListParagraph"/>
+        <w:pStyle w:val="Prrafodelista"/>
         <w:numPr>
           <w:ilvl w:val="0"/>
           <w:numId w:val="11"/>
@@ -12989,7 +13072,7 @@
     </w:p>
     <w:p>
       <w:pPr>
-        <w:pStyle w:val="Subtitle"/>
+        <w:pStyle w:val="Subttulo"/>
         <w:rPr>
           <w:rFonts w:ascii="Times New Roman" w:hAnsi="Times New Roman" w:cs="Times New Roman"/>
         </w:rPr>
@@ -13063,7 +13146,7 @@
     </w:p>
     <w:p>
       <w:pPr>
-        <w:pStyle w:val="Subtitle"/>
+        <w:pStyle w:val="Subttulo"/>
         <w:rPr>
           <w:rFonts w:ascii="Times New Roman" w:hAnsi="Times New Roman" w:cs="Times New Roman"/>
         </w:rPr>
@@ -13547,7 +13630,7 @@
           </w:p>
           <w:p>
             <w:pPr>
-              <w:pStyle w:val="ListParagraph"/>
+              <w:pStyle w:val="Prrafodelista"/>
               <w:numPr>
                 <w:ilvl w:val="0"/>
                 <w:numId w:val="7"/>
@@ -13588,7 +13671,7 @@
           </w:p>
           <w:p>
             <w:pPr>
-              <w:pStyle w:val="ListParagraph"/>
+              <w:pStyle w:val="Prrafodelista"/>
               <w:numPr>
                 <w:ilvl w:val="0"/>
                 <w:numId w:val="7"/>
@@ -13629,7 +13712,7 @@
           </w:p>
           <w:p>
             <w:pPr>
-              <w:pStyle w:val="ListParagraph"/>
+              <w:pStyle w:val="Prrafodelista"/>
               <w:numPr>
                 <w:ilvl w:val="0"/>
                 <w:numId w:val="7"/>
@@ -13652,7 +13735,7 @@
           </w:p>
           <w:p>
             <w:pPr>
-              <w:pStyle w:val="ListParagraph"/>
+              <w:pStyle w:val="Prrafodelista"/>
               <w:numPr>
                 <w:ilvl w:val="0"/>
                 <w:numId w:val="7"/>
@@ -13691,7 +13774,7 @@
           </w:p>
           <w:p>
             <w:pPr>
-              <w:pStyle w:val="ListParagraph"/>
+              <w:pStyle w:val="Prrafodelista"/>
               <w:numPr>
                 <w:ilvl w:val="0"/>
                 <w:numId w:val="7"/>
@@ -13714,7 +13797,7 @@
           </w:p>
           <w:p>
             <w:pPr>
-              <w:pStyle w:val="ListParagraph"/>
+              <w:pStyle w:val="Prrafodelista"/>
               <w:numPr>
                 <w:ilvl w:val="0"/>
                 <w:numId w:val="7"/>
@@ -13761,7 +13844,7 @@
           </w:p>
           <w:p>
             <w:pPr>
-              <w:pStyle w:val="ListParagraph"/>
+              <w:pStyle w:val="Prrafodelista"/>
               <w:numPr>
                 <w:ilvl w:val="0"/>
                 <w:numId w:val="7"/>
@@ -13784,7 +13867,7 @@
           </w:p>
           <w:p>
             <w:pPr>
-              <w:pStyle w:val="ListParagraph"/>
+              <w:pStyle w:val="Prrafodelista"/>
               <w:numPr>
                 <w:ilvl w:val="0"/>
                 <w:numId w:val="7"/>
@@ -13815,7 +13898,7 @@
           </w:p>
           <w:p>
             <w:pPr>
-              <w:pStyle w:val="ListParagraph"/>
+              <w:pStyle w:val="Prrafodelista"/>
               <w:numPr>
                 <w:ilvl w:val="0"/>
                 <w:numId w:val="7"/>
@@ -13936,7 +14019,7 @@
     </w:p>
     <w:p>
       <w:pPr>
-        <w:pStyle w:val="Subtitle"/>
+        <w:pStyle w:val="Subttulo"/>
         <w:rPr>
           <w:rFonts w:ascii="Times New Roman" w:hAnsi="Times New Roman" w:cs="Times New Roman"/>
         </w:rPr>
@@ -14016,15 +14099,15 @@
     </w:p>
     <w:p>
       <w:pPr>
-        <w:pStyle w:val="Subtitle"/>
-        <w:rPr>
-          <w:rFonts w:ascii="Times New Roman" w:hAnsi="Times New Roman" w:cs="Times New Roman"/>
-        </w:rPr>
-      </w:pPr>
-    </w:p>
-    <w:p>
-      <w:pPr>
-        <w:pStyle w:val="Subtitle"/>
+        <w:pStyle w:val="Subttulo"/>
+        <w:rPr>
+          <w:rFonts w:ascii="Times New Roman" w:hAnsi="Times New Roman" w:cs="Times New Roman"/>
+        </w:rPr>
+      </w:pPr>
+    </w:p>
+    <w:p>
+      <w:pPr>
+        <w:pStyle w:val="Subttulo"/>
         <w:rPr>
           <w:rFonts w:ascii="Times New Roman" w:hAnsi="Times New Roman" w:cs="Times New Roman"/>
         </w:rPr>
@@ -14111,7 +14194,7 @@
     </w:p>
     <w:p>
       <w:pPr>
-        <w:pStyle w:val="Subtitle"/>
+        <w:pStyle w:val="Subttulo"/>
         <w:rPr>
           <w:rFonts w:ascii="Times New Roman" w:hAnsi="Times New Roman" w:cs="Times New Roman"/>
         </w:rPr>
@@ -14167,7 +14250,7 @@
     </w:p>
     <w:p>
       <w:pPr>
-        <w:pStyle w:val="Subtitle"/>
+        <w:pStyle w:val="Subttulo"/>
         <w:rPr>
           <w:rFonts w:ascii="Times New Roman" w:hAnsi="Times New Roman" w:cs="Times New Roman"/>
         </w:rPr>
@@ -14229,7 +14312,7 @@
     </w:p>
     <w:p>
       <w:pPr>
-        <w:pStyle w:val="Subtitle"/>
+        <w:pStyle w:val="Subttulo"/>
         <w:rPr>
           <w:rFonts w:ascii="Times New Roman" w:hAnsi="Times New Roman" w:cs="Times New Roman"/>
         </w:rPr>
@@ -14309,7 +14392,7 @@
     </w:p>
     <w:p>
       <w:pPr>
-        <w:pStyle w:val="Heading1"/>
+        <w:pStyle w:val="Ttulo1"/>
         <w:rPr>
           <w:rFonts w:ascii="Times New Roman" w:hAnsi="Times New Roman" w:cs="Times New Roman"/>
         </w:rPr>
@@ -14331,7 +14414,7 @@
     </w:p>
     <w:p>
       <w:pPr>
-        <w:pStyle w:val="Subtitle"/>
+        <w:pStyle w:val="Subttulo"/>
         <w:rPr>
           <w:rFonts w:ascii="Times New Roman" w:hAnsi="Times New Roman" w:cs="Times New Roman"/>
         </w:rPr>
@@ -14381,7 +14464,7 @@
     </w:p>
     <w:p>
       <w:pPr>
-        <w:pStyle w:val="ListParagraph"/>
+        <w:pStyle w:val="Prrafodelista"/>
         <w:numPr>
           <w:ilvl w:val="0"/>
           <w:numId w:val="8"/>
@@ -14399,7 +14482,7 @@
     </w:p>
     <w:p>
       <w:pPr>
-        <w:pStyle w:val="ListParagraph"/>
+        <w:pStyle w:val="Prrafodelista"/>
         <w:numPr>
           <w:ilvl w:val="0"/>
           <w:numId w:val="8"/>
@@ -14417,7 +14500,7 @@
     </w:p>
     <w:p>
       <w:pPr>
-        <w:pStyle w:val="ListParagraph"/>
+        <w:pStyle w:val="Prrafodelista"/>
         <w:numPr>
           <w:ilvl w:val="1"/>
           <w:numId w:val="8"/>
@@ -14435,7 +14518,7 @@
     </w:p>
     <w:p>
       <w:pPr>
-        <w:pStyle w:val="ListParagraph"/>
+        <w:pStyle w:val="Prrafodelista"/>
         <w:numPr>
           <w:ilvl w:val="1"/>
           <w:numId w:val="8"/>
@@ -14453,7 +14536,7 @@
     </w:p>
     <w:p>
       <w:pPr>
-        <w:pStyle w:val="ListParagraph"/>
+        <w:pStyle w:val="Prrafodelista"/>
         <w:numPr>
           <w:ilvl w:val="1"/>
           <w:numId w:val="8"/>
@@ -14471,7 +14554,7 @@
     </w:p>
     <w:p>
       <w:pPr>
-        <w:pStyle w:val="ListParagraph"/>
+        <w:pStyle w:val="Prrafodelista"/>
         <w:numPr>
           <w:ilvl w:val="1"/>
           <w:numId w:val="8"/>
@@ -14489,7 +14572,7 @@
     </w:p>
     <w:p>
       <w:pPr>
-        <w:pStyle w:val="ListParagraph"/>
+        <w:pStyle w:val="Prrafodelista"/>
         <w:numPr>
           <w:ilvl w:val="1"/>
           <w:numId w:val="8"/>
@@ -14508,7 +14591,7 @@
     </w:p>
     <w:p>
       <w:pPr>
-        <w:pStyle w:val="ListParagraph"/>
+        <w:pStyle w:val="Prrafodelista"/>
         <w:numPr>
           <w:ilvl w:val="0"/>
           <w:numId w:val="8"/>
@@ -14538,7 +14621,7 @@
     </w:p>
     <w:p>
       <w:pPr>
-        <w:pStyle w:val="ListParagraph"/>
+        <w:pStyle w:val="Prrafodelista"/>
         <w:numPr>
           <w:ilvl w:val="0"/>
           <w:numId w:val="8"/>
@@ -14568,7 +14651,7 @@
     </w:p>
     <w:p>
       <w:pPr>
-        <w:pStyle w:val="ListParagraph"/>
+        <w:pStyle w:val="Prrafodelista"/>
         <w:numPr>
           <w:ilvl w:val="0"/>
           <w:numId w:val="8"/>
@@ -14598,7 +14681,7 @@
     </w:p>
     <w:p>
       <w:pPr>
-        <w:pStyle w:val="ListParagraph"/>
+        <w:pStyle w:val="Prrafodelista"/>
         <w:numPr>
           <w:ilvl w:val="0"/>
           <w:numId w:val="8"/>
@@ -14623,7 +14706,7 @@
     </w:p>
     <w:p>
       <w:pPr>
-        <w:pStyle w:val="Subtitle"/>
+        <w:pStyle w:val="Subttulo"/>
         <w:rPr>
           <w:rFonts w:ascii="Times New Roman" w:hAnsi="Times New Roman" w:cs="Times New Roman"/>
         </w:rPr>
@@ -14709,7 +14792,7 @@
     </w:p>
     <w:p>
       <w:pPr>
-        <w:pStyle w:val="Subtitle"/>
+        <w:pStyle w:val="Subttulo"/>
         <w:rPr>
           <w:rFonts w:ascii="Times New Roman" w:hAnsi="Times New Roman" w:cs="Times New Roman"/>
         </w:rPr>
@@ -15177,7 +15260,7 @@
           </w:p>
           <w:p>
             <w:pPr>
-              <w:pStyle w:val="ListParagraph"/>
+              <w:pStyle w:val="Prrafodelista"/>
               <w:numPr>
                 <w:ilvl w:val="0"/>
                 <w:numId w:val="9"/>
@@ -15218,7 +15301,7 @@
           </w:p>
           <w:p>
             <w:pPr>
-              <w:pStyle w:val="ListParagraph"/>
+              <w:pStyle w:val="Prrafodelista"/>
               <w:numPr>
                 <w:ilvl w:val="0"/>
                 <w:numId w:val="9"/>
@@ -15259,7 +15342,7 @@
           </w:p>
           <w:p>
             <w:pPr>
-              <w:pStyle w:val="ListParagraph"/>
+              <w:pStyle w:val="Prrafodelista"/>
               <w:numPr>
                 <w:ilvl w:val="0"/>
                 <w:numId w:val="9"/>
@@ -15282,7 +15365,7 @@
           </w:p>
           <w:p>
             <w:pPr>
-              <w:pStyle w:val="ListParagraph"/>
+              <w:pStyle w:val="Prrafodelista"/>
               <w:numPr>
                 <w:ilvl w:val="0"/>
                 <w:numId w:val="9"/>
@@ -15319,7 +15402,7 @@
           </w:p>
           <w:p>
             <w:pPr>
-              <w:pStyle w:val="ListParagraph"/>
+              <w:pStyle w:val="Prrafodelista"/>
               <w:numPr>
                 <w:ilvl w:val="0"/>
                 <w:numId w:val="9"/>
@@ -15356,7 +15439,7 @@
           </w:p>
           <w:p>
             <w:pPr>
-              <w:pStyle w:val="ListParagraph"/>
+              <w:pStyle w:val="Prrafodelista"/>
               <w:numPr>
                 <w:ilvl w:val="0"/>
                 <w:numId w:val="9"/>
@@ -15395,7 +15478,7 @@
           </w:p>
           <w:p>
             <w:pPr>
-              <w:pStyle w:val="ListParagraph"/>
+              <w:pStyle w:val="Prrafodelista"/>
               <w:numPr>
                 <w:ilvl w:val="0"/>
                 <w:numId w:val="9"/>
@@ -15450,7 +15533,7 @@
           </w:p>
           <w:p>
             <w:pPr>
-              <w:pStyle w:val="ListParagraph"/>
+              <w:pStyle w:val="Prrafodelista"/>
               <w:numPr>
                 <w:ilvl w:val="0"/>
                 <w:numId w:val="9"/>
@@ -15599,7 +15682,7 @@
     </w:p>
     <w:p>
       <w:pPr>
-        <w:pStyle w:val="Subtitle"/>
+        <w:pStyle w:val="Subttulo"/>
         <w:rPr>
           <w:rFonts w:ascii="Times New Roman" w:hAnsi="Times New Roman" w:cs="Times New Roman"/>
         </w:rPr>
@@ -15679,15 +15762,15 @@
     </w:p>
     <w:p>
       <w:pPr>
-        <w:pStyle w:val="Subtitle"/>
-        <w:rPr>
-          <w:rFonts w:ascii="Times New Roman" w:hAnsi="Times New Roman" w:cs="Times New Roman"/>
-        </w:rPr>
-      </w:pPr>
-    </w:p>
-    <w:p>
-      <w:pPr>
-        <w:pStyle w:val="Subtitle"/>
+        <w:pStyle w:val="Subttulo"/>
+        <w:rPr>
+          <w:rFonts w:ascii="Times New Roman" w:hAnsi="Times New Roman" w:cs="Times New Roman"/>
+        </w:rPr>
+      </w:pPr>
+    </w:p>
+    <w:p>
+      <w:pPr>
+        <w:pStyle w:val="Subttulo"/>
         <w:rPr>
           <w:rFonts w:ascii="Times New Roman" w:hAnsi="Times New Roman" w:cs="Times New Roman"/>
         </w:rPr>
@@ -15773,7 +15856,7 @@
     </w:p>
     <w:p>
       <w:pPr>
-        <w:pStyle w:val="Subtitle"/>
+        <w:pStyle w:val="Subttulo"/>
         <w:rPr>
           <w:rFonts w:ascii="Times New Roman" w:hAnsi="Times New Roman" w:cs="Times New Roman"/>
         </w:rPr>
@@ -15853,15 +15936,15 @@
     </w:p>
     <w:p>
       <w:pPr>
-        <w:pStyle w:val="Subtitle"/>
-        <w:rPr>
-          <w:rFonts w:ascii="Times New Roman" w:hAnsi="Times New Roman" w:cs="Times New Roman"/>
-        </w:rPr>
-      </w:pPr>
-    </w:p>
-    <w:p>
-      <w:pPr>
-        <w:pStyle w:val="Subtitle"/>
+        <w:pStyle w:val="Subttulo"/>
+        <w:rPr>
+          <w:rFonts w:ascii="Times New Roman" w:hAnsi="Times New Roman" w:cs="Times New Roman"/>
+        </w:rPr>
+      </w:pPr>
+    </w:p>
+    <w:p>
+      <w:pPr>
+        <w:pStyle w:val="Subttulo"/>
         <w:rPr>
           <w:rFonts w:ascii="Times New Roman" w:hAnsi="Times New Roman" w:cs="Times New Roman"/>
         </w:rPr>
@@ -15940,7 +16023,7 @@
     </w:p>
     <w:p>
       <w:pPr>
-        <w:pStyle w:val="Heading1"/>
+        <w:pStyle w:val="Ttulo1"/>
         <w:rPr>
           <w:rFonts w:ascii="Times New Roman" w:hAnsi="Times New Roman" w:cs="Times New Roman"/>
         </w:rPr>
@@ -15962,7 +16045,7 @@
     </w:p>
     <w:p>
       <w:pPr>
-        <w:pStyle w:val="Subtitle"/>
+        <w:pStyle w:val="Subttulo"/>
         <w:rPr>
           <w:rFonts w:ascii="Times New Roman" w:hAnsi="Times New Roman" w:cs="Times New Roman"/>
         </w:rPr>
@@ -16000,7 +16083,7 @@
     </w:p>
     <w:p>
       <w:pPr>
-        <w:pStyle w:val="ListParagraph"/>
+        <w:pStyle w:val="Prrafodelista"/>
         <w:numPr>
           <w:ilvl w:val="0"/>
           <w:numId w:val="12"/>
@@ -16018,7 +16101,7 @@
     </w:p>
     <w:p>
       <w:pPr>
-        <w:pStyle w:val="ListParagraph"/>
+        <w:pStyle w:val="Prrafodelista"/>
         <w:numPr>
           <w:ilvl w:val="0"/>
           <w:numId w:val="12"/>
@@ -16036,7 +16119,7 @@
     </w:p>
     <w:p>
       <w:pPr>
-        <w:pStyle w:val="ListParagraph"/>
+        <w:pStyle w:val="Prrafodelista"/>
         <w:numPr>
           <w:ilvl w:val="1"/>
           <w:numId w:val="12"/>
@@ -16054,7 +16137,7 @@
     </w:p>
     <w:p>
       <w:pPr>
-        <w:pStyle w:val="ListParagraph"/>
+        <w:pStyle w:val="Prrafodelista"/>
         <w:numPr>
           <w:ilvl w:val="1"/>
           <w:numId w:val="12"/>
@@ -16072,7 +16155,7 @@
     </w:p>
     <w:p>
       <w:pPr>
-        <w:pStyle w:val="ListParagraph"/>
+        <w:pStyle w:val="Prrafodelista"/>
         <w:numPr>
           <w:ilvl w:val="1"/>
           <w:numId w:val="12"/>
@@ -16090,7 +16173,7 @@
     </w:p>
     <w:p>
       <w:pPr>
-        <w:pStyle w:val="ListParagraph"/>
+        <w:pStyle w:val="Prrafodelista"/>
         <w:numPr>
           <w:ilvl w:val="1"/>
           <w:numId w:val="12"/>
@@ -16109,7 +16192,7 @@
     </w:p>
     <w:p>
       <w:pPr>
-        <w:pStyle w:val="ListParagraph"/>
+        <w:pStyle w:val="Prrafodelista"/>
         <w:numPr>
           <w:ilvl w:val="0"/>
           <w:numId w:val="12"/>
@@ -16139,7 +16222,7 @@
     </w:p>
     <w:p>
       <w:pPr>
-        <w:pStyle w:val="ListParagraph"/>
+        <w:pStyle w:val="Prrafodelista"/>
         <w:numPr>
           <w:ilvl w:val="0"/>
           <w:numId w:val="12"/>
@@ -16157,7 +16240,7 @@
     </w:p>
     <w:p>
       <w:pPr>
-        <w:pStyle w:val="ListParagraph"/>
+        <w:pStyle w:val="Prrafodelista"/>
         <w:numPr>
           <w:ilvl w:val="0"/>
           <w:numId w:val="12"/>
@@ -16187,7 +16270,7 @@
     </w:p>
     <w:p>
       <w:pPr>
-        <w:pStyle w:val="ListParagraph"/>
+        <w:pStyle w:val="Prrafodelista"/>
         <w:numPr>
           <w:ilvl w:val="0"/>
           <w:numId w:val="12"/>
@@ -16205,7 +16288,7 @@
     </w:p>
     <w:p>
       <w:pPr>
-        <w:pStyle w:val="ListParagraph"/>
+        <w:pStyle w:val="Prrafodelista"/>
         <w:numPr>
           <w:ilvl w:val="0"/>
           <w:numId w:val="12"/>
@@ -16230,7 +16313,7 @@
     </w:p>
     <w:p>
       <w:pPr>
-        <w:pStyle w:val="Subtitle"/>
+        <w:pStyle w:val="Subttulo"/>
         <w:rPr>
           <w:rFonts w:ascii="Times New Roman" w:hAnsi="Times New Roman" w:cs="Times New Roman"/>
         </w:rPr>
@@ -16316,7 +16399,7 @@
     </w:p>
     <w:p>
       <w:pPr>
-        <w:pStyle w:val="Subtitle"/>
+        <w:pStyle w:val="Subttulo"/>
         <w:rPr>
           <w:rFonts w:ascii="Times New Roman" w:hAnsi="Times New Roman" w:cs="Times New Roman"/>
         </w:rPr>
@@ -16784,7 +16867,7 @@
           </w:p>
           <w:p>
             <w:pPr>
-              <w:pStyle w:val="ListParagraph"/>
+              <w:pStyle w:val="Prrafodelista"/>
               <w:numPr>
                 <w:ilvl w:val="0"/>
                 <w:numId w:val="13"/>
@@ -16825,7 +16908,7 @@
           </w:p>
           <w:p>
             <w:pPr>
-              <w:pStyle w:val="ListParagraph"/>
+              <w:pStyle w:val="Prrafodelista"/>
               <w:numPr>
                 <w:ilvl w:val="0"/>
                 <w:numId w:val="13"/>
@@ -16866,7 +16949,7 @@
           </w:p>
           <w:p>
             <w:pPr>
-              <w:pStyle w:val="ListParagraph"/>
+              <w:pStyle w:val="Prrafodelista"/>
               <w:numPr>
                 <w:ilvl w:val="0"/>
                 <w:numId w:val="13"/>
@@ -16889,7 +16972,7 @@
           </w:p>
           <w:p>
             <w:pPr>
-              <w:pStyle w:val="ListParagraph"/>
+              <w:pStyle w:val="Prrafodelista"/>
               <w:numPr>
                 <w:ilvl w:val="0"/>
                 <w:numId w:val="13"/>
@@ -16926,7 +17009,7 @@
           </w:p>
           <w:p>
             <w:pPr>
-              <w:pStyle w:val="ListParagraph"/>
+              <w:pStyle w:val="Prrafodelista"/>
               <w:numPr>
                 <w:ilvl w:val="0"/>
                 <w:numId w:val="13"/>
@@ -16949,7 +17032,7 @@
           </w:p>
           <w:p>
             <w:pPr>
-              <w:pStyle w:val="ListParagraph"/>
+              <w:pStyle w:val="Prrafodelista"/>
               <w:numPr>
                 <w:ilvl w:val="0"/>
                 <w:numId w:val="13"/>
@@ -16986,7 +17069,7 @@
           </w:p>
           <w:p>
             <w:pPr>
-              <w:pStyle w:val="ListParagraph"/>
+              <w:pStyle w:val="Prrafodelista"/>
               <w:numPr>
                 <w:ilvl w:val="0"/>
                 <w:numId w:val="13"/>
@@ -17009,7 +17092,7 @@
           </w:p>
           <w:p>
             <w:pPr>
-              <w:pStyle w:val="ListParagraph"/>
+              <w:pStyle w:val="Prrafodelista"/>
               <w:numPr>
                 <w:ilvl w:val="0"/>
                 <w:numId w:val="13"/>
@@ -17050,7 +17133,7 @@
           </w:p>
           <w:p>
             <w:pPr>
-              <w:pStyle w:val="ListParagraph"/>
+              <w:pStyle w:val="Prrafodelista"/>
               <w:numPr>
                 <w:ilvl w:val="0"/>
                 <w:numId w:val="13"/>
@@ -17210,7 +17293,7 @@
     </w:p>
     <w:p>
       <w:pPr>
-        <w:pStyle w:val="Subtitle"/>
+        <w:pStyle w:val="Subttulo"/>
         <w:rPr>
           <w:rFonts w:ascii="Times New Roman" w:hAnsi="Times New Roman" w:cs="Times New Roman"/>
         </w:rPr>
@@ -17290,15 +17373,15 @@
     </w:p>
     <w:p>
       <w:pPr>
-        <w:pStyle w:val="Subtitle"/>
-        <w:rPr>
-          <w:rFonts w:ascii="Times New Roman" w:hAnsi="Times New Roman" w:cs="Times New Roman"/>
-        </w:rPr>
-      </w:pPr>
-    </w:p>
-    <w:p>
-      <w:pPr>
-        <w:pStyle w:val="Subtitle"/>
+        <w:pStyle w:val="Subttulo"/>
+        <w:rPr>
+          <w:rFonts w:ascii="Times New Roman" w:hAnsi="Times New Roman" w:cs="Times New Roman"/>
+        </w:rPr>
+      </w:pPr>
+    </w:p>
+    <w:p>
+      <w:pPr>
+        <w:pStyle w:val="Subttulo"/>
         <w:rPr>
           <w:rFonts w:ascii="Times New Roman" w:hAnsi="Times New Roman" w:cs="Times New Roman"/>
         </w:rPr>
@@ -17385,7 +17468,7 @@
     </w:p>
     <w:p>
       <w:pPr>
-        <w:pStyle w:val="Subtitle"/>
+        <w:pStyle w:val="Subttulo"/>
         <w:rPr>
           <w:rFonts w:ascii="Times New Roman" w:hAnsi="Times New Roman" w:cs="Times New Roman"/>
         </w:rPr>
@@ -17477,15 +17560,15 @@
     </w:p>
     <w:p>
       <w:pPr>
-        <w:pStyle w:val="Subtitle"/>
-        <w:rPr>
-          <w:rFonts w:ascii="Times New Roman" w:hAnsi="Times New Roman" w:cs="Times New Roman"/>
-        </w:rPr>
-      </w:pPr>
-    </w:p>
-    <w:p>
-      <w:pPr>
-        <w:pStyle w:val="Subtitle"/>
+        <w:pStyle w:val="Subttulo"/>
+        <w:rPr>
+          <w:rFonts w:ascii="Times New Roman" w:hAnsi="Times New Roman" w:cs="Times New Roman"/>
+        </w:rPr>
+      </w:pPr>
+    </w:p>
+    <w:p>
+      <w:pPr>
+        <w:pStyle w:val="Subttulo"/>
         <w:rPr>
           <w:rFonts w:ascii="Times New Roman" w:hAnsi="Times New Roman" w:cs="Times New Roman"/>
         </w:rPr>
@@ -17571,7 +17654,7 @@
     </w:p>
     <w:p>
       <w:pPr>
-        <w:pStyle w:val="Subtitle"/>
+        <w:pStyle w:val="Subttulo"/>
         <w:rPr>
           <w:rFonts w:ascii="Times New Roman" w:hAnsi="Times New Roman" w:cs="Times New Roman"/>
         </w:rPr>
@@ -17609,7 +17692,7 @@
     </w:p>
     <w:p>
       <w:pPr>
-        <w:pStyle w:val="Subtitle"/>
+        <w:pStyle w:val="Subttulo"/>
         <w:rPr>
           <w:rFonts w:ascii="Times New Roman" w:hAnsi="Times New Roman" w:cs="Times New Roman"/>
         </w:rPr>
@@ -17671,7 +17754,7 @@
     </w:p>
     <w:p>
       <w:pPr>
-        <w:pStyle w:val="Heading1"/>
+        <w:pStyle w:val="Ttulo1"/>
         <w:rPr>
           <w:rFonts w:ascii="Times New Roman" w:hAnsi="Times New Roman" w:cs="Times New Roman"/>
         </w:rPr>
@@ -17688,7 +17771,7 @@
     </w:p>
     <w:p>
       <w:pPr>
-        <w:pStyle w:val="Subtitle"/>
+        <w:pStyle w:val="Subttulo"/>
         <w:rPr>
           <w:rFonts w:ascii="Times New Roman" w:hAnsi="Times New Roman" w:cs="Times New Roman"/>
         </w:rPr>
@@ -17714,7 +17797,7 @@
     </w:p>
     <w:p>
       <w:pPr>
-        <w:pStyle w:val="ListParagraph"/>
+        <w:pStyle w:val="Prrafodelista"/>
         <w:numPr>
           <w:ilvl w:val="0"/>
           <w:numId w:val="14"/>
@@ -17732,7 +17815,7 @@
     </w:p>
     <w:p>
       <w:pPr>
-        <w:pStyle w:val="ListParagraph"/>
+        <w:pStyle w:val="Prrafodelista"/>
         <w:numPr>
           <w:ilvl w:val="0"/>
           <w:numId w:val="14"/>
@@ -17750,7 +17833,7 @@
     </w:p>
     <w:p>
       <w:pPr>
-        <w:pStyle w:val="ListParagraph"/>
+        <w:pStyle w:val="Prrafodelista"/>
         <w:numPr>
           <w:ilvl w:val="0"/>
           <w:numId w:val="14"/>
@@ -17768,7 +17851,7 @@
     </w:p>
     <w:p>
       <w:pPr>
-        <w:pStyle w:val="ListParagraph"/>
+        <w:pStyle w:val="Prrafodelista"/>
         <w:numPr>
           <w:ilvl w:val="0"/>
           <w:numId w:val="14"/>
@@ -17786,7 +17869,7 @@
     </w:p>
     <w:p>
       <w:pPr>
-        <w:pStyle w:val="Subtitle"/>
+        <w:pStyle w:val="Subttulo"/>
         <w:rPr>
           <w:rFonts w:ascii="Times New Roman" w:hAnsi="Times New Roman" w:cs="Times New Roman"/>
         </w:rPr>
@@ -17854,7 +17937,7 @@
     </w:p>
     <w:p>
       <w:pPr>
-        <w:pStyle w:val="Subtitle"/>
+        <w:pStyle w:val="Subttulo"/>
         <w:rPr>
           <w:rFonts w:ascii="Times New Roman" w:hAnsi="Times New Roman" w:cs="Times New Roman"/>
         </w:rPr>
@@ -18298,7 +18381,7 @@
           </w:p>
           <w:p>
             <w:pPr>
-              <w:pStyle w:val="ListParagraph"/>
+              <w:pStyle w:val="Prrafodelista"/>
               <w:numPr>
                 <w:ilvl w:val="0"/>
                 <w:numId w:val="15"/>
@@ -18321,7 +18404,7 @@
           </w:p>
           <w:p>
             <w:pPr>
-              <w:pStyle w:val="ListParagraph"/>
+              <w:pStyle w:val="Prrafodelista"/>
               <w:numPr>
                 <w:ilvl w:val="0"/>
                 <w:numId w:val="15"/>
@@ -18344,7 +18427,7 @@
           </w:p>
           <w:p>
             <w:pPr>
-              <w:pStyle w:val="ListParagraph"/>
+              <w:pStyle w:val="Prrafodelista"/>
               <w:numPr>
                 <w:ilvl w:val="0"/>
                 <w:numId w:val="15"/>
@@ -18367,7 +18450,7 @@
           </w:p>
           <w:p>
             <w:pPr>
-              <w:pStyle w:val="ListParagraph"/>
+              <w:pStyle w:val="Prrafodelista"/>
               <w:numPr>
                 <w:ilvl w:val="0"/>
                 <w:numId w:val="15"/>
@@ -18390,7 +18473,7 @@
           </w:p>
           <w:p>
             <w:pPr>
-              <w:pStyle w:val="ListParagraph"/>
+              <w:pStyle w:val="Prrafodelista"/>
               <w:numPr>
                 <w:ilvl w:val="0"/>
                 <w:numId w:val="15"/>
@@ -18413,7 +18496,7 @@
           </w:p>
           <w:p>
             <w:pPr>
-              <w:pStyle w:val="ListParagraph"/>
+              <w:pStyle w:val="Prrafodelista"/>
               <w:numPr>
                 <w:ilvl w:val="0"/>
                 <w:numId w:val="15"/>
@@ -18436,7 +18519,7 @@
           </w:p>
           <w:p>
             <w:pPr>
-              <w:pStyle w:val="ListParagraph"/>
+              <w:pStyle w:val="Prrafodelista"/>
               <w:numPr>
                 <w:ilvl w:val="0"/>
                 <w:numId w:val="15"/>
@@ -18459,7 +18542,7 @@
           </w:p>
           <w:p>
             <w:pPr>
-              <w:pStyle w:val="ListParagraph"/>
+              <w:pStyle w:val="Prrafodelista"/>
               <w:numPr>
                 <w:ilvl w:val="0"/>
                 <w:numId w:val="15"/>
@@ -18482,7 +18565,7 @@
           </w:p>
           <w:p>
             <w:pPr>
-              <w:pStyle w:val="ListParagraph"/>
+              <w:pStyle w:val="Prrafodelista"/>
               <w:numPr>
                 <w:ilvl w:val="0"/>
                 <w:numId w:val="15"/>
@@ -18696,7 +18779,7 @@
     </w:p>
     <w:p>
       <w:pPr>
-        <w:pStyle w:val="Subtitle"/>
+        <w:pStyle w:val="Subttulo"/>
         <w:rPr>
           <w:rFonts w:ascii="Times New Roman" w:hAnsi="Times New Roman" w:cs="Times New Roman"/>
         </w:rPr>
@@ -18763,29 +18846,29 @@
     </w:p>
     <w:p>
       <w:pPr>
-        <w:pStyle w:val="Subtitle"/>
-        <w:rPr>
-          <w:rFonts w:ascii="Times New Roman" w:hAnsi="Times New Roman" w:cs="Times New Roman"/>
-        </w:rPr>
-      </w:pPr>
-    </w:p>
-    <w:p>
-      <w:pPr>
-        <w:rPr>
-          <w:rFonts w:ascii="Times New Roman" w:hAnsi="Times New Roman" w:cs="Times New Roman"/>
-        </w:rPr>
-      </w:pPr>
-    </w:p>
-    <w:p>
-      <w:pPr>
-        <w:rPr>
-          <w:rFonts w:ascii="Times New Roman" w:hAnsi="Times New Roman" w:cs="Times New Roman"/>
-        </w:rPr>
-      </w:pPr>
-    </w:p>
-    <w:p>
-      <w:pPr>
-        <w:pStyle w:val="Subtitle"/>
+        <w:pStyle w:val="Subttulo"/>
+        <w:rPr>
+          <w:rFonts w:ascii="Times New Roman" w:hAnsi="Times New Roman" w:cs="Times New Roman"/>
+        </w:rPr>
+      </w:pPr>
+    </w:p>
+    <w:p>
+      <w:pPr>
+        <w:rPr>
+          <w:rFonts w:ascii="Times New Roman" w:hAnsi="Times New Roman" w:cs="Times New Roman"/>
+        </w:rPr>
+      </w:pPr>
+    </w:p>
+    <w:p>
+      <w:pPr>
+        <w:rPr>
+          <w:rFonts w:ascii="Times New Roman" w:hAnsi="Times New Roman" w:cs="Times New Roman"/>
+        </w:rPr>
+      </w:pPr>
+    </w:p>
+    <w:p>
+      <w:pPr>
+        <w:pStyle w:val="Subttulo"/>
         <w:rPr>
           <w:rFonts w:ascii="Times New Roman" w:hAnsi="Times New Roman" w:cs="Times New Roman"/>
         </w:rPr>
@@ -18859,7 +18942,7 @@
     </w:p>
     <w:p>
       <w:pPr>
-        <w:pStyle w:val="Subtitle"/>
+        <w:pStyle w:val="Subttulo"/>
         <w:rPr>
           <w:rFonts w:ascii="Times New Roman" w:hAnsi="Times New Roman" w:cs="Times New Roman"/>
         </w:rPr>
@@ -18946,15 +19029,15 @@
     </w:p>
     <w:p>
       <w:pPr>
-        <w:pStyle w:val="Subtitle"/>
-        <w:rPr>
-          <w:rFonts w:ascii="Times New Roman" w:hAnsi="Times New Roman" w:cs="Times New Roman"/>
-        </w:rPr>
-      </w:pPr>
-    </w:p>
-    <w:p>
-      <w:pPr>
-        <w:pStyle w:val="Subtitle"/>
+        <w:pStyle w:val="Subttulo"/>
+        <w:rPr>
+          <w:rFonts w:ascii="Times New Roman" w:hAnsi="Times New Roman" w:cs="Times New Roman"/>
+        </w:rPr>
+      </w:pPr>
+    </w:p>
+    <w:p>
+      <w:pPr>
+        <w:pStyle w:val="Subttulo"/>
         <w:rPr>
           <w:rFonts w:ascii="Times New Roman" w:hAnsi="Times New Roman" w:cs="Times New Roman"/>
         </w:rPr>
@@ -19022,7 +19105,7 @@
     </w:p>
     <w:p>
       <w:pPr>
-        <w:pStyle w:val="Subtitle"/>
+        <w:pStyle w:val="Subttulo"/>
         <w:rPr>
           <w:rFonts w:ascii="Times New Roman" w:hAnsi="Times New Roman" w:cs="Times New Roman"/>
         </w:rPr>
@@ -19097,7 +19180,7 @@
     </w:p>
     <w:p>
       <w:pPr>
-        <w:pStyle w:val="Heading1"/>
+        <w:pStyle w:val="Ttulo1"/>
         <w:rPr>
           <w:rFonts w:ascii="Times New Roman" w:hAnsi="Times New Roman" w:cs="Times New Roman"/>
         </w:rPr>
@@ -19126,7 +19209,7 @@
     </w:p>
     <w:p>
       <w:pPr>
-        <w:pStyle w:val="Subtitle"/>
+        <w:pStyle w:val="Subttulo"/>
         <w:rPr>
           <w:rFonts w:ascii="Times New Roman" w:hAnsi="Times New Roman" w:cs="Times New Roman"/>
         </w:rPr>
@@ -19158,7 +19241,7 @@
     </w:p>
     <w:p>
       <w:pPr>
-        <w:pStyle w:val="ListParagraph"/>
+        <w:pStyle w:val="Prrafodelista"/>
         <w:numPr>
           <w:ilvl w:val="0"/>
           <w:numId w:val="20"/>
@@ -19176,7 +19259,7 @@
     </w:p>
     <w:p>
       <w:pPr>
-        <w:pStyle w:val="ListParagraph"/>
+        <w:pStyle w:val="Prrafodelista"/>
         <w:numPr>
           <w:ilvl w:val="0"/>
           <w:numId w:val="20"/>
@@ -19194,7 +19277,7 @@
     </w:p>
     <w:p>
       <w:pPr>
-        <w:pStyle w:val="ListParagraph"/>
+        <w:pStyle w:val="Prrafodelista"/>
         <w:numPr>
           <w:ilvl w:val="0"/>
           <w:numId w:val="20"/>
@@ -19212,7 +19295,7 @@
     </w:p>
     <w:p>
       <w:pPr>
-        <w:pStyle w:val="ListParagraph"/>
+        <w:pStyle w:val="Prrafodelista"/>
         <w:numPr>
           <w:ilvl w:val="0"/>
           <w:numId w:val="20"/>
@@ -19236,7 +19319,7 @@
     </w:p>
     <w:p>
       <w:pPr>
-        <w:pStyle w:val="ListParagraph"/>
+        <w:pStyle w:val="Prrafodelista"/>
         <w:numPr>
           <w:ilvl w:val="0"/>
           <w:numId w:val="20"/>
@@ -19254,7 +19337,7 @@
     </w:p>
     <w:p>
       <w:pPr>
-        <w:pStyle w:val="Subtitle"/>
+        <w:pStyle w:val="Subttulo"/>
         <w:rPr>
           <w:rFonts w:ascii="Times New Roman" w:hAnsi="Times New Roman" w:cs="Times New Roman"/>
         </w:rPr>
@@ -19334,7 +19417,7 @@
     </w:p>
     <w:p>
       <w:pPr>
-        <w:pStyle w:val="Subtitle"/>
+        <w:pStyle w:val="Subttulo"/>
         <w:rPr>
           <w:rFonts w:ascii="Times New Roman" w:hAnsi="Times New Roman" w:cs="Times New Roman"/>
         </w:rPr>
@@ -19782,7 +19865,7 @@
           </w:p>
           <w:p>
             <w:pPr>
-              <w:pStyle w:val="ListParagraph"/>
+              <w:pStyle w:val="Prrafodelista"/>
               <w:numPr>
                 <w:ilvl w:val="0"/>
                 <w:numId w:val="21"/>
@@ -19805,7 +19888,7 @@
           </w:p>
           <w:p>
             <w:pPr>
-              <w:pStyle w:val="ListParagraph"/>
+              <w:pStyle w:val="Prrafodelista"/>
               <w:numPr>
                 <w:ilvl w:val="0"/>
                 <w:numId w:val="21"/>
@@ -19828,7 +19911,7 @@
           </w:p>
           <w:p>
             <w:pPr>
-              <w:pStyle w:val="ListParagraph"/>
+              <w:pStyle w:val="Prrafodelista"/>
               <w:numPr>
                 <w:ilvl w:val="0"/>
                 <w:numId w:val="21"/>
@@ -19859,7 +19942,7 @@
           </w:p>
           <w:p>
             <w:pPr>
-              <w:pStyle w:val="ListParagraph"/>
+              <w:pStyle w:val="Prrafodelista"/>
               <w:numPr>
                 <w:ilvl w:val="0"/>
                 <w:numId w:val="21"/>
@@ -19882,7 +19965,7 @@
           </w:p>
           <w:p>
             <w:pPr>
-              <w:pStyle w:val="ListParagraph"/>
+              <w:pStyle w:val="Prrafodelista"/>
               <w:numPr>
                 <w:ilvl w:val="0"/>
                 <w:numId w:val="21"/>
@@ -19905,7 +19988,7 @@
           </w:p>
           <w:p>
             <w:pPr>
-              <w:pStyle w:val="ListParagraph"/>
+              <w:pStyle w:val="Prrafodelista"/>
               <w:numPr>
                 <w:ilvl w:val="0"/>
                 <w:numId w:val="21"/>
@@ -19928,7 +20011,7 @@
           </w:p>
           <w:p>
             <w:pPr>
-              <w:pStyle w:val="ListParagraph"/>
+              <w:pStyle w:val="Prrafodelista"/>
               <w:numPr>
                 <w:ilvl w:val="0"/>
                 <w:numId w:val="21"/>
@@ -19951,7 +20034,7 @@
           </w:p>
           <w:p>
             <w:pPr>
-              <w:pStyle w:val="ListParagraph"/>
+              <w:pStyle w:val="Prrafodelista"/>
               <w:numPr>
                 <w:ilvl w:val="0"/>
                 <w:numId w:val="21"/>
@@ -20188,7 +20271,7 @@
     </w:p>
     <w:p>
       <w:pPr>
-        <w:pStyle w:val="Subtitle"/>
+        <w:pStyle w:val="Subttulo"/>
         <w:rPr>
           <w:rFonts w:ascii="Times New Roman" w:hAnsi="Times New Roman" w:cs="Times New Roman"/>
         </w:rPr>
@@ -20273,15 +20356,15 @@
     </w:p>
     <w:p>
       <w:pPr>
-        <w:pStyle w:val="Subtitle"/>
-        <w:rPr>
-          <w:rFonts w:ascii="Times New Roman" w:hAnsi="Times New Roman" w:cs="Times New Roman"/>
-        </w:rPr>
-      </w:pPr>
-    </w:p>
-    <w:p>
-      <w:pPr>
-        <w:pStyle w:val="Subtitle"/>
+        <w:pStyle w:val="Subttulo"/>
+        <w:rPr>
+          <w:rFonts w:ascii="Times New Roman" w:hAnsi="Times New Roman" w:cs="Times New Roman"/>
+        </w:rPr>
+      </w:pPr>
+    </w:p>
+    <w:p>
+      <w:pPr>
+        <w:pStyle w:val="Subttulo"/>
         <w:rPr>
           <w:rFonts w:ascii="Times New Roman" w:hAnsi="Times New Roman" w:cs="Times New Roman"/>
         </w:rPr>
@@ -20362,7 +20445,7 @@
     </w:p>
     <w:p>
       <w:pPr>
-        <w:pStyle w:val="Subtitle"/>
+        <w:pStyle w:val="Subttulo"/>
         <w:rPr>
           <w:rFonts w:ascii="Times New Roman" w:hAnsi="Times New Roman" w:cs="Times New Roman"/>
         </w:rPr>
@@ -20442,7 +20525,7 @@
     </w:p>
     <w:p>
       <w:pPr>
-        <w:pStyle w:val="Subtitle"/>
+        <w:pStyle w:val="Subttulo"/>
         <w:rPr>
           <w:rFonts w:ascii="Times New Roman" w:hAnsi="Times New Roman" w:cs="Times New Roman"/>
         </w:rPr>
@@ -20551,7 +20634,7 @@
     </w:p>
     <w:p>
       <w:pPr>
-        <w:pStyle w:val="Heading1"/>
+        <w:pStyle w:val="Ttulo1"/>
         <w:rPr>
           <w:rFonts w:ascii="Times New Roman" w:hAnsi="Times New Roman" w:cs="Times New Roman"/>
         </w:rPr>
@@ -20576,7 +20659,7 @@
     </w:p>
     <w:p>
       <w:pPr>
-        <w:pStyle w:val="Heading2"/>
+        <w:pStyle w:val="Ttulo2"/>
         <w:rPr>
           <w:rFonts w:ascii="Times New Roman" w:hAnsi="Times New Roman" w:cs="Times New Roman"/>
         </w:rPr>
@@ -20767,7 +20850,7 @@
     <w:bookmarkStart w:id="46" w:name="_Toc196844717"/>
     <w:p>
       <w:pPr>
-        <w:pStyle w:val="Heading2"/>
+        <w:pStyle w:val="Ttulo2"/>
         <w:rPr>
           <w:rFonts w:ascii="Times New Roman" w:eastAsia="Times New Roman" w:hAnsi="Times New Roman" w:cs="Times New Roman"/>
           <w:lang w:eastAsia="es-AR"/>
@@ -20950,11 +21033,11 @@
   <w:comment w:id="9" w:author="Dana Perelmuter" w:date="2025-04-30T10:44:00Z" w:initials="DP">
     <w:p>
       <w:pPr>
-        <w:pStyle w:val="CommentText"/>
-      </w:pPr>
-      <w:r>
-        <w:rPr>
-          <w:rStyle w:val="CommentReference"/>
+        <w:pStyle w:val="Textocomentario"/>
+      </w:pPr>
+      <w:r>
+        <w:rPr>
+          <w:rStyle w:val="Refdecomentario"/>
         </w:rPr>
         <w:annotationRef/>
       </w:r>
@@ -21028,7 +21111,7 @@
     <w:sdtContent>
       <w:p>
         <w:pPr>
-          <w:pStyle w:val="Footer"/>
+          <w:pStyle w:val="Piedepgina"/>
           <w:pBdr>
             <w:top w:val="single" w:sz="4" w:space="1" w:color="D9D9D9" w:themeColor="background1" w:themeShade="D9"/>
           </w:pBdr>
@@ -21064,7 +21147,7 @@
   </w:sdt>
   <w:p>
     <w:pPr>
-      <w:pStyle w:val="Footer"/>
+      <w:pStyle w:val="Piedepgina"/>
     </w:pPr>
   </w:p>
 </w:ftr>
@@ -21678,7 +21761,7 @@
   </w:tbl>
   <w:p>
     <w:pPr>
-      <w:pStyle w:val="Header"/>
+      <w:pStyle w:val="Encabezado"/>
     </w:pPr>
   </w:p>
 </w:hdr>
@@ -25400,11 +25483,11 @@
       <w:lang w:val="es-ES"/>
     </w:rPr>
   </w:style>
-  <w:style w:type="paragraph" w:styleId="Heading1">
+  <w:style w:type="paragraph" w:styleId="Ttulo1">
     <w:name w:val="heading 1"/>
     <w:basedOn w:val="Normal"/>
     <w:next w:val="Normal"/>
-    <w:link w:val="Heading1Char"/>
+    <w:link w:val="Ttulo1Car"/>
     <w:uiPriority w:val="9"/>
     <w:qFormat/>
     <w:rsid w:val="00EC0DF0"/>
@@ -25421,11 +25504,11 @@
       <w:szCs w:val="40"/>
     </w:rPr>
   </w:style>
-  <w:style w:type="paragraph" w:styleId="Heading2">
+  <w:style w:type="paragraph" w:styleId="Ttulo2">
     <w:name w:val="heading 2"/>
     <w:basedOn w:val="Normal"/>
     <w:next w:val="Normal"/>
-    <w:link w:val="Heading2Char"/>
+    <w:link w:val="Ttulo2Car"/>
     <w:uiPriority w:val="9"/>
     <w:unhideWhenUsed/>
     <w:qFormat/>
@@ -25443,11 +25526,11 @@
       <w:szCs w:val="32"/>
     </w:rPr>
   </w:style>
-  <w:style w:type="paragraph" w:styleId="Heading3">
+  <w:style w:type="paragraph" w:styleId="Ttulo3">
     <w:name w:val="heading 3"/>
     <w:basedOn w:val="Normal"/>
     <w:next w:val="Normal"/>
-    <w:link w:val="Heading3Char"/>
+    <w:link w:val="Ttulo3Car"/>
     <w:uiPriority w:val="9"/>
     <w:unhideWhenUsed/>
     <w:qFormat/>
@@ -25465,11 +25548,11 @@
       <w:szCs w:val="28"/>
     </w:rPr>
   </w:style>
-  <w:style w:type="paragraph" w:styleId="Heading4">
+  <w:style w:type="paragraph" w:styleId="Ttulo4">
     <w:name w:val="heading 4"/>
     <w:basedOn w:val="Normal"/>
     <w:next w:val="Normal"/>
-    <w:link w:val="Heading4Char"/>
+    <w:link w:val="Ttulo4Car"/>
     <w:uiPriority w:val="9"/>
     <w:semiHidden/>
     <w:unhideWhenUsed/>
@@ -25488,11 +25571,11 @@
       <w:color w:val="0F4761" w:themeColor="accent1" w:themeShade="BF"/>
     </w:rPr>
   </w:style>
-  <w:style w:type="paragraph" w:styleId="Heading5">
+  <w:style w:type="paragraph" w:styleId="Ttulo5">
     <w:name w:val="heading 5"/>
     <w:basedOn w:val="Normal"/>
     <w:next w:val="Normal"/>
-    <w:link w:val="Heading5Char"/>
+    <w:link w:val="Ttulo5Car"/>
     <w:uiPriority w:val="9"/>
     <w:semiHidden/>
     <w:unhideWhenUsed/>
@@ -25509,11 +25592,11 @@
       <w:color w:val="0F4761" w:themeColor="accent1" w:themeShade="BF"/>
     </w:rPr>
   </w:style>
-  <w:style w:type="paragraph" w:styleId="Heading6">
+  <w:style w:type="paragraph" w:styleId="Ttulo6">
     <w:name w:val="heading 6"/>
     <w:basedOn w:val="Normal"/>
     <w:next w:val="Normal"/>
-    <w:link w:val="Heading6Char"/>
+    <w:link w:val="Ttulo6Car"/>
     <w:uiPriority w:val="9"/>
     <w:semiHidden/>
     <w:unhideWhenUsed/>
@@ -25532,11 +25615,11 @@
       <w:color w:val="595959" w:themeColor="text1" w:themeTint="A6"/>
     </w:rPr>
   </w:style>
-  <w:style w:type="paragraph" w:styleId="Heading7">
+  <w:style w:type="paragraph" w:styleId="Ttulo7">
     <w:name w:val="heading 7"/>
     <w:basedOn w:val="Normal"/>
     <w:next w:val="Normal"/>
-    <w:link w:val="Heading7Char"/>
+    <w:link w:val="Ttulo7Car"/>
     <w:uiPriority w:val="9"/>
     <w:semiHidden/>
     <w:unhideWhenUsed/>
@@ -25553,11 +25636,11 @@
       <w:color w:val="595959" w:themeColor="text1" w:themeTint="A6"/>
     </w:rPr>
   </w:style>
-  <w:style w:type="paragraph" w:styleId="Heading8">
+  <w:style w:type="paragraph" w:styleId="Ttulo8">
     <w:name w:val="heading 8"/>
     <w:basedOn w:val="Normal"/>
     <w:next w:val="Normal"/>
-    <w:link w:val="Heading8Char"/>
+    <w:link w:val="Ttulo8Car"/>
     <w:uiPriority w:val="9"/>
     <w:semiHidden/>
     <w:unhideWhenUsed/>
@@ -25576,11 +25659,11 @@
       <w:color w:val="272727" w:themeColor="text1" w:themeTint="D8"/>
     </w:rPr>
   </w:style>
-  <w:style w:type="paragraph" w:styleId="Heading9">
+  <w:style w:type="paragraph" w:styleId="Ttulo9">
     <w:name w:val="heading 9"/>
     <w:basedOn w:val="Normal"/>
     <w:next w:val="Normal"/>
-    <w:link w:val="Heading9Char"/>
+    <w:link w:val="Ttulo9Car"/>
     <w:uiPriority w:val="9"/>
     <w:semiHidden/>
     <w:unhideWhenUsed/>
@@ -25597,13 +25680,13 @@
       <w:color w:val="272727" w:themeColor="text1" w:themeTint="D8"/>
     </w:rPr>
   </w:style>
-  <w:style w:type="character" w:default="1" w:styleId="DefaultParagraphFont">
+  <w:style w:type="character" w:default="1" w:styleId="Fuentedeprrafopredeter">
     <w:name w:val="Default Paragraph Font"/>
     <w:uiPriority w:val="1"/>
     <w:semiHidden/>
     <w:unhideWhenUsed/>
   </w:style>
-  <w:style w:type="table" w:default="1" w:styleId="TableNormal">
+  <w:style w:type="table" w:default="1" w:styleId="Tablanormal">
     <w:name w:val="Normal Table"/>
     <w:uiPriority w:val="99"/>
     <w:semiHidden/>
@@ -25618,16 +25701,16 @@
       </w:tblCellMar>
     </w:tblPr>
   </w:style>
-  <w:style w:type="numbering" w:default="1" w:styleId="NoList">
+  <w:style w:type="numbering" w:default="1" w:styleId="Sinlista">
     <w:name w:val="No List"/>
     <w:uiPriority w:val="99"/>
     <w:semiHidden/>
     <w:unhideWhenUsed/>
   </w:style>
-  <w:style w:type="character" w:customStyle="1" w:styleId="Heading1Char">
-    <w:name w:val="Heading 1 Char"/>
-    <w:basedOn w:val="DefaultParagraphFont"/>
-    <w:link w:val="Heading1"/>
+  <w:style w:type="character" w:customStyle="1" w:styleId="Ttulo1Car">
+    <w:name w:val="Título 1 Car"/>
+    <w:basedOn w:val="Fuentedeprrafopredeter"/>
+    <w:link w:val="Ttulo1"/>
     <w:uiPriority w:val="9"/>
     <w:rsid w:val="00EC0DF0"/>
     <w:rPr>
@@ -25637,10 +25720,10 @@
       <w:szCs w:val="40"/>
     </w:rPr>
   </w:style>
-  <w:style w:type="character" w:customStyle="1" w:styleId="Heading2Char">
-    <w:name w:val="Heading 2 Char"/>
-    <w:basedOn w:val="DefaultParagraphFont"/>
-    <w:link w:val="Heading2"/>
+  <w:style w:type="character" w:customStyle="1" w:styleId="Ttulo2Car">
+    <w:name w:val="Título 2 Car"/>
+    <w:basedOn w:val="Fuentedeprrafopredeter"/>
+    <w:link w:val="Ttulo2"/>
     <w:uiPriority w:val="9"/>
     <w:rsid w:val="00EC0DF0"/>
     <w:rPr>
@@ -25650,10 +25733,10 @@
       <w:szCs w:val="32"/>
     </w:rPr>
   </w:style>
-  <w:style w:type="character" w:customStyle="1" w:styleId="Heading3Char">
-    <w:name w:val="Heading 3 Char"/>
-    <w:basedOn w:val="DefaultParagraphFont"/>
-    <w:link w:val="Heading3"/>
+  <w:style w:type="character" w:customStyle="1" w:styleId="Ttulo3Car">
+    <w:name w:val="Título 3 Car"/>
+    <w:basedOn w:val="Fuentedeprrafopredeter"/>
+    <w:link w:val="Ttulo3"/>
     <w:uiPriority w:val="9"/>
     <w:rsid w:val="00EC0DF0"/>
     <w:rPr>
@@ -25663,10 +25746,10 @@
       <w:szCs w:val="28"/>
     </w:rPr>
   </w:style>
-  <w:style w:type="character" w:customStyle="1" w:styleId="Heading4Char">
-    <w:name w:val="Heading 4 Char"/>
-    <w:basedOn w:val="DefaultParagraphFont"/>
-    <w:link w:val="Heading4"/>
+  <w:style w:type="character" w:customStyle="1" w:styleId="Ttulo4Car">
+    <w:name w:val="Título 4 Car"/>
+    <w:basedOn w:val="Fuentedeprrafopredeter"/>
+    <w:link w:val="Ttulo4"/>
     <w:uiPriority w:val="9"/>
     <w:semiHidden/>
     <w:rsid w:val="00EC0DF0"/>
@@ -25677,10 +25760,10 @@
       <w:color w:val="0F4761" w:themeColor="accent1" w:themeShade="BF"/>
     </w:rPr>
   </w:style>
-  <w:style w:type="character" w:customStyle="1" w:styleId="Heading5Char">
-    <w:name w:val="Heading 5 Char"/>
-    <w:basedOn w:val="DefaultParagraphFont"/>
-    <w:link w:val="Heading5"/>
+  <w:style w:type="character" w:customStyle="1" w:styleId="Ttulo5Car">
+    <w:name w:val="Título 5 Car"/>
+    <w:basedOn w:val="Fuentedeprrafopredeter"/>
+    <w:link w:val="Ttulo5"/>
     <w:uiPriority w:val="9"/>
     <w:semiHidden/>
     <w:rsid w:val="00EC0DF0"/>
@@ -25689,10 +25772,10 @@
       <w:color w:val="0F4761" w:themeColor="accent1" w:themeShade="BF"/>
     </w:rPr>
   </w:style>
-  <w:style w:type="character" w:customStyle="1" w:styleId="Heading6Char">
-    <w:name w:val="Heading 6 Char"/>
-    <w:basedOn w:val="DefaultParagraphFont"/>
-    <w:link w:val="Heading6"/>
+  <w:style w:type="character" w:customStyle="1" w:styleId="Ttulo6Car">
+    <w:name w:val="Título 6 Car"/>
+    <w:basedOn w:val="Fuentedeprrafopredeter"/>
+    <w:link w:val="Ttulo6"/>
     <w:uiPriority w:val="9"/>
     <w:semiHidden/>
     <w:rsid w:val="00EC0DF0"/>
@@ -25703,10 +25786,10 @@
       <w:color w:val="595959" w:themeColor="text1" w:themeTint="A6"/>
     </w:rPr>
   </w:style>
-  <w:style w:type="character" w:customStyle="1" w:styleId="Heading7Char">
-    <w:name w:val="Heading 7 Char"/>
-    <w:basedOn w:val="DefaultParagraphFont"/>
-    <w:link w:val="Heading7"/>
+  <w:style w:type="character" w:customStyle="1" w:styleId="Ttulo7Car">
+    <w:name w:val="Título 7 Car"/>
+    <w:basedOn w:val="Fuentedeprrafopredeter"/>
+    <w:link w:val="Ttulo7"/>
     <w:uiPriority w:val="9"/>
     <w:semiHidden/>
     <w:rsid w:val="00EC0DF0"/>
@@ -25715,10 +25798,10 @@
       <w:color w:val="595959" w:themeColor="text1" w:themeTint="A6"/>
     </w:rPr>
   </w:style>
-  <w:style w:type="character" w:customStyle="1" w:styleId="Heading8Char">
-    <w:name w:val="Heading 8 Char"/>
-    <w:basedOn w:val="DefaultParagraphFont"/>
-    <w:link w:val="Heading8"/>
+  <w:style w:type="character" w:customStyle="1" w:styleId="Ttulo8Car">
+    <w:name w:val="Título 8 Car"/>
+    <w:basedOn w:val="Fuentedeprrafopredeter"/>
+    <w:link w:val="Ttulo8"/>
     <w:uiPriority w:val="9"/>
     <w:semiHidden/>
     <w:rsid w:val="00EC0DF0"/>
@@ -25729,10 +25812,10 @@
       <w:color w:val="272727" w:themeColor="text1" w:themeTint="D8"/>
     </w:rPr>
   </w:style>
-  <w:style w:type="character" w:customStyle="1" w:styleId="Heading9Char">
-    <w:name w:val="Heading 9 Char"/>
-    <w:basedOn w:val="DefaultParagraphFont"/>
-    <w:link w:val="Heading9"/>
+  <w:style w:type="character" w:customStyle="1" w:styleId="Ttulo9Car">
+    <w:name w:val="Título 9 Car"/>
+    <w:basedOn w:val="Fuentedeprrafopredeter"/>
+    <w:link w:val="Ttulo9"/>
     <w:uiPriority w:val="9"/>
     <w:semiHidden/>
     <w:rsid w:val="00EC0DF0"/>
@@ -25741,11 +25824,11 @@
       <w:color w:val="272727" w:themeColor="text1" w:themeTint="D8"/>
     </w:rPr>
   </w:style>
-  <w:style w:type="paragraph" w:styleId="Title">
+  <w:style w:type="paragraph" w:styleId="Ttulo">
     <w:name w:val="Title"/>
     <w:basedOn w:val="Normal"/>
     <w:next w:val="Normal"/>
-    <w:link w:val="TitleChar"/>
+    <w:link w:val="TtuloCar"/>
     <w:uiPriority w:val="10"/>
     <w:qFormat/>
     <w:rsid w:val="00EC0DF0"/>
@@ -25761,10 +25844,10 @@
       <w:szCs w:val="56"/>
     </w:rPr>
   </w:style>
-  <w:style w:type="character" w:customStyle="1" w:styleId="TitleChar">
-    <w:name w:val="Title Char"/>
-    <w:basedOn w:val="DefaultParagraphFont"/>
-    <w:link w:val="Title"/>
+  <w:style w:type="character" w:customStyle="1" w:styleId="TtuloCar">
+    <w:name w:val="Título Car"/>
+    <w:basedOn w:val="Fuentedeprrafopredeter"/>
+    <w:link w:val="Ttulo"/>
     <w:uiPriority w:val="10"/>
     <w:rsid w:val="00EC0DF0"/>
     <w:rPr>
@@ -25775,11 +25858,11 @@
       <w:szCs w:val="56"/>
     </w:rPr>
   </w:style>
-  <w:style w:type="paragraph" w:styleId="Subtitle">
+  <w:style w:type="paragraph" w:styleId="Subttulo">
     <w:name w:val="Subtitle"/>
     <w:basedOn w:val="Normal"/>
     <w:next w:val="Normal"/>
-    <w:link w:val="SubtitleChar"/>
+    <w:link w:val="SubttuloCar"/>
     <w:uiPriority w:val="11"/>
     <w:qFormat/>
     <w:rsid w:val="00EC0DF0"/>
@@ -25796,10 +25879,10 @@
       <w:szCs w:val="28"/>
     </w:rPr>
   </w:style>
-  <w:style w:type="character" w:customStyle="1" w:styleId="SubtitleChar">
-    <w:name w:val="Subtitle Char"/>
-    <w:basedOn w:val="DefaultParagraphFont"/>
-    <w:link w:val="Subtitle"/>
+  <w:style w:type="character" w:customStyle="1" w:styleId="SubttuloCar">
+    <w:name w:val="Subtítulo Car"/>
+    <w:basedOn w:val="Fuentedeprrafopredeter"/>
+    <w:link w:val="Subttulo"/>
     <w:uiPriority w:val="11"/>
     <w:rsid w:val="00EC0DF0"/>
     <w:rPr>
@@ -25810,11 +25893,11 @@
       <w:szCs w:val="28"/>
     </w:rPr>
   </w:style>
-  <w:style w:type="paragraph" w:styleId="Quote">
+  <w:style w:type="paragraph" w:styleId="Cita">
     <w:name w:val="Quote"/>
     <w:basedOn w:val="Normal"/>
     <w:next w:val="Normal"/>
-    <w:link w:val="QuoteChar"/>
+    <w:link w:val="CitaCar"/>
     <w:uiPriority w:val="29"/>
     <w:qFormat/>
     <w:rsid w:val="00EC0DF0"/>
@@ -25828,10 +25911,10 @@
       <w:color w:val="404040" w:themeColor="text1" w:themeTint="BF"/>
     </w:rPr>
   </w:style>
-  <w:style w:type="character" w:customStyle="1" w:styleId="QuoteChar">
-    <w:name w:val="Quote Char"/>
-    <w:basedOn w:val="DefaultParagraphFont"/>
-    <w:link w:val="Quote"/>
+  <w:style w:type="character" w:customStyle="1" w:styleId="CitaCar">
+    <w:name w:val="Cita Car"/>
+    <w:basedOn w:val="Fuentedeprrafopredeter"/>
+    <w:link w:val="Cita"/>
     <w:uiPriority w:val="29"/>
     <w:rsid w:val="00EC0DF0"/>
     <w:rPr>
@@ -25840,7 +25923,7 @@
       <w:color w:val="404040" w:themeColor="text1" w:themeTint="BF"/>
     </w:rPr>
   </w:style>
-  <w:style w:type="paragraph" w:styleId="ListParagraph">
+  <w:style w:type="paragraph" w:styleId="Prrafodelista">
     <w:name w:val="List Paragraph"/>
     <w:basedOn w:val="Normal"/>
     <w:uiPriority w:val="34"/>
@@ -25851,9 +25934,9 @@
       <w:contextualSpacing/>
     </w:pPr>
   </w:style>
-  <w:style w:type="character" w:styleId="IntenseEmphasis">
+  <w:style w:type="character" w:styleId="nfasisintenso">
     <w:name w:val="Intense Emphasis"/>
-    <w:basedOn w:val="DefaultParagraphFont"/>
+    <w:basedOn w:val="Fuentedeprrafopredeter"/>
     <w:uiPriority w:val="21"/>
     <w:qFormat/>
     <w:rsid w:val="00EC0DF0"/>
@@ -25863,11 +25946,11 @@
       <w:color w:val="0F4761" w:themeColor="accent1" w:themeShade="BF"/>
     </w:rPr>
   </w:style>
-  <w:style w:type="paragraph" w:styleId="IntenseQuote">
+  <w:style w:type="paragraph" w:styleId="Citadestacada">
     <w:name w:val="Intense Quote"/>
     <w:basedOn w:val="Normal"/>
     <w:next w:val="Normal"/>
-    <w:link w:val="IntenseQuoteChar"/>
+    <w:link w:val="CitadestacadaCar"/>
     <w:uiPriority w:val="30"/>
     <w:qFormat/>
     <w:rsid w:val="00EC0DF0"/>
@@ -25886,10 +25969,10 @@
       <w:color w:val="0F4761" w:themeColor="accent1" w:themeShade="BF"/>
     </w:rPr>
   </w:style>
-  <w:style w:type="character" w:customStyle="1" w:styleId="IntenseQuoteChar">
-    <w:name w:val="Intense Quote Char"/>
-    <w:basedOn w:val="DefaultParagraphFont"/>
-    <w:link w:val="IntenseQuote"/>
+  <w:style w:type="character" w:customStyle="1" w:styleId="CitadestacadaCar">
+    <w:name w:val="Cita destacada Car"/>
+    <w:basedOn w:val="Fuentedeprrafopredeter"/>
+    <w:link w:val="Citadestacada"/>
     <w:uiPriority w:val="30"/>
     <w:rsid w:val="00EC0DF0"/>
     <w:rPr>
@@ -25898,9 +25981,9 @@
       <w:color w:val="0F4761" w:themeColor="accent1" w:themeShade="BF"/>
     </w:rPr>
   </w:style>
-  <w:style w:type="character" w:styleId="IntenseReference">
+  <w:style w:type="character" w:styleId="Referenciaintensa">
     <w:name w:val="Intense Reference"/>
-    <w:basedOn w:val="DefaultParagraphFont"/>
+    <w:basedOn w:val="Fuentedeprrafopredeter"/>
     <w:uiPriority w:val="32"/>
     <w:qFormat/>
     <w:rsid w:val="00EC0DF0"/>
@@ -25912,10 +25995,10 @@
       <w:spacing w:val="5"/>
     </w:rPr>
   </w:style>
-  <w:style w:type="paragraph" w:styleId="Header">
+  <w:style w:type="paragraph" w:styleId="Encabezado">
     <w:name w:val="header"/>
     <w:basedOn w:val="Normal"/>
-    <w:link w:val="HeaderChar"/>
+    <w:link w:val="EncabezadoCar"/>
     <w:uiPriority w:val="99"/>
     <w:unhideWhenUsed/>
     <w:rsid w:val="00EC0DF0"/>
@@ -25927,17 +26010,17 @@
       <w:spacing w:after="0" w:line="240" w:lineRule="auto"/>
     </w:pPr>
   </w:style>
-  <w:style w:type="character" w:customStyle="1" w:styleId="HeaderChar">
-    <w:name w:val="Header Char"/>
-    <w:basedOn w:val="DefaultParagraphFont"/>
-    <w:link w:val="Header"/>
+  <w:style w:type="character" w:customStyle="1" w:styleId="EncabezadoCar">
+    <w:name w:val="Encabezado Car"/>
+    <w:basedOn w:val="Fuentedeprrafopredeter"/>
+    <w:link w:val="Encabezado"/>
     <w:uiPriority w:val="99"/>
     <w:rsid w:val="00EC0DF0"/>
   </w:style>
-  <w:style w:type="paragraph" w:styleId="Footer">
+  <w:style w:type="paragraph" w:styleId="Piedepgina">
     <w:name w:val="footer"/>
     <w:basedOn w:val="Normal"/>
-    <w:link w:val="FooterChar"/>
+    <w:link w:val="PiedepginaCar"/>
     <w:uiPriority w:val="99"/>
     <w:unhideWhenUsed/>
     <w:rsid w:val="00EC0DF0"/>
@@ -25949,10 +26032,10 @@
       <w:spacing w:after="0" w:line="240" w:lineRule="auto"/>
     </w:pPr>
   </w:style>
-  <w:style w:type="character" w:customStyle="1" w:styleId="FooterChar">
-    <w:name w:val="Footer Char"/>
-    <w:basedOn w:val="DefaultParagraphFont"/>
-    <w:link w:val="Footer"/>
+  <w:style w:type="character" w:customStyle="1" w:styleId="PiedepginaCar">
+    <w:name w:val="Pie de página Car"/>
+    <w:basedOn w:val="Fuentedeprrafopredeter"/>
+    <w:link w:val="Piedepgina"/>
     <w:uiPriority w:val="99"/>
     <w:rsid w:val="00EC0DF0"/>
   </w:style>
@@ -25974,9 +26057,9 @@
       </w:tblCellMar>
     </w:tblPr>
   </w:style>
-  <w:style w:type="table" w:styleId="TableGrid0">
+  <w:style w:type="table" w:styleId="Tablaconcuadrcula">
     <w:name w:val="Table Grid"/>
-    <w:basedOn w:val="TableNormal"/>
+    <w:basedOn w:val="Tablanormal"/>
     <w:uiPriority w:val="39"/>
     <w:rsid w:val="00873454"/>
     <w:pPr>
@@ -25993,9 +26076,9 @@
       </w:tblBorders>
     </w:tblPr>
   </w:style>
-  <w:style w:type="character" w:styleId="CommentReference">
+  <w:style w:type="character" w:styleId="Refdecomentario">
     <w:name w:val="annotation reference"/>
-    <w:basedOn w:val="DefaultParagraphFont"/>
+    <w:basedOn w:val="Fuentedeprrafopredeter"/>
     <w:uiPriority w:val="99"/>
     <w:semiHidden/>
     <w:unhideWhenUsed/>
@@ -26005,10 +26088,10 @@
       <w:szCs w:val="16"/>
     </w:rPr>
   </w:style>
-  <w:style w:type="paragraph" w:styleId="CommentText">
+  <w:style w:type="paragraph" w:styleId="Textocomentario">
     <w:name w:val="annotation text"/>
     <w:basedOn w:val="Normal"/>
-    <w:link w:val="CommentTextChar"/>
+    <w:link w:val="TextocomentarioCar"/>
     <w:uiPriority w:val="99"/>
     <w:unhideWhenUsed/>
     <w:rsid w:val="00873454"/>
@@ -26020,10 +26103,10 @@
       <w:szCs w:val="20"/>
     </w:rPr>
   </w:style>
-  <w:style w:type="character" w:customStyle="1" w:styleId="CommentTextChar">
-    <w:name w:val="Comment Text Char"/>
-    <w:basedOn w:val="DefaultParagraphFont"/>
-    <w:link w:val="CommentText"/>
+  <w:style w:type="character" w:customStyle="1" w:styleId="TextocomentarioCar">
+    <w:name w:val="Texto comentario Car"/>
+    <w:basedOn w:val="Fuentedeprrafopredeter"/>
+    <w:link w:val="Textocomentario"/>
     <w:uiPriority w:val="99"/>
     <w:rsid w:val="00873454"/>
     <w:rPr>
@@ -26032,9 +26115,9 @@
       <w:lang w:val="es-ES"/>
     </w:rPr>
   </w:style>
-  <w:style w:type="paragraph" w:styleId="TOCHeading">
+  <w:style w:type="paragraph" w:styleId="TtuloTDC">
     <w:name w:val="TOC Heading"/>
-    <w:basedOn w:val="Heading1"/>
+    <w:basedOn w:val="Ttulo1"/>
     <w:next w:val="Normal"/>
     <w:uiPriority w:val="39"/>
     <w:unhideWhenUsed/>
@@ -26051,7 +26134,7 @@
       <w14:ligatures w14:val="none"/>
     </w:rPr>
   </w:style>
-  <w:style w:type="paragraph" w:styleId="TOC2">
+  <w:style w:type="paragraph" w:styleId="TDC2">
     <w:name w:val="toc 2"/>
     <w:basedOn w:val="Normal"/>
     <w:next w:val="Normal"/>
@@ -26071,7 +26154,7 @@
       <w14:ligatures w14:val="none"/>
     </w:rPr>
   </w:style>
-  <w:style w:type="paragraph" w:styleId="TOC1">
+  <w:style w:type="paragraph" w:styleId="TDC1">
     <w:name w:val="toc 1"/>
     <w:basedOn w:val="Normal"/>
     <w:next w:val="Normal"/>
@@ -26090,7 +26173,7 @@
       <w14:ligatures w14:val="none"/>
     </w:rPr>
   </w:style>
-  <w:style w:type="paragraph" w:styleId="TOC3">
+  <w:style w:type="paragraph" w:styleId="TDC3">
     <w:name w:val="toc 3"/>
     <w:basedOn w:val="Normal"/>
     <w:next w:val="Normal"/>
@@ -26110,9 +26193,9 @@
       <w14:ligatures w14:val="none"/>
     </w:rPr>
   </w:style>
-  <w:style w:type="character" w:styleId="Hyperlink">
+  <w:style w:type="character" w:styleId="Hipervnculo">
     <w:name w:val="Hyperlink"/>
-    <w:basedOn w:val="DefaultParagraphFont"/>
+    <w:basedOn w:val="Fuentedeprrafopredeter"/>
     <w:uiPriority w:val="99"/>
     <w:unhideWhenUsed/>
     <w:rsid w:val="005279CC"/>
@@ -26121,11 +26204,11 @@
       <w:u w:val="single"/>
     </w:rPr>
   </w:style>
-  <w:style w:type="paragraph" w:styleId="CommentSubject">
+  <w:style w:type="paragraph" w:styleId="Asuntodelcomentario">
     <w:name w:val="annotation subject"/>
-    <w:basedOn w:val="CommentText"/>
-    <w:next w:val="CommentText"/>
-    <w:link w:val="CommentSubjectChar"/>
+    <w:basedOn w:val="Textocomentario"/>
+    <w:next w:val="Textocomentario"/>
+    <w:link w:val="AsuntodelcomentarioCar"/>
     <w:uiPriority w:val="99"/>
     <w:semiHidden/>
     <w:unhideWhenUsed/>
@@ -26135,10 +26218,10 @@
       <w:bCs/>
     </w:rPr>
   </w:style>
-  <w:style w:type="character" w:customStyle="1" w:styleId="CommentSubjectChar">
-    <w:name w:val="Comment Subject Char"/>
-    <w:basedOn w:val="CommentTextChar"/>
-    <w:link w:val="CommentSubject"/>
+  <w:style w:type="character" w:customStyle="1" w:styleId="AsuntodelcomentarioCar">
+    <w:name w:val="Asunto del comentario Car"/>
+    <w:basedOn w:val="TextocomentarioCar"/>
+    <w:link w:val="Asuntodelcomentario"/>
     <w:uiPriority w:val="99"/>
     <w:semiHidden/>
     <w:rsid w:val="00455BA3"/>
@@ -26149,6 +26232,82 @@
       <w:szCs w:val="20"/>
       <w:lang w:val="es-ES"/>
     </w:rPr>
+  </w:style>
+  <w:style w:type="table" w:styleId="Tablaconcuadrcula4-nfasis3">
+    <w:name w:val="Grid Table 4 Accent 3"/>
+    <w:basedOn w:val="Tablanormal"/>
+    <w:uiPriority w:val="49"/>
+    <w:rsid w:val="00E56E0B"/>
+    <w:pPr>
+      <w:spacing w:after="0" w:line="240" w:lineRule="auto"/>
+    </w:pPr>
+    <w:tblPr>
+      <w:tblStyleRowBandSize w:val="1"/>
+      <w:tblStyleColBandSize w:val="1"/>
+      <w:tblBorders>
+        <w:top w:val="single" w:sz="4" w:space="0" w:color="47D459" w:themeColor="accent3" w:themeTint="99"/>
+        <w:left w:val="single" w:sz="4" w:space="0" w:color="47D459" w:themeColor="accent3" w:themeTint="99"/>
+        <w:bottom w:val="single" w:sz="4" w:space="0" w:color="47D459" w:themeColor="accent3" w:themeTint="99"/>
+        <w:right w:val="single" w:sz="4" w:space="0" w:color="47D459" w:themeColor="accent3" w:themeTint="99"/>
+        <w:insideH w:val="single" w:sz="4" w:space="0" w:color="47D459" w:themeColor="accent3" w:themeTint="99"/>
+        <w:insideV w:val="single" w:sz="4" w:space="0" w:color="47D459" w:themeColor="accent3" w:themeTint="99"/>
+      </w:tblBorders>
+    </w:tblPr>
+    <w:tblStylePr w:type="firstRow">
+      <w:rPr>
+        <w:b/>
+        <w:bCs/>
+        <w:color w:val="FFFFFF" w:themeColor="background1"/>
+      </w:rPr>
+      <w:tblPr/>
+      <w:tcPr>
+        <w:tcBorders>
+          <w:top w:val="single" w:sz="4" w:space="0" w:color="196B24" w:themeColor="accent3"/>
+          <w:left w:val="single" w:sz="4" w:space="0" w:color="196B24" w:themeColor="accent3"/>
+          <w:bottom w:val="single" w:sz="4" w:space="0" w:color="196B24" w:themeColor="accent3"/>
+          <w:right w:val="single" w:sz="4" w:space="0" w:color="196B24" w:themeColor="accent3"/>
+          <w:insideH w:val="nil"/>
+          <w:insideV w:val="nil"/>
+        </w:tcBorders>
+        <w:shd w:val="clear" w:color="auto" w:fill="196B24" w:themeFill="accent3"/>
+      </w:tcPr>
+    </w:tblStylePr>
+    <w:tblStylePr w:type="lastRow">
+      <w:rPr>
+        <w:b/>
+        <w:bCs/>
+      </w:rPr>
+      <w:tblPr/>
+      <w:tcPr>
+        <w:tcBorders>
+          <w:top w:val="double" w:sz="4" w:space="0" w:color="196B24" w:themeColor="accent3"/>
+        </w:tcBorders>
+      </w:tcPr>
+    </w:tblStylePr>
+    <w:tblStylePr w:type="firstCol">
+      <w:rPr>
+        <w:b/>
+        <w:bCs/>
+      </w:rPr>
+    </w:tblStylePr>
+    <w:tblStylePr w:type="lastCol">
+      <w:rPr>
+        <w:b/>
+        <w:bCs/>
+      </w:rPr>
+    </w:tblStylePr>
+    <w:tblStylePr w:type="band1Vert">
+      <w:tblPr/>
+      <w:tcPr>
+        <w:shd w:val="clear" w:color="auto" w:fill="C1F0C7" w:themeFill="accent3" w:themeFillTint="33"/>
+      </w:tcPr>
+    </w:tblStylePr>
+    <w:tblStylePr w:type="band1Horz">
+      <w:tblPr/>
+      <w:tcPr>
+        <w:shd w:val="clear" w:color="auto" w:fill="C1F0C7" w:themeFill="accent3" w:themeFillTint="33"/>
+      </w:tcPr>
+    </w:tblStylePr>
   </w:style>
 </w:styles>
 </file>
@@ -26571,18 +26730,6 @@
 </file>
 
 <file path=customXml/item1.xml><?xml version="1.0" encoding="utf-8"?>
-<p:properties xmlns:p="http://schemas.microsoft.com/office/2006/metadata/properties" xmlns:xsi="http://www.w3.org/2001/XMLSchema-instance" xmlns:pc="http://schemas.microsoft.com/office/infopath/2007/PartnerControls">
-  <documentManagement>
-    <_activity xmlns="94154506-f690-48b2-8876-45b21596fe7a" xsi:nil="true"/>
-  </documentManagement>
-</p:properties>
-</file>
-
-<file path=customXml/item2.xml><?xml version="1.0" encoding="utf-8"?>
-<b:Sources xmlns:b="http://schemas.openxmlformats.org/officeDocument/2006/bibliography" xmlns="http://schemas.openxmlformats.org/officeDocument/2006/bibliography" SelectedStyle="\APASixthEditionOfficeOnline.xsl" StyleName="APA" Version="6"/>
-</file>
-
-<file path=customXml/item3.xml><?xml version="1.0" encoding="utf-8"?>
 <ct:contentTypeSchema xmlns:ct="http://schemas.microsoft.com/office/2006/metadata/contentType" xmlns:ma="http://schemas.microsoft.com/office/2006/metadata/properties/metaAttributes" ct:_="" ma:_="" ma:contentTypeName="Document" ma:contentTypeID="0x0101003577A66F438FB742AA37D004EDAEC60E" ma:contentTypeVersion="6" ma:contentTypeDescription="Create a new document." ma:contentTypeScope="" ma:versionID="e19e71a85add36b5992aa549245c3d4a">
   <xsd:schema xmlns:xsd="http://www.w3.org/2001/XMLSchema" xmlns:xs="http://www.w3.org/2001/XMLSchema" xmlns:p="http://schemas.microsoft.com/office/2006/metadata/properties" xmlns:ns3="94154506-f690-48b2-8876-45b21596fe7a" targetNamespace="http://schemas.microsoft.com/office/2006/metadata/properties" ma:root="true" ma:fieldsID="0690ee775703b4af26fabfe4e8f36f35" ns3:_="">
     <xsd:import namespace="94154506-f690-48b2-8876-45b21596fe7a"/>
@@ -26738,7 +26885,15 @@
 </ct:contentTypeSchema>
 </file>
 
-<file path=customXml/item4.xml><?xml version="1.0" encoding="utf-8"?>
+<file path=customXml/item2.xml><?xml version="1.0" encoding="utf-8"?>
+<p:properties xmlns:p="http://schemas.microsoft.com/office/2006/metadata/properties" xmlns:xsi="http://www.w3.org/2001/XMLSchema-instance" xmlns:pc="http://schemas.microsoft.com/office/infopath/2007/PartnerControls">
+  <documentManagement>
+    <_activity xmlns="94154506-f690-48b2-8876-45b21596fe7a" xsi:nil="true"/>
+  </documentManagement>
+</p:properties>
+</file>
+
+<file path=customXml/item3.xml><?xml version="1.0" encoding="utf-8"?>
 <?mso-contentType ?>
 <FormTemplates xmlns="http://schemas.microsoft.com/sharepoint/v3/contenttype/forms">
   <Display>DocumentLibraryForm</Display>
@@ -26747,25 +26902,11 @@
 </FormTemplates>
 </file>
 
-<file path=customXml/itemProps1.xml><?xml version="1.0" encoding="utf-8"?>
-<ds:datastoreItem xmlns:ds="http://schemas.openxmlformats.org/officeDocument/2006/customXml" ds:itemID="{A458B8A7-5591-4E0F-A885-9EBFF2698C12}">
-  <ds:schemaRefs>
-    <ds:schemaRef ds:uri="http://schemas.microsoft.com/office/2006/metadata/properties"/>
-    <ds:schemaRef ds:uri="http://schemas.microsoft.com/office/infopath/2007/PartnerControls"/>
-    <ds:schemaRef ds:uri="94154506-f690-48b2-8876-45b21596fe7a"/>
-  </ds:schemaRefs>
-</ds:datastoreItem>
+<file path=customXml/item4.xml><?xml version="1.0" encoding="utf-8"?>
+<b:Sources xmlns:b="http://schemas.openxmlformats.org/officeDocument/2006/bibliography" xmlns="http://schemas.openxmlformats.org/officeDocument/2006/bibliography" SelectedStyle="\APASixthEditionOfficeOnline.xsl" StyleName="APA" Version="6"/>
 </file>
 
-<file path=customXml/itemProps2.xml><?xml version="1.0" encoding="utf-8"?>
-<ds:datastoreItem xmlns:ds="http://schemas.openxmlformats.org/officeDocument/2006/customXml" ds:itemID="{979EF88C-1CB4-4005-AF69-67036A62ECCC}">
-  <ds:schemaRefs>
-    <ds:schemaRef ds:uri="http://schemas.openxmlformats.org/officeDocument/2006/bibliography"/>
-  </ds:schemaRefs>
-</ds:datastoreItem>
-</file>
-
-<file path=customXml/itemProps3.xml><?xml version="1.0" encoding="utf-8"?>
+<file path=customXml/itemProps1.xml><?xml version="1.0" encoding="utf-8"?>
 <ds:datastoreItem xmlns:ds="http://schemas.openxmlformats.org/officeDocument/2006/customXml" ds:itemID="{C5108E0B-1786-4934-8E09-9AC4AC266366}">
   <ds:schemaRefs>
     <ds:schemaRef ds:uri="http://schemas.microsoft.com/office/2006/metadata/contentType"/>
@@ -26783,10 +26924,28 @@
 </ds:datastoreItem>
 </file>
 
-<file path=customXml/itemProps4.xml><?xml version="1.0" encoding="utf-8"?>
+<file path=customXml/itemProps2.xml><?xml version="1.0" encoding="utf-8"?>
+<ds:datastoreItem xmlns:ds="http://schemas.openxmlformats.org/officeDocument/2006/customXml" ds:itemID="{A458B8A7-5591-4E0F-A885-9EBFF2698C12}">
+  <ds:schemaRefs>
+    <ds:schemaRef ds:uri="http://schemas.microsoft.com/office/2006/metadata/properties"/>
+    <ds:schemaRef ds:uri="http://schemas.microsoft.com/office/infopath/2007/PartnerControls"/>
+    <ds:schemaRef ds:uri="94154506-f690-48b2-8876-45b21596fe7a"/>
+  </ds:schemaRefs>
+</ds:datastoreItem>
+</file>
+
+<file path=customXml/itemProps3.xml><?xml version="1.0" encoding="utf-8"?>
 <ds:datastoreItem xmlns:ds="http://schemas.openxmlformats.org/officeDocument/2006/customXml" ds:itemID="{0E60664E-49C7-4D5E-966D-A353E11BA19E}">
   <ds:schemaRefs>
     <ds:schemaRef ds:uri="http://schemas.microsoft.com/sharepoint/v3/contenttype/forms"/>
   </ds:schemaRefs>
 </ds:datastoreItem>
+</file>
+
+<file path=customXml/itemProps4.xml><?xml version="1.0" encoding="utf-8"?>
+<ds:datastoreItem xmlns:ds="http://schemas.openxmlformats.org/officeDocument/2006/customXml" ds:itemID="{979EF88C-1CB4-4005-AF69-67036A62ECCC}">
+  <ds:schemaRefs>
+    <ds:schemaRef ds:uri="http://schemas.openxmlformats.org/officeDocument/2006/bibliography"/>
+  </ds:schemaRefs>
+</ds:datastoreItem>
 </file>
--- a/AseguraYA (2).docx
+++ b/AseguraYA (2).docx
@@ -4,7 +4,7 @@
   <w:body>
     <w:p>
       <w:pPr>
-        <w:pStyle w:val="Ttulo1"/>
+        <w:pStyle w:val="Heading1"/>
       </w:pPr>
       <w:r>
         <w:rPr>
@@ -239,7 +239,7 @@
       <w:sdtContent>
         <w:p>
           <w:pPr>
-            <w:pStyle w:val="TtuloTDC"/>
+            <w:pStyle w:val="TOCHeading"/>
             <w:rPr>
               <w:rFonts w:ascii="Times New Roman" w:hAnsi="Times New Roman" w:cs="Times New Roman"/>
             </w:rPr>
@@ -253,7 +253,7 @@
         </w:p>
         <w:p>
           <w:pPr>
-            <w:pStyle w:val="TDC1"/>
+            <w:pStyle w:val="TOC1"/>
             <w:tabs>
               <w:tab w:val="right" w:leader="dot" w:pos="9393"/>
             </w:tabs>
@@ -286,7 +286,7 @@
           <w:hyperlink w:anchor="_Toc196844672" w:history="1">
             <w:r>
               <w:rPr>
-                <w:rStyle w:val="Hipervnculo"/>
+                <w:rStyle w:val="Hyperlink"/>
                 <w:rFonts w:ascii="Times New Roman" w:hAnsi="Times New Roman"/>
               </w:rPr>
               <w:t>AseguraYA</w:t>
@@ -343,7 +343,7 @@
         </w:p>
         <w:p>
           <w:pPr>
-            <w:pStyle w:val="TDC1"/>
+            <w:pStyle w:val="TOC1"/>
             <w:tabs>
               <w:tab w:val="right" w:leader="dot" w:pos="9393"/>
             </w:tabs>
@@ -358,7 +358,7 @@
           <w:hyperlink w:anchor="_Toc196844673" w:history="1">
             <w:r>
               <w:rPr>
-                <w:rStyle w:val="Hipervnculo"/>
+                <w:rStyle w:val="Hyperlink"/>
                 <w:rFonts w:ascii="Times New Roman" w:hAnsi="Times New Roman"/>
               </w:rPr>
               <w:t>G01 - Propósito</w:t>
@@ -415,7 +415,7 @@
         </w:p>
         <w:p>
           <w:pPr>
-            <w:pStyle w:val="TDC1"/>
+            <w:pStyle w:val="TOC1"/>
             <w:tabs>
               <w:tab w:val="right" w:leader="dot" w:pos="9393"/>
             </w:tabs>
@@ -430,7 +430,7 @@
           <w:hyperlink w:anchor="_Toc196844674" w:history="1">
             <w:r>
               <w:rPr>
-                <w:rStyle w:val="Hipervnculo"/>
+                <w:rStyle w:val="Hyperlink"/>
                 <w:rFonts w:ascii="Times New Roman" w:hAnsi="Times New Roman"/>
               </w:rPr>
               <w:t>G02 - Descripción funcional y alcance</w:t>
@@ -487,7 +487,7 @@
         </w:p>
         <w:p>
           <w:pPr>
-            <w:pStyle w:val="TDC1"/>
+            <w:pStyle w:val="TOC1"/>
             <w:tabs>
               <w:tab w:val="right" w:leader="dot" w:pos="9393"/>
             </w:tabs>
@@ -502,7 +502,7 @@
           <w:hyperlink w:anchor="_Toc196844675" w:history="1">
             <w:r>
               <w:rPr>
-                <w:rStyle w:val="Hipervnculo"/>
+                <w:rStyle w:val="Hyperlink"/>
                 <w:rFonts w:ascii="Times New Roman" w:hAnsi="Times New Roman"/>
               </w:rPr>
               <w:t>G03 – Definiciones, acrónimos y abreviaciones.</w:t>
@@ -559,7 +559,7 @@
         </w:p>
         <w:p>
           <w:pPr>
-            <w:pStyle w:val="TDC1"/>
+            <w:pStyle w:val="TOC1"/>
             <w:tabs>
               <w:tab w:val="right" w:leader="dot" w:pos="9393"/>
             </w:tabs>
@@ -574,7 +574,7 @@
           <w:hyperlink w:anchor="_Toc196844676" w:history="1">
             <w:r>
               <w:rPr>
-                <w:rStyle w:val="Hipervnculo"/>
+                <w:rStyle w:val="Hyperlink"/>
                 <w:rFonts w:ascii="Times New Roman" w:hAnsi="Times New Roman"/>
               </w:rPr>
               <w:t>G04 – Descripción de las personas participantes en el desarrollo del sistema de información y usuarios (Roles)</w:t>
@@ -631,7 +631,7 @@
         </w:p>
         <w:p>
           <w:pPr>
-            <w:pStyle w:val="TDC1"/>
+            <w:pStyle w:val="TOC1"/>
             <w:tabs>
               <w:tab w:val="right" w:leader="dot" w:pos="9393"/>
             </w:tabs>
@@ -646,7 +646,7 @@
           <w:hyperlink w:anchor="_Toc196844677" w:history="1">
             <w:r>
               <w:rPr>
-                <w:rStyle w:val="Hipervnculo"/>
+                <w:rStyle w:val="Hyperlink"/>
                 <w:rFonts w:ascii="Times New Roman" w:hAnsi="Times New Roman"/>
               </w:rPr>
               <w:t>G05 – Requisitos adicionales del sistema</w:t>
@@ -703,7 +703,7 @@
         </w:p>
         <w:p>
           <w:pPr>
-            <w:pStyle w:val="TDC2"/>
+            <w:pStyle w:val="TOC2"/>
             <w:tabs>
               <w:tab w:val="right" w:leader="dot" w:pos="9393"/>
             </w:tabs>
@@ -718,7 +718,7 @@
           <w:hyperlink w:anchor="_Toc196844678" w:history="1">
             <w:r>
               <w:rPr>
-                <w:rStyle w:val="Hipervnculo"/>
+                <w:rStyle w:val="Hyperlink"/>
                 <w:rFonts w:ascii="Times New Roman" w:hAnsi="Times New Roman"/>
               </w:rPr>
               <w:t>G06</w:t>
@@ -775,7 +775,7 @@
         </w:p>
         <w:p>
           <w:pPr>
-            <w:pStyle w:val="TDC1"/>
+            <w:pStyle w:val="TOC1"/>
             <w:tabs>
               <w:tab w:val="right" w:leader="dot" w:pos="9393"/>
             </w:tabs>
@@ -790,7 +790,7 @@
           <w:hyperlink w:anchor="_Toc196844679" w:history="1">
             <w:r>
               <w:rPr>
-                <w:rStyle w:val="Hipervnculo"/>
+                <w:rStyle w:val="Hyperlink"/>
                 <w:rFonts w:ascii="Times New Roman" w:hAnsi="Times New Roman"/>
               </w:rPr>
               <w:t>N01_RFN1 Contrataciones</w:t>
@@ -847,7 +847,7 @@
         </w:p>
         <w:p>
           <w:pPr>
-            <w:pStyle w:val="TDC1"/>
+            <w:pStyle w:val="TOC1"/>
             <w:tabs>
               <w:tab w:val="right" w:leader="dot" w:pos="9393"/>
             </w:tabs>
@@ -862,7 +862,7 @@
           <w:hyperlink w:anchor="_Toc196844680" w:history="1">
             <w:r>
               <w:rPr>
-                <w:rStyle w:val="Hipervnculo"/>
+                <w:rStyle w:val="Hyperlink"/>
                 <w:rFonts w:ascii="Times New Roman" w:hAnsi="Times New Roman"/>
               </w:rPr>
               <w:t>N02.Especificaciones de casos de uso.</w:t>
@@ -919,7 +919,7 @@
         </w:p>
         <w:p>
           <w:pPr>
-            <w:pStyle w:val="TDC2"/>
+            <w:pStyle w:val="TOC2"/>
             <w:tabs>
               <w:tab w:val="right" w:leader="dot" w:pos="9393"/>
             </w:tabs>
@@ -934,7 +934,7 @@
           <w:hyperlink w:anchor="_Toc196844681" w:history="1">
             <w:r>
               <w:rPr>
-                <w:rStyle w:val="Hipervnculo"/>
+                <w:rStyle w:val="Hyperlink"/>
                 <w:rFonts w:ascii="Times New Roman" w:hAnsi="Times New Roman"/>
               </w:rPr>
               <w:t>N02.1 Diagrama de casos de uso general.</w:t>
@@ -991,7 +991,7 @@
         </w:p>
         <w:p>
           <w:pPr>
-            <w:pStyle w:val="TDC2"/>
+            <w:pStyle w:val="TOC2"/>
             <w:tabs>
               <w:tab w:val="right" w:leader="dot" w:pos="9393"/>
             </w:tabs>
@@ -1006,7 +1006,7 @@
           <w:hyperlink w:anchor="_Toc196844682" w:history="1">
             <w:r>
               <w:rPr>
-                <w:rStyle w:val="Hipervnculo"/>
+                <w:rStyle w:val="Hyperlink"/>
                 <w:rFonts w:ascii="Times New Roman" w:hAnsi="Times New Roman"/>
               </w:rPr>
               <w:t>N02.2 686DP_CUN001 “Generar Contratación”</w:t>
@@ -1063,7 +1063,7 @@
         </w:p>
         <w:p>
           <w:pPr>
-            <w:pStyle w:val="TDC3"/>
+            <w:pStyle w:val="TOC3"/>
             <w:tabs>
               <w:tab w:val="right" w:leader="dot" w:pos="9393"/>
             </w:tabs>
@@ -1078,7 +1078,7 @@
           <w:hyperlink w:anchor="_Toc196844683" w:history="1">
             <w:r>
               <w:rPr>
-                <w:rStyle w:val="Hipervnculo"/>
+                <w:rStyle w:val="Hyperlink"/>
                 <w:rFonts w:ascii="Times New Roman" w:hAnsi="Times New Roman"/>
               </w:rPr>
               <w:t>N02.2.1 Especificación 686DP_CUN001 “Generar contratación”</w:t>
@@ -1135,7 +1135,7 @@
         </w:p>
         <w:p>
           <w:pPr>
-            <w:pStyle w:val="TDC3"/>
+            <w:pStyle w:val="TOC3"/>
             <w:tabs>
               <w:tab w:val="right" w:leader="dot" w:pos="9393"/>
             </w:tabs>
@@ -1150,7 +1150,7 @@
           <w:hyperlink w:anchor="_Toc196844684" w:history="1">
             <w:r>
               <w:rPr>
-                <w:rStyle w:val="Hipervnculo"/>
+                <w:rStyle w:val="Hyperlink"/>
                 <w:rFonts w:ascii="Times New Roman" w:hAnsi="Times New Roman"/>
               </w:rPr>
               <w:t>N02.2.2 Diagrama de secuencia 686DP_CUN001 “Generar contratación”}</w:t>
@@ -1207,7 +1207,7 @@
         </w:p>
         <w:p>
           <w:pPr>
-            <w:pStyle w:val="TDC3"/>
+            <w:pStyle w:val="TOC3"/>
             <w:tabs>
               <w:tab w:val="right" w:leader="dot" w:pos="9393"/>
             </w:tabs>
@@ -1222,7 +1222,7 @@
           <w:hyperlink w:anchor="_Toc196844685" w:history="1">
             <w:r>
               <w:rPr>
-                <w:rStyle w:val="Hipervnculo"/>
+                <w:rStyle w:val="Hyperlink"/>
                 <w:rFonts w:ascii="Times New Roman" w:hAnsi="Times New Roman"/>
               </w:rPr>
               <w:t>N02.2.3 Modelo de clases 686DP_CUN001 “Generar contratación”</w:t>
@@ -1279,7 +1279,7 @@
         </w:p>
         <w:p>
           <w:pPr>
-            <w:pStyle w:val="TDC3"/>
+            <w:pStyle w:val="TOC3"/>
             <w:tabs>
               <w:tab w:val="right" w:leader="dot" w:pos="9393"/>
             </w:tabs>
@@ -1294,7 +1294,7 @@
           <w:hyperlink w:anchor="_Toc196844686" w:history="1">
             <w:r>
               <w:rPr>
-                <w:rStyle w:val="Hipervnculo"/>
+                <w:rStyle w:val="Hyperlink"/>
                 <w:rFonts w:ascii="Times New Roman" w:hAnsi="Times New Roman"/>
               </w:rPr>
               <w:t>N02.2.4 modelo DER 686DP_CUN001 “Generar contratación”</w:t>
@@ -1351,7 +1351,7 @@
         </w:p>
         <w:p>
           <w:pPr>
-            <w:pStyle w:val="TDC3"/>
+            <w:pStyle w:val="TOC3"/>
             <w:tabs>
               <w:tab w:val="right" w:leader="dot" w:pos="9393"/>
             </w:tabs>
@@ -1366,7 +1366,7 @@
           <w:hyperlink w:anchor="_Toc196844687" w:history="1">
             <w:r>
               <w:rPr>
-                <w:rStyle w:val="Hipervnculo"/>
+                <w:rStyle w:val="Hyperlink"/>
                 <w:rFonts w:ascii="Times New Roman" w:hAnsi="Times New Roman"/>
               </w:rPr>
               <w:t>N02.2.5 Pantalla 686DP_CUN001 “Generar contratación”</w:t>
@@ -1423,7 +1423,7 @@
         </w:p>
         <w:p>
           <w:pPr>
-            <w:pStyle w:val="TDC3"/>
+            <w:pStyle w:val="TOC3"/>
             <w:tabs>
               <w:tab w:val="right" w:leader="dot" w:pos="9393"/>
             </w:tabs>
@@ -1488,7 +1488,7 @@
         </w:p>
         <w:p>
           <w:pPr>
-            <w:pStyle w:val="TDC2"/>
+            <w:pStyle w:val="TOC2"/>
             <w:tabs>
               <w:tab w:val="right" w:leader="dot" w:pos="9393"/>
             </w:tabs>
@@ -1503,7 +1503,7 @@
           <w:hyperlink w:anchor="_Toc196844689" w:history="1">
             <w:r>
               <w:rPr>
-                <w:rStyle w:val="Hipervnculo"/>
+                <w:rStyle w:val="Hyperlink"/>
                 <w:rFonts w:ascii="Times New Roman" w:hAnsi="Times New Roman"/>
               </w:rPr>
               <w:t>N02.3 686DP_CUN002 “Generar Contratación”</w:t>
@@ -1560,7 +1560,7 @@
         </w:p>
         <w:p>
           <w:pPr>
-            <w:pStyle w:val="TDC3"/>
+            <w:pStyle w:val="TOC3"/>
             <w:tabs>
               <w:tab w:val="right" w:leader="dot" w:pos="9393"/>
             </w:tabs>
@@ -1575,7 +1575,7 @@
           <w:hyperlink w:anchor="_Toc196844690" w:history="1">
             <w:r>
               <w:rPr>
-                <w:rStyle w:val="Hipervnculo"/>
+                <w:rStyle w:val="Hyperlink"/>
                 <w:rFonts w:ascii="Times New Roman" w:hAnsi="Times New Roman"/>
               </w:rPr>
               <w:t>N02.3.1 Especificación 686DP_CUN002 “Buscar Pólizas”</w:t>
@@ -1632,7 +1632,7 @@
         </w:p>
         <w:p>
           <w:pPr>
-            <w:pStyle w:val="TDC3"/>
+            <w:pStyle w:val="TOC3"/>
             <w:tabs>
               <w:tab w:val="right" w:leader="dot" w:pos="9393"/>
             </w:tabs>
@@ -1647,7 +1647,7 @@
           <w:hyperlink w:anchor="_Toc196844691" w:history="1">
             <w:r>
               <w:rPr>
-                <w:rStyle w:val="Hipervnculo"/>
+                <w:rStyle w:val="Hyperlink"/>
                 <w:rFonts w:ascii="Times New Roman" w:hAnsi="Times New Roman"/>
               </w:rPr>
               <w:t>N02.3.2 Diagrama de secuencia 686DP_CUN002 “Buscar Pólizas”</w:t>
@@ -1704,7 +1704,7 @@
         </w:p>
         <w:p>
           <w:pPr>
-            <w:pStyle w:val="TDC3"/>
+            <w:pStyle w:val="TOC3"/>
             <w:tabs>
               <w:tab w:val="right" w:leader="dot" w:pos="9393"/>
             </w:tabs>
@@ -1719,7 +1719,7 @@
           <w:hyperlink w:anchor="_Toc196844692" w:history="1">
             <w:r>
               <w:rPr>
-                <w:rStyle w:val="Hipervnculo"/>
+                <w:rStyle w:val="Hyperlink"/>
                 <w:rFonts w:ascii="Times New Roman" w:hAnsi="Times New Roman"/>
               </w:rPr>
               <w:t>N02.3.3 Modelo de clases 686DP_CUN002 “Buscar Pólizas”</w:t>
@@ -1776,7 +1776,7 @@
         </w:p>
         <w:p>
           <w:pPr>
-            <w:pStyle w:val="TDC3"/>
+            <w:pStyle w:val="TOC3"/>
             <w:tabs>
               <w:tab w:val="right" w:leader="dot" w:pos="9393"/>
             </w:tabs>
@@ -1791,7 +1791,7 @@
           <w:hyperlink w:anchor="_Toc196844693" w:history="1">
             <w:r>
               <w:rPr>
-                <w:rStyle w:val="Hipervnculo"/>
+                <w:rStyle w:val="Hyperlink"/>
                 <w:rFonts w:ascii="Times New Roman" w:hAnsi="Times New Roman"/>
               </w:rPr>
               <w:t>N02.3.4 modelo DER 686DP_CUN002 “Buscar Pólizas”</w:t>
@@ -1848,7 +1848,7 @@
         </w:p>
         <w:p>
           <w:pPr>
-            <w:pStyle w:val="TDC3"/>
+            <w:pStyle w:val="TOC3"/>
             <w:tabs>
               <w:tab w:val="right" w:leader="dot" w:pos="9393"/>
             </w:tabs>
@@ -1913,7 +1913,7 @@
         </w:p>
         <w:p>
           <w:pPr>
-            <w:pStyle w:val="TDC3"/>
+            <w:pStyle w:val="TOC3"/>
             <w:tabs>
               <w:tab w:val="right" w:leader="dot" w:pos="9393"/>
             </w:tabs>
@@ -1928,7 +1928,7 @@
           <w:hyperlink w:anchor="_Toc196844695" w:history="1">
             <w:r>
               <w:rPr>
-                <w:rStyle w:val="Hipervnculo"/>
+                <w:rStyle w:val="Hyperlink"/>
                 <w:rFonts w:ascii="Times New Roman" w:hAnsi="Times New Roman"/>
               </w:rPr>
               <w:t>N02.3.5 Pantalla 686DP_CUN002 “Buscar Pólizas”</w:t>
@@ -1985,7 +1985,7 @@
         </w:p>
         <w:p>
           <w:pPr>
-            <w:pStyle w:val="TDC2"/>
+            <w:pStyle w:val="TOC2"/>
             <w:tabs>
               <w:tab w:val="right" w:leader="dot" w:pos="9393"/>
             </w:tabs>
@@ -2000,7 +2000,7 @@
           <w:hyperlink w:anchor="_Toc196844696" w:history="1">
             <w:r>
               <w:rPr>
-                <w:rStyle w:val="Hipervnculo"/>
+                <w:rStyle w:val="Hyperlink"/>
                 <w:rFonts w:ascii="Times New Roman" w:hAnsi="Times New Roman"/>
               </w:rPr>
               <w:t>N02.4 686DP_CUN003 “Registrar Cliente”</w:t>
@@ -2057,7 +2057,7 @@
         </w:p>
         <w:p>
           <w:pPr>
-            <w:pStyle w:val="TDC3"/>
+            <w:pStyle w:val="TOC3"/>
             <w:tabs>
               <w:tab w:val="right" w:leader="dot" w:pos="9393"/>
             </w:tabs>
@@ -2072,7 +2072,7 @@
           <w:hyperlink w:anchor="_Toc196844697" w:history="1">
             <w:r>
               <w:rPr>
-                <w:rStyle w:val="Hipervnculo"/>
+                <w:rStyle w:val="Hyperlink"/>
                 <w:rFonts w:ascii="Times New Roman" w:hAnsi="Times New Roman"/>
               </w:rPr>
               <w:t>N02.4.1 Especificación 686DP_CUN003 “Registrar Cliente”</w:t>
@@ -2129,7 +2129,7 @@
         </w:p>
         <w:p>
           <w:pPr>
-            <w:pStyle w:val="TDC3"/>
+            <w:pStyle w:val="TOC3"/>
             <w:tabs>
               <w:tab w:val="right" w:leader="dot" w:pos="9393"/>
             </w:tabs>
@@ -2144,7 +2144,7 @@
           <w:hyperlink w:anchor="_Toc196844698" w:history="1">
             <w:r>
               <w:rPr>
-                <w:rStyle w:val="Hipervnculo"/>
+                <w:rStyle w:val="Hyperlink"/>
                 <w:rFonts w:ascii="Times New Roman" w:hAnsi="Times New Roman"/>
               </w:rPr>
               <w:t>N02.4.2 Diagrama de secuencia 686DP_CUN003 “Registrar Cliente”</w:t>
@@ -2201,7 +2201,7 @@
         </w:p>
         <w:p>
           <w:pPr>
-            <w:pStyle w:val="TDC3"/>
+            <w:pStyle w:val="TOC3"/>
             <w:tabs>
               <w:tab w:val="right" w:leader="dot" w:pos="9393"/>
             </w:tabs>
@@ -2216,7 +2216,7 @@
           <w:hyperlink w:anchor="_Toc196844699" w:history="1">
             <w:r>
               <w:rPr>
-                <w:rStyle w:val="Hipervnculo"/>
+                <w:rStyle w:val="Hyperlink"/>
                 <w:rFonts w:ascii="Times New Roman" w:hAnsi="Times New Roman"/>
               </w:rPr>
               <w:t>N02.4.3 Modelo de clases 686DP_CUN003 “Registrar Cliente”</w:t>
@@ -2273,7 +2273,7 @@
         </w:p>
         <w:p>
           <w:pPr>
-            <w:pStyle w:val="TDC3"/>
+            <w:pStyle w:val="TOC3"/>
             <w:tabs>
               <w:tab w:val="right" w:leader="dot" w:pos="9393"/>
             </w:tabs>
@@ -2288,7 +2288,7 @@
           <w:hyperlink w:anchor="_Toc196844700" w:history="1">
             <w:r>
               <w:rPr>
-                <w:rStyle w:val="Hipervnculo"/>
+                <w:rStyle w:val="Hyperlink"/>
                 <w:rFonts w:ascii="Times New Roman" w:hAnsi="Times New Roman"/>
               </w:rPr>
               <w:t>N02.4.4 modelo DER 686DP_CUN003 “Registrar Cliente”</w:t>
@@ -2345,7 +2345,7 @@
         </w:p>
         <w:p>
           <w:pPr>
-            <w:pStyle w:val="TDC3"/>
+            <w:pStyle w:val="TOC3"/>
             <w:tabs>
               <w:tab w:val="right" w:leader="dot" w:pos="9393"/>
             </w:tabs>
@@ -2360,7 +2360,7 @@
           <w:hyperlink w:anchor="_Toc196844701" w:history="1">
             <w:r>
               <w:rPr>
-                <w:rStyle w:val="Hipervnculo"/>
+                <w:rStyle w:val="Hyperlink"/>
                 <w:rFonts w:ascii="Times New Roman" w:hAnsi="Times New Roman"/>
               </w:rPr>
               <w:t>N02.4.5 Pantalla 686DP_CUN003 “Registrar Cliente”</w:t>
@@ -2417,7 +2417,7 @@
         </w:p>
         <w:p>
           <w:pPr>
-            <w:pStyle w:val="TDC1"/>
+            <w:pStyle w:val="TOC1"/>
             <w:tabs>
               <w:tab w:val="right" w:leader="dot" w:pos="9393"/>
             </w:tabs>
@@ -2432,7 +2432,7 @@
           <w:hyperlink w:anchor="_Toc196844702" w:history="1">
             <w:r>
               <w:rPr>
-                <w:rStyle w:val="Hipervnculo"/>
+                <w:rStyle w:val="Hyperlink"/>
                 <w:rFonts w:ascii="Times New Roman" w:hAnsi="Times New Roman"/>
               </w:rPr>
               <w:t>T01.1 Diagrama de capas</w:t>
@@ -2489,7 +2489,7 @@
         </w:p>
         <w:p>
           <w:pPr>
-            <w:pStyle w:val="TDC1"/>
+            <w:pStyle w:val="TOC1"/>
             <w:tabs>
               <w:tab w:val="right" w:leader="dot" w:pos="9393"/>
             </w:tabs>
@@ -2504,7 +2504,7 @@
           <w:hyperlink w:anchor="_Toc196844703" w:history="1">
             <w:r>
               <w:rPr>
-                <w:rStyle w:val="Hipervnculo"/>
+                <w:rStyle w:val="Hyperlink"/>
                 <w:rFonts w:ascii="Times New Roman" w:hAnsi="Times New Roman"/>
               </w:rPr>
               <w:t>T01.2 Capturas de las pantallas creadas en el IDE</w:t>
@@ -2561,7 +2561,7 @@
         </w:p>
         <w:p>
           <w:pPr>
-            <w:pStyle w:val="TDC1"/>
+            <w:pStyle w:val="TOC1"/>
             <w:tabs>
               <w:tab w:val="right" w:leader="dot" w:pos="9393"/>
             </w:tabs>
@@ -2576,7 +2576,7 @@
           <w:hyperlink w:anchor="_Toc196844704" w:history="1">
             <w:r>
               <w:rPr>
-                <w:rStyle w:val="Hipervnculo"/>
+                <w:rStyle w:val="Hyperlink"/>
                 <w:rFonts w:ascii="Times New Roman" w:hAnsi="Times New Roman"/>
               </w:rPr>
               <w:t>T01.2 Diagrama de secuencia de persistencia en la base de datos</w:t>
@@ -2633,7 +2633,7 @@
         </w:p>
         <w:p>
           <w:pPr>
-            <w:pStyle w:val="TDC1"/>
+            <w:pStyle w:val="TOC1"/>
             <w:tabs>
               <w:tab w:val="right" w:leader="dot" w:pos="9393"/>
             </w:tabs>
@@ -2648,7 +2648,7 @@
           <w:hyperlink w:anchor="_Toc196844705" w:history="1">
             <w:r>
               <w:rPr>
-                <w:rStyle w:val="Hipervnculo"/>
+                <w:rStyle w:val="Hyperlink"/>
                 <w:rFonts w:ascii="Times New Roman" w:hAnsi="Times New Roman"/>
               </w:rPr>
               <w:t>T01.4 Diagramas de secuencia de consulta en la base de datos</w:t>
@@ -2705,7 +2705,7 @@
         </w:p>
         <w:p>
           <w:pPr>
-            <w:pStyle w:val="TDC1"/>
+            <w:pStyle w:val="TOC1"/>
             <w:tabs>
               <w:tab w:val="right" w:leader="dot" w:pos="9393"/>
             </w:tabs>
@@ -2720,7 +2720,7 @@
           <w:hyperlink w:anchor="_Toc196844706" w:history="1">
             <w:r>
               <w:rPr>
-                <w:rStyle w:val="Hipervnculo"/>
+                <w:rStyle w:val="Hyperlink"/>
                 <w:rFonts w:ascii="Times New Roman" w:hAnsi="Times New Roman"/>
               </w:rPr>
               <w:t>T01.5 Diagrama jerárquico</w:t>
@@ -2777,7 +2777,7 @@
         </w:p>
         <w:p>
           <w:pPr>
-            <w:pStyle w:val="TDC1"/>
+            <w:pStyle w:val="TOC1"/>
             <w:tabs>
               <w:tab w:val="right" w:leader="dot" w:pos="9393"/>
             </w:tabs>
@@ -2792,7 +2792,7 @@
           <w:hyperlink w:anchor="_Toc196844707" w:history="1">
             <w:r>
               <w:rPr>
-                <w:rStyle w:val="Hipervnculo"/>
+                <w:rStyle w:val="Hyperlink"/>
                 <w:rFonts w:ascii="Times New Roman" w:hAnsi="Times New Roman"/>
               </w:rPr>
               <w:t>T01.6 GUI  “Menú principal”</w:t>
@@ -2849,7 +2849,7 @@
         </w:p>
         <w:p>
           <w:pPr>
-            <w:pStyle w:val="TDC1"/>
+            <w:pStyle w:val="TOC1"/>
             <w:tabs>
               <w:tab w:val="right" w:leader="dot" w:pos="9393"/>
             </w:tabs>
@@ -2864,7 +2864,7 @@
           <w:hyperlink w:anchor="_Toc196844708" w:history="1">
             <w:r>
               <w:rPr>
-                <w:rStyle w:val="Hipervnculo"/>
+                <w:rStyle w:val="Hyperlink"/>
                 <w:rFonts w:ascii="Times New Roman" w:hAnsi="Times New Roman"/>
               </w:rPr>
               <w:t>RFN0 Gestion de usuariosT02.1 CU001 Gestionar Usuario (“Crear usuario”)</w:t>
@@ -2921,7 +2921,7 @@
         </w:p>
         <w:p>
           <w:pPr>
-            <w:pStyle w:val="TDC1"/>
+            <w:pStyle w:val="TOC1"/>
             <w:tabs>
               <w:tab w:val="right" w:leader="dot" w:pos="9393"/>
             </w:tabs>
@@ -2936,7 +2936,7 @@
           <w:hyperlink w:anchor="_Toc196844709" w:history="1">
             <w:r>
               <w:rPr>
-                <w:rStyle w:val="Hipervnculo"/>
+                <w:rStyle w:val="Hyperlink"/>
                 <w:rFonts w:ascii="Times New Roman" w:hAnsi="Times New Roman"/>
               </w:rPr>
               <w:t>T02 CU001 Gestionar Usuario (“Crear Usuario”)</w:t>
@@ -2993,7 +2993,7 @@
         </w:p>
         <w:p>
           <w:pPr>
-            <w:pStyle w:val="TDC1"/>
+            <w:pStyle w:val="TOC1"/>
             <w:tabs>
               <w:tab w:val="right" w:leader="dot" w:pos="9393"/>
             </w:tabs>
@@ -3008,7 +3008,7 @@
           <w:hyperlink w:anchor="_Toc196844710" w:history="1">
             <w:r>
               <w:rPr>
-                <w:rStyle w:val="Hipervnculo"/>
+                <w:rStyle w:val="Hyperlink"/>
                 <w:rFonts w:ascii="Times New Roman" w:hAnsi="Times New Roman"/>
               </w:rPr>
               <w:t>T02 CU001 Gestionar Usuario (“Modificar Usuario”)</w:t>
@@ -3065,7 +3065,7 @@
         </w:p>
         <w:p>
           <w:pPr>
-            <w:pStyle w:val="TDC1"/>
+            <w:pStyle w:val="TOC1"/>
             <w:tabs>
               <w:tab w:val="right" w:leader="dot" w:pos="9393"/>
             </w:tabs>
@@ -3080,7 +3080,7 @@
           <w:hyperlink w:anchor="_Toc196844711" w:history="1">
             <w:r>
               <w:rPr>
-                <w:rStyle w:val="Hipervnculo"/>
+                <w:rStyle w:val="Hyperlink"/>
                 <w:rFonts w:ascii="Times New Roman" w:hAnsi="Times New Roman"/>
               </w:rPr>
               <w:t>T02 CU001 Gestionar Usuario (“Activar o desactivar usuario”)</w:t>
@@ -3137,7 +3137,7 @@
         </w:p>
         <w:p>
           <w:pPr>
-            <w:pStyle w:val="TDC1"/>
+            <w:pStyle w:val="TOC1"/>
             <w:tabs>
               <w:tab w:val="right" w:leader="dot" w:pos="9393"/>
             </w:tabs>
@@ -3152,7 +3152,7 @@
           <w:hyperlink w:anchor="_Toc196844712" w:history="1">
             <w:r>
               <w:rPr>
-                <w:rStyle w:val="Hipervnculo"/>
+                <w:rStyle w:val="Hyperlink"/>
                 <w:rFonts w:ascii="Times New Roman" w:hAnsi="Times New Roman"/>
               </w:rPr>
               <w:t>T02 CU001 Gestionar usuarios (“Desbloquear”)</w:t>
@@ -3209,7 +3209,7 @@
         </w:p>
         <w:p>
           <w:pPr>
-            <w:pStyle w:val="TDC1"/>
+            <w:pStyle w:val="TOC1"/>
             <w:tabs>
               <w:tab w:val="right" w:leader="dot" w:pos="9393"/>
             </w:tabs>
@@ -3224,7 +3224,7 @@
           <w:hyperlink w:anchor="_Toc196844713" w:history="1">
             <w:r>
               <w:rPr>
-                <w:rStyle w:val="Hipervnculo"/>
+                <w:rStyle w:val="Hyperlink"/>
                 <w:rFonts w:ascii="Times New Roman" w:hAnsi="Times New Roman"/>
               </w:rPr>
               <w:t>T02 CU002 Iniciar sesión</w:t>
@@ -3281,7 +3281,7 @@
         </w:p>
         <w:p>
           <w:pPr>
-            <w:pStyle w:val="TDC1"/>
+            <w:pStyle w:val="TOC1"/>
             <w:tabs>
               <w:tab w:val="right" w:leader="dot" w:pos="9393"/>
             </w:tabs>
@@ -3296,7 +3296,7 @@
           <w:hyperlink w:anchor="_Toc196844714" w:history="1">
             <w:r>
               <w:rPr>
-                <w:rStyle w:val="Hipervnculo"/>
+                <w:rStyle w:val="Hyperlink"/>
                 <w:rFonts w:ascii="Times New Roman" w:hAnsi="Times New Roman"/>
               </w:rPr>
               <w:t>T02 CU003 Cambiar Contraseña</w:t>
@@ -3353,7 +3353,7 @@
         </w:p>
         <w:p>
           <w:pPr>
-            <w:pStyle w:val="TDC1"/>
+            <w:pStyle w:val="TOC1"/>
             <w:tabs>
               <w:tab w:val="right" w:leader="dot" w:pos="9393"/>
             </w:tabs>
@@ -3368,7 +3368,7 @@
           <w:hyperlink w:anchor="_Toc196844715" w:history="1">
             <w:r>
               <w:rPr>
-                <w:rStyle w:val="Hipervnculo"/>
+                <w:rStyle w:val="Hyperlink"/>
                 <w:rFonts w:ascii="Times New Roman" w:hAnsi="Times New Roman"/>
               </w:rPr>
               <w:t>T03 Criptografias</w:t>
@@ -3425,7 +3425,7 @@
         </w:p>
         <w:p>
           <w:pPr>
-            <w:pStyle w:val="TDC2"/>
+            <w:pStyle w:val="TOC2"/>
             <w:tabs>
               <w:tab w:val="right" w:leader="dot" w:pos="9393"/>
             </w:tabs>
@@ -3440,7 +3440,7 @@
           <w:hyperlink w:anchor="_Toc196844716" w:history="1">
             <w:r>
               <w:rPr>
-                <w:rStyle w:val="Hipervnculo"/>
+                <w:rStyle w:val="Hyperlink"/>
                 <w:rFonts w:ascii="Times New Roman" w:hAnsi="Times New Roman"/>
               </w:rPr>
               <w:t>T03.1 Criptografía irreversible</w:t>
@@ -3497,7 +3497,7 @@
         </w:p>
         <w:p>
           <w:pPr>
-            <w:pStyle w:val="TDC2"/>
+            <w:pStyle w:val="TOC2"/>
             <w:tabs>
               <w:tab w:val="right" w:leader="dot" w:pos="9393"/>
             </w:tabs>
@@ -3512,7 +3512,7 @@
           <w:hyperlink w:anchor="_Toc196844717" w:history="1">
             <w:r>
               <w:rPr>
-                <w:rStyle w:val="Hipervnculo"/>
+                <w:rStyle w:val="Hyperlink"/>
                 <w:rFonts w:ascii="Times New Roman" w:eastAsia="Times New Roman" w:hAnsi="Times New Roman"/>
                 <w:lang w:eastAsia="es-AR"/>
               </w:rPr>
@@ -3587,22 +3587,21 @@
     </w:sdt>
     <w:p>
       <w:pPr>
-        <w:pStyle w:val="Ttulo1"/>
-        <w:rPr>
-          <w:rFonts w:ascii="Times New Roman" w:hAnsi="Times New Roman" w:cs="Times New Roman"/>
-        </w:rPr>
-      </w:pPr>
-    </w:p>
-    <w:p>
-      <w:pPr>
-        <w:pStyle w:val="Ttulo1"/>
+        <w:pStyle w:val="Heading1"/>
+        <w:rPr>
+          <w:rFonts w:ascii="Times New Roman" w:hAnsi="Times New Roman" w:cs="Times New Roman"/>
+        </w:rPr>
+      </w:pPr>
+    </w:p>
+    <w:p>
+      <w:pPr>
+        <w:pStyle w:val="Heading1"/>
         <w:rPr>
           <w:rFonts w:ascii="Times New Roman" w:hAnsi="Times New Roman" w:cs="Times New Roman"/>
           <w:color w:val="3A7C22" w:themeColor="accent6" w:themeShade="BF"/>
         </w:rPr>
       </w:pPr>
       <w:bookmarkStart w:id="0" w:name="_Toc196844672"/>
-      <w:proofErr w:type="spellStart"/>
       <w:r>
         <w:rPr>
           <w:rFonts w:ascii="Times New Roman" w:hAnsi="Times New Roman" w:cs="Times New Roman"/>
@@ -3611,11 +3610,10 @@
         <w:t>AseguraYA</w:t>
       </w:r>
       <w:bookmarkEnd w:id="0"/>
-      <w:proofErr w:type="spellEnd"/>
-    </w:p>
-    <w:p>
-      <w:pPr>
-        <w:pStyle w:val="Ttulo1"/>
+    </w:p>
+    <w:p>
+      <w:pPr>
+        <w:pStyle w:val="Heading1"/>
         <w:rPr>
           <w:rFonts w:ascii="Times New Roman" w:hAnsi="Times New Roman" w:cs="Times New Roman"/>
           <w:color w:val="3A7C22" w:themeColor="accent6" w:themeShade="BF"/>
@@ -3644,19 +3642,11 @@
           <w:rFonts w:ascii="Times New Roman" w:hAnsi="Times New Roman" w:cs="Times New Roman"/>
         </w:rPr>
       </w:pPr>
-      <w:proofErr w:type="spellStart"/>
-      <w:r>
-        <w:rPr>
-          <w:rFonts w:ascii="Times New Roman" w:hAnsi="Times New Roman" w:cs="Times New Roman"/>
-        </w:rPr>
-        <w:t>AseguraYA</w:t>
-      </w:r>
-      <w:proofErr w:type="spellEnd"/>
-      <w:r>
-        <w:rPr>
-          <w:rFonts w:ascii="Times New Roman" w:hAnsi="Times New Roman" w:cs="Times New Roman"/>
-        </w:rPr>
-        <w:t xml:space="preserve"> es una aseguradora orientada a brindar cobertura rápida, accesible y simple para bienes personales de uso cotidiano como notebooks, bicicletas y mascotas. Su canal principal de atención es presencial, a través de oficinas donde los empleados brindan asesoramiento directo a los clientes.</w:t>
+      <w:r>
+        <w:rPr>
+          <w:rFonts w:ascii="Times New Roman" w:hAnsi="Times New Roman" w:cs="Times New Roman"/>
+        </w:rPr>
+        <w:t>AseguraYA es una aseguradora orientada a brindar cobertura rápida, accesible y simple para bienes personales de uso cotidiano como notebooks, bicicletas y mascotas. Su canal principal de atención es presencial, a través de oficinas donde los empleados brindan asesoramiento directo a los clientes.</w:t>
       </w:r>
     </w:p>
     <w:p>
@@ -3682,53 +3672,25 @@
         <w:rPr>
           <w:rFonts w:ascii="Times New Roman" w:hAnsi="Times New Roman" w:cs="Times New Roman"/>
         </w:rPr>
-        <w:t xml:space="preserve">Este proyecto tiene como objetivo desarrollar un sistema de gestión interno, centralizado y modular, para que los empleados de </w:t>
-      </w:r>
-      <w:proofErr w:type="spellStart"/>
-      <w:r>
-        <w:rPr>
-          <w:rFonts w:ascii="Times New Roman" w:hAnsi="Times New Roman" w:cs="Times New Roman"/>
-        </w:rPr>
-        <w:t>AseguraYA</w:t>
-      </w:r>
-      <w:proofErr w:type="spellEnd"/>
-      <w:r>
-        <w:rPr>
-          <w:rFonts w:ascii="Times New Roman" w:hAnsi="Times New Roman" w:cs="Times New Roman"/>
-        </w:rPr>
-        <w:t xml:space="preserve"> puedan operar con mayor agilidad y precisión. El sistema permitirá mejorar la experiencia del cliente en sucursal y optimizar los procesos de cotización, emisión de pólizas y gestión de siniestros, fortaleciendo la transparencia y eficiencia del servicio.</w:t>
-      </w:r>
-    </w:p>
-    <w:p>
-      <w:pPr>
-        <w:rPr>
-          <w:rFonts w:ascii="Times New Roman" w:hAnsi="Times New Roman" w:cs="Times New Roman"/>
-        </w:rPr>
-      </w:pPr>
-      <w:r>
-        <w:rPr>
-          <w:rFonts w:ascii="Times New Roman" w:hAnsi="Times New Roman" w:cs="Times New Roman"/>
-        </w:rPr>
-        <w:t xml:space="preserve">La implementación de esta solución tecnológica no solo permitirá reducir los tiempos operativos y minimizar errores humanos, sino que también garantizará una trazabilidad completa de cada interacción con el cliente. Al contar con un sistema centralizado, accesible desde cada sucursal y con pantallas intuitivas diseñadas para facilitar el uso por parte del personal, </w:t>
-      </w:r>
-      <w:proofErr w:type="spellStart"/>
-      <w:r>
-        <w:rPr>
-          <w:rFonts w:ascii="Times New Roman" w:hAnsi="Times New Roman" w:cs="Times New Roman"/>
-        </w:rPr>
-        <w:t>AseguraYA</w:t>
-      </w:r>
-      <w:proofErr w:type="spellEnd"/>
-      <w:r>
-        <w:rPr>
-          <w:rFonts w:ascii="Times New Roman" w:hAnsi="Times New Roman" w:cs="Times New Roman"/>
-        </w:rPr>
-        <w:t xml:space="preserve"> podrá brindar un servicio más confiable, profesional y alineado con las expectativas actuales del mercado asegurador.</w:t>
-      </w:r>
-    </w:p>
-    <w:p>
-      <w:pPr>
-        <w:pStyle w:val="Ttulo1"/>
+        <w:t>Este proyecto tiene como objetivo desarrollar un sistema de gestión interno, centralizado y modular, para que los empleados de AseguraYA puedan operar con mayor agilidad y precisión. El sistema permitirá mejorar la experiencia del cliente en sucursal y optimizar los procesos de cotización, emisión de pólizas y gestión de siniestros, fortaleciendo la transparencia y eficiencia del servicio.</w:t>
+      </w:r>
+    </w:p>
+    <w:p>
+      <w:pPr>
+        <w:rPr>
+          <w:rFonts w:ascii="Times New Roman" w:hAnsi="Times New Roman" w:cs="Times New Roman"/>
+        </w:rPr>
+      </w:pPr>
+      <w:r>
+        <w:rPr>
+          <w:rFonts w:ascii="Times New Roman" w:hAnsi="Times New Roman" w:cs="Times New Roman"/>
+        </w:rPr>
+        <w:t>La implementación de esta solución tecnológica no solo permitirá reducir los tiempos operativos y minimizar errores humanos, sino que también garantizará una trazabilidad completa de cada interacción con el cliente. Al contar con un sistema centralizado, accesible desde cada sucursal y con pantallas intuitivas diseñadas para facilitar el uso por parte del personal, AseguraYA podrá brindar un servicio más confiable, profesional y alineado con las expectativas actuales del mercado asegurador.</w:t>
+      </w:r>
+    </w:p>
+    <w:p>
+      <w:pPr>
+        <w:pStyle w:val="Heading1"/>
         <w:rPr>
           <w:rFonts w:ascii="Times New Roman" w:hAnsi="Times New Roman" w:cs="Times New Roman"/>
         </w:rPr>
@@ -3772,21 +3734,7 @@
         <w:rPr>
           <w:rFonts w:ascii="Times New Roman" w:hAnsi="Times New Roman" w:cs="Times New Roman"/>
         </w:rPr>
-        <w:t xml:space="preserve">La empresa de seguros </w:t>
-      </w:r>
-      <w:proofErr w:type="spellStart"/>
-      <w:r>
-        <w:rPr>
-          <w:rFonts w:ascii="Times New Roman" w:hAnsi="Times New Roman" w:cs="Times New Roman"/>
-        </w:rPr>
-        <w:t>AseguraYA</w:t>
-      </w:r>
-      <w:proofErr w:type="spellEnd"/>
-      <w:r>
-        <w:rPr>
-          <w:rFonts w:ascii="Times New Roman" w:hAnsi="Times New Roman" w:cs="Times New Roman"/>
-        </w:rPr>
-        <w:t xml:space="preserve"> necesita optimizar su proceso de </w:t>
+        <w:t xml:space="preserve">La empresa de seguros AseguraYA necesita optimizar su proceso de </w:t>
       </w:r>
       <w:r>
         <w:rPr>
@@ -3825,7 +3773,7 @@
     </w:p>
     <w:p>
       <w:pPr>
-        <w:pStyle w:val="Prrafodelista"/>
+        <w:pStyle w:val="ListParagraph"/>
         <w:numPr>
           <w:ilvl w:val="0"/>
           <w:numId w:val="29"/>
@@ -3890,7 +3838,7 @@
     </w:p>
     <w:p>
       <w:pPr>
-        <w:pStyle w:val="Prrafodelista"/>
+        <w:pStyle w:val="ListParagraph"/>
         <w:numPr>
           <w:ilvl w:val="0"/>
           <w:numId w:val="29"/>
@@ -3975,7 +3923,7 @@
     </w:p>
     <w:p>
       <w:pPr>
-        <w:pStyle w:val="Prrafodelista"/>
+        <w:pStyle w:val="ListParagraph"/>
         <w:numPr>
           <w:ilvl w:val="0"/>
           <w:numId w:val="29"/>
@@ -4061,7 +4009,7 @@
     </w:p>
     <w:p>
       <w:pPr>
-        <w:pStyle w:val="Prrafodelista"/>
+        <w:pStyle w:val="ListParagraph"/>
         <w:numPr>
           <w:ilvl w:val="0"/>
           <w:numId w:val="29"/>
@@ -4158,7 +4106,7 @@
     </w:p>
     <w:p>
       <w:pPr>
-        <w:pStyle w:val="Prrafodelista"/>
+        <w:pStyle w:val="ListParagraph"/>
         <w:numPr>
           <w:ilvl w:val="0"/>
           <w:numId w:val="29"/>
@@ -4230,7 +4178,7 @@
     </w:p>
     <w:p>
       <w:pPr>
-        <w:pStyle w:val="Prrafodelista"/>
+        <w:pStyle w:val="ListParagraph"/>
         <w:numPr>
           <w:ilvl w:val="0"/>
           <w:numId w:val="29"/>
@@ -4290,7 +4238,7 @@
     </w:p>
     <w:p>
       <w:pPr>
-        <w:pStyle w:val="Prrafodelista"/>
+        <w:pStyle w:val="ListParagraph"/>
         <w:numPr>
           <w:ilvl w:val="0"/>
           <w:numId w:val="29"/>
@@ -4446,7 +4394,7 @@
     </w:p>
     <w:p>
       <w:pPr>
-        <w:pStyle w:val="Prrafodelista"/>
+        <w:pStyle w:val="ListParagraph"/>
         <w:numPr>
           <w:ilvl w:val="0"/>
           <w:numId w:val="31"/>
@@ -4464,7 +4412,7 @@
     </w:p>
     <w:p>
       <w:pPr>
-        <w:pStyle w:val="Prrafodelista"/>
+        <w:pStyle w:val="ListParagraph"/>
         <w:numPr>
           <w:ilvl w:val="0"/>
           <w:numId w:val="31"/>
@@ -4482,7 +4430,7 @@
     </w:p>
     <w:p>
       <w:pPr>
-        <w:pStyle w:val="Prrafodelista"/>
+        <w:pStyle w:val="ListParagraph"/>
         <w:numPr>
           <w:ilvl w:val="0"/>
           <w:numId w:val="31"/>
@@ -4500,7 +4448,7 @@
     </w:p>
     <w:p>
       <w:pPr>
-        <w:pStyle w:val="Prrafodelista"/>
+        <w:pStyle w:val="ListParagraph"/>
         <w:numPr>
           <w:ilvl w:val="0"/>
           <w:numId w:val="31"/>
@@ -4518,7 +4466,7 @@
     </w:p>
     <w:p>
       <w:pPr>
-        <w:pStyle w:val="Ttulo1"/>
+        <w:pStyle w:val="Heading1"/>
         <w:rPr>
           <w:rFonts w:ascii="Times New Roman" w:hAnsi="Times New Roman" w:cs="Times New Roman"/>
           <w:color w:val="3A7C22" w:themeColor="accent6" w:themeShade="BF"/>
@@ -4536,7 +4484,7 @@
     </w:p>
     <w:p>
       <w:pPr>
-        <w:pStyle w:val="Prrafodelista"/>
+        <w:pStyle w:val="ListParagraph"/>
         <w:numPr>
           <w:ilvl w:val="0"/>
           <w:numId w:val="30"/>
@@ -4562,7 +4510,7 @@
     </w:p>
     <w:p>
       <w:pPr>
-        <w:pStyle w:val="Prrafodelista"/>
+        <w:pStyle w:val="ListParagraph"/>
         <w:numPr>
           <w:ilvl w:val="0"/>
           <w:numId w:val="30"/>
@@ -4583,26 +4531,12 @@
         <w:rPr>
           <w:rFonts w:ascii="Times New Roman" w:hAnsi="Times New Roman" w:cs="Times New Roman"/>
         </w:rPr>
-        <w:t xml:space="preserve">: Persona que trabaja para la aseguradora </w:t>
-      </w:r>
-      <w:proofErr w:type="spellStart"/>
-      <w:r>
-        <w:rPr>
-          <w:rFonts w:ascii="Times New Roman" w:hAnsi="Times New Roman" w:cs="Times New Roman"/>
-        </w:rPr>
-        <w:t>AseguraYA</w:t>
-      </w:r>
-      <w:proofErr w:type="spellEnd"/>
-      <w:r>
-        <w:rPr>
-          <w:rFonts w:ascii="Times New Roman" w:hAnsi="Times New Roman" w:cs="Times New Roman"/>
-        </w:rPr>
-        <w:t>, Este se relaciona con el cliente y tiene acceso a la GUI</w:t>
-      </w:r>
-    </w:p>
-    <w:p>
-      <w:pPr>
-        <w:pStyle w:val="Prrafodelista"/>
+        <w:t>: Persona que trabaja para la aseguradora AseguraYA, Este se relaciona con el cliente y tiene acceso a la GUI</w:t>
+      </w:r>
+    </w:p>
+    <w:p>
+      <w:pPr>
+        <w:pStyle w:val="ListParagraph"/>
         <w:numPr>
           <w:ilvl w:val="0"/>
           <w:numId w:val="30"/>
@@ -4628,7 +4562,7 @@
     </w:p>
     <w:p>
       <w:pPr>
-        <w:pStyle w:val="Prrafodelista"/>
+        <w:pStyle w:val="ListParagraph"/>
         <w:numPr>
           <w:ilvl w:val="0"/>
           <w:numId w:val="30"/>
@@ -4654,7 +4588,7 @@
     </w:p>
     <w:p>
       <w:pPr>
-        <w:pStyle w:val="Prrafodelista"/>
+        <w:pStyle w:val="ListParagraph"/>
         <w:numPr>
           <w:ilvl w:val="0"/>
           <w:numId w:val="30"/>
@@ -4680,7 +4614,7 @@
     </w:p>
     <w:p>
       <w:pPr>
-        <w:pStyle w:val="Prrafodelista"/>
+        <w:pStyle w:val="ListParagraph"/>
         <w:numPr>
           <w:ilvl w:val="0"/>
           <w:numId w:val="30"/>
@@ -4707,7 +4641,7 @@
     </w:p>
     <w:p>
       <w:pPr>
-        <w:pStyle w:val="Prrafodelista"/>
+        <w:pStyle w:val="ListParagraph"/>
         <w:numPr>
           <w:ilvl w:val="0"/>
           <w:numId w:val="30"/>
@@ -4733,7 +4667,7 @@
     </w:p>
     <w:p>
       <w:pPr>
-        <w:pStyle w:val="Prrafodelista"/>
+        <w:pStyle w:val="ListParagraph"/>
         <w:numPr>
           <w:ilvl w:val="0"/>
           <w:numId w:val="30"/>
@@ -4759,7 +4693,7 @@
     </w:p>
     <w:p>
       <w:pPr>
-        <w:pStyle w:val="Prrafodelista"/>
+        <w:pStyle w:val="ListParagraph"/>
         <w:numPr>
           <w:ilvl w:val="0"/>
           <w:numId w:val="30"/>
@@ -4785,7 +4719,7 @@
     </w:p>
     <w:p>
       <w:pPr>
-        <w:pStyle w:val="Prrafodelista"/>
+        <w:pStyle w:val="ListParagraph"/>
         <w:numPr>
           <w:ilvl w:val="0"/>
           <w:numId w:val="30"/>
@@ -4832,7 +4766,7 @@
     </w:p>
     <w:p>
       <w:pPr>
-        <w:pStyle w:val="Prrafodelista"/>
+        <w:pStyle w:val="ListParagraph"/>
         <w:numPr>
           <w:ilvl w:val="0"/>
           <w:numId w:val="30"/>
@@ -4858,7 +4792,7 @@
     </w:p>
     <w:p>
       <w:pPr>
-        <w:pStyle w:val="Prrafodelista"/>
+        <w:pStyle w:val="ListParagraph"/>
         <w:numPr>
           <w:ilvl w:val="0"/>
           <w:numId w:val="30"/>
@@ -4905,7 +4839,7 @@
     </w:p>
     <w:p>
       <w:pPr>
-        <w:pStyle w:val="Prrafodelista"/>
+        <w:pStyle w:val="ListParagraph"/>
         <w:numPr>
           <w:ilvl w:val="0"/>
           <w:numId w:val="30"/>
@@ -4931,7 +4865,7 @@
     </w:p>
     <w:p>
       <w:pPr>
-        <w:pStyle w:val="Prrafodelista"/>
+        <w:pStyle w:val="ListParagraph"/>
         <w:numPr>
           <w:ilvl w:val="0"/>
           <w:numId w:val="30"/>
@@ -4957,7 +4891,7 @@
     </w:p>
     <w:p>
       <w:pPr>
-        <w:pStyle w:val="Prrafodelista"/>
+        <w:pStyle w:val="ListParagraph"/>
         <w:numPr>
           <w:ilvl w:val="0"/>
           <w:numId w:val="30"/>
@@ -4966,23 +4900,13 @@
           <w:rFonts w:ascii="Times New Roman" w:hAnsi="Times New Roman" w:cs="Times New Roman"/>
         </w:rPr>
       </w:pPr>
-      <w:proofErr w:type="spellStart"/>
       <w:r>
         <w:rPr>
           <w:rFonts w:ascii="Times New Roman" w:hAnsi="Times New Roman" w:cs="Times New Roman"/>
           <w:b/>
           <w:bCs/>
         </w:rPr>
-        <w:t>Cuo</w:t>
-      </w:r>
-      <w:proofErr w:type="spellEnd"/>
-      <w:r>
-        <w:rPr>
-          <w:rFonts w:ascii="Times New Roman" w:hAnsi="Times New Roman" w:cs="Times New Roman"/>
-          <w:b/>
-          <w:bCs/>
-        </w:rPr>
-        <w:t>.</w:t>
+        <w:t>Cuo.</w:t>
       </w:r>
       <w:r>
         <w:rPr>
@@ -4993,7 +4917,7 @@
     </w:p>
     <w:p>
       <w:pPr>
-        <w:pStyle w:val="Prrafodelista"/>
+        <w:pStyle w:val="ListParagraph"/>
         <w:numPr>
           <w:ilvl w:val="0"/>
           <w:numId w:val="30"/>
@@ -5019,7 +4943,7 @@
     </w:p>
     <w:p>
       <w:pPr>
-        <w:pStyle w:val="Ttulo1"/>
+        <w:pStyle w:val="Heading1"/>
         <w:rPr>
           <w:rFonts w:ascii="Times New Roman" w:hAnsi="Times New Roman" w:cs="Times New Roman"/>
           <w:color w:val="3A7C22" w:themeColor="accent6" w:themeShade="BF"/>
@@ -5037,7 +4961,7 @@
     </w:p>
     <w:tbl>
       <w:tblPr>
-        <w:tblStyle w:val="Tablaconcuadrcula4-nfasis3"/>
+        <w:tblStyle w:val="GridTable4-Accent3"/>
         <w:tblW w:w="0" w:type="auto"/>
         <w:tblLook w:val="04A0" w:firstRow="1" w:lastRow="0" w:firstColumn="1" w:lastColumn="0" w:noHBand="0" w:noVBand="1"/>
       </w:tblPr>
@@ -5778,7 +5702,7 @@
     </w:p>
     <w:p>
       <w:pPr>
-        <w:pStyle w:val="Ttulo1"/>
+        <w:pStyle w:val="Heading1"/>
         <w:rPr>
           <w:rFonts w:ascii="Times New Roman" w:hAnsi="Times New Roman" w:cs="Times New Roman"/>
           <w:color w:val="3A7C22" w:themeColor="accent6" w:themeShade="BF"/>
@@ -5868,7 +5792,7 @@
     </w:p>
     <w:p>
       <w:pPr>
-        <w:pStyle w:val="Subttulo"/>
+        <w:pStyle w:val="Subtitle"/>
         <w:rPr>
           <w:rFonts w:ascii="Times New Roman" w:hAnsi="Times New Roman" w:cs="Times New Roman"/>
           <w:color w:val="3A7C22" w:themeColor="accent6" w:themeShade="BF"/>
@@ -5884,7 +5808,7 @@
     </w:p>
     <w:p>
       <w:pPr>
-        <w:pStyle w:val="Prrafodelista"/>
+        <w:pStyle w:val="ListParagraph"/>
         <w:numPr>
           <w:ilvl w:val="0"/>
           <w:numId w:val="1"/>
@@ -5907,7 +5831,7 @@
     </w:p>
     <w:p>
       <w:pPr>
-        <w:pStyle w:val="Prrafodelista"/>
+        <w:pStyle w:val="ListParagraph"/>
         <w:numPr>
           <w:ilvl w:val="0"/>
           <w:numId w:val="1"/>
@@ -5946,7 +5870,7 @@
     </w:p>
     <w:p>
       <w:pPr>
-        <w:pStyle w:val="Prrafodelista"/>
+        <w:pStyle w:val="ListParagraph"/>
         <w:numPr>
           <w:ilvl w:val="0"/>
           <w:numId w:val="1"/>
@@ -5969,7 +5893,7 @@
     </w:p>
     <w:p>
       <w:pPr>
-        <w:pStyle w:val="Prrafodelista"/>
+        <w:pStyle w:val="ListParagraph"/>
         <w:numPr>
           <w:ilvl w:val="0"/>
           <w:numId w:val="1"/>
@@ -5992,7 +5916,7 @@
     </w:p>
     <w:p>
       <w:pPr>
-        <w:pStyle w:val="Prrafodelista"/>
+        <w:pStyle w:val="ListParagraph"/>
         <w:numPr>
           <w:ilvl w:val="0"/>
           <w:numId w:val="1"/>
@@ -6016,7 +5940,7 @@
     </w:p>
     <w:p>
       <w:pPr>
-        <w:pStyle w:val="Prrafodelista"/>
+        <w:pStyle w:val="ListParagraph"/>
         <w:numPr>
           <w:ilvl w:val="0"/>
           <w:numId w:val="1"/>
@@ -6039,7 +5963,7 @@
     </w:p>
     <w:p>
       <w:pPr>
-        <w:pStyle w:val="Prrafodelista"/>
+        <w:pStyle w:val="ListParagraph"/>
         <w:numPr>
           <w:ilvl w:val="0"/>
           <w:numId w:val="1"/>
@@ -6062,7 +5986,7 @@
     </w:p>
     <w:p>
       <w:pPr>
-        <w:pStyle w:val="Prrafodelista"/>
+        <w:pStyle w:val="ListParagraph"/>
         <w:numPr>
           <w:ilvl w:val="0"/>
           <w:numId w:val="1"/>
@@ -6101,7 +6025,7 @@
     </w:p>
     <w:p>
       <w:pPr>
-        <w:pStyle w:val="Subttulo"/>
+        <w:pStyle w:val="Subtitle"/>
         <w:rPr>
           <w:rFonts w:ascii="Times New Roman" w:hAnsi="Times New Roman" w:cs="Times New Roman"/>
           <w:color w:val="3A7C22" w:themeColor="accent6" w:themeShade="BF"/>
@@ -6130,7 +6054,7 @@
     </w:p>
     <w:p>
       <w:pPr>
-        <w:pStyle w:val="Subttulo"/>
+        <w:pStyle w:val="Subtitle"/>
         <w:rPr>
           <w:rFonts w:ascii="Times New Roman" w:hAnsi="Times New Roman" w:cs="Times New Roman"/>
           <w:color w:val="3A7C22" w:themeColor="accent6" w:themeShade="BF"/>
@@ -6159,7 +6083,7 @@
     </w:p>
     <w:p>
       <w:pPr>
-        <w:pStyle w:val="Subttulo"/>
+        <w:pStyle w:val="Subtitle"/>
         <w:rPr>
           <w:rFonts w:ascii="Times New Roman" w:hAnsi="Times New Roman" w:cs="Times New Roman"/>
           <w:color w:val="3A7C22" w:themeColor="accent6" w:themeShade="BF"/>
@@ -6181,7 +6105,7 @@
       </w:pPr>
       <w:r>
         <w:rPr>
-          <w:rStyle w:val="SubttuloCar"/>
+          <w:rStyle w:val="SubtitleChar"/>
           <w:rFonts w:ascii="Times New Roman" w:hAnsi="Times New Roman" w:cs="Times New Roman"/>
           <w:color w:val="3A7C22" w:themeColor="accent6" w:themeShade="BF"/>
         </w:rPr>
@@ -6203,7 +6127,7 @@
       </w:pPr>
       <w:r>
         <w:rPr>
-          <w:rStyle w:val="SubttuloCar"/>
+          <w:rStyle w:val="SubtitleChar"/>
           <w:rFonts w:ascii="Times New Roman" w:hAnsi="Times New Roman" w:cs="Times New Roman"/>
           <w:color w:val="3A7C22" w:themeColor="accent6" w:themeShade="BF"/>
         </w:rPr>
@@ -6225,7 +6149,7 @@
       </w:pPr>
       <w:r>
         <w:rPr>
-          <w:rStyle w:val="SubttuloCar"/>
+          <w:rStyle w:val="SubtitleChar"/>
           <w:rFonts w:ascii="Times New Roman" w:hAnsi="Times New Roman" w:cs="Times New Roman"/>
           <w:color w:val="3A7C22" w:themeColor="accent6" w:themeShade="BF"/>
         </w:rPr>
@@ -6242,7 +6166,7 @@
     <w:p>
       <w:pPr>
         <w:rPr>
-          <w:rStyle w:val="Ttulo2Car"/>
+          <w:rStyle w:val="Heading2Char"/>
           <w:rFonts w:ascii="Times New Roman" w:hAnsi="Times New Roman" w:cs="Times New Roman"/>
           <w:color w:val="3A7C22" w:themeColor="accent6" w:themeShade="BF"/>
         </w:rPr>
@@ -6250,7 +6174,7 @@
       <w:bookmarkStart w:id="6" w:name="_Toc196844678"/>
       <w:r>
         <w:rPr>
-          <w:rStyle w:val="Ttulo2Car"/>
+          <w:rStyle w:val="Heading2Char"/>
           <w:rFonts w:ascii="Times New Roman" w:hAnsi="Times New Roman" w:cs="Times New Roman"/>
           <w:color w:val="3A7C22" w:themeColor="accent6" w:themeShade="BF"/>
         </w:rPr>
@@ -6260,7 +6184,7 @@
       <w:bookmarkEnd w:id="6"/>
       <w:r>
         <w:rPr>
-          <w:rStyle w:val="Ttulo2Car"/>
+          <w:rStyle w:val="Heading2Char"/>
           <w:rFonts w:ascii="Times New Roman" w:hAnsi="Times New Roman" w:cs="Times New Roman"/>
           <w:color w:val="3A7C22" w:themeColor="accent6" w:themeShade="BF"/>
         </w:rPr>
@@ -6269,7 +6193,7 @@
     </w:p>
     <w:p>
       <w:pPr>
-        <w:pStyle w:val="Ttulo1"/>
+        <w:pStyle w:val="Heading1"/>
         <w:rPr>
           <w:rFonts w:ascii="Times New Roman" w:hAnsi="Times New Roman" w:cs="Times New Roman"/>
           <w:color w:val="3A7C22" w:themeColor="accent6" w:themeShade="BF"/>
@@ -6300,7 +6224,7 @@
     </w:p>
     <w:p>
       <w:pPr>
-        <w:pStyle w:val="Prrafodelista"/>
+        <w:pStyle w:val="ListParagraph"/>
         <w:numPr>
           <w:ilvl w:val="0"/>
           <w:numId w:val="1"/>
@@ -6330,7 +6254,7 @@
     </w:p>
     <w:p>
       <w:pPr>
-        <w:pStyle w:val="Prrafodelista"/>
+        <w:pStyle w:val="ListParagraph"/>
         <w:numPr>
           <w:ilvl w:val="0"/>
           <w:numId w:val="1"/>
@@ -6354,7 +6278,7 @@
     </w:p>
     <w:p>
       <w:pPr>
-        <w:pStyle w:val="Prrafodelista"/>
+        <w:pStyle w:val="ListParagraph"/>
         <w:numPr>
           <w:ilvl w:val="0"/>
           <w:numId w:val="1"/>
@@ -6372,7 +6296,7 @@
     </w:p>
     <w:p>
       <w:pPr>
-        <w:pStyle w:val="Prrafodelista"/>
+        <w:pStyle w:val="ListParagraph"/>
         <w:ind w:left="360"/>
         <w:rPr>
           <w:rFonts w:ascii="Times New Roman" w:hAnsi="Times New Roman" w:cs="Times New Roman"/>
@@ -6436,7 +6360,7 @@
     </w:p>
     <w:p>
       <w:pPr>
-        <w:pStyle w:val="Prrafodelista"/>
+        <w:pStyle w:val="ListParagraph"/>
         <w:ind w:left="0"/>
         <w:rPr>
           <w:rFonts w:ascii="Times New Roman" w:hAnsi="Times New Roman" w:cs="Times New Roman"/>
@@ -6445,7 +6369,7 @@
     </w:p>
     <w:p>
       <w:pPr>
-        <w:pStyle w:val="Prrafodelista"/>
+        <w:pStyle w:val="ListParagraph"/>
         <w:ind w:left="0"/>
         <w:rPr>
           <w:rFonts w:ascii="Times New Roman" w:hAnsi="Times New Roman" w:cs="Times New Roman"/>
@@ -6454,7 +6378,7 @@
     </w:p>
     <w:p>
       <w:pPr>
-        <w:pStyle w:val="Prrafodelista"/>
+        <w:pStyle w:val="ListParagraph"/>
         <w:ind w:left="0"/>
         <w:rPr>
           <w:rFonts w:ascii="Times New Roman" w:hAnsi="Times New Roman" w:cs="Times New Roman"/>
@@ -6463,7 +6387,7 @@
     </w:p>
     <w:p>
       <w:pPr>
-        <w:pStyle w:val="Prrafodelista"/>
+        <w:pStyle w:val="ListParagraph"/>
         <w:ind w:left="0"/>
         <w:rPr>
           <w:rFonts w:ascii="Times New Roman" w:hAnsi="Times New Roman" w:cs="Times New Roman"/>
@@ -6472,7 +6396,7 @@
     </w:p>
     <w:p>
       <w:pPr>
-        <w:pStyle w:val="Prrafodelista"/>
+        <w:pStyle w:val="ListParagraph"/>
         <w:ind w:left="0"/>
         <w:rPr>
           <w:rFonts w:ascii="Times New Roman" w:hAnsi="Times New Roman" w:cs="Times New Roman"/>
@@ -6481,7 +6405,7 @@
     </w:p>
     <w:p>
       <w:pPr>
-        <w:pStyle w:val="Prrafodelista"/>
+        <w:pStyle w:val="ListParagraph"/>
         <w:ind w:left="0"/>
         <w:rPr>
           <w:rFonts w:ascii="Times New Roman" w:hAnsi="Times New Roman" w:cs="Times New Roman"/>
@@ -6490,7 +6414,7 @@
     </w:p>
     <w:p>
       <w:pPr>
-        <w:pStyle w:val="Prrafodelista"/>
+        <w:pStyle w:val="ListParagraph"/>
         <w:ind w:left="0"/>
         <w:rPr>
           <w:rFonts w:ascii="Times New Roman" w:hAnsi="Times New Roman" w:cs="Times New Roman"/>
@@ -6499,7 +6423,7 @@
     </w:p>
     <w:p>
       <w:pPr>
-        <w:pStyle w:val="Prrafodelista"/>
+        <w:pStyle w:val="ListParagraph"/>
         <w:ind w:left="0"/>
         <w:rPr>
           <w:rFonts w:ascii="Times New Roman" w:hAnsi="Times New Roman" w:cs="Times New Roman"/>
@@ -6508,7 +6432,7 @@
     </w:p>
     <w:p>
       <w:pPr>
-        <w:pStyle w:val="Prrafodelista"/>
+        <w:pStyle w:val="ListParagraph"/>
         <w:ind w:left="0"/>
         <w:rPr>
           <w:rFonts w:ascii="Times New Roman" w:hAnsi="Times New Roman" w:cs="Times New Roman"/>
@@ -6517,7 +6441,7 @@
     </w:p>
     <w:p>
       <w:pPr>
-        <w:pStyle w:val="Prrafodelista"/>
+        <w:pStyle w:val="ListParagraph"/>
         <w:ind w:left="0"/>
         <w:rPr>
           <w:rFonts w:ascii="Times New Roman" w:hAnsi="Times New Roman" w:cs="Times New Roman"/>
@@ -6526,7 +6450,7 @@
     </w:p>
     <w:p>
       <w:pPr>
-        <w:pStyle w:val="Prrafodelista"/>
+        <w:pStyle w:val="ListParagraph"/>
         <w:ind w:left="0"/>
         <w:rPr>
           <w:rFonts w:ascii="Times New Roman" w:hAnsi="Times New Roman" w:cs="Times New Roman"/>
@@ -6535,7 +6459,7 @@
     </w:p>
     <w:p>
       <w:pPr>
-        <w:pStyle w:val="Prrafodelista"/>
+        <w:pStyle w:val="ListParagraph"/>
         <w:ind w:left="0"/>
         <w:rPr>
           <w:noProof/>
@@ -6557,7 +6481,7 @@
     </w:p>
     <w:p>
       <w:pPr>
-        <w:pStyle w:val="Prrafodelista"/>
+        <w:pStyle w:val="ListParagraph"/>
         <w:ind w:left="0"/>
         <w:rPr>
           <w:rFonts w:ascii="Times New Roman" w:hAnsi="Times New Roman" w:cs="Times New Roman"/>
@@ -6626,7 +6550,7 @@
     </w:p>
     <w:p>
       <w:pPr>
-        <w:pStyle w:val="Prrafodelista"/>
+        <w:pStyle w:val="ListParagraph"/>
         <w:ind w:left="0"/>
         <w:rPr>
           <w:rFonts w:ascii="Times New Roman" w:hAnsi="Times New Roman" w:cs="Times New Roman"/>
@@ -6635,7 +6559,7 @@
     </w:p>
     <w:p>
       <w:pPr>
-        <w:pStyle w:val="Prrafodelista"/>
+        <w:pStyle w:val="ListParagraph"/>
         <w:ind w:left="0"/>
         <w:rPr>
           <w:rFonts w:ascii="Times New Roman" w:hAnsi="Times New Roman" w:cs="Times New Roman"/>
@@ -6644,7 +6568,7 @@
     </w:p>
     <w:p>
       <w:pPr>
-        <w:pStyle w:val="Prrafodelista"/>
+        <w:pStyle w:val="ListParagraph"/>
         <w:ind w:left="0"/>
         <w:rPr>
           <w:rFonts w:ascii="Times New Roman" w:hAnsi="Times New Roman" w:cs="Times New Roman"/>
@@ -6653,7 +6577,7 @@
     </w:p>
     <w:p>
       <w:pPr>
-        <w:pStyle w:val="Prrafodelista"/>
+        <w:pStyle w:val="ListParagraph"/>
         <w:ind w:left="0"/>
         <w:rPr>
           <w:rFonts w:ascii="Times New Roman" w:hAnsi="Times New Roman" w:cs="Times New Roman"/>
@@ -6662,7 +6586,7 @@
     </w:p>
     <w:p>
       <w:pPr>
-        <w:pStyle w:val="Prrafodelista"/>
+        <w:pStyle w:val="ListParagraph"/>
         <w:ind w:left="0"/>
         <w:rPr>
           <w:rFonts w:ascii="Times New Roman" w:hAnsi="Times New Roman" w:cs="Times New Roman"/>
@@ -6671,7 +6595,7 @@
     </w:p>
     <w:p>
       <w:pPr>
-        <w:pStyle w:val="Prrafodelista"/>
+        <w:pStyle w:val="ListParagraph"/>
         <w:ind w:left="0"/>
         <w:rPr>
           <w:rFonts w:ascii="Times New Roman" w:hAnsi="Times New Roman" w:cs="Times New Roman"/>
@@ -6680,7 +6604,7 @@
     </w:p>
     <w:p>
       <w:pPr>
-        <w:pStyle w:val="Prrafodelista"/>
+        <w:pStyle w:val="ListParagraph"/>
         <w:ind w:left="0"/>
         <w:rPr>
           <w:rFonts w:ascii="Times New Roman" w:hAnsi="Times New Roman" w:cs="Times New Roman"/>
@@ -6689,7 +6613,7 @@
     </w:p>
     <w:p>
       <w:pPr>
-        <w:pStyle w:val="Prrafodelista"/>
+        <w:pStyle w:val="ListParagraph"/>
         <w:ind w:left="0"/>
         <w:rPr>
           <w:rFonts w:ascii="Times New Roman" w:hAnsi="Times New Roman" w:cs="Times New Roman"/>
@@ -6698,7 +6622,7 @@
     </w:p>
     <w:p>
       <w:pPr>
-        <w:pStyle w:val="Prrafodelista"/>
+        <w:pStyle w:val="ListParagraph"/>
         <w:ind w:left="0"/>
         <w:rPr>
           <w:rFonts w:ascii="Times New Roman" w:hAnsi="Times New Roman" w:cs="Times New Roman"/>
@@ -6707,7 +6631,7 @@
     </w:p>
     <w:p>
       <w:pPr>
-        <w:pStyle w:val="Prrafodelista"/>
+        <w:pStyle w:val="ListParagraph"/>
         <w:ind w:left="0"/>
         <w:rPr>
           <w:rFonts w:ascii="Times New Roman" w:hAnsi="Times New Roman" w:cs="Times New Roman"/>
@@ -6716,7 +6640,7 @@
     </w:p>
     <w:p>
       <w:pPr>
-        <w:pStyle w:val="Prrafodelista"/>
+        <w:pStyle w:val="ListParagraph"/>
         <w:ind w:left="0"/>
         <w:rPr>
           <w:rFonts w:ascii="Times New Roman" w:hAnsi="Times New Roman" w:cs="Times New Roman"/>
@@ -6725,7 +6649,7 @@
     </w:p>
     <w:p>
       <w:pPr>
-        <w:pStyle w:val="Prrafodelista"/>
+        <w:pStyle w:val="ListParagraph"/>
         <w:ind w:left="0"/>
         <w:rPr>
           <w:rFonts w:ascii="Times New Roman" w:hAnsi="Times New Roman" w:cs="Times New Roman"/>
@@ -6734,7 +6658,7 @@
     </w:p>
     <w:p>
       <w:pPr>
-        <w:pStyle w:val="Prrafodelista"/>
+        <w:pStyle w:val="ListParagraph"/>
         <w:ind w:left="0"/>
         <w:rPr>
           <w:rFonts w:ascii="Times New Roman" w:hAnsi="Times New Roman" w:cs="Times New Roman"/>
@@ -6743,7 +6667,7 @@
     </w:p>
     <w:p>
       <w:pPr>
-        <w:pStyle w:val="Prrafodelista"/>
+        <w:pStyle w:val="ListParagraph"/>
         <w:ind w:left="0"/>
         <w:rPr>
           <w:rFonts w:ascii="Times New Roman" w:hAnsi="Times New Roman" w:cs="Times New Roman"/>
@@ -6752,7 +6676,7 @@
     </w:p>
     <w:p>
       <w:pPr>
-        <w:pStyle w:val="Prrafodelista"/>
+        <w:pStyle w:val="ListParagraph"/>
         <w:ind w:left="0"/>
         <w:rPr>
           <w:rFonts w:ascii="Times New Roman" w:hAnsi="Times New Roman" w:cs="Times New Roman"/>
@@ -6761,7 +6685,7 @@
     </w:p>
     <w:p>
       <w:pPr>
-        <w:pStyle w:val="Prrafodelista"/>
+        <w:pStyle w:val="ListParagraph"/>
         <w:ind w:left="0"/>
         <w:rPr>
           <w:rFonts w:ascii="Times New Roman" w:hAnsi="Times New Roman" w:cs="Times New Roman"/>
@@ -6770,7 +6694,7 @@
     </w:p>
     <w:p>
       <w:pPr>
-        <w:pStyle w:val="Prrafodelista"/>
+        <w:pStyle w:val="ListParagraph"/>
         <w:ind w:left="0"/>
         <w:rPr>
           <w:rFonts w:ascii="Times New Roman" w:hAnsi="Times New Roman" w:cs="Times New Roman"/>
@@ -6779,7 +6703,7 @@
     </w:p>
     <w:p>
       <w:pPr>
-        <w:pStyle w:val="Prrafodelista"/>
+        <w:pStyle w:val="ListParagraph"/>
         <w:ind w:left="0"/>
         <w:rPr>
           <w:rFonts w:ascii="Times New Roman" w:hAnsi="Times New Roman" w:cs="Times New Roman"/>
@@ -6788,7 +6712,7 @@
     </w:p>
     <w:p>
       <w:pPr>
-        <w:pStyle w:val="Prrafodelista"/>
+        <w:pStyle w:val="ListParagraph"/>
         <w:ind w:left="0"/>
         <w:rPr>
           <w:rFonts w:ascii="Times New Roman" w:hAnsi="Times New Roman" w:cs="Times New Roman"/>
@@ -6797,7 +6721,7 @@
     </w:p>
     <w:p>
       <w:pPr>
-        <w:pStyle w:val="Prrafodelista"/>
+        <w:pStyle w:val="ListParagraph"/>
         <w:ind w:left="0"/>
         <w:rPr>
           <w:rFonts w:ascii="Times New Roman" w:hAnsi="Times New Roman" w:cs="Times New Roman"/>
@@ -6806,7 +6730,7 @@
     </w:p>
     <w:p>
       <w:pPr>
-        <w:pStyle w:val="Prrafodelista"/>
+        <w:pStyle w:val="ListParagraph"/>
         <w:ind w:left="0"/>
         <w:rPr>
           <w:rFonts w:ascii="Times New Roman" w:hAnsi="Times New Roman" w:cs="Times New Roman"/>
@@ -6815,7 +6739,7 @@
     </w:p>
     <w:p>
       <w:pPr>
-        <w:pStyle w:val="Prrafodelista"/>
+        <w:pStyle w:val="ListParagraph"/>
         <w:ind w:left="0"/>
         <w:rPr>
           <w:rFonts w:ascii="Times New Roman" w:hAnsi="Times New Roman" w:cs="Times New Roman"/>
@@ -6824,7 +6748,7 @@
     </w:p>
     <w:p>
       <w:pPr>
-        <w:pStyle w:val="Prrafodelista"/>
+        <w:pStyle w:val="ListParagraph"/>
         <w:ind w:left="0"/>
         <w:rPr>
           <w:rFonts w:ascii="Times New Roman" w:hAnsi="Times New Roman" w:cs="Times New Roman"/>
@@ -6833,7 +6757,7 @@
     </w:p>
     <w:p>
       <w:pPr>
-        <w:pStyle w:val="Prrafodelista"/>
+        <w:pStyle w:val="ListParagraph"/>
         <w:ind w:left="0"/>
         <w:rPr>
           <w:rFonts w:ascii="Times New Roman" w:hAnsi="Times New Roman" w:cs="Times New Roman"/>
@@ -6842,7 +6766,7 @@
     </w:p>
     <w:p>
       <w:pPr>
-        <w:pStyle w:val="Prrafodelista"/>
+        <w:pStyle w:val="ListParagraph"/>
         <w:ind w:left="0"/>
         <w:rPr>
           <w:rFonts w:ascii="Times New Roman" w:hAnsi="Times New Roman" w:cs="Times New Roman"/>
@@ -6851,7 +6775,7 @@
     </w:p>
     <w:p>
       <w:pPr>
-        <w:pStyle w:val="Prrafodelista"/>
+        <w:pStyle w:val="ListParagraph"/>
         <w:ind w:left="0"/>
         <w:rPr>
           <w:rFonts w:ascii="Times New Roman" w:hAnsi="Times New Roman" w:cs="Times New Roman"/>
@@ -6860,7 +6784,7 @@
     </w:p>
     <w:p>
       <w:pPr>
-        <w:pStyle w:val="Prrafodelista"/>
+        <w:pStyle w:val="ListParagraph"/>
         <w:ind w:left="0"/>
         <w:rPr>
           <w:rFonts w:ascii="Times New Roman" w:hAnsi="Times New Roman" w:cs="Times New Roman"/>
@@ -6869,7 +6793,7 @@
     </w:p>
     <w:p>
       <w:pPr>
-        <w:pStyle w:val="Prrafodelista"/>
+        <w:pStyle w:val="ListParagraph"/>
         <w:ind w:left="0"/>
         <w:rPr>
           <w:rFonts w:ascii="Times New Roman" w:hAnsi="Times New Roman" w:cs="Times New Roman"/>
@@ -6878,7 +6802,7 @@
     </w:p>
     <w:p>
       <w:pPr>
-        <w:pStyle w:val="Prrafodelista"/>
+        <w:pStyle w:val="ListParagraph"/>
         <w:ind w:left="0"/>
         <w:rPr>
           <w:rFonts w:ascii="Times New Roman" w:hAnsi="Times New Roman" w:cs="Times New Roman"/>
@@ -6887,7 +6811,7 @@
     </w:p>
     <w:p>
       <w:pPr>
-        <w:pStyle w:val="Prrafodelista"/>
+        <w:pStyle w:val="ListParagraph"/>
         <w:ind w:left="0"/>
         <w:rPr>
           <w:rFonts w:ascii="Times New Roman" w:hAnsi="Times New Roman" w:cs="Times New Roman"/>
@@ -6896,7 +6820,7 @@
     </w:p>
     <w:p>
       <w:pPr>
-        <w:pStyle w:val="Prrafodelista"/>
+        <w:pStyle w:val="ListParagraph"/>
         <w:ind w:left="0"/>
         <w:rPr>
           <w:rFonts w:ascii="Times New Roman" w:hAnsi="Times New Roman" w:cs="Times New Roman"/>
@@ -6905,7 +6829,7 @@
     </w:p>
     <w:p>
       <w:pPr>
-        <w:pStyle w:val="Prrafodelista"/>
+        <w:pStyle w:val="ListParagraph"/>
         <w:ind w:left="0"/>
         <w:rPr>
           <w:rFonts w:ascii="Times New Roman" w:hAnsi="Times New Roman" w:cs="Times New Roman"/>
@@ -6920,7 +6844,7 @@
     </w:p>
     <w:p>
       <w:pPr>
-        <w:pStyle w:val="Prrafodelista"/>
+        <w:pStyle w:val="ListParagraph"/>
         <w:ind w:left="0"/>
         <w:rPr>
           <w:rFonts w:ascii="Times New Roman" w:hAnsi="Times New Roman" w:cs="Times New Roman"/>
@@ -6969,7 +6893,7 @@
     </w:p>
     <w:p>
       <w:pPr>
-        <w:pStyle w:val="Prrafodelista"/>
+        <w:pStyle w:val="ListParagraph"/>
         <w:ind w:left="0"/>
         <w:rPr>
           <w:rFonts w:ascii="Times New Roman" w:hAnsi="Times New Roman" w:cs="Times New Roman"/>
@@ -6979,18 +6903,27 @@
         <w:rPr>
           <w:rFonts w:ascii="Times New Roman" w:hAnsi="Times New Roman" w:cs="Times New Roman"/>
         </w:rPr>
+        <w:t>Diagrama de proceso</w:t>
+      </w:r>
+    </w:p>
+    <w:p>
+      <w:pPr>
+        <w:pStyle w:val="ListParagraph"/>
+        <w:ind w:left="0"/>
+        <w:rPr>
+          <w:rFonts w:ascii="Times New Roman" w:hAnsi="Times New Roman" w:cs="Times New Roman"/>
+        </w:rPr>
+      </w:pPr>
+      <w:r>
+        <w:rPr>
+          <w:noProof/>
+        </w:rPr>
         <w:lastRenderedPageBreak/>
-        <w:t>Diagrama de proceso</w:t>
-      </w:r>
-      <w:r>
-        <w:rPr>
-          <w:noProof/>
-        </w:rPr>
         <w:drawing>
-          <wp:inline distT="0" distB="0" distL="0" distR="0" wp14:anchorId="5196655E" wp14:editId="5350489E">
-            <wp:extent cx="4822654" cy="6000750"/>
-            <wp:effectExtent l="0" t="0" r="0" b="0"/>
-            <wp:docPr id="1777341263" name="Picture 1" descr="A diagram of a computer flowchart&#10;&#10;AI-generated content may be incorrect."/>
+          <wp:inline distT="0" distB="0" distL="0" distR="0" wp14:anchorId="61393788" wp14:editId="23EA8EE1">
+            <wp:extent cx="3608702" cy="6202427"/>
+            <wp:effectExtent l="0" t="0" r="0" b="8255"/>
+            <wp:docPr id="210715408" name="Picture 1" descr="A diagram of a flowchart&#10;&#10;AI-generated content may be incorrect."/>
             <wp:cNvGraphicFramePr>
               <a:graphicFrameLocks xmlns:a="http://schemas.openxmlformats.org/drawingml/2006/main" noChangeAspect="1"/>
             </wp:cNvGraphicFramePr>
@@ -6998,7 +6931,7 @@
               <a:graphicData uri="http://schemas.openxmlformats.org/drawingml/2006/picture">
                 <pic:pic xmlns:pic="http://schemas.openxmlformats.org/drawingml/2006/picture">
                   <pic:nvPicPr>
-                    <pic:cNvPr id="1777341263" name="Picture 1" descr="A diagram of a computer flowchart&#10;&#10;AI-generated content may be incorrect."/>
+                    <pic:cNvPr id="210715408" name="Picture 1" descr="A diagram of a flowchart&#10;&#10;AI-generated content may be incorrect."/>
                     <pic:cNvPicPr/>
                   </pic:nvPicPr>
                   <pic:blipFill>
@@ -7010,7 +6943,7 @@
                   <pic:spPr>
                     <a:xfrm>
                       <a:off x="0" y="0"/>
-                      <a:ext cx="4822654" cy="6000750"/>
+                      <a:ext cx="3617893" cy="6218223"/>
                     </a:xfrm>
                     <a:prstGeom prst="rect">
                       <a:avLst/>
@@ -7025,7 +6958,7 @@
     </w:p>
     <w:p>
       <w:pPr>
-        <w:pStyle w:val="Prrafodelista"/>
+        <w:pStyle w:val="ListParagraph"/>
         <w:ind w:left="0"/>
         <w:rPr>
           <w:rFonts w:ascii="Times New Roman" w:hAnsi="Times New Roman" w:cs="Times New Roman"/>
@@ -7034,7 +6967,7 @@
     </w:p>
     <w:p>
       <w:pPr>
-        <w:pStyle w:val="Prrafodelista"/>
+        <w:pStyle w:val="ListParagraph"/>
         <w:ind w:left="0"/>
         <w:rPr>
           <w:rFonts w:ascii="Times New Roman" w:hAnsi="Times New Roman" w:cs="Times New Roman"/>
@@ -7051,7 +6984,7 @@
     </w:p>
     <w:p>
       <w:pPr>
-        <w:pStyle w:val="Prrafodelista"/>
+        <w:pStyle w:val="ListParagraph"/>
         <w:ind w:left="0"/>
         <w:rPr>
           <w:rFonts w:ascii="Times New Roman" w:hAnsi="Times New Roman" w:cs="Times New Roman"/>
@@ -7100,7 +7033,7 @@
     </w:p>
     <w:p>
       <w:pPr>
-        <w:pStyle w:val="Prrafodelista"/>
+        <w:pStyle w:val="ListParagraph"/>
         <w:ind w:left="0"/>
         <w:rPr>
           <w:rFonts w:ascii="Times New Roman" w:hAnsi="Times New Roman" w:cs="Times New Roman"/>
@@ -7109,7 +7042,7 @@
     </w:p>
     <w:p>
       <w:pPr>
-        <w:pStyle w:val="Ttulo1"/>
+        <w:pStyle w:val="Heading1"/>
         <w:rPr>
           <w:rFonts w:ascii="Times New Roman" w:hAnsi="Times New Roman" w:cs="Times New Roman"/>
         </w:rPr>
@@ -7126,7 +7059,7 @@
       <w:commentRangeEnd w:id="9"/>
       <w:r>
         <w:rPr>
-          <w:rStyle w:val="Refdecomentario"/>
+          <w:rStyle w:val="CommentReference"/>
           <w:rFonts w:ascii="Times New Roman" w:eastAsiaTheme="minorHAnsi" w:hAnsi="Times New Roman" w:cs="Times New Roman"/>
           <w:color w:val="auto"/>
         </w:rPr>
@@ -7135,7 +7068,7 @@
     </w:p>
     <w:p>
       <w:pPr>
-        <w:pStyle w:val="Prrafodelista"/>
+        <w:pStyle w:val="ListParagraph"/>
         <w:ind w:left="0"/>
         <w:rPr>
           <w:rFonts w:ascii="Times New Roman" w:hAnsi="Times New Roman" w:cs="Times New Roman"/>
@@ -7156,7 +7089,7 @@
     </w:p>
     <w:p>
       <w:pPr>
-        <w:pStyle w:val="Ttulo2"/>
+        <w:pStyle w:val="Heading2"/>
         <w:rPr>
           <w:rFonts w:ascii="Times New Roman" w:hAnsi="Times New Roman" w:cs="Times New Roman"/>
         </w:rPr>
@@ -7173,7 +7106,7 @@
     </w:p>
     <w:p>
       <w:pPr>
-        <w:pStyle w:val="Prrafodelista"/>
+        <w:pStyle w:val="ListParagraph"/>
         <w:ind w:left="0"/>
         <w:rPr>
           <w:rFonts w:ascii="Times New Roman" w:hAnsi="Times New Roman" w:cs="Times New Roman"/>
@@ -7223,7 +7156,7 @@
     </w:p>
     <w:p>
       <w:pPr>
-        <w:pStyle w:val="Ttulo2"/>
+        <w:pStyle w:val="Heading2"/>
         <w:rPr>
           <w:rFonts w:ascii="Times New Roman" w:hAnsi="Times New Roman" w:cs="Times New Roman"/>
         </w:rPr>
@@ -7239,7 +7172,7 @@
     </w:p>
     <w:p>
       <w:pPr>
-        <w:pStyle w:val="Ttulo3"/>
+        <w:pStyle w:val="Heading3"/>
         <w:rPr>
           <w:rFonts w:ascii="Times New Roman" w:hAnsi="Times New Roman" w:cs="Times New Roman"/>
         </w:rPr>
@@ -8384,7 +8317,7 @@
     </w:tbl>
     <w:p>
       <w:pPr>
-        <w:pStyle w:val="Ttulo3"/>
+        <w:pStyle w:val="Heading3"/>
         <w:rPr>
           <w:rFonts w:ascii="Times New Roman" w:hAnsi="Times New Roman" w:cs="Times New Roman"/>
         </w:rPr>
@@ -8467,7 +8400,7 @@
     </w:p>
     <w:p>
       <w:pPr>
-        <w:pStyle w:val="Ttulo3"/>
+        <w:pStyle w:val="Heading3"/>
         <w:rPr>
           <w:rFonts w:ascii="Times New Roman" w:hAnsi="Times New Roman" w:cs="Times New Roman"/>
         </w:rPr>
@@ -8544,7 +8477,7 @@
     </w:p>
     <w:p>
       <w:pPr>
-        <w:pStyle w:val="Ttulo3"/>
+        <w:pStyle w:val="Heading3"/>
         <w:rPr>
           <w:rFonts w:ascii="Times New Roman" w:hAnsi="Times New Roman" w:cs="Times New Roman"/>
         </w:rPr>
@@ -8589,7 +8522,7 @@
           <w:noProof/>
         </w:rPr>
         <w:drawing>
-          <wp:inline distT="0" distB="0" distL="0" distR="0" wp14:anchorId="4C465787" wp14:editId="40728D09">
+          <wp:inline distT="0" distB="0" distL="0" distR="0" wp14:anchorId="4C465787" wp14:editId="338216B9">
             <wp:extent cx="5970905" cy="2038350"/>
             <wp:effectExtent l="0" t="0" r="0" b="0"/>
             <wp:docPr id="1571647894" name="Picture 1" descr="A person standing next to each other&#10;&#10;AI-generated content may be incorrect."/>
@@ -8633,7 +8566,7 @@
     </w:p>
     <w:p>
       <w:pPr>
-        <w:pStyle w:val="Ttulo3"/>
+        <w:pStyle w:val="Heading3"/>
         <w:rPr>
           <w:rFonts w:ascii="Times New Roman" w:hAnsi="Times New Roman" w:cs="Times New Roman"/>
         </w:rPr>
@@ -8668,7 +8601,7 @@
     </w:p>
     <w:p>
       <w:pPr>
-        <w:pStyle w:val="Ttulo3"/>
+        <w:pStyle w:val="Heading3"/>
         <w:rPr>
           <w:rFonts w:ascii="Times New Roman" w:hAnsi="Times New Roman" w:cs="Times New Roman"/>
         </w:rPr>
@@ -8726,7 +8659,7 @@
     </w:p>
     <w:p>
       <w:pPr>
-        <w:pStyle w:val="Ttulo2"/>
+        <w:pStyle w:val="Heading2"/>
         <w:rPr>
           <w:rFonts w:ascii="Times New Roman" w:hAnsi="Times New Roman" w:cs="Times New Roman"/>
         </w:rPr>
@@ -8742,7 +8675,7 @@
     </w:p>
     <w:p>
       <w:pPr>
-        <w:pStyle w:val="Ttulo3"/>
+        <w:pStyle w:val="Heading3"/>
         <w:rPr>
           <w:rFonts w:ascii="Times New Roman" w:hAnsi="Times New Roman" w:cs="Times New Roman"/>
         </w:rPr>
@@ -9158,21 +9091,7 @@
               <w:rPr>
                 <w:rFonts w:ascii="Times New Roman" w:hAnsi="Times New Roman" w:cs="Times New Roman"/>
               </w:rPr>
-              <w:t xml:space="preserve">las </w:t>
-            </w:r>
-            <w:proofErr w:type="spellStart"/>
-            <w:r>
-              <w:rPr>
-                <w:rFonts w:ascii="Times New Roman" w:hAnsi="Times New Roman" w:cs="Times New Roman"/>
-              </w:rPr>
-              <w:t>polizas</w:t>
-            </w:r>
-            <w:proofErr w:type="spellEnd"/>
-            <w:r>
-              <w:rPr>
-                <w:rFonts w:ascii="Times New Roman" w:hAnsi="Times New Roman" w:cs="Times New Roman"/>
-              </w:rPr>
-              <w:t xml:space="preserve"> del cliente.</w:t>
+              <w:t>las polizas del cliente.</w:t>
             </w:r>
           </w:p>
           <w:p>
@@ -9264,21 +9183,7 @@
               <w:rPr>
                 <w:rFonts w:ascii="Times New Roman" w:hAnsi="Times New Roman" w:cs="Times New Roman"/>
               </w:rPr>
-              <w:t xml:space="preserve">No tiene </w:t>
-            </w:r>
-            <w:proofErr w:type="spellStart"/>
-            <w:r>
-              <w:rPr>
-                <w:rFonts w:ascii="Times New Roman" w:hAnsi="Times New Roman" w:cs="Times New Roman"/>
-              </w:rPr>
-              <w:t>polizas</w:t>
-            </w:r>
-            <w:proofErr w:type="spellEnd"/>
-            <w:r>
-              <w:rPr>
-                <w:rFonts w:ascii="Times New Roman" w:hAnsi="Times New Roman" w:cs="Times New Roman"/>
-              </w:rPr>
-              <w:t xml:space="preserve"> registradas</w:t>
+              <w:t>No tiene polizas registradas</w:t>
             </w:r>
           </w:p>
           <w:p>
@@ -9309,7 +9214,7 @@
     </w:p>
     <w:p>
       <w:pPr>
-        <w:pStyle w:val="Ttulo3"/>
+        <w:pStyle w:val="Heading3"/>
         <w:rPr>
           <w:rFonts w:ascii="Times New Roman" w:hAnsi="Times New Roman" w:cs="Times New Roman"/>
         </w:rPr>
@@ -9386,7 +9291,7 @@
     </w:p>
     <w:p>
       <w:pPr>
-        <w:pStyle w:val="Ttulo3"/>
+        <w:pStyle w:val="Heading3"/>
         <w:rPr>
           <w:rFonts w:ascii="Times New Roman" w:hAnsi="Times New Roman" w:cs="Times New Roman"/>
         </w:rPr>
@@ -9463,7 +9368,7 @@
     </w:p>
     <w:p>
       <w:pPr>
-        <w:pStyle w:val="Ttulo3"/>
+        <w:pStyle w:val="Heading3"/>
         <w:rPr>
           <w:rFonts w:ascii="Times New Roman" w:hAnsi="Times New Roman" w:cs="Times New Roman"/>
         </w:rPr>
@@ -9491,7 +9396,7 @@
     </w:p>
     <w:p>
       <w:pPr>
-        <w:pStyle w:val="Ttulo3"/>
+        <w:pStyle w:val="Heading3"/>
         <w:rPr>
           <w:rFonts w:ascii="Times New Roman" w:hAnsi="Times New Roman" w:cs="Times New Roman"/>
         </w:rPr>
@@ -9503,7 +9408,7 @@
           <w:noProof/>
         </w:rPr>
         <w:drawing>
-          <wp:inline distT="0" distB="0" distL="0" distR="0" wp14:anchorId="7C5B68D8" wp14:editId="42793EFF">
+          <wp:inline distT="0" distB="0" distL="0" distR="0" wp14:anchorId="7C5B68D8" wp14:editId="78782075">
             <wp:extent cx="5970905" cy="1275080"/>
             <wp:effectExtent l="0" t="0" r="0" b="1270"/>
             <wp:docPr id="751767604" name="Picture 3" descr="A black and white text and numbers&#10;&#10;AI-generated content may be incorrect."/>
@@ -9548,7 +9453,7 @@
     </w:p>
     <w:p>
       <w:pPr>
-        <w:pStyle w:val="Ttulo3"/>
+        <w:pStyle w:val="Heading3"/>
         <w:rPr>
           <w:rFonts w:ascii="Times New Roman" w:hAnsi="Times New Roman" w:cs="Times New Roman"/>
         </w:rPr>
@@ -9632,7 +9537,7 @@
     </w:p>
     <w:p>
       <w:pPr>
-        <w:pStyle w:val="Ttulo2"/>
+        <w:pStyle w:val="Heading2"/>
         <w:rPr>
           <w:rFonts w:ascii="Times New Roman" w:hAnsi="Times New Roman" w:cs="Times New Roman"/>
         </w:rPr>
@@ -9660,7 +9565,7 @@
     </w:p>
     <w:p>
       <w:pPr>
-        <w:pStyle w:val="Ttulo3"/>
+        <w:pStyle w:val="Heading3"/>
         <w:rPr>
           <w:rFonts w:ascii="Times New Roman" w:hAnsi="Times New Roman" w:cs="Times New Roman"/>
         </w:rPr>
@@ -10057,21 +9962,7 @@
               <w:rPr>
                 <w:rFonts w:ascii="Times New Roman" w:hAnsi="Times New Roman" w:cs="Times New Roman"/>
               </w:rPr>
-              <w:t xml:space="preserve">El sistema valida que el </w:t>
-            </w:r>
-            <w:proofErr w:type="spellStart"/>
-            <w:r>
-              <w:rPr>
-                <w:rFonts w:ascii="Times New Roman" w:hAnsi="Times New Roman" w:cs="Times New Roman"/>
-              </w:rPr>
-              <w:t>dni</w:t>
-            </w:r>
-            <w:proofErr w:type="spellEnd"/>
-            <w:r>
-              <w:rPr>
-                <w:rFonts w:ascii="Times New Roman" w:hAnsi="Times New Roman" w:cs="Times New Roman"/>
-              </w:rPr>
-              <w:t xml:space="preserve"> no esté registrado.</w:t>
+              <w:t>El sistema valida que el dni no esté registrado.</w:t>
             </w:r>
           </w:p>
           <w:p>
@@ -10231,7 +10122,7 @@
     </w:p>
     <w:p>
       <w:pPr>
-        <w:pStyle w:val="Ttulo3"/>
+        <w:pStyle w:val="Heading3"/>
         <w:rPr>
           <w:rFonts w:ascii="Times New Roman" w:hAnsi="Times New Roman" w:cs="Times New Roman"/>
         </w:rPr>
@@ -10308,7 +10199,7 @@
     </w:p>
     <w:p>
       <w:pPr>
-        <w:pStyle w:val="Ttulo3"/>
+        <w:pStyle w:val="Heading3"/>
         <w:rPr>
           <w:rFonts w:ascii="Times New Roman" w:hAnsi="Times New Roman" w:cs="Times New Roman"/>
         </w:rPr>
@@ -10385,7 +10276,7 @@
     </w:p>
     <w:p>
       <w:pPr>
-        <w:pStyle w:val="Ttulo3"/>
+        <w:pStyle w:val="Heading3"/>
         <w:rPr>
           <w:rFonts w:ascii="Times New Roman" w:hAnsi="Times New Roman" w:cs="Times New Roman"/>
         </w:rPr>
@@ -10460,7 +10351,7 @@
     </w:p>
     <w:p>
       <w:pPr>
-        <w:pStyle w:val="Ttulo3"/>
+        <w:pStyle w:val="Heading3"/>
         <w:rPr>
           <w:rFonts w:ascii="Times New Roman" w:hAnsi="Times New Roman" w:cs="Times New Roman"/>
         </w:rPr>
@@ -10502,7 +10393,7 @@
     </w:p>
     <w:p>
       <w:pPr>
-        <w:pStyle w:val="Ttulo1"/>
+        <w:pStyle w:val="Heading1"/>
         <w:rPr>
           <w:rFonts w:ascii="Times New Roman" w:hAnsi="Times New Roman" w:cs="Times New Roman"/>
         </w:rPr>
@@ -10559,7 +10450,7 @@
     </w:p>
     <w:p>
       <w:pPr>
-        <w:pStyle w:val="Ttulo1"/>
+        <w:pStyle w:val="Heading1"/>
         <w:rPr>
           <w:rFonts w:ascii="Times New Roman" w:hAnsi="Times New Roman" w:cs="Times New Roman"/>
         </w:rPr>
@@ -10617,7 +10508,7 @@
     </w:p>
     <w:p>
       <w:pPr>
-        <w:pStyle w:val="Ttulo1"/>
+        <w:pStyle w:val="Heading1"/>
         <w:rPr>
           <w:rFonts w:ascii="Times New Roman" w:hAnsi="Times New Roman" w:cs="Times New Roman"/>
         </w:rPr>
@@ -10674,7 +10565,7 @@
     </w:p>
     <w:p>
       <w:pPr>
-        <w:pStyle w:val="Ttulo1"/>
+        <w:pStyle w:val="Heading1"/>
         <w:rPr>
           <w:rFonts w:ascii="Times New Roman" w:hAnsi="Times New Roman" w:cs="Times New Roman"/>
         </w:rPr>
@@ -10731,7 +10622,7 @@
     </w:p>
     <w:p>
       <w:pPr>
-        <w:pStyle w:val="Ttulo1"/>
+        <w:pStyle w:val="Heading1"/>
         <w:rPr>
           <w:rFonts w:ascii="Times New Roman" w:hAnsi="Times New Roman" w:cs="Times New Roman"/>
         </w:rPr>
@@ -10751,18 +10642,16 @@
           <w:rFonts w:ascii="Times New Roman" w:hAnsi="Times New Roman" w:cs="Times New Roman"/>
         </w:rPr>
       </w:pPr>
-      <w:proofErr w:type="spellStart"/>
       <w:r>
         <w:rPr>
           <w:rFonts w:ascii="Times New Roman" w:hAnsi="Times New Roman" w:cs="Times New Roman"/>
         </w:rPr>
         <w:t>Aaa</w:t>
       </w:r>
-      <w:proofErr w:type="spellEnd"/>
-    </w:p>
-    <w:p>
-      <w:pPr>
-        <w:pStyle w:val="Ttulo1"/>
+    </w:p>
+    <w:p>
+      <w:pPr>
+        <w:pStyle w:val="Heading1"/>
         <w:rPr>
           <w:rFonts w:ascii="Times New Roman" w:hAnsi="Times New Roman" w:cs="Times New Roman"/>
         </w:rPr>
@@ -10773,21 +10662,7 @@
           <w:rFonts w:ascii="Times New Roman" w:hAnsi="Times New Roman" w:cs="Times New Roman"/>
         </w:rPr>
         <w:lastRenderedPageBreak/>
-        <w:t xml:space="preserve">T01.6 </w:t>
-      </w:r>
-      <w:proofErr w:type="gramStart"/>
-      <w:r>
-        <w:rPr>
-          <w:rFonts w:ascii="Times New Roman" w:hAnsi="Times New Roman" w:cs="Times New Roman"/>
-        </w:rPr>
-        <w:t>GUI  “</w:t>
-      </w:r>
-      <w:proofErr w:type="gramEnd"/>
-      <w:r>
-        <w:rPr>
-          <w:rFonts w:ascii="Times New Roman" w:hAnsi="Times New Roman" w:cs="Times New Roman"/>
-        </w:rPr>
-        <w:t>Menú principal”</w:t>
+        <w:t>T01.6 GUI  “Menú principal”</w:t>
       </w:r>
       <w:bookmarkEnd w:id="36"/>
     </w:p>
@@ -10841,7 +10716,7 @@
     </w:p>
     <w:p>
       <w:pPr>
-        <w:pStyle w:val="Ttulo1"/>
+        <w:pStyle w:val="Heading1"/>
         <w:rPr>
           <w:rFonts w:ascii="Times New Roman" w:hAnsi="Times New Roman" w:cs="Times New Roman"/>
         </w:rPr>
@@ -10857,21 +10732,7 @@
         <w:rPr>
           <w:rFonts w:ascii="Times New Roman" w:hAnsi="Times New Roman" w:cs="Times New Roman"/>
         </w:rPr>
-        <w:t xml:space="preserve">FN0 </w:t>
-      </w:r>
-      <w:proofErr w:type="spellStart"/>
-      <w:r>
-        <w:rPr>
-          <w:rFonts w:ascii="Times New Roman" w:hAnsi="Times New Roman" w:cs="Times New Roman"/>
-        </w:rPr>
-        <w:t>Gestion</w:t>
-      </w:r>
-      <w:proofErr w:type="spellEnd"/>
-      <w:r>
-        <w:rPr>
-          <w:rFonts w:ascii="Times New Roman" w:hAnsi="Times New Roman" w:cs="Times New Roman"/>
-        </w:rPr>
-        <w:t xml:space="preserve"> de usuarios</w:t>
+        <w:t>FN0 Gestion de usuarios</w:t>
       </w:r>
       <w:r>
         <w:rPr>
@@ -10889,7 +10750,7 @@
     </w:p>
     <w:p>
       <w:pPr>
-        <w:pStyle w:val="Ttulo1"/>
+        <w:pStyle w:val="Heading1"/>
         <w:rPr>
           <w:rFonts w:ascii="Times New Roman" w:hAnsi="Times New Roman" w:cs="Times New Roman"/>
         </w:rPr>
@@ -10911,7 +10772,7 @@
     </w:p>
     <w:p>
       <w:pPr>
-        <w:pStyle w:val="Subttulo"/>
+        <w:pStyle w:val="Subtitle"/>
         <w:rPr>
           <w:rFonts w:ascii="Times New Roman" w:hAnsi="Times New Roman" w:cs="Times New Roman"/>
         </w:rPr>
@@ -10943,7 +10804,7 @@
     </w:p>
     <w:p>
       <w:pPr>
-        <w:pStyle w:val="Prrafodelista"/>
+        <w:pStyle w:val="ListParagraph"/>
         <w:numPr>
           <w:ilvl w:val="0"/>
           <w:numId w:val="2"/>
@@ -10979,7 +10840,7 @@
     </w:p>
     <w:p>
       <w:pPr>
-        <w:pStyle w:val="Prrafodelista"/>
+        <w:pStyle w:val="ListParagraph"/>
         <w:numPr>
           <w:ilvl w:val="0"/>
           <w:numId w:val="2"/>
@@ -11016,7 +10877,7 @@
     </w:p>
     <w:p>
       <w:pPr>
-        <w:pStyle w:val="Prrafodelista"/>
+        <w:pStyle w:val="ListParagraph"/>
         <w:numPr>
           <w:ilvl w:val="1"/>
           <w:numId w:val="2"/>
@@ -11034,7 +10895,7 @@
     </w:p>
     <w:p>
       <w:pPr>
-        <w:pStyle w:val="Prrafodelista"/>
+        <w:pStyle w:val="ListParagraph"/>
         <w:numPr>
           <w:ilvl w:val="1"/>
           <w:numId w:val="2"/>
@@ -11052,7 +10913,7 @@
     </w:p>
     <w:p>
       <w:pPr>
-        <w:pStyle w:val="Prrafodelista"/>
+        <w:pStyle w:val="ListParagraph"/>
         <w:numPr>
           <w:ilvl w:val="1"/>
           <w:numId w:val="2"/>
@@ -11070,7 +10931,7 @@
     </w:p>
     <w:p>
       <w:pPr>
-        <w:pStyle w:val="Prrafodelista"/>
+        <w:pStyle w:val="ListParagraph"/>
         <w:numPr>
           <w:ilvl w:val="1"/>
           <w:numId w:val="2"/>
@@ -11102,7 +10963,7 @@
     </w:p>
     <w:p>
       <w:pPr>
-        <w:pStyle w:val="Prrafodelista"/>
+        <w:pStyle w:val="ListParagraph"/>
         <w:numPr>
           <w:ilvl w:val="0"/>
           <w:numId w:val="2"/>
@@ -11126,7 +10987,7 @@
     </w:p>
     <w:p>
       <w:pPr>
-        <w:pStyle w:val="Prrafodelista"/>
+        <w:pStyle w:val="ListParagraph"/>
         <w:numPr>
           <w:ilvl w:val="0"/>
           <w:numId w:val="2"/>
@@ -11150,7 +11011,7 @@
     </w:p>
     <w:p>
       <w:pPr>
-        <w:pStyle w:val="Prrafodelista"/>
+        <w:pStyle w:val="ListParagraph"/>
         <w:numPr>
           <w:ilvl w:val="0"/>
           <w:numId w:val="2"/>
@@ -11174,7 +11035,7 @@
     </w:p>
     <w:p>
       <w:pPr>
-        <w:pStyle w:val="Prrafodelista"/>
+        <w:pStyle w:val="ListParagraph"/>
         <w:numPr>
           <w:ilvl w:val="0"/>
           <w:numId w:val="2"/>
@@ -11199,7 +11060,7 @@
     </w:p>
     <w:p>
       <w:pPr>
-        <w:pStyle w:val="Subttulo"/>
+        <w:pStyle w:val="Subtitle"/>
         <w:rPr>
           <w:rFonts w:ascii="Times New Roman" w:hAnsi="Times New Roman" w:cs="Times New Roman"/>
         </w:rPr>
@@ -11268,7 +11129,7 @@
     </w:p>
     <w:p>
       <w:pPr>
-        <w:pStyle w:val="Subttulo"/>
+        <w:pStyle w:val="Subtitle"/>
         <w:rPr>
           <w:rFonts w:ascii="Times New Roman" w:hAnsi="Times New Roman" w:cs="Times New Roman"/>
         </w:rPr>
@@ -11433,25 +11294,7 @@
                 <w:color w:val="000000"/>
                 <w:lang w:eastAsia="es-AR"/>
               </w:rPr>
-              <w:t xml:space="preserve">Permitiendo la actualización, la creación la eliminación y activación de </w:t>
-            </w:r>
-            <w:proofErr w:type="gramStart"/>
-            <w:r>
-              <w:rPr>
-                <w:rFonts w:ascii="Times New Roman" w:eastAsia="Times New Roman" w:hAnsi="Times New Roman" w:cs="Times New Roman"/>
-                <w:color w:val="000000"/>
-                <w:lang w:eastAsia="es-AR"/>
-              </w:rPr>
-              <w:t>los mismos</w:t>
-            </w:r>
-            <w:proofErr w:type="gramEnd"/>
-            <w:r>
-              <w:rPr>
-                <w:rFonts w:ascii="Times New Roman" w:eastAsia="Times New Roman" w:hAnsi="Times New Roman" w:cs="Times New Roman"/>
-                <w:color w:val="000000"/>
-                <w:lang w:eastAsia="es-AR"/>
-              </w:rPr>
-              <w:t xml:space="preserve"> mediante este caso de uso.</w:t>
+              <w:t>Permitiendo la actualización, la creación la eliminación y activación de los mismos mediante este caso de uso.</w:t>
             </w:r>
           </w:p>
         </w:tc>
@@ -11554,25 +11397,7 @@
                 <w:color w:val="000000"/>
                 <w:lang w:eastAsia="es-AR"/>
               </w:rPr>
-              <w:t xml:space="preserve">El actor debe estar </w:t>
-            </w:r>
-            <w:proofErr w:type="spellStart"/>
-            <w:r>
-              <w:rPr>
-                <w:rFonts w:ascii="Times New Roman" w:eastAsia="Times New Roman" w:hAnsi="Times New Roman" w:cs="Times New Roman"/>
-                <w:color w:val="000000"/>
-                <w:lang w:eastAsia="es-AR"/>
-              </w:rPr>
-              <w:t>logueado</w:t>
-            </w:r>
-            <w:proofErr w:type="spellEnd"/>
-            <w:r>
-              <w:rPr>
-                <w:rFonts w:ascii="Times New Roman" w:eastAsia="Times New Roman" w:hAnsi="Times New Roman" w:cs="Times New Roman"/>
-                <w:color w:val="000000"/>
-                <w:lang w:eastAsia="es-AR"/>
-              </w:rPr>
-              <w:t xml:space="preserve"> y tener el perfil de administra</w:t>
+              <w:t>El actor debe estar logueado y tener el perfil de administra</w:t>
             </w:r>
             <w:r>
               <w:rPr>
@@ -11666,25 +11491,7 @@
                 <w:color w:val="000000"/>
                 <w:lang w:eastAsia="es-AR"/>
               </w:rPr>
-              <w:t xml:space="preserve"> El administrador presiona el botón “</w:t>
-            </w:r>
-            <w:proofErr w:type="spellStart"/>
-            <w:r>
-              <w:rPr>
-                <w:rFonts w:ascii="Times New Roman" w:eastAsia="Times New Roman" w:hAnsi="Times New Roman" w:cs="Times New Roman"/>
-                <w:color w:val="000000"/>
-                <w:lang w:eastAsia="es-AR"/>
-              </w:rPr>
-              <w:t>Gestion</w:t>
-            </w:r>
-            <w:proofErr w:type="spellEnd"/>
-            <w:r>
-              <w:rPr>
-                <w:rFonts w:ascii="Times New Roman" w:eastAsia="Times New Roman" w:hAnsi="Times New Roman" w:cs="Times New Roman"/>
-                <w:color w:val="000000"/>
-                <w:lang w:eastAsia="es-AR"/>
-              </w:rPr>
-              <w:t xml:space="preserve"> de usuarios” </w:t>
+              <w:t xml:space="preserve"> El administrador presiona el botón “Gestion de usuarios” </w:t>
             </w:r>
           </w:p>
         </w:tc>
@@ -11778,7 +11585,7 @@
           </w:p>
           <w:p>
             <w:pPr>
-              <w:pStyle w:val="Prrafodelista"/>
+              <w:pStyle w:val="ListParagraph"/>
               <w:numPr>
                 <w:ilvl w:val="0"/>
                 <w:numId w:val="3"/>
@@ -11796,30 +11603,12 @@
                 <w:color w:val="000000"/>
                 <w:lang w:eastAsia="es-AR"/>
               </w:rPr>
-              <w:t>El administrador presiona el botón “</w:t>
-            </w:r>
-            <w:proofErr w:type="spellStart"/>
-            <w:r>
-              <w:rPr>
-                <w:rFonts w:ascii="Times New Roman" w:eastAsia="Times New Roman" w:hAnsi="Times New Roman" w:cs="Times New Roman"/>
-                <w:color w:val="000000"/>
-                <w:lang w:eastAsia="es-AR"/>
-              </w:rPr>
-              <w:t>Gestion</w:t>
-            </w:r>
-            <w:proofErr w:type="spellEnd"/>
-            <w:r>
-              <w:rPr>
-                <w:rFonts w:ascii="Times New Roman" w:eastAsia="Times New Roman" w:hAnsi="Times New Roman" w:cs="Times New Roman"/>
-                <w:color w:val="000000"/>
-                <w:lang w:eastAsia="es-AR"/>
-              </w:rPr>
-              <w:t xml:space="preserve"> de usuarios” </w:t>
+              <w:t>El administrador presiona el botón “Gestion de usuarios” </w:t>
             </w:r>
           </w:p>
           <w:p>
             <w:pPr>
-              <w:pStyle w:val="Prrafodelista"/>
+              <w:pStyle w:val="ListParagraph"/>
               <w:numPr>
                 <w:ilvl w:val="0"/>
                 <w:numId w:val="3"/>
@@ -11837,25 +11626,7 @@
                 <w:color w:val="000000"/>
                 <w:lang w:eastAsia="es-AR"/>
               </w:rPr>
-              <w:t xml:space="preserve">El sistema Muestra la pestaña de </w:t>
-            </w:r>
-            <w:proofErr w:type="spellStart"/>
-            <w:r>
-              <w:rPr>
-                <w:rFonts w:ascii="Times New Roman" w:eastAsia="Times New Roman" w:hAnsi="Times New Roman" w:cs="Times New Roman"/>
-                <w:color w:val="000000"/>
-                <w:lang w:eastAsia="es-AR"/>
-              </w:rPr>
-              <w:t>Gestion</w:t>
-            </w:r>
-            <w:proofErr w:type="spellEnd"/>
-            <w:r>
-              <w:rPr>
-                <w:rFonts w:ascii="Times New Roman" w:eastAsia="Times New Roman" w:hAnsi="Times New Roman" w:cs="Times New Roman"/>
-                <w:color w:val="000000"/>
-                <w:lang w:eastAsia="es-AR"/>
-              </w:rPr>
-              <w:t xml:space="preserve"> de clientes y c</w:t>
+              <w:t>El sistema Muestra la pestaña de Gestion de clientes y c</w:t>
             </w:r>
             <w:r>
               <w:rPr>
@@ -11884,7 +11655,7 @@
           </w:p>
           <w:p>
             <w:pPr>
-              <w:pStyle w:val="Prrafodelista"/>
+              <w:pStyle w:val="ListParagraph"/>
               <w:numPr>
                 <w:ilvl w:val="0"/>
                 <w:numId w:val="3"/>
@@ -11923,7 +11694,7 @@
           </w:p>
           <w:p>
             <w:pPr>
-              <w:pStyle w:val="Prrafodelista"/>
+              <w:pStyle w:val="ListParagraph"/>
               <w:numPr>
                 <w:ilvl w:val="0"/>
                 <w:numId w:val="3"/>
@@ -11962,7 +11733,7 @@
           </w:p>
           <w:p>
             <w:pPr>
-              <w:pStyle w:val="Prrafodelista"/>
+              <w:pStyle w:val="ListParagraph"/>
               <w:numPr>
                 <w:ilvl w:val="0"/>
                 <w:numId w:val="3"/>
@@ -12001,7 +11772,7 @@
           </w:p>
           <w:p>
             <w:pPr>
-              <w:pStyle w:val="Prrafodelista"/>
+              <w:pStyle w:val="ListParagraph"/>
               <w:numPr>
                 <w:ilvl w:val="0"/>
                 <w:numId w:val="3"/>
@@ -12019,18 +11790,8 @@
                 <w:color w:val="000000"/>
                 <w:lang w:eastAsia="es-AR"/>
               </w:rPr>
-              <w:t xml:space="preserve">El Administrador ingresa los datos del empleado a </w:t>
-            </w:r>
-            <w:proofErr w:type="spellStart"/>
-            <w:r>
-              <w:rPr>
-                <w:rFonts w:ascii="Times New Roman" w:eastAsia="Times New Roman" w:hAnsi="Times New Roman" w:cs="Times New Roman"/>
-                <w:color w:val="000000"/>
-                <w:lang w:eastAsia="es-AR"/>
-              </w:rPr>
-              <w:t>loguear</w:t>
-            </w:r>
-            <w:proofErr w:type="spellEnd"/>
+              <w:t>El Administrador ingresa los datos del empleado a loguear</w:t>
+            </w:r>
             <w:r>
               <w:rPr>
                 <w:rFonts w:ascii="Times New Roman" w:eastAsia="Times New Roman" w:hAnsi="Times New Roman" w:cs="Times New Roman"/>
@@ -12042,7 +11803,7 @@
           </w:p>
           <w:p>
             <w:pPr>
-              <w:pStyle w:val="Prrafodelista"/>
+              <w:pStyle w:val="ListParagraph"/>
               <w:numPr>
                 <w:ilvl w:val="0"/>
                 <w:numId w:val="3"/>
@@ -12065,7 +11826,7 @@
           </w:p>
           <w:p>
             <w:pPr>
-              <w:pStyle w:val="Prrafodelista"/>
+              <w:pStyle w:val="ListParagraph"/>
               <w:numPr>
                 <w:ilvl w:val="0"/>
                 <w:numId w:val="3"/>
@@ -12107,43 +11868,7 @@
                 <w:color w:val="000000"/>
                 <w:lang w:eastAsia="es-AR"/>
               </w:rPr>
-              <w:t>(</w:t>
-            </w:r>
-            <w:proofErr w:type="spellStart"/>
-            <w:r>
-              <w:rPr>
-                <w:rFonts w:ascii="Times New Roman" w:eastAsia="Times New Roman" w:hAnsi="Times New Roman" w:cs="Times New Roman"/>
-                <w:color w:val="000000"/>
-                <w:lang w:eastAsia="es-AR"/>
-              </w:rPr>
-              <w:t>Nombre.Apellido</w:t>
-            </w:r>
-            <w:proofErr w:type="spellEnd"/>
-            <w:r>
-              <w:rPr>
-                <w:rFonts w:ascii="Times New Roman" w:eastAsia="Times New Roman" w:hAnsi="Times New Roman" w:cs="Times New Roman"/>
-                <w:color w:val="000000"/>
-                <w:lang w:eastAsia="es-AR"/>
-              </w:rPr>
-              <w:t>) y la contraseña (</w:t>
-            </w:r>
-            <w:proofErr w:type="spellStart"/>
-            <w:r>
-              <w:rPr>
-                <w:rFonts w:ascii="Times New Roman" w:eastAsia="Times New Roman" w:hAnsi="Times New Roman" w:cs="Times New Roman"/>
-                <w:color w:val="000000"/>
-                <w:lang w:eastAsia="es-AR"/>
-              </w:rPr>
-              <w:t>Dni+Apellido</w:t>
-            </w:r>
-            <w:proofErr w:type="spellEnd"/>
-            <w:r>
-              <w:rPr>
-                <w:rFonts w:ascii="Times New Roman" w:eastAsia="Times New Roman" w:hAnsi="Times New Roman" w:cs="Times New Roman"/>
-                <w:color w:val="000000"/>
-                <w:lang w:eastAsia="es-AR"/>
-              </w:rPr>
-              <w:t>)</w:t>
+              <w:t>(Nombre.Apellido) y la contraseña (Dni+Apellido)</w:t>
             </w:r>
             <w:r>
               <w:rPr>
@@ -12156,7 +11881,7 @@
           </w:p>
           <w:p>
             <w:pPr>
-              <w:pStyle w:val="Prrafodelista"/>
+              <w:pStyle w:val="ListParagraph"/>
               <w:numPr>
                 <w:ilvl w:val="0"/>
                 <w:numId w:val="3"/>
@@ -12332,25 +12057,7 @@
                 <w:color w:val="000000"/>
                 <w:lang w:eastAsia="es-AR"/>
               </w:rPr>
-              <w:t xml:space="preserve">4.2 El sistema devuelve un </w:t>
-            </w:r>
-            <w:proofErr w:type="spellStart"/>
-            <w:r>
-              <w:rPr>
-                <w:rFonts w:ascii="Times New Roman" w:eastAsia="Times New Roman" w:hAnsi="Times New Roman" w:cs="Times New Roman"/>
-                <w:color w:val="000000"/>
-                <w:lang w:eastAsia="es-AR"/>
-              </w:rPr>
-              <w:t>message</w:t>
-            </w:r>
-            <w:proofErr w:type="spellEnd"/>
-            <w:r>
-              <w:rPr>
-                <w:rFonts w:ascii="Times New Roman" w:eastAsia="Times New Roman" w:hAnsi="Times New Roman" w:cs="Times New Roman"/>
-                <w:color w:val="000000"/>
-                <w:lang w:eastAsia="es-AR"/>
-              </w:rPr>
-              <w:t xml:space="preserve"> box con los datos del cliente con ese DNI</w:t>
+              <w:t>4.2 El sistema devuelve un message box con los datos del cliente con ese DNI</w:t>
             </w:r>
           </w:p>
           <w:p>
@@ -12374,7 +12081,7 @@
     </w:p>
     <w:p>
       <w:pPr>
-        <w:pStyle w:val="Subttulo"/>
+        <w:pStyle w:val="Subtitle"/>
         <w:rPr>
           <w:rFonts w:ascii="Times New Roman" w:hAnsi="Times New Roman" w:cs="Times New Roman"/>
         </w:rPr>
@@ -12532,7 +12239,7 @@
     </w:p>
     <w:p>
       <w:pPr>
-        <w:pStyle w:val="Subttulo"/>
+        <w:pStyle w:val="Subtitle"/>
         <w:rPr>
           <w:rFonts w:ascii="Times New Roman" w:hAnsi="Times New Roman" w:cs="Times New Roman"/>
         </w:rPr>
@@ -12564,7 +12271,7 @@
     </w:p>
     <w:p>
       <w:pPr>
-        <w:pStyle w:val="Subttulo"/>
+        <w:pStyle w:val="Subtitle"/>
         <w:rPr>
           <w:rFonts w:ascii="Times New Roman" w:hAnsi="Times New Roman" w:cs="Times New Roman"/>
         </w:rPr>
@@ -12626,7 +12333,7 @@
     </w:p>
     <w:p>
       <w:pPr>
-        <w:pStyle w:val="Subttulo"/>
+        <w:pStyle w:val="Subtitle"/>
         <w:rPr>
           <w:rFonts w:ascii="Times New Roman" w:hAnsi="Times New Roman" w:cs="Times New Roman"/>
         </w:rPr>
@@ -12652,7 +12359,7 @@
     </w:p>
     <w:p>
       <w:pPr>
-        <w:pStyle w:val="Subttulo"/>
+        <w:pStyle w:val="Subtitle"/>
         <w:rPr>
           <w:rFonts w:ascii="Times New Roman" w:hAnsi="Times New Roman" w:cs="Times New Roman"/>
         </w:rPr>
@@ -12702,7 +12409,7 @@
     </w:p>
     <w:p>
       <w:pPr>
-        <w:pStyle w:val="Ttulo1"/>
+        <w:pStyle w:val="Heading1"/>
         <w:rPr>
           <w:rFonts w:ascii="Times New Roman" w:hAnsi="Times New Roman" w:cs="Times New Roman"/>
         </w:rPr>
@@ -12724,7 +12431,7 @@
     </w:p>
     <w:p>
       <w:pPr>
-        <w:pStyle w:val="Subttulo"/>
+        <w:pStyle w:val="Subtitle"/>
         <w:rPr>
           <w:rFonts w:ascii="Times New Roman" w:hAnsi="Times New Roman" w:cs="Times New Roman"/>
         </w:rPr>
@@ -12774,7 +12481,7 @@
     </w:p>
     <w:p>
       <w:pPr>
-        <w:pStyle w:val="Prrafodelista"/>
+        <w:pStyle w:val="ListParagraph"/>
         <w:numPr>
           <w:ilvl w:val="0"/>
           <w:numId w:val="11"/>
@@ -12804,7 +12511,7 @@
     </w:p>
     <w:p>
       <w:pPr>
-        <w:pStyle w:val="Prrafodelista"/>
+        <w:pStyle w:val="ListParagraph"/>
         <w:numPr>
           <w:ilvl w:val="0"/>
           <w:numId w:val="11"/>
@@ -12822,7 +12529,7 @@
     </w:p>
     <w:p>
       <w:pPr>
-        <w:pStyle w:val="Prrafodelista"/>
+        <w:pStyle w:val="ListParagraph"/>
         <w:numPr>
           <w:ilvl w:val="1"/>
           <w:numId w:val="11"/>
@@ -12840,7 +12547,7 @@
     </w:p>
     <w:p>
       <w:pPr>
-        <w:pStyle w:val="Prrafodelista"/>
+        <w:pStyle w:val="ListParagraph"/>
         <w:numPr>
           <w:ilvl w:val="1"/>
           <w:numId w:val="11"/>
@@ -12858,7 +12565,7 @@
     </w:p>
     <w:p>
       <w:pPr>
-        <w:pStyle w:val="Prrafodelista"/>
+        <w:pStyle w:val="ListParagraph"/>
         <w:numPr>
           <w:ilvl w:val="1"/>
           <w:numId w:val="11"/>
@@ -12876,7 +12583,7 @@
     </w:p>
     <w:p>
       <w:pPr>
-        <w:pStyle w:val="Prrafodelista"/>
+        <w:pStyle w:val="ListParagraph"/>
         <w:numPr>
           <w:ilvl w:val="1"/>
           <w:numId w:val="11"/>
@@ -12894,7 +12601,7 @@
     </w:p>
     <w:p>
       <w:pPr>
-        <w:pStyle w:val="Prrafodelista"/>
+        <w:pStyle w:val="ListParagraph"/>
         <w:numPr>
           <w:ilvl w:val="1"/>
           <w:numId w:val="11"/>
@@ -12912,7 +12619,7 @@
     </w:p>
     <w:p>
       <w:pPr>
-        <w:pStyle w:val="Prrafodelista"/>
+        <w:pStyle w:val="ListParagraph"/>
         <w:numPr>
           <w:ilvl w:val="0"/>
           <w:numId w:val="11"/>
@@ -12942,7 +12649,7 @@
     </w:p>
     <w:p>
       <w:pPr>
-        <w:pStyle w:val="Prrafodelista"/>
+        <w:pStyle w:val="ListParagraph"/>
         <w:numPr>
           <w:ilvl w:val="0"/>
           <w:numId w:val="11"/>
@@ -12960,7 +12667,7 @@
     </w:p>
     <w:p>
       <w:pPr>
-        <w:pStyle w:val="Prrafodelista"/>
+        <w:pStyle w:val="ListParagraph"/>
         <w:numPr>
           <w:ilvl w:val="0"/>
           <w:numId w:val="11"/>
@@ -12986,21 +12693,7 @@
         <w:rPr>
           <w:rFonts w:ascii="Times New Roman" w:hAnsi="Times New Roman" w:cs="Times New Roman"/>
         </w:rPr>
-        <w:t xml:space="preserve"> El sistema no deja modificar el </w:t>
-      </w:r>
-      <w:proofErr w:type="spellStart"/>
-      <w:r>
-        <w:rPr>
-          <w:rFonts w:ascii="Times New Roman" w:hAnsi="Times New Roman" w:cs="Times New Roman"/>
-        </w:rPr>
-        <w:t>numero</w:t>
-      </w:r>
-      <w:proofErr w:type="spellEnd"/>
-      <w:r>
-        <w:rPr>
-          <w:rFonts w:ascii="Times New Roman" w:hAnsi="Times New Roman" w:cs="Times New Roman"/>
-        </w:rPr>
-        <w:t xml:space="preserve"> de documento </w:t>
+        <w:t xml:space="preserve"> El sistema no deja modificar el numero de documento </w:t>
       </w:r>
       <w:r>
         <w:rPr>
@@ -13011,7 +12704,7 @@
     </w:p>
     <w:p>
       <w:pPr>
-        <w:pStyle w:val="Prrafodelista"/>
+        <w:pStyle w:val="ListParagraph"/>
         <w:numPr>
           <w:ilvl w:val="0"/>
           <w:numId w:val="11"/>
@@ -13041,7 +12734,7 @@
     </w:p>
     <w:p>
       <w:pPr>
-        <w:pStyle w:val="Prrafodelista"/>
+        <w:pStyle w:val="ListParagraph"/>
         <w:numPr>
           <w:ilvl w:val="0"/>
           <w:numId w:val="11"/>
@@ -13072,7 +12765,7 @@
     </w:p>
     <w:p>
       <w:pPr>
-        <w:pStyle w:val="Subttulo"/>
+        <w:pStyle w:val="Subtitle"/>
         <w:rPr>
           <w:rFonts w:ascii="Times New Roman" w:hAnsi="Times New Roman" w:cs="Times New Roman"/>
         </w:rPr>
@@ -13146,7 +12839,7 @@
     </w:p>
     <w:p>
       <w:pPr>
-        <w:pStyle w:val="Subttulo"/>
+        <w:pStyle w:val="Subtitle"/>
         <w:rPr>
           <w:rFonts w:ascii="Times New Roman" w:hAnsi="Times New Roman" w:cs="Times New Roman"/>
         </w:rPr>
@@ -13286,25 +12979,7 @@
                 <w:color w:val="000000"/>
                 <w:lang w:eastAsia="es-AR"/>
               </w:rPr>
-              <w:t xml:space="preserve"> Gestionar de forma activa todas aquellas cuentas de empleados existentes. Permitiendo la actualización, la creación la eliminación y activación de </w:t>
-            </w:r>
-            <w:proofErr w:type="gramStart"/>
-            <w:r>
-              <w:rPr>
-                <w:rFonts w:ascii="Times New Roman" w:eastAsia="Times New Roman" w:hAnsi="Times New Roman" w:cs="Times New Roman"/>
-                <w:color w:val="000000"/>
-                <w:lang w:eastAsia="es-AR"/>
-              </w:rPr>
-              <w:t>los mismos</w:t>
-            </w:r>
-            <w:proofErr w:type="gramEnd"/>
-            <w:r>
-              <w:rPr>
-                <w:rFonts w:ascii="Times New Roman" w:eastAsia="Times New Roman" w:hAnsi="Times New Roman" w:cs="Times New Roman"/>
-                <w:color w:val="000000"/>
-                <w:lang w:eastAsia="es-AR"/>
-              </w:rPr>
-              <w:t xml:space="preserve"> mediante este caso de uso.</w:t>
+              <w:t xml:space="preserve"> Gestionar de forma activa todas aquellas cuentas de empleados existentes. Permitiendo la actualización, la creación la eliminación y activación de los mismos mediante este caso de uso.</w:t>
             </w:r>
           </w:p>
         </w:tc>
@@ -13398,25 +13073,7 @@
                 <w:color w:val="000000"/>
                 <w:lang w:eastAsia="es-AR"/>
               </w:rPr>
-              <w:t xml:space="preserve"> El actor debe estar </w:t>
-            </w:r>
-            <w:proofErr w:type="spellStart"/>
-            <w:r>
-              <w:rPr>
-                <w:rFonts w:ascii="Times New Roman" w:eastAsia="Times New Roman" w:hAnsi="Times New Roman" w:cs="Times New Roman"/>
-                <w:color w:val="000000"/>
-                <w:lang w:eastAsia="es-AR"/>
-              </w:rPr>
-              <w:t>logueado</w:t>
-            </w:r>
-            <w:proofErr w:type="spellEnd"/>
-            <w:r>
-              <w:rPr>
-                <w:rFonts w:ascii="Times New Roman" w:eastAsia="Times New Roman" w:hAnsi="Times New Roman" w:cs="Times New Roman"/>
-                <w:color w:val="000000"/>
-                <w:lang w:eastAsia="es-AR"/>
-              </w:rPr>
-              <w:t xml:space="preserve"> y tener el perfil de administrador.</w:t>
+              <w:t xml:space="preserve"> El actor debe estar logueado y tener el perfil de administrador.</w:t>
             </w:r>
           </w:p>
         </w:tc>
@@ -13502,25 +13159,7 @@
                 <w:color w:val="000000"/>
                 <w:lang w:eastAsia="es-AR"/>
               </w:rPr>
-              <w:t xml:space="preserve"> El administrador presiona el botón “</w:t>
-            </w:r>
-            <w:proofErr w:type="spellStart"/>
-            <w:r>
-              <w:rPr>
-                <w:rFonts w:ascii="Times New Roman" w:eastAsia="Times New Roman" w:hAnsi="Times New Roman" w:cs="Times New Roman"/>
-                <w:color w:val="000000"/>
-                <w:lang w:eastAsia="es-AR"/>
-              </w:rPr>
-              <w:t>Gestion</w:t>
-            </w:r>
-            <w:proofErr w:type="spellEnd"/>
-            <w:r>
-              <w:rPr>
-                <w:rFonts w:ascii="Times New Roman" w:eastAsia="Times New Roman" w:hAnsi="Times New Roman" w:cs="Times New Roman"/>
-                <w:color w:val="000000"/>
-                <w:lang w:eastAsia="es-AR"/>
-              </w:rPr>
-              <w:t xml:space="preserve"> de usuarios” </w:t>
+              <w:t xml:space="preserve"> El administrador presiona el botón “Gestion de usuarios” </w:t>
             </w:r>
           </w:p>
         </w:tc>
@@ -13630,7 +13269,7 @@
           </w:p>
           <w:p>
             <w:pPr>
-              <w:pStyle w:val="Prrafodelista"/>
+              <w:pStyle w:val="ListParagraph"/>
               <w:numPr>
                 <w:ilvl w:val="0"/>
                 <w:numId w:val="7"/>
@@ -13648,30 +13287,12 @@
                 <w:color w:val="000000"/>
                 <w:lang w:eastAsia="es-AR"/>
               </w:rPr>
-              <w:t>El administrador presiona el botón “</w:t>
-            </w:r>
-            <w:proofErr w:type="spellStart"/>
-            <w:r>
-              <w:rPr>
-                <w:rFonts w:ascii="Times New Roman" w:eastAsia="Times New Roman" w:hAnsi="Times New Roman" w:cs="Times New Roman"/>
-                <w:color w:val="000000"/>
-                <w:lang w:eastAsia="es-AR"/>
-              </w:rPr>
-              <w:t>Gestion</w:t>
-            </w:r>
-            <w:proofErr w:type="spellEnd"/>
-            <w:r>
-              <w:rPr>
-                <w:rFonts w:ascii="Times New Roman" w:eastAsia="Times New Roman" w:hAnsi="Times New Roman" w:cs="Times New Roman"/>
-                <w:color w:val="000000"/>
-                <w:lang w:eastAsia="es-AR"/>
-              </w:rPr>
-              <w:t xml:space="preserve"> de usuarios” </w:t>
+              <w:t>El administrador presiona el botón “Gestion de usuarios” </w:t>
             </w:r>
           </w:p>
           <w:p>
             <w:pPr>
-              <w:pStyle w:val="Prrafodelista"/>
+              <w:pStyle w:val="ListParagraph"/>
               <w:numPr>
                 <w:ilvl w:val="0"/>
                 <w:numId w:val="7"/>
@@ -13689,30 +13310,12 @@
                 <w:color w:val="000000"/>
                 <w:lang w:eastAsia="es-AR"/>
               </w:rPr>
-              <w:t xml:space="preserve">El sistema Muestra la pestaña de </w:t>
-            </w:r>
-            <w:proofErr w:type="spellStart"/>
-            <w:r>
-              <w:rPr>
-                <w:rFonts w:ascii="Times New Roman" w:eastAsia="Times New Roman" w:hAnsi="Times New Roman" w:cs="Times New Roman"/>
-                <w:color w:val="000000"/>
-                <w:lang w:eastAsia="es-AR"/>
-              </w:rPr>
-              <w:t>Gestion</w:t>
-            </w:r>
-            <w:proofErr w:type="spellEnd"/>
-            <w:r>
-              <w:rPr>
-                <w:rFonts w:ascii="Times New Roman" w:eastAsia="Times New Roman" w:hAnsi="Times New Roman" w:cs="Times New Roman"/>
-                <w:color w:val="000000"/>
-                <w:lang w:eastAsia="es-AR"/>
-              </w:rPr>
-              <w:t xml:space="preserve"> de clientes y carga una grilla con los usuarios registrados en la base de datos.</w:t>
+              <w:t>El sistema Muestra la pestaña de Gestion de clientes y carga una grilla con los usuarios registrados en la base de datos.</w:t>
             </w:r>
           </w:p>
           <w:p>
             <w:pPr>
-              <w:pStyle w:val="Prrafodelista"/>
+              <w:pStyle w:val="ListParagraph"/>
               <w:numPr>
                 <w:ilvl w:val="0"/>
                 <w:numId w:val="7"/>
@@ -13735,7 +13338,7 @@
           </w:p>
           <w:p>
             <w:pPr>
-              <w:pStyle w:val="Prrafodelista"/>
+              <w:pStyle w:val="ListParagraph"/>
               <w:numPr>
                 <w:ilvl w:val="0"/>
                 <w:numId w:val="7"/>
@@ -13774,7 +13377,7 @@
           </w:p>
           <w:p>
             <w:pPr>
-              <w:pStyle w:val="Prrafodelista"/>
+              <w:pStyle w:val="ListParagraph"/>
               <w:numPr>
                 <w:ilvl w:val="0"/>
                 <w:numId w:val="7"/>
@@ -13797,7 +13400,7 @@
           </w:p>
           <w:p>
             <w:pPr>
-              <w:pStyle w:val="Prrafodelista"/>
+              <w:pStyle w:val="ListParagraph"/>
               <w:numPr>
                 <w:ilvl w:val="0"/>
                 <w:numId w:val="7"/>
@@ -13844,7 +13447,7 @@
           </w:p>
           <w:p>
             <w:pPr>
-              <w:pStyle w:val="Prrafodelista"/>
+              <w:pStyle w:val="ListParagraph"/>
               <w:numPr>
                 <w:ilvl w:val="0"/>
                 <w:numId w:val="7"/>
@@ -13867,7 +13470,7 @@
           </w:p>
           <w:p>
             <w:pPr>
-              <w:pStyle w:val="Prrafodelista"/>
+              <w:pStyle w:val="ListParagraph"/>
               <w:numPr>
                 <w:ilvl w:val="0"/>
                 <w:numId w:val="7"/>
@@ -13898,7 +13501,7 @@
           </w:p>
           <w:p>
             <w:pPr>
-              <w:pStyle w:val="Prrafodelista"/>
+              <w:pStyle w:val="ListParagraph"/>
               <w:numPr>
                 <w:ilvl w:val="0"/>
                 <w:numId w:val="7"/>
@@ -14019,7 +13622,7 @@
     </w:p>
     <w:p>
       <w:pPr>
-        <w:pStyle w:val="Subttulo"/>
+        <w:pStyle w:val="Subtitle"/>
         <w:rPr>
           <w:rFonts w:ascii="Times New Roman" w:hAnsi="Times New Roman" w:cs="Times New Roman"/>
         </w:rPr>
@@ -14099,15 +13702,15 @@
     </w:p>
     <w:p>
       <w:pPr>
-        <w:pStyle w:val="Subttulo"/>
-        <w:rPr>
-          <w:rFonts w:ascii="Times New Roman" w:hAnsi="Times New Roman" w:cs="Times New Roman"/>
-        </w:rPr>
-      </w:pPr>
-    </w:p>
-    <w:p>
-      <w:pPr>
-        <w:pStyle w:val="Subttulo"/>
+        <w:pStyle w:val="Subtitle"/>
+        <w:rPr>
+          <w:rFonts w:ascii="Times New Roman" w:hAnsi="Times New Roman" w:cs="Times New Roman"/>
+        </w:rPr>
+      </w:pPr>
+    </w:p>
+    <w:p>
+      <w:pPr>
+        <w:pStyle w:val="Subtitle"/>
         <w:rPr>
           <w:rFonts w:ascii="Times New Roman" w:hAnsi="Times New Roman" w:cs="Times New Roman"/>
         </w:rPr>
@@ -14194,7 +13797,7 @@
     </w:p>
     <w:p>
       <w:pPr>
-        <w:pStyle w:val="Subttulo"/>
+        <w:pStyle w:val="Subtitle"/>
         <w:rPr>
           <w:rFonts w:ascii="Times New Roman" w:hAnsi="Times New Roman" w:cs="Times New Roman"/>
         </w:rPr>
@@ -14250,7 +13853,7 @@
     </w:p>
     <w:p>
       <w:pPr>
-        <w:pStyle w:val="Subttulo"/>
+        <w:pStyle w:val="Subtitle"/>
         <w:rPr>
           <w:rFonts w:ascii="Times New Roman" w:hAnsi="Times New Roman" w:cs="Times New Roman"/>
         </w:rPr>
@@ -14312,7 +13915,7 @@
     </w:p>
     <w:p>
       <w:pPr>
-        <w:pStyle w:val="Subttulo"/>
+        <w:pStyle w:val="Subtitle"/>
         <w:rPr>
           <w:rFonts w:ascii="Times New Roman" w:hAnsi="Times New Roman" w:cs="Times New Roman"/>
         </w:rPr>
@@ -14392,7 +13995,7 @@
     </w:p>
     <w:p>
       <w:pPr>
-        <w:pStyle w:val="Ttulo1"/>
+        <w:pStyle w:val="Heading1"/>
         <w:rPr>
           <w:rFonts w:ascii="Times New Roman" w:hAnsi="Times New Roman" w:cs="Times New Roman"/>
         </w:rPr>
@@ -14414,7 +14017,7 @@
     </w:p>
     <w:p>
       <w:pPr>
-        <w:pStyle w:val="Subttulo"/>
+        <w:pStyle w:val="Subtitle"/>
         <w:rPr>
           <w:rFonts w:ascii="Times New Roman" w:hAnsi="Times New Roman" w:cs="Times New Roman"/>
         </w:rPr>
@@ -14464,7 +14067,7 @@
     </w:p>
     <w:p>
       <w:pPr>
-        <w:pStyle w:val="Prrafodelista"/>
+        <w:pStyle w:val="ListParagraph"/>
         <w:numPr>
           <w:ilvl w:val="0"/>
           <w:numId w:val="8"/>
@@ -14482,7 +14085,7 @@
     </w:p>
     <w:p>
       <w:pPr>
-        <w:pStyle w:val="Prrafodelista"/>
+        <w:pStyle w:val="ListParagraph"/>
         <w:numPr>
           <w:ilvl w:val="0"/>
           <w:numId w:val="8"/>
@@ -14500,7 +14103,7 @@
     </w:p>
     <w:p>
       <w:pPr>
-        <w:pStyle w:val="Prrafodelista"/>
+        <w:pStyle w:val="ListParagraph"/>
         <w:numPr>
           <w:ilvl w:val="1"/>
           <w:numId w:val="8"/>
@@ -14518,7 +14121,7 @@
     </w:p>
     <w:p>
       <w:pPr>
-        <w:pStyle w:val="Prrafodelista"/>
+        <w:pStyle w:val="ListParagraph"/>
         <w:numPr>
           <w:ilvl w:val="1"/>
           <w:numId w:val="8"/>
@@ -14536,7 +14139,7 @@
     </w:p>
     <w:p>
       <w:pPr>
-        <w:pStyle w:val="Prrafodelista"/>
+        <w:pStyle w:val="ListParagraph"/>
         <w:numPr>
           <w:ilvl w:val="1"/>
           <w:numId w:val="8"/>
@@ -14554,7 +14157,7 @@
     </w:p>
     <w:p>
       <w:pPr>
-        <w:pStyle w:val="Prrafodelista"/>
+        <w:pStyle w:val="ListParagraph"/>
         <w:numPr>
           <w:ilvl w:val="1"/>
           <w:numId w:val="8"/>
@@ -14572,7 +14175,7 @@
     </w:p>
     <w:p>
       <w:pPr>
-        <w:pStyle w:val="Prrafodelista"/>
+        <w:pStyle w:val="ListParagraph"/>
         <w:numPr>
           <w:ilvl w:val="1"/>
           <w:numId w:val="8"/>
@@ -14591,7 +14194,7 @@
     </w:p>
     <w:p>
       <w:pPr>
-        <w:pStyle w:val="Prrafodelista"/>
+        <w:pStyle w:val="ListParagraph"/>
         <w:numPr>
           <w:ilvl w:val="0"/>
           <w:numId w:val="8"/>
@@ -14621,7 +14224,7 @@
     </w:p>
     <w:p>
       <w:pPr>
-        <w:pStyle w:val="Prrafodelista"/>
+        <w:pStyle w:val="ListParagraph"/>
         <w:numPr>
           <w:ilvl w:val="0"/>
           <w:numId w:val="8"/>
@@ -14651,7 +14254,7 @@
     </w:p>
     <w:p>
       <w:pPr>
-        <w:pStyle w:val="Prrafodelista"/>
+        <w:pStyle w:val="ListParagraph"/>
         <w:numPr>
           <w:ilvl w:val="0"/>
           <w:numId w:val="8"/>
@@ -14681,7 +14284,7 @@
     </w:p>
     <w:p>
       <w:pPr>
-        <w:pStyle w:val="Prrafodelista"/>
+        <w:pStyle w:val="ListParagraph"/>
         <w:numPr>
           <w:ilvl w:val="0"/>
           <w:numId w:val="8"/>
@@ -14706,7 +14309,7 @@
     </w:p>
     <w:p>
       <w:pPr>
-        <w:pStyle w:val="Subttulo"/>
+        <w:pStyle w:val="Subtitle"/>
         <w:rPr>
           <w:rFonts w:ascii="Times New Roman" w:hAnsi="Times New Roman" w:cs="Times New Roman"/>
         </w:rPr>
@@ -14792,7 +14395,7 @@
     </w:p>
     <w:p>
       <w:pPr>
-        <w:pStyle w:val="Subttulo"/>
+        <w:pStyle w:val="Subtitle"/>
         <w:rPr>
           <w:rFonts w:ascii="Times New Roman" w:hAnsi="Times New Roman" w:cs="Times New Roman"/>
         </w:rPr>
@@ -14932,25 +14535,7 @@
                 <w:color w:val="000000"/>
                 <w:lang w:eastAsia="es-AR"/>
               </w:rPr>
-              <w:t xml:space="preserve"> Gestionar de forma activa todas aquellas cuentas de empleados existentes. Permitiendo la actualización, la creación la eliminación y activación de </w:t>
-            </w:r>
-            <w:proofErr w:type="gramStart"/>
-            <w:r>
-              <w:rPr>
-                <w:rFonts w:ascii="Times New Roman" w:eastAsia="Times New Roman" w:hAnsi="Times New Roman" w:cs="Times New Roman"/>
-                <w:color w:val="000000"/>
-                <w:lang w:eastAsia="es-AR"/>
-              </w:rPr>
-              <w:t>los mismos</w:t>
-            </w:r>
-            <w:proofErr w:type="gramEnd"/>
-            <w:r>
-              <w:rPr>
-                <w:rFonts w:ascii="Times New Roman" w:eastAsia="Times New Roman" w:hAnsi="Times New Roman" w:cs="Times New Roman"/>
-                <w:color w:val="000000"/>
-                <w:lang w:eastAsia="es-AR"/>
-              </w:rPr>
-              <w:t xml:space="preserve"> mediante este caso de uso.</w:t>
+              <w:t xml:space="preserve"> Gestionar de forma activa todas aquellas cuentas de empleados existentes. Permitiendo la actualización, la creación la eliminación y activación de los mismos mediante este caso de uso.</w:t>
             </w:r>
           </w:p>
         </w:tc>
@@ -15044,25 +14629,7 @@
                 <w:color w:val="000000"/>
                 <w:lang w:eastAsia="es-AR"/>
               </w:rPr>
-              <w:t xml:space="preserve"> El actor debe estar </w:t>
-            </w:r>
-            <w:proofErr w:type="spellStart"/>
-            <w:r>
-              <w:rPr>
-                <w:rFonts w:ascii="Times New Roman" w:eastAsia="Times New Roman" w:hAnsi="Times New Roman" w:cs="Times New Roman"/>
-                <w:color w:val="000000"/>
-                <w:lang w:eastAsia="es-AR"/>
-              </w:rPr>
-              <w:t>logueado</w:t>
-            </w:r>
-            <w:proofErr w:type="spellEnd"/>
-            <w:r>
-              <w:rPr>
-                <w:rFonts w:ascii="Times New Roman" w:eastAsia="Times New Roman" w:hAnsi="Times New Roman" w:cs="Times New Roman"/>
-                <w:color w:val="000000"/>
-                <w:lang w:eastAsia="es-AR"/>
-              </w:rPr>
-              <w:t xml:space="preserve"> y tener el perfil de administrador.</w:t>
+              <w:t xml:space="preserve"> El actor debe estar logueado y tener el perfil de administrador.</w:t>
             </w:r>
           </w:p>
         </w:tc>
@@ -15148,25 +14715,7 @@
                 <w:color w:val="000000"/>
                 <w:lang w:eastAsia="es-AR"/>
               </w:rPr>
-              <w:t xml:space="preserve"> El administrador presiona el botón “</w:t>
-            </w:r>
-            <w:proofErr w:type="spellStart"/>
-            <w:r>
-              <w:rPr>
-                <w:rFonts w:ascii="Times New Roman" w:eastAsia="Times New Roman" w:hAnsi="Times New Roman" w:cs="Times New Roman"/>
-                <w:color w:val="000000"/>
-                <w:lang w:eastAsia="es-AR"/>
-              </w:rPr>
-              <w:t>Gestion</w:t>
-            </w:r>
-            <w:proofErr w:type="spellEnd"/>
-            <w:r>
-              <w:rPr>
-                <w:rFonts w:ascii="Times New Roman" w:eastAsia="Times New Roman" w:hAnsi="Times New Roman" w:cs="Times New Roman"/>
-                <w:color w:val="000000"/>
-                <w:lang w:eastAsia="es-AR"/>
-              </w:rPr>
-              <w:t xml:space="preserve"> de usuarios” </w:t>
+              <w:t xml:space="preserve"> El administrador presiona el botón “Gestion de usuarios” </w:t>
             </w:r>
           </w:p>
         </w:tc>
@@ -15260,7 +14809,7 @@
           </w:p>
           <w:p>
             <w:pPr>
-              <w:pStyle w:val="Prrafodelista"/>
+              <w:pStyle w:val="ListParagraph"/>
               <w:numPr>
                 <w:ilvl w:val="0"/>
                 <w:numId w:val="9"/>
@@ -15278,30 +14827,12 @@
                 <w:color w:val="000000"/>
                 <w:lang w:eastAsia="es-AR"/>
               </w:rPr>
-              <w:t>El administrador presiona el botón “</w:t>
-            </w:r>
-            <w:proofErr w:type="spellStart"/>
-            <w:r>
-              <w:rPr>
-                <w:rFonts w:ascii="Times New Roman" w:eastAsia="Times New Roman" w:hAnsi="Times New Roman" w:cs="Times New Roman"/>
-                <w:color w:val="000000"/>
-                <w:lang w:eastAsia="es-AR"/>
-              </w:rPr>
-              <w:t>Gestion</w:t>
-            </w:r>
-            <w:proofErr w:type="spellEnd"/>
-            <w:r>
-              <w:rPr>
-                <w:rFonts w:ascii="Times New Roman" w:eastAsia="Times New Roman" w:hAnsi="Times New Roman" w:cs="Times New Roman"/>
-                <w:color w:val="000000"/>
-                <w:lang w:eastAsia="es-AR"/>
-              </w:rPr>
-              <w:t xml:space="preserve"> de usuarios” </w:t>
+              <w:t>El administrador presiona el botón “Gestion de usuarios” </w:t>
             </w:r>
           </w:p>
           <w:p>
             <w:pPr>
-              <w:pStyle w:val="Prrafodelista"/>
+              <w:pStyle w:val="ListParagraph"/>
               <w:numPr>
                 <w:ilvl w:val="0"/>
                 <w:numId w:val="9"/>
@@ -15319,30 +14850,12 @@
                 <w:color w:val="000000"/>
                 <w:lang w:eastAsia="es-AR"/>
               </w:rPr>
-              <w:t xml:space="preserve">El sistema Muestra la pestaña de </w:t>
-            </w:r>
-            <w:proofErr w:type="spellStart"/>
-            <w:r>
-              <w:rPr>
-                <w:rFonts w:ascii="Times New Roman" w:eastAsia="Times New Roman" w:hAnsi="Times New Roman" w:cs="Times New Roman"/>
-                <w:color w:val="000000"/>
-                <w:lang w:eastAsia="es-AR"/>
-              </w:rPr>
-              <w:t>Gestion</w:t>
-            </w:r>
-            <w:proofErr w:type="spellEnd"/>
-            <w:r>
-              <w:rPr>
-                <w:rFonts w:ascii="Times New Roman" w:eastAsia="Times New Roman" w:hAnsi="Times New Roman" w:cs="Times New Roman"/>
-                <w:color w:val="000000"/>
-                <w:lang w:eastAsia="es-AR"/>
-              </w:rPr>
-              <w:t xml:space="preserve"> de clientes y carga una grilla con los usuarios registrados en la base de datos.</w:t>
+              <w:t>El sistema Muestra la pestaña de Gestion de clientes y carga una grilla con los usuarios registrados en la base de datos.</w:t>
             </w:r>
           </w:p>
           <w:p>
             <w:pPr>
-              <w:pStyle w:val="Prrafodelista"/>
+              <w:pStyle w:val="ListParagraph"/>
               <w:numPr>
                 <w:ilvl w:val="0"/>
                 <w:numId w:val="9"/>
@@ -15365,7 +14878,7 @@
           </w:p>
           <w:p>
             <w:pPr>
-              <w:pStyle w:val="Prrafodelista"/>
+              <w:pStyle w:val="ListParagraph"/>
               <w:numPr>
                 <w:ilvl w:val="0"/>
                 <w:numId w:val="9"/>
@@ -15402,7 +14915,7 @@
           </w:p>
           <w:p>
             <w:pPr>
-              <w:pStyle w:val="Prrafodelista"/>
+              <w:pStyle w:val="ListParagraph"/>
               <w:numPr>
                 <w:ilvl w:val="0"/>
                 <w:numId w:val="9"/>
@@ -15439,7 +14952,7 @@
           </w:p>
           <w:p>
             <w:pPr>
-              <w:pStyle w:val="Prrafodelista"/>
+              <w:pStyle w:val="ListParagraph"/>
               <w:numPr>
                 <w:ilvl w:val="0"/>
                 <w:numId w:val="9"/>
@@ -15478,7 +14991,7 @@
           </w:p>
           <w:p>
             <w:pPr>
-              <w:pStyle w:val="Prrafodelista"/>
+              <w:pStyle w:val="ListParagraph"/>
               <w:numPr>
                 <w:ilvl w:val="0"/>
                 <w:numId w:val="9"/>
@@ -15533,7 +15046,7 @@
           </w:p>
           <w:p>
             <w:pPr>
-              <w:pStyle w:val="Prrafodelista"/>
+              <w:pStyle w:val="ListParagraph"/>
               <w:numPr>
                 <w:ilvl w:val="0"/>
                 <w:numId w:val="9"/>
@@ -15682,7 +15195,7 @@
     </w:p>
     <w:p>
       <w:pPr>
-        <w:pStyle w:val="Subttulo"/>
+        <w:pStyle w:val="Subtitle"/>
         <w:rPr>
           <w:rFonts w:ascii="Times New Roman" w:hAnsi="Times New Roman" w:cs="Times New Roman"/>
         </w:rPr>
@@ -15762,15 +15275,15 @@
     </w:p>
     <w:p>
       <w:pPr>
-        <w:pStyle w:val="Subttulo"/>
-        <w:rPr>
-          <w:rFonts w:ascii="Times New Roman" w:hAnsi="Times New Roman" w:cs="Times New Roman"/>
-        </w:rPr>
-      </w:pPr>
-    </w:p>
-    <w:p>
-      <w:pPr>
-        <w:pStyle w:val="Subttulo"/>
+        <w:pStyle w:val="Subtitle"/>
+        <w:rPr>
+          <w:rFonts w:ascii="Times New Roman" w:hAnsi="Times New Roman" w:cs="Times New Roman"/>
+        </w:rPr>
+      </w:pPr>
+    </w:p>
+    <w:p>
+      <w:pPr>
+        <w:pStyle w:val="Subtitle"/>
         <w:rPr>
           <w:rFonts w:ascii="Times New Roman" w:hAnsi="Times New Roman" w:cs="Times New Roman"/>
         </w:rPr>
@@ -15856,7 +15369,7 @@
     </w:p>
     <w:p>
       <w:pPr>
-        <w:pStyle w:val="Subttulo"/>
+        <w:pStyle w:val="Subtitle"/>
         <w:rPr>
           <w:rFonts w:ascii="Times New Roman" w:hAnsi="Times New Roman" w:cs="Times New Roman"/>
         </w:rPr>
@@ -15936,15 +15449,15 @@
     </w:p>
     <w:p>
       <w:pPr>
-        <w:pStyle w:val="Subttulo"/>
-        <w:rPr>
-          <w:rFonts w:ascii="Times New Roman" w:hAnsi="Times New Roman" w:cs="Times New Roman"/>
-        </w:rPr>
-      </w:pPr>
-    </w:p>
-    <w:p>
-      <w:pPr>
-        <w:pStyle w:val="Subttulo"/>
+        <w:pStyle w:val="Subtitle"/>
+        <w:rPr>
+          <w:rFonts w:ascii="Times New Roman" w:hAnsi="Times New Roman" w:cs="Times New Roman"/>
+        </w:rPr>
+      </w:pPr>
+    </w:p>
+    <w:p>
+      <w:pPr>
+        <w:pStyle w:val="Subtitle"/>
         <w:rPr>
           <w:rFonts w:ascii="Times New Roman" w:hAnsi="Times New Roman" w:cs="Times New Roman"/>
         </w:rPr>
@@ -16023,7 +15536,7 @@
     </w:p>
     <w:p>
       <w:pPr>
-        <w:pStyle w:val="Ttulo1"/>
+        <w:pStyle w:val="Heading1"/>
         <w:rPr>
           <w:rFonts w:ascii="Times New Roman" w:hAnsi="Times New Roman" w:cs="Times New Roman"/>
         </w:rPr>
@@ -16045,7 +15558,7 @@
     </w:p>
     <w:p>
       <w:pPr>
-        <w:pStyle w:val="Subttulo"/>
+        <w:pStyle w:val="Subtitle"/>
         <w:rPr>
           <w:rFonts w:ascii="Times New Roman" w:hAnsi="Times New Roman" w:cs="Times New Roman"/>
         </w:rPr>
@@ -16083,7 +15596,7 @@
     </w:p>
     <w:p>
       <w:pPr>
-        <w:pStyle w:val="Prrafodelista"/>
+        <w:pStyle w:val="ListParagraph"/>
         <w:numPr>
           <w:ilvl w:val="0"/>
           <w:numId w:val="12"/>
@@ -16101,7 +15614,7 @@
     </w:p>
     <w:p>
       <w:pPr>
-        <w:pStyle w:val="Prrafodelista"/>
+        <w:pStyle w:val="ListParagraph"/>
         <w:numPr>
           <w:ilvl w:val="0"/>
           <w:numId w:val="12"/>
@@ -16119,7 +15632,7 @@
     </w:p>
     <w:p>
       <w:pPr>
-        <w:pStyle w:val="Prrafodelista"/>
+        <w:pStyle w:val="ListParagraph"/>
         <w:numPr>
           <w:ilvl w:val="1"/>
           <w:numId w:val="12"/>
@@ -16137,7 +15650,7 @@
     </w:p>
     <w:p>
       <w:pPr>
-        <w:pStyle w:val="Prrafodelista"/>
+        <w:pStyle w:val="ListParagraph"/>
         <w:numPr>
           <w:ilvl w:val="1"/>
           <w:numId w:val="12"/>
@@ -16155,7 +15668,7 @@
     </w:p>
     <w:p>
       <w:pPr>
-        <w:pStyle w:val="Prrafodelista"/>
+        <w:pStyle w:val="ListParagraph"/>
         <w:numPr>
           <w:ilvl w:val="1"/>
           <w:numId w:val="12"/>
@@ -16173,7 +15686,7 @@
     </w:p>
     <w:p>
       <w:pPr>
-        <w:pStyle w:val="Prrafodelista"/>
+        <w:pStyle w:val="ListParagraph"/>
         <w:numPr>
           <w:ilvl w:val="1"/>
           <w:numId w:val="12"/>
@@ -16192,7 +15705,7 @@
     </w:p>
     <w:p>
       <w:pPr>
-        <w:pStyle w:val="Prrafodelista"/>
+        <w:pStyle w:val="ListParagraph"/>
         <w:numPr>
           <w:ilvl w:val="0"/>
           <w:numId w:val="12"/>
@@ -16222,7 +15735,7 @@
     </w:p>
     <w:p>
       <w:pPr>
-        <w:pStyle w:val="Prrafodelista"/>
+        <w:pStyle w:val="ListParagraph"/>
         <w:numPr>
           <w:ilvl w:val="0"/>
           <w:numId w:val="12"/>
@@ -16240,7 +15753,7 @@
     </w:p>
     <w:p>
       <w:pPr>
-        <w:pStyle w:val="Prrafodelista"/>
+        <w:pStyle w:val="ListParagraph"/>
         <w:numPr>
           <w:ilvl w:val="0"/>
           <w:numId w:val="12"/>
@@ -16270,7 +15783,7 @@
     </w:p>
     <w:p>
       <w:pPr>
-        <w:pStyle w:val="Prrafodelista"/>
+        <w:pStyle w:val="ListParagraph"/>
         <w:numPr>
           <w:ilvl w:val="0"/>
           <w:numId w:val="12"/>
@@ -16288,7 +15801,7 @@
     </w:p>
     <w:p>
       <w:pPr>
-        <w:pStyle w:val="Prrafodelista"/>
+        <w:pStyle w:val="ListParagraph"/>
         <w:numPr>
           <w:ilvl w:val="0"/>
           <w:numId w:val="12"/>
@@ -16313,7 +15826,7 @@
     </w:p>
     <w:p>
       <w:pPr>
-        <w:pStyle w:val="Subttulo"/>
+        <w:pStyle w:val="Subtitle"/>
         <w:rPr>
           <w:rFonts w:ascii="Times New Roman" w:hAnsi="Times New Roman" w:cs="Times New Roman"/>
         </w:rPr>
@@ -16399,7 +15912,7 @@
     </w:p>
     <w:p>
       <w:pPr>
-        <w:pStyle w:val="Subttulo"/>
+        <w:pStyle w:val="Subtitle"/>
         <w:rPr>
           <w:rFonts w:ascii="Times New Roman" w:hAnsi="Times New Roman" w:cs="Times New Roman"/>
         </w:rPr>
@@ -16539,25 +16052,7 @@
                 <w:color w:val="000000"/>
                 <w:lang w:eastAsia="es-AR"/>
               </w:rPr>
-              <w:t xml:space="preserve"> Gestionar de forma activa todas aquellas cuentas de empleados existentes. Permitiendo la actualización, la creación la eliminación y activación de </w:t>
-            </w:r>
-            <w:proofErr w:type="gramStart"/>
-            <w:r>
-              <w:rPr>
-                <w:rFonts w:ascii="Times New Roman" w:eastAsia="Times New Roman" w:hAnsi="Times New Roman" w:cs="Times New Roman"/>
-                <w:color w:val="000000"/>
-                <w:lang w:eastAsia="es-AR"/>
-              </w:rPr>
-              <w:t>los mismos</w:t>
-            </w:r>
-            <w:proofErr w:type="gramEnd"/>
-            <w:r>
-              <w:rPr>
-                <w:rFonts w:ascii="Times New Roman" w:eastAsia="Times New Roman" w:hAnsi="Times New Roman" w:cs="Times New Roman"/>
-                <w:color w:val="000000"/>
-                <w:lang w:eastAsia="es-AR"/>
-              </w:rPr>
-              <w:t xml:space="preserve"> mediante este caso de uso.</w:t>
+              <w:t xml:space="preserve"> Gestionar de forma activa todas aquellas cuentas de empleados existentes. Permitiendo la actualización, la creación la eliminación y activación de los mismos mediante este caso de uso.</w:t>
             </w:r>
           </w:p>
         </w:tc>
@@ -16651,25 +16146,7 @@
                 <w:color w:val="000000"/>
                 <w:lang w:eastAsia="es-AR"/>
               </w:rPr>
-              <w:t xml:space="preserve"> El actor debe estar </w:t>
-            </w:r>
-            <w:proofErr w:type="spellStart"/>
-            <w:r>
-              <w:rPr>
-                <w:rFonts w:ascii="Times New Roman" w:eastAsia="Times New Roman" w:hAnsi="Times New Roman" w:cs="Times New Roman"/>
-                <w:color w:val="000000"/>
-                <w:lang w:eastAsia="es-AR"/>
-              </w:rPr>
-              <w:t>logueado</w:t>
-            </w:r>
-            <w:proofErr w:type="spellEnd"/>
-            <w:r>
-              <w:rPr>
-                <w:rFonts w:ascii="Times New Roman" w:eastAsia="Times New Roman" w:hAnsi="Times New Roman" w:cs="Times New Roman"/>
-                <w:color w:val="000000"/>
-                <w:lang w:eastAsia="es-AR"/>
-              </w:rPr>
-              <w:t xml:space="preserve"> y tener el perfil de administrador.</w:t>
+              <w:t xml:space="preserve"> El actor debe estar logueado y tener el perfil de administrador.</w:t>
             </w:r>
           </w:p>
         </w:tc>
@@ -16755,25 +16232,7 @@
                 <w:color w:val="000000"/>
                 <w:lang w:eastAsia="es-AR"/>
               </w:rPr>
-              <w:t xml:space="preserve"> El administrador presiona el botón “</w:t>
-            </w:r>
-            <w:proofErr w:type="spellStart"/>
-            <w:r>
-              <w:rPr>
-                <w:rFonts w:ascii="Times New Roman" w:eastAsia="Times New Roman" w:hAnsi="Times New Roman" w:cs="Times New Roman"/>
-                <w:color w:val="000000"/>
-                <w:lang w:eastAsia="es-AR"/>
-              </w:rPr>
-              <w:t>Gestion</w:t>
-            </w:r>
-            <w:proofErr w:type="spellEnd"/>
-            <w:r>
-              <w:rPr>
-                <w:rFonts w:ascii="Times New Roman" w:eastAsia="Times New Roman" w:hAnsi="Times New Roman" w:cs="Times New Roman"/>
-                <w:color w:val="000000"/>
-                <w:lang w:eastAsia="es-AR"/>
-              </w:rPr>
-              <w:t xml:space="preserve"> de usuarios” </w:t>
+              <w:t xml:space="preserve"> El administrador presiona el botón “Gestion de usuarios” </w:t>
             </w:r>
           </w:p>
         </w:tc>
@@ -16867,7 +16326,7 @@
           </w:p>
           <w:p>
             <w:pPr>
-              <w:pStyle w:val="Prrafodelista"/>
+              <w:pStyle w:val="ListParagraph"/>
               <w:numPr>
                 <w:ilvl w:val="0"/>
                 <w:numId w:val="13"/>
@@ -16885,30 +16344,12 @@
                 <w:color w:val="000000"/>
                 <w:lang w:eastAsia="es-AR"/>
               </w:rPr>
-              <w:t>El administrador presiona el botón “</w:t>
-            </w:r>
-            <w:proofErr w:type="spellStart"/>
-            <w:r>
-              <w:rPr>
-                <w:rFonts w:ascii="Times New Roman" w:eastAsia="Times New Roman" w:hAnsi="Times New Roman" w:cs="Times New Roman"/>
-                <w:color w:val="000000"/>
-                <w:lang w:eastAsia="es-AR"/>
-              </w:rPr>
-              <w:t>Gestion</w:t>
-            </w:r>
-            <w:proofErr w:type="spellEnd"/>
-            <w:r>
-              <w:rPr>
-                <w:rFonts w:ascii="Times New Roman" w:eastAsia="Times New Roman" w:hAnsi="Times New Roman" w:cs="Times New Roman"/>
-                <w:color w:val="000000"/>
-                <w:lang w:eastAsia="es-AR"/>
-              </w:rPr>
-              <w:t xml:space="preserve"> de usuarios” </w:t>
+              <w:t>El administrador presiona el botón “Gestion de usuarios” </w:t>
             </w:r>
           </w:p>
           <w:p>
             <w:pPr>
-              <w:pStyle w:val="Prrafodelista"/>
+              <w:pStyle w:val="ListParagraph"/>
               <w:numPr>
                 <w:ilvl w:val="0"/>
                 <w:numId w:val="13"/>
@@ -16926,30 +16367,12 @@
                 <w:color w:val="000000"/>
                 <w:lang w:eastAsia="es-AR"/>
               </w:rPr>
-              <w:t xml:space="preserve">El sistema Muestra la pestaña de </w:t>
-            </w:r>
-            <w:proofErr w:type="spellStart"/>
-            <w:r>
-              <w:rPr>
-                <w:rFonts w:ascii="Times New Roman" w:eastAsia="Times New Roman" w:hAnsi="Times New Roman" w:cs="Times New Roman"/>
-                <w:color w:val="000000"/>
-                <w:lang w:eastAsia="es-AR"/>
-              </w:rPr>
-              <w:t>Gestion</w:t>
-            </w:r>
-            <w:proofErr w:type="spellEnd"/>
-            <w:r>
-              <w:rPr>
-                <w:rFonts w:ascii="Times New Roman" w:eastAsia="Times New Roman" w:hAnsi="Times New Roman" w:cs="Times New Roman"/>
-                <w:color w:val="000000"/>
-                <w:lang w:eastAsia="es-AR"/>
-              </w:rPr>
-              <w:t xml:space="preserve"> de clientes y carga una grilla con los usuarios registrados en la base de datos.</w:t>
+              <w:t>El sistema Muestra la pestaña de Gestion de clientes y carga una grilla con los usuarios registrados en la base de datos.</w:t>
             </w:r>
           </w:p>
           <w:p>
             <w:pPr>
-              <w:pStyle w:val="Prrafodelista"/>
+              <w:pStyle w:val="ListParagraph"/>
               <w:numPr>
                 <w:ilvl w:val="0"/>
                 <w:numId w:val="13"/>
@@ -16972,7 +16395,7 @@
           </w:p>
           <w:p>
             <w:pPr>
-              <w:pStyle w:val="Prrafodelista"/>
+              <w:pStyle w:val="ListParagraph"/>
               <w:numPr>
                 <w:ilvl w:val="0"/>
                 <w:numId w:val="13"/>
@@ -17009,7 +16432,7 @@
           </w:p>
           <w:p>
             <w:pPr>
-              <w:pStyle w:val="Prrafodelista"/>
+              <w:pStyle w:val="ListParagraph"/>
               <w:numPr>
                 <w:ilvl w:val="0"/>
                 <w:numId w:val="13"/>
@@ -17032,7 +16455,7 @@
           </w:p>
           <w:p>
             <w:pPr>
-              <w:pStyle w:val="Prrafodelista"/>
+              <w:pStyle w:val="ListParagraph"/>
               <w:numPr>
                 <w:ilvl w:val="0"/>
                 <w:numId w:val="13"/>
@@ -17069,7 +16492,7 @@
           </w:p>
           <w:p>
             <w:pPr>
-              <w:pStyle w:val="Prrafodelista"/>
+              <w:pStyle w:val="ListParagraph"/>
               <w:numPr>
                 <w:ilvl w:val="0"/>
                 <w:numId w:val="13"/>
@@ -17092,7 +16515,7 @@
           </w:p>
           <w:p>
             <w:pPr>
-              <w:pStyle w:val="Prrafodelista"/>
+              <w:pStyle w:val="ListParagraph"/>
               <w:numPr>
                 <w:ilvl w:val="0"/>
                 <w:numId w:val="13"/>
@@ -17118,22 +16541,12 @@
                 <w:color w:val="000000"/>
                 <w:lang w:eastAsia="es-AR"/>
               </w:rPr>
-              <w:t xml:space="preserve">reestablece la contraseña del empleado a </w:t>
-            </w:r>
-            <w:proofErr w:type="spellStart"/>
-            <w:r>
-              <w:rPr>
-                <w:rFonts w:ascii="Times New Roman" w:eastAsia="Times New Roman" w:hAnsi="Times New Roman" w:cs="Times New Roman"/>
-                <w:color w:val="000000"/>
-                <w:lang w:eastAsia="es-AR"/>
-              </w:rPr>
-              <w:t>Apellido+DNI</w:t>
-            </w:r>
-            <w:proofErr w:type="spellEnd"/>
+              <w:t>reestablece la contraseña del empleado a Apellido+DNI</w:t>
+            </w:r>
           </w:p>
           <w:p>
             <w:pPr>
-              <w:pStyle w:val="Prrafodelista"/>
+              <w:pStyle w:val="ListParagraph"/>
               <w:numPr>
                 <w:ilvl w:val="0"/>
                 <w:numId w:val="13"/>
@@ -17293,7 +16706,7 @@
     </w:p>
     <w:p>
       <w:pPr>
-        <w:pStyle w:val="Subttulo"/>
+        <w:pStyle w:val="Subtitle"/>
         <w:rPr>
           <w:rFonts w:ascii="Times New Roman" w:hAnsi="Times New Roman" w:cs="Times New Roman"/>
         </w:rPr>
@@ -17373,15 +16786,15 @@
     </w:p>
     <w:p>
       <w:pPr>
-        <w:pStyle w:val="Subttulo"/>
-        <w:rPr>
-          <w:rFonts w:ascii="Times New Roman" w:hAnsi="Times New Roman" w:cs="Times New Roman"/>
-        </w:rPr>
-      </w:pPr>
-    </w:p>
-    <w:p>
-      <w:pPr>
-        <w:pStyle w:val="Subttulo"/>
+        <w:pStyle w:val="Subtitle"/>
+        <w:rPr>
+          <w:rFonts w:ascii="Times New Roman" w:hAnsi="Times New Roman" w:cs="Times New Roman"/>
+        </w:rPr>
+      </w:pPr>
+    </w:p>
+    <w:p>
+      <w:pPr>
+        <w:pStyle w:val="Subtitle"/>
         <w:rPr>
           <w:rFonts w:ascii="Times New Roman" w:hAnsi="Times New Roman" w:cs="Times New Roman"/>
         </w:rPr>
@@ -17468,7 +16881,7 @@
     </w:p>
     <w:p>
       <w:pPr>
-        <w:pStyle w:val="Subttulo"/>
+        <w:pStyle w:val="Subtitle"/>
         <w:rPr>
           <w:rFonts w:ascii="Times New Roman" w:hAnsi="Times New Roman" w:cs="Times New Roman"/>
         </w:rPr>
@@ -17560,15 +16973,15 @@
     </w:p>
     <w:p>
       <w:pPr>
-        <w:pStyle w:val="Subttulo"/>
-        <w:rPr>
-          <w:rFonts w:ascii="Times New Roman" w:hAnsi="Times New Roman" w:cs="Times New Roman"/>
-        </w:rPr>
-      </w:pPr>
-    </w:p>
-    <w:p>
-      <w:pPr>
-        <w:pStyle w:val="Subttulo"/>
+        <w:pStyle w:val="Subtitle"/>
+        <w:rPr>
+          <w:rFonts w:ascii="Times New Roman" w:hAnsi="Times New Roman" w:cs="Times New Roman"/>
+        </w:rPr>
+      </w:pPr>
+    </w:p>
+    <w:p>
+      <w:pPr>
+        <w:pStyle w:val="Subtitle"/>
         <w:rPr>
           <w:rFonts w:ascii="Times New Roman" w:hAnsi="Times New Roman" w:cs="Times New Roman"/>
         </w:rPr>
@@ -17654,7 +17067,7 @@
     </w:p>
     <w:p>
       <w:pPr>
-        <w:pStyle w:val="Subttulo"/>
+        <w:pStyle w:val="Subtitle"/>
         <w:rPr>
           <w:rFonts w:ascii="Times New Roman" w:hAnsi="Times New Roman" w:cs="Times New Roman"/>
         </w:rPr>
@@ -17692,7 +17105,7 @@
     </w:p>
     <w:p>
       <w:pPr>
-        <w:pStyle w:val="Subttulo"/>
+        <w:pStyle w:val="Subtitle"/>
         <w:rPr>
           <w:rFonts w:ascii="Times New Roman" w:hAnsi="Times New Roman" w:cs="Times New Roman"/>
         </w:rPr>
@@ -17754,7 +17167,7 @@
     </w:p>
     <w:p>
       <w:pPr>
-        <w:pStyle w:val="Ttulo1"/>
+        <w:pStyle w:val="Heading1"/>
         <w:rPr>
           <w:rFonts w:ascii="Times New Roman" w:hAnsi="Times New Roman" w:cs="Times New Roman"/>
         </w:rPr>
@@ -17771,7 +17184,7 @@
     </w:p>
     <w:p>
       <w:pPr>
-        <w:pStyle w:val="Subttulo"/>
+        <w:pStyle w:val="Subtitle"/>
         <w:rPr>
           <w:rFonts w:ascii="Times New Roman" w:hAnsi="Times New Roman" w:cs="Times New Roman"/>
         </w:rPr>
@@ -17797,7 +17210,7 @@
     </w:p>
     <w:p>
       <w:pPr>
-        <w:pStyle w:val="Prrafodelista"/>
+        <w:pStyle w:val="ListParagraph"/>
         <w:numPr>
           <w:ilvl w:val="0"/>
           <w:numId w:val="14"/>
@@ -17815,7 +17228,7 @@
     </w:p>
     <w:p>
       <w:pPr>
-        <w:pStyle w:val="Prrafodelista"/>
+        <w:pStyle w:val="ListParagraph"/>
         <w:numPr>
           <w:ilvl w:val="0"/>
           <w:numId w:val="14"/>
@@ -17833,7 +17246,7 @@
     </w:p>
     <w:p>
       <w:pPr>
-        <w:pStyle w:val="Prrafodelista"/>
+        <w:pStyle w:val="ListParagraph"/>
         <w:numPr>
           <w:ilvl w:val="0"/>
           <w:numId w:val="14"/>
@@ -17851,7 +17264,7 @@
     </w:p>
     <w:p>
       <w:pPr>
-        <w:pStyle w:val="Prrafodelista"/>
+        <w:pStyle w:val="ListParagraph"/>
         <w:numPr>
           <w:ilvl w:val="0"/>
           <w:numId w:val="14"/>
@@ -17869,7 +17282,7 @@
     </w:p>
     <w:p>
       <w:pPr>
-        <w:pStyle w:val="Subttulo"/>
+        <w:pStyle w:val="Subtitle"/>
         <w:rPr>
           <w:rFonts w:ascii="Times New Roman" w:hAnsi="Times New Roman" w:cs="Times New Roman"/>
         </w:rPr>
@@ -17937,7 +17350,7 @@
     </w:p>
     <w:p>
       <w:pPr>
-        <w:pStyle w:val="Subttulo"/>
+        <w:pStyle w:val="Subtitle"/>
         <w:rPr>
           <w:rFonts w:ascii="Times New Roman" w:hAnsi="Times New Roman" w:cs="Times New Roman"/>
         </w:rPr>
@@ -18018,18 +17431,8 @@
                 <w:color w:val="000000"/>
                 <w:lang w:eastAsia="es-AR"/>
               </w:rPr>
-              <w:t xml:space="preserve"> 686DP_CU002 Iniciar </w:t>
-            </w:r>
-            <w:proofErr w:type="spellStart"/>
-            <w:r>
-              <w:rPr>
-                <w:rFonts w:ascii="Times New Roman" w:eastAsia="Times New Roman" w:hAnsi="Times New Roman" w:cs="Times New Roman"/>
-                <w:color w:val="000000"/>
-                <w:lang w:eastAsia="es-AR"/>
-              </w:rPr>
-              <w:t>Sesion</w:t>
-            </w:r>
-            <w:proofErr w:type="spellEnd"/>
+              <w:t xml:space="preserve"> 686DP_CU002 Iniciar Sesion</w:t>
+            </w:r>
           </w:p>
         </w:tc>
       </w:tr>
@@ -18381,7 +17784,7 @@
           </w:p>
           <w:p>
             <w:pPr>
-              <w:pStyle w:val="Prrafodelista"/>
+              <w:pStyle w:val="ListParagraph"/>
               <w:numPr>
                 <w:ilvl w:val="0"/>
                 <w:numId w:val="15"/>
@@ -18404,7 +17807,7 @@
           </w:p>
           <w:p>
             <w:pPr>
-              <w:pStyle w:val="Prrafodelista"/>
+              <w:pStyle w:val="ListParagraph"/>
               <w:numPr>
                 <w:ilvl w:val="0"/>
                 <w:numId w:val="15"/>
@@ -18427,7 +17830,7 @@
           </w:p>
           <w:p>
             <w:pPr>
-              <w:pStyle w:val="Prrafodelista"/>
+              <w:pStyle w:val="ListParagraph"/>
               <w:numPr>
                 <w:ilvl w:val="0"/>
                 <w:numId w:val="15"/>
@@ -18450,7 +17853,7 @@
           </w:p>
           <w:p>
             <w:pPr>
-              <w:pStyle w:val="Prrafodelista"/>
+              <w:pStyle w:val="ListParagraph"/>
               <w:numPr>
                 <w:ilvl w:val="0"/>
                 <w:numId w:val="15"/>
@@ -18473,7 +17876,7 @@
           </w:p>
           <w:p>
             <w:pPr>
-              <w:pStyle w:val="Prrafodelista"/>
+              <w:pStyle w:val="ListParagraph"/>
               <w:numPr>
                 <w:ilvl w:val="0"/>
                 <w:numId w:val="15"/>
@@ -18496,7 +17899,7 @@
           </w:p>
           <w:p>
             <w:pPr>
-              <w:pStyle w:val="Prrafodelista"/>
+              <w:pStyle w:val="ListParagraph"/>
               <w:numPr>
                 <w:ilvl w:val="0"/>
                 <w:numId w:val="15"/>
@@ -18519,7 +17922,7 @@
           </w:p>
           <w:p>
             <w:pPr>
-              <w:pStyle w:val="Prrafodelista"/>
+              <w:pStyle w:val="ListParagraph"/>
               <w:numPr>
                 <w:ilvl w:val="0"/>
                 <w:numId w:val="15"/>
@@ -18542,7 +17945,7 @@
           </w:p>
           <w:p>
             <w:pPr>
-              <w:pStyle w:val="Prrafodelista"/>
+              <w:pStyle w:val="ListParagraph"/>
               <w:numPr>
                 <w:ilvl w:val="0"/>
                 <w:numId w:val="15"/>
@@ -18565,7 +17968,7 @@
           </w:p>
           <w:p>
             <w:pPr>
-              <w:pStyle w:val="Prrafodelista"/>
+              <w:pStyle w:val="ListParagraph"/>
               <w:numPr>
                 <w:ilvl w:val="0"/>
                 <w:numId w:val="15"/>
@@ -18779,7 +18182,7 @@
     </w:p>
     <w:p>
       <w:pPr>
-        <w:pStyle w:val="Subttulo"/>
+        <w:pStyle w:val="Subtitle"/>
         <w:rPr>
           <w:rFonts w:ascii="Times New Roman" w:hAnsi="Times New Roman" w:cs="Times New Roman"/>
         </w:rPr>
@@ -18846,29 +18249,29 @@
     </w:p>
     <w:p>
       <w:pPr>
-        <w:pStyle w:val="Subttulo"/>
-        <w:rPr>
-          <w:rFonts w:ascii="Times New Roman" w:hAnsi="Times New Roman" w:cs="Times New Roman"/>
-        </w:rPr>
-      </w:pPr>
-    </w:p>
-    <w:p>
-      <w:pPr>
-        <w:rPr>
-          <w:rFonts w:ascii="Times New Roman" w:hAnsi="Times New Roman" w:cs="Times New Roman"/>
-        </w:rPr>
-      </w:pPr>
-    </w:p>
-    <w:p>
-      <w:pPr>
-        <w:rPr>
-          <w:rFonts w:ascii="Times New Roman" w:hAnsi="Times New Roman" w:cs="Times New Roman"/>
-        </w:rPr>
-      </w:pPr>
-    </w:p>
-    <w:p>
-      <w:pPr>
-        <w:pStyle w:val="Subttulo"/>
+        <w:pStyle w:val="Subtitle"/>
+        <w:rPr>
+          <w:rFonts w:ascii="Times New Roman" w:hAnsi="Times New Roman" w:cs="Times New Roman"/>
+        </w:rPr>
+      </w:pPr>
+    </w:p>
+    <w:p>
+      <w:pPr>
+        <w:rPr>
+          <w:rFonts w:ascii="Times New Roman" w:hAnsi="Times New Roman" w:cs="Times New Roman"/>
+        </w:rPr>
+      </w:pPr>
+    </w:p>
+    <w:p>
+      <w:pPr>
+        <w:rPr>
+          <w:rFonts w:ascii="Times New Roman" w:hAnsi="Times New Roman" w:cs="Times New Roman"/>
+        </w:rPr>
+      </w:pPr>
+    </w:p>
+    <w:p>
+      <w:pPr>
+        <w:pStyle w:val="Subtitle"/>
         <w:rPr>
           <w:rFonts w:ascii="Times New Roman" w:hAnsi="Times New Roman" w:cs="Times New Roman"/>
         </w:rPr>
@@ -18942,7 +18345,7 @@
     </w:p>
     <w:p>
       <w:pPr>
-        <w:pStyle w:val="Subttulo"/>
+        <w:pStyle w:val="Subtitle"/>
         <w:rPr>
           <w:rFonts w:ascii="Times New Roman" w:hAnsi="Times New Roman" w:cs="Times New Roman"/>
         </w:rPr>
@@ -19029,15 +18432,15 @@
     </w:p>
     <w:p>
       <w:pPr>
-        <w:pStyle w:val="Subttulo"/>
-        <w:rPr>
-          <w:rFonts w:ascii="Times New Roman" w:hAnsi="Times New Roman" w:cs="Times New Roman"/>
-        </w:rPr>
-      </w:pPr>
-    </w:p>
-    <w:p>
-      <w:pPr>
-        <w:pStyle w:val="Subttulo"/>
+        <w:pStyle w:val="Subtitle"/>
+        <w:rPr>
+          <w:rFonts w:ascii="Times New Roman" w:hAnsi="Times New Roman" w:cs="Times New Roman"/>
+        </w:rPr>
+      </w:pPr>
+    </w:p>
+    <w:p>
+      <w:pPr>
+        <w:pStyle w:val="Subtitle"/>
         <w:rPr>
           <w:rFonts w:ascii="Times New Roman" w:hAnsi="Times New Roman" w:cs="Times New Roman"/>
         </w:rPr>
@@ -19105,7 +18508,7 @@
     </w:p>
     <w:p>
       <w:pPr>
-        <w:pStyle w:val="Subttulo"/>
+        <w:pStyle w:val="Subtitle"/>
         <w:rPr>
           <w:rFonts w:ascii="Times New Roman" w:hAnsi="Times New Roman" w:cs="Times New Roman"/>
         </w:rPr>
@@ -19180,7 +18583,7 @@
     </w:p>
     <w:p>
       <w:pPr>
-        <w:pStyle w:val="Ttulo1"/>
+        <w:pStyle w:val="Heading1"/>
         <w:rPr>
           <w:rFonts w:ascii="Times New Roman" w:hAnsi="Times New Roman" w:cs="Times New Roman"/>
         </w:rPr>
@@ -19209,7 +18612,7 @@
     </w:p>
     <w:p>
       <w:pPr>
-        <w:pStyle w:val="Subttulo"/>
+        <w:pStyle w:val="Subtitle"/>
         <w:rPr>
           <w:rFonts w:ascii="Times New Roman" w:hAnsi="Times New Roman" w:cs="Times New Roman"/>
         </w:rPr>
@@ -19241,7 +18644,7 @@
     </w:p>
     <w:p>
       <w:pPr>
-        <w:pStyle w:val="Prrafodelista"/>
+        <w:pStyle w:val="ListParagraph"/>
         <w:numPr>
           <w:ilvl w:val="0"/>
           <w:numId w:val="20"/>
@@ -19259,7 +18662,7 @@
     </w:p>
     <w:p>
       <w:pPr>
-        <w:pStyle w:val="Prrafodelista"/>
+        <w:pStyle w:val="ListParagraph"/>
         <w:numPr>
           <w:ilvl w:val="0"/>
           <w:numId w:val="20"/>
@@ -19277,7 +18680,7 @@
     </w:p>
     <w:p>
       <w:pPr>
-        <w:pStyle w:val="Prrafodelista"/>
+        <w:pStyle w:val="ListParagraph"/>
         <w:numPr>
           <w:ilvl w:val="0"/>
           <w:numId w:val="20"/>
@@ -19295,7 +18698,7 @@
     </w:p>
     <w:p>
       <w:pPr>
-        <w:pStyle w:val="Prrafodelista"/>
+        <w:pStyle w:val="ListParagraph"/>
         <w:numPr>
           <w:ilvl w:val="0"/>
           <w:numId w:val="20"/>
@@ -19319,7 +18722,7 @@
     </w:p>
     <w:p>
       <w:pPr>
-        <w:pStyle w:val="Prrafodelista"/>
+        <w:pStyle w:val="ListParagraph"/>
         <w:numPr>
           <w:ilvl w:val="0"/>
           <w:numId w:val="20"/>
@@ -19337,7 +18740,7 @@
     </w:p>
     <w:p>
       <w:pPr>
-        <w:pStyle w:val="Subttulo"/>
+        <w:pStyle w:val="Subtitle"/>
         <w:rPr>
           <w:rFonts w:ascii="Times New Roman" w:hAnsi="Times New Roman" w:cs="Times New Roman"/>
         </w:rPr>
@@ -19417,7 +18820,7 @@
     </w:p>
     <w:p>
       <w:pPr>
-        <w:pStyle w:val="Subttulo"/>
+        <w:pStyle w:val="Subtitle"/>
         <w:rPr>
           <w:rFonts w:ascii="Times New Roman" w:hAnsi="Times New Roman" w:cs="Times New Roman"/>
         </w:rPr>
@@ -19865,7 +19268,7 @@
           </w:p>
           <w:p>
             <w:pPr>
-              <w:pStyle w:val="Prrafodelista"/>
+              <w:pStyle w:val="ListParagraph"/>
               <w:numPr>
                 <w:ilvl w:val="0"/>
                 <w:numId w:val="21"/>
@@ -19888,7 +19291,7 @@
           </w:p>
           <w:p>
             <w:pPr>
-              <w:pStyle w:val="Prrafodelista"/>
+              <w:pStyle w:val="ListParagraph"/>
               <w:numPr>
                 <w:ilvl w:val="0"/>
                 <w:numId w:val="21"/>
@@ -19911,7 +19314,7 @@
           </w:p>
           <w:p>
             <w:pPr>
-              <w:pStyle w:val="Prrafodelista"/>
+              <w:pStyle w:val="ListParagraph"/>
               <w:numPr>
                 <w:ilvl w:val="0"/>
                 <w:numId w:val="21"/>
@@ -19942,7 +19345,7 @@
           </w:p>
           <w:p>
             <w:pPr>
-              <w:pStyle w:val="Prrafodelista"/>
+              <w:pStyle w:val="ListParagraph"/>
               <w:numPr>
                 <w:ilvl w:val="0"/>
                 <w:numId w:val="21"/>
@@ -19965,7 +19368,7 @@
           </w:p>
           <w:p>
             <w:pPr>
-              <w:pStyle w:val="Prrafodelista"/>
+              <w:pStyle w:val="ListParagraph"/>
               <w:numPr>
                 <w:ilvl w:val="0"/>
                 <w:numId w:val="21"/>
@@ -19988,7 +19391,7 @@
           </w:p>
           <w:p>
             <w:pPr>
-              <w:pStyle w:val="Prrafodelista"/>
+              <w:pStyle w:val="ListParagraph"/>
               <w:numPr>
                 <w:ilvl w:val="0"/>
                 <w:numId w:val="21"/>
@@ -20011,7 +19414,7 @@
           </w:p>
           <w:p>
             <w:pPr>
-              <w:pStyle w:val="Prrafodelista"/>
+              <w:pStyle w:val="ListParagraph"/>
               <w:numPr>
                 <w:ilvl w:val="0"/>
                 <w:numId w:val="21"/>
@@ -20034,7 +19437,7 @@
           </w:p>
           <w:p>
             <w:pPr>
-              <w:pStyle w:val="Prrafodelista"/>
+              <w:pStyle w:val="ListParagraph"/>
               <w:numPr>
                 <w:ilvl w:val="0"/>
                 <w:numId w:val="21"/>
@@ -20271,7 +19674,7 @@
     </w:p>
     <w:p>
       <w:pPr>
-        <w:pStyle w:val="Subttulo"/>
+        <w:pStyle w:val="Subtitle"/>
         <w:rPr>
           <w:rFonts w:ascii="Times New Roman" w:hAnsi="Times New Roman" w:cs="Times New Roman"/>
         </w:rPr>
@@ -20356,15 +19759,15 @@
     </w:p>
     <w:p>
       <w:pPr>
-        <w:pStyle w:val="Subttulo"/>
-        <w:rPr>
-          <w:rFonts w:ascii="Times New Roman" w:hAnsi="Times New Roman" w:cs="Times New Roman"/>
-        </w:rPr>
-      </w:pPr>
-    </w:p>
-    <w:p>
-      <w:pPr>
-        <w:pStyle w:val="Subttulo"/>
+        <w:pStyle w:val="Subtitle"/>
+        <w:rPr>
+          <w:rFonts w:ascii="Times New Roman" w:hAnsi="Times New Roman" w:cs="Times New Roman"/>
+        </w:rPr>
+      </w:pPr>
+    </w:p>
+    <w:p>
+      <w:pPr>
+        <w:pStyle w:val="Subtitle"/>
         <w:rPr>
           <w:rFonts w:ascii="Times New Roman" w:hAnsi="Times New Roman" w:cs="Times New Roman"/>
         </w:rPr>
@@ -20445,7 +19848,7 @@
     </w:p>
     <w:p>
       <w:pPr>
-        <w:pStyle w:val="Subttulo"/>
+        <w:pStyle w:val="Subtitle"/>
         <w:rPr>
           <w:rFonts w:ascii="Times New Roman" w:hAnsi="Times New Roman" w:cs="Times New Roman"/>
         </w:rPr>
@@ -20525,7 +19928,7 @@
     </w:p>
     <w:p>
       <w:pPr>
-        <w:pStyle w:val="Subttulo"/>
+        <w:pStyle w:val="Subtitle"/>
         <w:rPr>
           <w:rFonts w:ascii="Times New Roman" w:hAnsi="Times New Roman" w:cs="Times New Roman"/>
         </w:rPr>
@@ -20634,7 +20037,7 @@
     </w:p>
     <w:p>
       <w:pPr>
-        <w:pStyle w:val="Ttulo1"/>
+        <w:pStyle w:val="Heading1"/>
         <w:rPr>
           <w:rFonts w:ascii="Times New Roman" w:hAnsi="Times New Roman" w:cs="Times New Roman"/>
         </w:rPr>
@@ -20645,21 +20048,13 @@
           <w:rFonts w:ascii="Times New Roman" w:hAnsi="Times New Roman" w:cs="Times New Roman"/>
         </w:rPr>
         <w:lastRenderedPageBreak/>
-        <w:t xml:space="preserve">T03 </w:t>
-      </w:r>
-      <w:proofErr w:type="spellStart"/>
-      <w:r>
-        <w:rPr>
-          <w:rFonts w:ascii="Times New Roman" w:hAnsi="Times New Roman" w:cs="Times New Roman"/>
-        </w:rPr>
-        <w:t>Criptografias</w:t>
+        <w:t>T03 Criptografias</w:t>
       </w:r>
       <w:bookmarkEnd w:id="44"/>
-      <w:proofErr w:type="spellEnd"/>
-    </w:p>
-    <w:p>
-      <w:pPr>
-        <w:pStyle w:val="Ttulo2"/>
+    </w:p>
+    <w:p>
+      <w:pPr>
+        <w:pStyle w:val="Heading2"/>
         <w:rPr>
           <w:rFonts w:ascii="Times New Roman" w:hAnsi="Times New Roman" w:cs="Times New Roman"/>
         </w:rPr>
@@ -20850,7 +20245,7 @@
     <w:bookmarkStart w:id="46" w:name="_Toc196844717"/>
     <w:p>
       <w:pPr>
-        <w:pStyle w:val="Ttulo2"/>
+        <w:pStyle w:val="Heading2"/>
         <w:rPr>
           <w:rFonts w:ascii="Times New Roman" w:eastAsia="Times New Roman" w:hAnsi="Times New Roman" w:cs="Times New Roman"/>
           <w:lang w:eastAsia="es-AR"/>
@@ -21033,11 +20428,11 @@
   <w:comment w:id="9" w:author="Dana Perelmuter" w:date="2025-04-30T10:44:00Z" w:initials="DP">
     <w:p>
       <w:pPr>
-        <w:pStyle w:val="Textocomentario"/>
-      </w:pPr>
-      <w:r>
-        <w:rPr>
-          <w:rStyle w:val="Refdecomentario"/>
+        <w:pStyle w:val="CommentText"/>
+      </w:pPr>
+      <w:r>
+        <w:rPr>
+          <w:rStyle w:val="CommentReference"/>
         </w:rPr>
         <w:annotationRef/>
       </w:r>
@@ -21111,7 +20506,7 @@
     <w:sdtContent>
       <w:p>
         <w:pPr>
-          <w:pStyle w:val="Piedepgina"/>
+          <w:pStyle w:val="Footer"/>
           <w:pBdr>
             <w:top w:val="single" w:sz="4" w:space="1" w:color="D9D9D9" w:themeColor="background1" w:themeShade="D9"/>
           </w:pBdr>
@@ -21147,7 +20542,7 @@
   </w:sdt>
   <w:p>
     <w:pPr>
-      <w:pStyle w:val="Piedepgina"/>
+      <w:pStyle w:val="Footer"/>
     </w:pPr>
   </w:p>
 </w:ftr>
@@ -21664,11 +21059,9 @@
           <w:pPr>
             <w:spacing w:line="259" w:lineRule="auto"/>
           </w:pPr>
-          <w:proofErr w:type="spellStart"/>
           <w:r>
             <w:t>AseguraYA</w:t>
           </w:r>
-          <w:proofErr w:type="spellEnd"/>
         </w:p>
       </w:tc>
       <w:tc>
@@ -21761,7 +21154,7 @@
   </w:tbl>
   <w:p>
     <w:pPr>
-      <w:pStyle w:val="Encabezado"/>
+      <w:pStyle w:val="Header"/>
     </w:pPr>
   </w:p>
 </w:hdr>
@@ -25483,11 +24876,11 @@
       <w:lang w:val="es-ES"/>
     </w:rPr>
   </w:style>
-  <w:style w:type="paragraph" w:styleId="Ttulo1">
+  <w:style w:type="paragraph" w:styleId="Heading1">
     <w:name w:val="heading 1"/>
     <w:basedOn w:val="Normal"/>
     <w:next w:val="Normal"/>
-    <w:link w:val="Ttulo1Car"/>
+    <w:link w:val="Heading1Char"/>
     <w:uiPriority w:val="9"/>
     <w:qFormat/>
     <w:rsid w:val="00EC0DF0"/>
@@ -25504,11 +24897,11 @@
       <w:szCs w:val="40"/>
     </w:rPr>
   </w:style>
-  <w:style w:type="paragraph" w:styleId="Ttulo2">
+  <w:style w:type="paragraph" w:styleId="Heading2">
     <w:name w:val="heading 2"/>
     <w:basedOn w:val="Normal"/>
     <w:next w:val="Normal"/>
-    <w:link w:val="Ttulo2Car"/>
+    <w:link w:val="Heading2Char"/>
     <w:uiPriority w:val="9"/>
     <w:unhideWhenUsed/>
     <w:qFormat/>
@@ -25526,11 +24919,11 @@
       <w:szCs w:val="32"/>
     </w:rPr>
   </w:style>
-  <w:style w:type="paragraph" w:styleId="Ttulo3">
+  <w:style w:type="paragraph" w:styleId="Heading3">
     <w:name w:val="heading 3"/>
     <w:basedOn w:val="Normal"/>
     <w:next w:val="Normal"/>
-    <w:link w:val="Ttulo3Car"/>
+    <w:link w:val="Heading3Char"/>
     <w:uiPriority w:val="9"/>
     <w:unhideWhenUsed/>
     <w:qFormat/>
@@ -25548,11 +24941,11 @@
       <w:szCs w:val="28"/>
     </w:rPr>
   </w:style>
-  <w:style w:type="paragraph" w:styleId="Ttulo4">
+  <w:style w:type="paragraph" w:styleId="Heading4">
     <w:name w:val="heading 4"/>
     <w:basedOn w:val="Normal"/>
     <w:next w:val="Normal"/>
-    <w:link w:val="Ttulo4Car"/>
+    <w:link w:val="Heading4Char"/>
     <w:uiPriority w:val="9"/>
     <w:semiHidden/>
     <w:unhideWhenUsed/>
@@ -25571,11 +24964,11 @@
       <w:color w:val="0F4761" w:themeColor="accent1" w:themeShade="BF"/>
     </w:rPr>
   </w:style>
-  <w:style w:type="paragraph" w:styleId="Ttulo5">
+  <w:style w:type="paragraph" w:styleId="Heading5">
     <w:name w:val="heading 5"/>
     <w:basedOn w:val="Normal"/>
     <w:next w:val="Normal"/>
-    <w:link w:val="Ttulo5Car"/>
+    <w:link w:val="Heading5Char"/>
     <w:uiPriority w:val="9"/>
     <w:semiHidden/>
     <w:unhideWhenUsed/>
@@ -25592,11 +24985,11 @@
       <w:color w:val="0F4761" w:themeColor="accent1" w:themeShade="BF"/>
     </w:rPr>
   </w:style>
-  <w:style w:type="paragraph" w:styleId="Ttulo6">
+  <w:style w:type="paragraph" w:styleId="Heading6">
     <w:name w:val="heading 6"/>
     <w:basedOn w:val="Normal"/>
     <w:next w:val="Normal"/>
-    <w:link w:val="Ttulo6Car"/>
+    <w:link w:val="Heading6Char"/>
     <w:uiPriority w:val="9"/>
     <w:semiHidden/>
     <w:unhideWhenUsed/>
@@ -25615,11 +25008,11 @@
       <w:color w:val="595959" w:themeColor="text1" w:themeTint="A6"/>
     </w:rPr>
   </w:style>
-  <w:style w:type="paragraph" w:styleId="Ttulo7">
+  <w:style w:type="paragraph" w:styleId="Heading7">
     <w:name w:val="heading 7"/>
     <w:basedOn w:val="Normal"/>
     <w:next w:val="Normal"/>
-    <w:link w:val="Ttulo7Car"/>
+    <w:link w:val="Heading7Char"/>
     <w:uiPriority w:val="9"/>
     <w:semiHidden/>
     <w:unhideWhenUsed/>
@@ -25636,11 +25029,11 @@
       <w:color w:val="595959" w:themeColor="text1" w:themeTint="A6"/>
     </w:rPr>
   </w:style>
-  <w:style w:type="paragraph" w:styleId="Ttulo8">
+  <w:style w:type="paragraph" w:styleId="Heading8">
     <w:name w:val="heading 8"/>
     <w:basedOn w:val="Normal"/>
     <w:next w:val="Normal"/>
-    <w:link w:val="Ttulo8Car"/>
+    <w:link w:val="Heading8Char"/>
     <w:uiPriority w:val="9"/>
     <w:semiHidden/>
     <w:unhideWhenUsed/>
@@ -25659,11 +25052,11 @@
       <w:color w:val="272727" w:themeColor="text1" w:themeTint="D8"/>
     </w:rPr>
   </w:style>
-  <w:style w:type="paragraph" w:styleId="Ttulo9">
+  <w:style w:type="paragraph" w:styleId="Heading9">
     <w:name w:val="heading 9"/>
     <w:basedOn w:val="Normal"/>
     <w:next w:val="Normal"/>
-    <w:link w:val="Ttulo9Car"/>
+    <w:link w:val="Heading9Char"/>
     <w:uiPriority w:val="9"/>
     <w:semiHidden/>
     <w:unhideWhenUsed/>
@@ -25680,13 +25073,13 @@
       <w:color w:val="272727" w:themeColor="text1" w:themeTint="D8"/>
     </w:rPr>
   </w:style>
-  <w:style w:type="character" w:default="1" w:styleId="Fuentedeprrafopredeter">
+  <w:style w:type="character" w:default="1" w:styleId="DefaultParagraphFont">
     <w:name w:val="Default Paragraph Font"/>
     <w:uiPriority w:val="1"/>
     <w:semiHidden/>
     <w:unhideWhenUsed/>
   </w:style>
-  <w:style w:type="table" w:default="1" w:styleId="Tablanormal">
+  <w:style w:type="table" w:default="1" w:styleId="TableNormal">
     <w:name w:val="Normal Table"/>
     <w:uiPriority w:val="99"/>
     <w:semiHidden/>
@@ -25701,16 +25094,16 @@
       </w:tblCellMar>
     </w:tblPr>
   </w:style>
-  <w:style w:type="numbering" w:default="1" w:styleId="Sinlista">
+  <w:style w:type="numbering" w:default="1" w:styleId="NoList">
     <w:name w:val="No List"/>
     <w:uiPriority w:val="99"/>
     <w:semiHidden/>
     <w:unhideWhenUsed/>
   </w:style>
-  <w:style w:type="character" w:customStyle="1" w:styleId="Ttulo1Car">
-    <w:name w:val="Título 1 Car"/>
-    <w:basedOn w:val="Fuentedeprrafopredeter"/>
-    <w:link w:val="Ttulo1"/>
+  <w:style w:type="character" w:customStyle="1" w:styleId="Heading1Char">
+    <w:name w:val="Heading 1 Char"/>
+    <w:basedOn w:val="DefaultParagraphFont"/>
+    <w:link w:val="Heading1"/>
     <w:uiPriority w:val="9"/>
     <w:rsid w:val="00EC0DF0"/>
     <w:rPr>
@@ -25720,10 +25113,10 @@
       <w:szCs w:val="40"/>
     </w:rPr>
   </w:style>
-  <w:style w:type="character" w:customStyle="1" w:styleId="Ttulo2Car">
-    <w:name w:val="Título 2 Car"/>
-    <w:basedOn w:val="Fuentedeprrafopredeter"/>
-    <w:link w:val="Ttulo2"/>
+  <w:style w:type="character" w:customStyle="1" w:styleId="Heading2Char">
+    <w:name w:val="Heading 2 Char"/>
+    <w:basedOn w:val="DefaultParagraphFont"/>
+    <w:link w:val="Heading2"/>
     <w:uiPriority w:val="9"/>
     <w:rsid w:val="00EC0DF0"/>
     <w:rPr>
@@ -25733,10 +25126,10 @@
       <w:szCs w:val="32"/>
     </w:rPr>
   </w:style>
-  <w:style w:type="character" w:customStyle="1" w:styleId="Ttulo3Car">
-    <w:name w:val="Título 3 Car"/>
-    <w:basedOn w:val="Fuentedeprrafopredeter"/>
-    <w:link w:val="Ttulo3"/>
+  <w:style w:type="character" w:customStyle="1" w:styleId="Heading3Char">
+    <w:name w:val="Heading 3 Char"/>
+    <w:basedOn w:val="DefaultParagraphFont"/>
+    <w:link w:val="Heading3"/>
     <w:uiPriority w:val="9"/>
     <w:rsid w:val="00EC0DF0"/>
     <w:rPr>
@@ -25746,10 +25139,10 @@
       <w:szCs w:val="28"/>
     </w:rPr>
   </w:style>
-  <w:style w:type="character" w:customStyle="1" w:styleId="Ttulo4Car">
-    <w:name w:val="Título 4 Car"/>
-    <w:basedOn w:val="Fuentedeprrafopredeter"/>
-    <w:link w:val="Ttulo4"/>
+  <w:style w:type="character" w:customStyle="1" w:styleId="Heading4Char">
+    <w:name w:val="Heading 4 Char"/>
+    <w:basedOn w:val="DefaultParagraphFont"/>
+    <w:link w:val="Heading4"/>
     <w:uiPriority w:val="9"/>
     <w:semiHidden/>
     <w:rsid w:val="00EC0DF0"/>
@@ -25760,10 +25153,10 @@
       <w:color w:val="0F4761" w:themeColor="accent1" w:themeShade="BF"/>
     </w:rPr>
   </w:style>
-  <w:style w:type="character" w:customStyle="1" w:styleId="Ttulo5Car">
-    <w:name w:val="Título 5 Car"/>
-    <w:basedOn w:val="Fuentedeprrafopredeter"/>
-    <w:link w:val="Ttulo5"/>
+  <w:style w:type="character" w:customStyle="1" w:styleId="Heading5Char">
+    <w:name w:val="Heading 5 Char"/>
+    <w:basedOn w:val="DefaultParagraphFont"/>
+    <w:link w:val="Heading5"/>
     <w:uiPriority w:val="9"/>
     <w:semiHidden/>
     <w:rsid w:val="00EC0DF0"/>
@@ -25772,10 +25165,10 @@
       <w:color w:val="0F4761" w:themeColor="accent1" w:themeShade="BF"/>
     </w:rPr>
   </w:style>
-  <w:style w:type="character" w:customStyle="1" w:styleId="Ttulo6Car">
-    <w:name w:val="Título 6 Car"/>
-    <w:basedOn w:val="Fuentedeprrafopredeter"/>
-    <w:link w:val="Ttulo6"/>
+  <w:style w:type="character" w:customStyle="1" w:styleId="Heading6Char">
+    <w:name w:val="Heading 6 Char"/>
+    <w:basedOn w:val="DefaultParagraphFont"/>
+    <w:link w:val="Heading6"/>
     <w:uiPriority w:val="9"/>
     <w:semiHidden/>
     <w:rsid w:val="00EC0DF0"/>
@@ -25786,10 +25179,10 @@
       <w:color w:val="595959" w:themeColor="text1" w:themeTint="A6"/>
     </w:rPr>
   </w:style>
-  <w:style w:type="character" w:customStyle="1" w:styleId="Ttulo7Car">
-    <w:name w:val="Título 7 Car"/>
-    <w:basedOn w:val="Fuentedeprrafopredeter"/>
-    <w:link w:val="Ttulo7"/>
+  <w:style w:type="character" w:customStyle="1" w:styleId="Heading7Char">
+    <w:name w:val="Heading 7 Char"/>
+    <w:basedOn w:val="DefaultParagraphFont"/>
+    <w:link w:val="Heading7"/>
     <w:uiPriority w:val="9"/>
     <w:semiHidden/>
     <w:rsid w:val="00EC0DF0"/>
@@ -25798,10 +25191,10 @@
       <w:color w:val="595959" w:themeColor="text1" w:themeTint="A6"/>
     </w:rPr>
   </w:style>
-  <w:style w:type="character" w:customStyle="1" w:styleId="Ttulo8Car">
-    <w:name w:val="Título 8 Car"/>
-    <w:basedOn w:val="Fuentedeprrafopredeter"/>
-    <w:link w:val="Ttulo8"/>
+  <w:style w:type="character" w:customStyle="1" w:styleId="Heading8Char">
+    <w:name w:val="Heading 8 Char"/>
+    <w:basedOn w:val="DefaultParagraphFont"/>
+    <w:link w:val="Heading8"/>
     <w:uiPriority w:val="9"/>
     <w:semiHidden/>
     <w:rsid w:val="00EC0DF0"/>
@@ -25812,10 +25205,10 @@
       <w:color w:val="272727" w:themeColor="text1" w:themeTint="D8"/>
     </w:rPr>
   </w:style>
-  <w:style w:type="character" w:customStyle="1" w:styleId="Ttulo9Car">
-    <w:name w:val="Título 9 Car"/>
-    <w:basedOn w:val="Fuentedeprrafopredeter"/>
-    <w:link w:val="Ttulo9"/>
+  <w:style w:type="character" w:customStyle="1" w:styleId="Heading9Char">
+    <w:name w:val="Heading 9 Char"/>
+    <w:basedOn w:val="DefaultParagraphFont"/>
+    <w:link w:val="Heading9"/>
     <w:uiPriority w:val="9"/>
     <w:semiHidden/>
     <w:rsid w:val="00EC0DF0"/>
@@ -25824,11 +25217,11 @@
       <w:color w:val="272727" w:themeColor="text1" w:themeTint="D8"/>
     </w:rPr>
   </w:style>
-  <w:style w:type="paragraph" w:styleId="Ttulo">
+  <w:style w:type="paragraph" w:styleId="Title">
     <w:name w:val="Title"/>
     <w:basedOn w:val="Normal"/>
     <w:next w:val="Normal"/>
-    <w:link w:val="TtuloCar"/>
+    <w:link w:val="TitleChar"/>
     <w:uiPriority w:val="10"/>
     <w:qFormat/>
     <w:rsid w:val="00EC0DF0"/>
@@ -25844,10 +25237,10 @@
       <w:szCs w:val="56"/>
     </w:rPr>
   </w:style>
-  <w:style w:type="character" w:customStyle="1" w:styleId="TtuloCar">
-    <w:name w:val="Título Car"/>
-    <w:basedOn w:val="Fuentedeprrafopredeter"/>
-    <w:link w:val="Ttulo"/>
+  <w:style w:type="character" w:customStyle="1" w:styleId="TitleChar">
+    <w:name w:val="Title Char"/>
+    <w:basedOn w:val="DefaultParagraphFont"/>
+    <w:link w:val="Title"/>
     <w:uiPriority w:val="10"/>
     <w:rsid w:val="00EC0DF0"/>
     <w:rPr>
@@ -25858,11 +25251,11 @@
       <w:szCs w:val="56"/>
     </w:rPr>
   </w:style>
-  <w:style w:type="paragraph" w:styleId="Subttulo">
+  <w:style w:type="paragraph" w:styleId="Subtitle">
     <w:name w:val="Subtitle"/>
     <w:basedOn w:val="Normal"/>
     <w:next w:val="Normal"/>
-    <w:link w:val="SubttuloCar"/>
+    <w:link w:val="SubtitleChar"/>
     <w:uiPriority w:val="11"/>
     <w:qFormat/>
     <w:rsid w:val="00EC0DF0"/>
@@ -25879,10 +25272,10 @@
       <w:szCs w:val="28"/>
     </w:rPr>
   </w:style>
-  <w:style w:type="character" w:customStyle="1" w:styleId="SubttuloCar">
-    <w:name w:val="Subtítulo Car"/>
-    <w:basedOn w:val="Fuentedeprrafopredeter"/>
-    <w:link w:val="Subttulo"/>
+  <w:style w:type="character" w:customStyle="1" w:styleId="SubtitleChar">
+    <w:name w:val="Subtitle Char"/>
+    <w:basedOn w:val="DefaultParagraphFont"/>
+    <w:link w:val="Subtitle"/>
     <w:uiPriority w:val="11"/>
     <w:rsid w:val="00EC0DF0"/>
     <w:rPr>
@@ -25893,11 +25286,11 @@
       <w:szCs w:val="28"/>
     </w:rPr>
   </w:style>
-  <w:style w:type="paragraph" w:styleId="Cita">
+  <w:style w:type="paragraph" w:styleId="Quote">
     <w:name w:val="Quote"/>
     <w:basedOn w:val="Normal"/>
     <w:next w:val="Normal"/>
-    <w:link w:val="CitaCar"/>
+    <w:link w:val="QuoteChar"/>
     <w:uiPriority w:val="29"/>
     <w:qFormat/>
     <w:rsid w:val="00EC0DF0"/>
@@ -25911,10 +25304,10 @@
       <w:color w:val="404040" w:themeColor="text1" w:themeTint="BF"/>
     </w:rPr>
   </w:style>
-  <w:style w:type="character" w:customStyle="1" w:styleId="CitaCar">
-    <w:name w:val="Cita Car"/>
-    <w:basedOn w:val="Fuentedeprrafopredeter"/>
-    <w:link w:val="Cita"/>
+  <w:style w:type="character" w:customStyle="1" w:styleId="QuoteChar">
+    <w:name w:val="Quote Char"/>
+    <w:basedOn w:val="DefaultParagraphFont"/>
+    <w:link w:val="Quote"/>
     <w:uiPriority w:val="29"/>
     <w:rsid w:val="00EC0DF0"/>
     <w:rPr>
@@ -25923,7 +25316,7 @@
       <w:color w:val="404040" w:themeColor="text1" w:themeTint="BF"/>
     </w:rPr>
   </w:style>
-  <w:style w:type="paragraph" w:styleId="Prrafodelista">
+  <w:style w:type="paragraph" w:styleId="ListParagraph">
     <w:name w:val="List Paragraph"/>
     <w:basedOn w:val="Normal"/>
     <w:uiPriority w:val="34"/>
@@ -25934,9 +25327,9 @@
       <w:contextualSpacing/>
     </w:pPr>
   </w:style>
-  <w:style w:type="character" w:styleId="nfasisintenso">
+  <w:style w:type="character" w:styleId="IntenseEmphasis">
     <w:name w:val="Intense Emphasis"/>
-    <w:basedOn w:val="Fuentedeprrafopredeter"/>
+    <w:basedOn w:val="DefaultParagraphFont"/>
     <w:uiPriority w:val="21"/>
     <w:qFormat/>
     <w:rsid w:val="00EC0DF0"/>
@@ -25946,11 +25339,11 @@
       <w:color w:val="0F4761" w:themeColor="accent1" w:themeShade="BF"/>
     </w:rPr>
   </w:style>
-  <w:style w:type="paragraph" w:styleId="Citadestacada">
+  <w:style w:type="paragraph" w:styleId="IntenseQuote">
     <w:name w:val="Intense Quote"/>
     <w:basedOn w:val="Normal"/>
     <w:next w:val="Normal"/>
-    <w:link w:val="CitadestacadaCar"/>
+    <w:link w:val="IntenseQuoteChar"/>
     <w:uiPriority w:val="30"/>
     <w:qFormat/>
     <w:rsid w:val="00EC0DF0"/>
@@ -25969,10 +25362,10 @@
       <w:color w:val="0F4761" w:themeColor="accent1" w:themeShade="BF"/>
     </w:rPr>
   </w:style>
-  <w:style w:type="character" w:customStyle="1" w:styleId="CitadestacadaCar">
-    <w:name w:val="Cita destacada Car"/>
-    <w:basedOn w:val="Fuentedeprrafopredeter"/>
-    <w:link w:val="Citadestacada"/>
+  <w:style w:type="character" w:customStyle="1" w:styleId="IntenseQuoteChar">
+    <w:name w:val="Intense Quote Char"/>
+    <w:basedOn w:val="DefaultParagraphFont"/>
+    <w:link w:val="IntenseQuote"/>
     <w:uiPriority w:val="30"/>
     <w:rsid w:val="00EC0DF0"/>
     <w:rPr>
@@ -25981,9 +25374,9 @@
       <w:color w:val="0F4761" w:themeColor="accent1" w:themeShade="BF"/>
     </w:rPr>
   </w:style>
-  <w:style w:type="character" w:styleId="Referenciaintensa">
+  <w:style w:type="character" w:styleId="IntenseReference">
     <w:name w:val="Intense Reference"/>
-    <w:basedOn w:val="Fuentedeprrafopredeter"/>
+    <w:basedOn w:val="DefaultParagraphFont"/>
     <w:uiPriority w:val="32"/>
     <w:qFormat/>
     <w:rsid w:val="00EC0DF0"/>
@@ -25995,10 +25388,10 @@
       <w:spacing w:val="5"/>
     </w:rPr>
   </w:style>
-  <w:style w:type="paragraph" w:styleId="Encabezado">
+  <w:style w:type="paragraph" w:styleId="Header">
     <w:name w:val="header"/>
     <w:basedOn w:val="Normal"/>
-    <w:link w:val="EncabezadoCar"/>
+    <w:link w:val="HeaderChar"/>
     <w:uiPriority w:val="99"/>
     <w:unhideWhenUsed/>
     <w:rsid w:val="00EC0DF0"/>
@@ -26010,17 +25403,17 @@
       <w:spacing w:after="0" w:line="240" w:lineRule="auto"/>
     </w:pPr>
   </w:style>
-  <w:style w:type="character" w:customStyle="1" w:styleId="EncabezadoCar">
-    <w:name w:val="Encabezado Car"/>
-    <w:basedOn w:val="Fuentedeprrafopredeter"/>
-    <w:link w:val="Encabezado"/>
+  <w:style w:type="character" w:customStyle="1" w:styleId="HeaderChar">
+    <w:name w:val="Header Char"/>
+    <w:basedOn w:val="DefaultParagraphFont"/>
+    <w:link w:val="Header"/>
     <w:uiPriority w:val="99"/>
     <w:rsid w:val="00EC0DF0"/>
   </w:style>
-  <w:style w:type="paragraph" w:styleId="Piedepgina">
+  <w:style w:type="paragraph" w:styleId="Footer">
     <w:name w:val="footer"/>
     <w:basedOn w:val="Normal"/>
-    <w:link w:val="PiedepginaCar"/>
+    <w:link w:val="FooterChar"/>
     <w:uiPriority w:val="99"/>
     <w:unhideWhenUsed/>
     <w:rsid w:val="00EC0DF0"/>
@@ -26032,10 +25425,10 @@
       <w:spacing w:after="0" w:line="240" w:lineRule="auto"/>
     </w:pPr>
   </w:style>
-  <w:style w:type="character" w:customStyle="1" w:styleId="PiedepginaCar">
-    <w:name w:val="Pie de página Car"/>
-    <w:basedOn w:val="Fuentedeprrafopredeter"/>
-    <w:link w:val="Piedepgina"/>
+  <w:style w:type="character" w:customStyle="1" w:styleId="FooterChar">
+    <w:name w:val="Footer Char"/>
+    <w:basedOn w:val="DefaultParagraphFont"/>
+    <w:link w:val="Footer"/>
     <w:uiPriority w:val="99"/>
     <w:rsid w:val="00EC0DF0"/>
   </w:style>
@@ -26057,9 +25450,9 @@
       </w:tblCellMar>
     </w:tblPr>
   </w:style>
-  <w:style w:type="table" w:styleId="Tablaconcuadrcula">
+  <w:style w:type="table" w:styleId="TableGrid0">
     <w:name w:val="Table Grid"/>
-    <w:basedOn w:val="Tablanormal"/>
+    <w:basedOn w:val="TableNormal"/>
     <w:uiPriority w:val="39"/>
     <w:rsid w:val="00873454"/>
     <w:pPr>
@@ -26076,9 +25469,9 @@
       </w:tblBorders>
     </w:tblPr>
   </w:style>
-  <w:style w:type="character" w:styleId="Refdecomentario">
+  <w:style w:type="character" w:styleId="CommentReference">
     <w:name w:val="annotation reference"/>
-    <w:basedOn w:val="Fuentedeprrafopredeter"/>
+    <w:basedOn w:val="DefaultParagraphFont"/>
     <w:uiPriority w:val="99"/>
     <w:semiHidden/>
     <w:unhideWhenUsed/>
@@ -26088,10 +25481,10 @@
       <w:szCs w:val="16"/>
     </w:rPr>
   </w:style>
-  <w:style w:type="paragraph" w:styleId="Textocomentario">
+  <w:style w:type="paragraph" w:styleId="CommentText">
     <w:name w:val="annotation text"/>
     <w:basedOn w:val="Normal"/>
-    <w:link w:val="TextocomentarioCar"/>
+    <w:link w:val="CommentTextChar"/>
     <w:uiPriority w:val="99"/>
     <w:unhideWhenUsed/>
     <w:rsid w:val="00873454"/>
@@ -26103,10 +25496,10 @@
       <w:szCs w:val="20"/>
     </w:rPr>
   </w:style>
-  <w:style w:type="character" w:customStyle="1" w:styleId="TextocomentarioCar">
-    <w:name w:val="Texto comentario Car"/>
-    <w:basedOn w:val="Fuentedeprrafopredeter"/>
-    <w:link w:val="Textocomentario"/>
+  <w:style w:type="character" w:customStyle="1" w:styleId="CommentTextChar">
+    <w:name w:val="Comment Text Char"/>
+    <w:basedOn w:val="DefaultParagraphFont"/>
+    <w:link w:val="CommentText"/>
     <w:uiPriority w:val="99"/>
     <w:rsid w:val="00873454"/>
     <w:rPr>
@@ -26115,9 +25508,9 @@
       <w:lang w:val="es-ES"/>
     </w:rPr>
   </w:style>
-  <w:style w:type="paragraph" w:styleId="TtuloTDC">
+  <w:style w:type="paragraph" w:styleId="TOCHeading">
     <w:name w:val="TOC Heading"/>
-    <w:basedOn w:val="Ttulo1"/>
+    <w:basedOn w:val="Heading1"/>
     <w:next w:val="Normal"/>
     <w:uiPriority w:val="39"/>
     <w:unhideWhenUsed/>
@@ -26134,7 +25527,7 @@
       <w14:ligatures w14:val="none"/>
     </w:rPr>
   </w:style>
-  <w:style w:type="paragraph" w:styleId="TDC2">
+  <w:style w:type="paragraph" w:styleId="TOC2">
     <w:name w:val="toc 2"/>
     <w:basedOn w:val="Normal"/>
     <w:next w:val="Normal"/>
@@ -26154,7 +25547,7 @@
       <w14:ligatures w14:val="none"/>
     </w:rPr>
   </w:style>
-  <w:style w:type="paragraph" w:styleId="TDC1">
+  <w:style w:type="paragraph" w:styleId="TOC1">
     <w:name w:val="toc 1"/>
     <w:basedOn w:val="Normal"/>
     <w:next w:val="Normal"/>
@@ -26173,7 +25566,7 @@
       <w14:ligatures w14:val="none"/>
     </w:rPr>
   </w:style>
-  <w:style w:type="paragraph" w:styleId="TDC3">
+  <w:style w:type="paragraph" w:styleId="TOC3">
     <w:name w:val="toc 3"/>
     <w:basedOn w:val="Normal"/>
     <w:next w:val="Normal"/>
@@ -26193,9 +25586,9 @@
       <w14:ligatures w14:val="none"/>
     </w:rPr>
   </w:style>
-  <w:style w:type="character" w:styleId="Hipervnculo">
+  <w:style w:type="character" w:styleId="Hyperlink">
     <w:name w:val="Hyperlink"/>
-    <w:basedOn w:val="Fuentedeprrafopredeter"/>
+    <w:basedOn w:val="DefaultParagraphFont"/>
     <w:uiPriority w:val="99"/>
     <w:unhideWhenUsed/>
     <w:rsid w:val="005279CC"/>
@@ -26204,11 +25597,11 @@
       <w:u w:val="single"/>
     </w:rPr>
   </w:style>
-  <w:style w:type="paragraph" w:styleId="Asuntodelcomentario">
+  <w:style w:type="paragraph" w:styleId="CommentSubject">
     <w:name w:val="annotation subject"/>
-    <w:basedOn w:val="Textocomentario"/>
-    <w:next w:val="Textocomentario"/>
-    <w:link w:val="AsuntodelcomentarioCar"/>
+    <w:basedOn w:val="CommentText"/>
+    <w:next w:val="CommentText"/>
+    <w:link w:val="CommentSubjectChar"/>
     <w:uiPriority w:val="99"/>
     <w:semiHidden/>
     <w:unhideWhenUsed/>
@@ -26218,10 +25611,10 @@
       <w:bCs/>
     </w:rPr>
   </w:style>
-  <w:style w:type="character" w:customStyle="1" w:styleId="AsuntodelcomentarioCar">
-    <w:name w:val="Asunto del comentario Car"/>
-    <w:basedOn w:val="TextocomentarioCar"/>
-    <w:link w:val="Asuntodelcomentario"/>
+  <w:style w:type="character" w:customStyle="1" w:styleId="CommentSubjectChar">
+    <w:name w:val="Comment Subject Char"/>
+    <w:basedOn w:val="CommentTextChar"/>
+    <w:link w:val="CommentSubject"/>
     <w:uiPriority w:val="99"/>
     <w:semiHidden/>
     <w:rsid w:val="00455BA3"/>
@@ -26233,9 +25626,9 @@
       <w:lang w:val="es-ES"/>
     </w:rPr>
   </w:style>
-  <w:style w:type="table" w:styleId="Tablaconcuadrcula4-nfasis3">
+  <w:style w:type="table" w:styleId="GridTable4-Accent3">
     <w:name w:val="Grid Table 4 Accent 3"/>
-    <w:basedOn w:val="Tablanormal"/>
+    <w:basedOn w:val="TableNormal"/>
     <w:uiPriority w:val="49"/>
     <w:rsid w:val="00E56E0B"/>
     <w:pPr>
@@ -26730,6 +26123,15 @@
 </file>
 
 <file path=customXml/item1.xml><?xml version="1.0" encoding="utf-8"?>
+<?mso-contentType ?>
+<FormTemplates xmlns="http://schemas.microsoft.com/sharepoint/v3/contenttype/forms">
+  <Display>DocumentLibraryForm</Display>
+  <Edit>DocumentLibraryForm</Edit>
+  <New>DocumentLibraryForm</New>
+</FormTemplates>
+</file>
+
+<file path=customXml/item2.xml><?xml version="1.0" encoding="utf-8"?>
 <ct:contentTypeSchema xmlns:ct="http://schemas.microsoft.com/office/2006/metadata/contentType" xmlns:ma="http://schemas.microsoft.com/office/2006/metadata/properties/metaAttributes" ct:_="" ma:_="" ma:contentTypeName="Document" ma:contentTypeID="0x0101003577A66F438FB742AA37D004EDAEC60E" ma:contentTypeVersion="6" ma:contentTypeDescription="Create a new document." ma:contentTypeScope="" ma:versionID="e19e71a85add36b5992aa549245c3d4a">
   <xsd:schema xmlns:xsd="http://www.w3.org/2001/XMLSchema" xmlns:xs="http://www.w3.org/2001/XMLSchema" xmlns:p="http://schemas.microsoft.com/office/2006/metadata/properties" xmlns:ns3="94154506-f690-48b2-8876-45b21596fe7a" targetNamespace="http://schemas.microsoft.com/office/2006/metadata/properties" ma:root="true" ma:fieldsID="0690ee775703b4af26fabfe4e8f36f35" ns3:_="">
     <xsd:import namespace="94154506-f690-48b2-8876-45b21596fe7a"/>
@@ -26885,7 +26287,11 @@
 </ct:contentTypeSchema>
 </file>
 
-<file path=customXml/item2.xml><?xml version="1.0" encoding="utf-8"?>
+<file path=customXml/item3.xml><?xml version="1.0" encoding="utf-8"?>
+<b:Sources xmlns:b="http://schemas.openxmlformats.org/officeDocument/2006/bibliography" xmlns="http://schemas.openxmlformats.org/officeDocument/2006/bibliography" SelectedStyle="\APASixthEditionOfficeOnline.xsl" StyleName="APA" Version="6"/>
+</file>
+
+<file path=customXml/item4.xml><?xml version="1.0" encoding="utf-8"?>
 <p:properties xmlns:p="http://schemas.microsoft.com/office/2006/metadata/properties" xmlns:xsi="http://www.w3.org/2001/XMLSchema-instance" xmlns:pc="http://schemas.microsoft.com/office/infopath/2007/PartnerControls">
   <documentManagement>
     <_activity xmlns="94154506-f690-48b2-8876-45b21596fe7a" xsi:nil="true"/>
@@ -26893,20 +26299,15 @@
 </p:properties>
 </file>
 
-<file path=customXml/item3.xml><?xml version="1.0" encoding="utf-8"?>
-<?mso-contentType ?>
-<FormTemplates xmlns="http://schemas.microsoft.com/sharepoint/v3/contenttype/forms">
-  <Display>DocumentLibraryForm</Display>
-  <Edit>DocumentLibraryForm</Edit>
-  <New>DocumentLibraryForm</New>
-</FormTemplates>
+<file path=customXml/itemProps1.xml><?xml version="1.0" encoding="utf-8"?>
+<ds:datastoreItem xmlns:ds="http://schemas.openxmlformats.org/officeDocument/2006/customXml" ds:itemID="{0E60664E-49C7-4D5E-966D-A353E11BA19E}">
+  <ds:schemaRefs>
+    <ds:schemaRef ds:uri="http://schemas.microsoft.com/sharepoint/v3/contenttype/forms"/>
+  </ds:schemaRefs>
+</ds:datastoreItem>
 </file>
 
-<file path=customXml/item4.xml><?xml version="1.0" encoding="utf-8"?>
-<b:Sources xmlns:b="http://schemas.openxmlformats.org/officeDocument/2006/bibliography" xmlns="http://schemas.openxmlformats.org/officeDocument/2006/bibliography" SelectedStyle="\APASixthEditionOfficeOnline.xsl" StyleName="APA" Version="6"/>
-</file>
-
-<file path=customXml/itemProps1.xml><?xml version="1.0" encoding="utf-8"?>
+<file path=customXml/itemProps2.xml><?xml version="1.0" encoding="utf-8"?>
 <ds:datastoreItem xmlns:ds="http://schemas.openxmlformats.org/officeDocument/2006/customXml" ds:itemID="{C5108E0B-1786-4934-8E09-9AC4AC266366}">
   <ds:schemaRefs>
     <ds:schemaRef ds:uri="http://schemas.microsoft.com/office/2006/metadata/contentType"/>
@@ -26924,7 +26325,15 @@
 </ds:datastoreItem>
 </file>
 
-<file path=customXml/itemProps2.xml><?xml version="1.0" encoding="utf-8"?>
+<file path=customXml/itemProps3.xml><?xml version="1.0" encoding="utf-8"?>
+<ds:datastoreItem xmlns:ds="http://schemas.openxmlformats.org/officeDocument/2006/customXml" ds:itemID="{979EF88C-1CB4-4005-AF69-67036A62ECCC}">
+  <ds:schemaRefs>
+    <ds:schemaRef ds:uri="http://schemas.openxmlformats.org/officeDocument/2006/bibliography"/>
+  </ds:schemaRefs>
+</ds:datastoreItem>
+</file>
+
+<file path=customXml/itemProps4.xml><?xml version="1.0" encoding="utf-8"?>
 <ds:datastoreItem xmlns:ds="http://schemas.openxmlformats.org/officeDocument/2006/customXml" ds:itemID="{A458B8A7-5591-4E0F-A885-9EBFF2698C12}">
   <ds:schemaRefs>
     <ds:schemaRef ds:uri="http://schemas.microsoft.com/office/2006/metadata/properties"/>
@@ -26932,20 +26341,4 @@
     <ds:schemaRef ds:uri="94154506-f690-48b2-8876-45b21596fe7a"/>
   </ds:schemaRefs>
 </ds:datastoreItem>
-</file>
-
-<file path=customXml/itemProps3.xml><?xml version="1.0" encoding="utf-8"?>
-<ds:datastoreItem xmlns:ds="http://schemas.openxmlformats.org/officeDocument/2006/customXml" ds:itemID="{0E60664E-49C7-4D5E-966D-A353E11BA19E}">
-  <ds:schemaRefs>
-    <ds:schemaRef ds:uri="http://schemas.microsoft.com/sharepoint/v3/contenttype/forms"/>
-  </ds:schemaRefs>
-</ds:datastoreItem>
-</file>
-
-<file path=customXml/itemProps4.xml><?xml version="1.0" encoding="utf-8"?>
-<ds:datastoreItem xmlns:ds="http://schemas.openxmlformats.org/officeDocument/2006/customXml" ds:itemID="{979EF88C-1CB4-4005-AF69-67036A62ECCC}">
-  <ds:schemaRefs>
-    <ds:schemaRef ds:uri="http://schemas.openxmlformats.org/officeDocument/2006/bibliography"/>
-  </ds:schemaRefs>
-</ds:datastoreItem>
 </file>
--- a/AseguraYA (2).docx
+++ b/AseguraYA (2).docx
@@ -4,7 +4,8 @@
   <w:body>
     <w:p>
       <w:pPr>
-        <w:pStyle w:val="Heading1"/>
+        <w:pStyle w:val="Ttulo1"/>
+        <w:ind w:left="1440" w:hanging="1440"/>
       </w:pPr>
       <w:bookmarkStart w:id="0" w:name="_Toc198400151"/>
       <w:r>
@@ -75,6 +76,9 @@
         </w:drawing>
       </w:r>
       <w:bookmarkEnd w:id="0"/>
+      <w:r>
+        <w:t>N01</w:t>
+      </w:r>
     </w:p>
     <w:p>
       <w:pPr>
@@ -241,7 +245,7 @@
       <w:sdtContent>
         <w:p>
           <w:pPr>
-            <w:pStyle w:val="TOCHeading"/>
+            <w:pStyle w:val="TtuloTDC"/>
             <w:rPr>
               <w:rFonts w:ascii="Times New Roman" w:hAnsi="Times New Roman" w:cs="Times New Roman"/>
             </w:rPr>
@@ -255,7 +259,7 @@
         </w:p>
         <w:p>
           <w:pPr>
-            <w:pStyle w:val="TOC1"/>
+            <w:pStyle w:val="TDC1"/>
             <w:tabs>
               <w:tab w:val="right" w:leader="dot" w:pos="9393"/>
             </w:tabs>
@@ -340,7 +344,7 @@
         </w:p>
         <w:p>
           <w:pPr>
-            <w:pStyle w:val="TOC1"/>
+            <w:pStyle w:val="TDC1"/>
             <w:tabs>
               <w:tab w:val="right" w:leader="dot" w:pos="9393"/>
             </w:tabs>
@@ -357,7 +361,7 @@
           <w:hyperlink w:anchor="_Toc198400152" w:history="1">
             <w:r>
               <w:rPr>
-                <w:rStyle w:val="Hyperlink"/>
+                <w:rStyle w:val="Hipervnculo"/>
                 <w:rFonts w:ascii="Times New Roman" w:hAnsi="Times New Roman"/>
                 <w:noProof/>
               </w:rPr>
@@ -415,7 +419,7 @@
         </w:p>
         <w:p>
           <w:pPr>
-            <w:pStyle w:val="TOC1"/>
+            <w:pStyle w:val="TDC1"/>
             <w:tabs>
               <w:tab w:val="right" w:leader="dot" w:pos="9393"/>
             </w:tabs>
@@ -432,7 +436,7 @@
           <w:hyperlink w:anchor="_Toc198400153" w:history="1">
             <w:r>
               <w:rPr>
-                <w:rStyle w:val="Hyperlink"/>
+                <w:rStyle w:val="Hipervnculo"/>
                 <w:rFonts w:ascii="Times New Roman" w:hAnsi="Times New Roman"/>
                 <w:noProof/>
               </w:rPr>
@@ -490,7 +494,7 @@
         </w:p>
         <w:p>
           <w:pPr>
-            <w:pStyle w:val="TOC1"/>
+            <w:pStyle w:val="TDC1"/>
             <w:tabs>
               <w:tab w:val="right" w:leader="dot" w:pos="9393"/>
             </w:tabs>
@@ -507,7 +511,7 @@
           <w:hyperlink w:anchor="_Toc198400154" w:history="1">
             <w:r>
               <w:rPr>
-                <w:rStyle w:val="Hyperlink"/>
+                <w:rStyle w:val="Hipervnculo"/>
                 <w:rFonts w:ascii="Times New Roman" w:hAnsi="Times New Roman"/>
                 <w:noProof/>
               </w:rPr>
@@ -565,7 +569,7 @@
         </w:p>
         <w:p>
           <w:pPr>
-            <w:pStyle w:val="TOC1"/>
+            <w:pStyle w:val="TDC1"/>
             <w:tabs>
               <w:tab w:val="right" w:leader="dot" w:pos="9393"/>
             </w:tabs>
@@ -582,7 +586,7 @@
           <w:hyperlink w:anchor="_Toc198400155" w:history="1">
             <w:r>
               <w:rPr>
-                <w:rStyle w:val="Hyperlink"/>
+                <w:rStyle w:val="Hipervnculo"/>
                 <w:rFonts w:ascii="Times New Roman" w:hAnsi="Times New Roman"/>
                 <w:noProof/>
               </w:rPr>
@@ -640,7 +644,7 @@
         </w:p>
         <w:p>
           <w:pPr>
-            <w:pStyle w:val="TOC1"/>
+            <w:pStyle w:val="TDC1"/>
             <w:tabs>
               <w:tab w:val="right" w:leader="dot" w:pos="9393"/>
             </w:tabs>
@@ -657,7 +661,7 @@
           <w:hyperlink w:anchor="_Toc198400156" w:history="1">
             <w:r>
               <w:rPr>
-                <w:rStyle w:val="Hyperlink"/>
+                <w:rStyle w:val="Hipervnculo"/>
                 <w:rFonts w:ascii="Times New Roman" w:hAnsi="Times New Roman"/>
                 <w:noProof/>
               </w:rPr>
@@ -715,7 +719,7 @@
         </w:p>
         <w:p>
           <w:pPr>
-            <w:pStyle w:val="TOC1"/>
+            <w:pStyle w:val="TDC1"/>
             <w:tabs>
               <w:tab w:val="right" w:leader="dot" w:pos="9393"/>
             </w:tabs>
@@ -732,7 +736,7 @@
           <w:hyperlink w:anchor="_Toc198400157" w:history="1">
             <w:r>
               <w:rPr>
-                <w:rStyle w:val="Hyperlink"/>
+                <w:rStyle w:val="Hipervnculo"/>
                 <w:rFonts w:ascii="Times New Roman" w:hAnsi="Times New Roman"/>
                 <w:noProof/>
               </w:rPr>
@@ -790,7 +794,7 @@
         </w:p>
         <w:p>
           <w:pPr>
-            <w:pStyle w:val="TOC2"/>
+            <w:pStyle w:val="TDC2"/>
             <w:tabs>
               <w:tab w:val="right" w:leader="dot" w:pos="9393"/>
             </w:tabs>
@@ -807,7 +811,7 @@
           <w:hyperlink w:anchor="_Toc198400158" w:history="1">
             <w:r>
               <w:rPr>
-                <w:rStyle w:val="Hyperlink"/>
+                <w:rStyle w:val="Hipervnculo"/>
                 <w:rFonts w:ascii="Times New Roman" w:hAnsi="Times New Roman"/>
                 <w:noProof/>
               </w:rPr>
@@ -865,7 +869,7 @@
         </w:p>
         <w:p>
           <w:pPr>
-            <w:pStyle w:val="TOC1"/>
+            <w:pStyle w:val="TDC1"/>
             <w:tabs>
               <w:tab w:val="right" w:leader="dot" w:pos="9393"/>
             </w:tabs>
@@ -882,7 +886,7 @@
           <w:hyperlink w:anchor="_Toc198400159" w:history="1">
             <w:r>
               <w:rPr>
-                <w:rStyle w:val="Hyperlink"/>
+                <w:rStyle w:val="Hipervnculo"/>
                 <w:rFonts w:ascii="Times New Roman" w:hAnsi="Times New Roman"/>
                 <w:noProof/>
               </w:rPr>
@@ -940,7 +944,7 @@
         </w:p>
         <w:p>
           <w:pPr>
-            <w:pStyle w:val="TOC1"/>
+            <w:pStyle w:val="TDC1"/>
             <w:tabs>
               <w:tab w:val="right" w:leader="dot" w:pos="9393"/>
             </w:tabs>
@@ -957,7 +961,7 @@
           <w:hyperlink w:anchor="_Toc198400160" w:history="1">
             <w:r>
               <w:rPr>
-                <w:rStyle w:val="Hyperlink"/>
+                <w:rStyle w:val="Hipervnculo"/>
                 <w:rFonts w:ascii="Times New Roman" w:hAnsi="Times New Roman"/>
                 <w:noProof/>
               </w:rPr>
@@ -1015,7 +1019,7 @@
         </w:p>
         <w:p>
           <w:pPr>
-            <w:pStyle w:val="TOC2"/>
+            <w:pStyle w:val="TDC2"/>
             <w:tabs>
               <w:tab w:val="right" w:leader="dot" w:pos="9393"/>
             </w:tabs>
@@ -1032,7 +1036,7 @@
           <w:hyperlink w:anchor="_Toc198400161" w:history="1">
             <w:r>
               <w:rPr>
-                <w:rStyle w:val="Hyperlink"/>
+                <w:rStyle w:val="Hipervnculo"/>
                 <w:rFonts w:ascii="Times New Roman" w:hAnsi="Times New Roman"/>
                 <w:noProof/>
               </w:rPr>
@@ -1090,7 +1094,7 @@
         </w:p>
         <w:p>
           <w:pPr>
-            <w:pStyle w:val="TOC2"/>
+            <w:pStyle w:val="TDC2"/>
             <w:tabs>
               <w:tab w:val="right" w:leader="dot" w:pos="9393"/>
             </w:tabs>
@@ -1107,7 +1111,7 @@
           <w:hyperlink w:anchor="_Toc198400162" w:history="1">
             <w:r>
               <w:rPr>
-                <w:rStyle w:val="Hyperlink"/>
+                <w:rStyle w:val="Hipervnculo"/>
                 <w:rFonts w:ascii="Times New Roman" w:hAnsi="Times New Roman"/>
                 <w:noProof/>
               </w:rPr>
@@ -1165,7 +1169,7 @@
         </w:p>
         <w:p>
           <w:pPr>
-            <w:pStyle w:val="TOC3"/>
+            <w:pStyle w:val="TDC3"/>
             <w:tabs>
               <w:tab w:val="right" w:leader="dot" w:pos="9393"/>
             </w:tabs>
@@ -1182,7 +1186,7 @@
           <w:hyperlink w:anchor="_Toc198400163" w:history="1">
             <w:r>
               <w:rPr>
-                <w:rStyle w:val="Hyperlink"/>
+                <w:rStyle w:val="Hipervnculo"/>
                 <w:rFonts w:ascii="Times New Roman" w:hAnsi="Times New Roman"/>
                 <w:noProof/>
               </w:rPr>
@@ -1240,7 +1244,7 @@
         </w:p>
         <w:p>
           <w:pPr>
-            <w:pStyle w:val="TOC3"/>
+            <w:pStyle w:val="TDC3"/>
             <w:tabs>
               <w:tab w:val="right" w:leader="dot" w:pos="9393"/>
             </w:tabs>
@@ -1257,7 +1261,7 @@
           <w:hyperlink w:anchor="_Toc198400164" w:history="1">
             <w:r>
               <w:rPr>
-                <w:rStyle w:val="Hyperlink"/>
+                <w:rStyle w:val="Hipervnculo"/>
                 <w:rFonts w:ascii="Times New Roman" w:hAnsi="Times New Roman"/>
                 <w:noProof/>
               </w:rPr>
@@ -1315,7 +1319,7 @@
         </w:p>
         <w:p>
           <w:pPr>
-            <w:pStyle w:val="TOC3"/>
+            <w:pStyle w:val="TDC3"/>
             <w:tabs>
               <w:tab w:val="right" w:leader="dot" w:pos="9393"/>
             </w:tabs>
@@ -1332,7 +1336,7 @@
           <w:hyperlink w:anchor="_Toc198400165" w:history="1">
             <w:r>
               <w:rPr>
-                <w:rStyle w:val="Hyperlink"/>
+                <w:rStyle w:val="Hipervnculo"/>
                 <w:rFonts w:ascii="Times New Roman" w:hAnsi="Times New Roman"/>
                 <w:noProof/>
               </w:rPr>
@@ -1390,7 +1394,7 @@
         </w:p>
         <w:p>
           <w:pPr>
-            <w:pStyle w:val="TOC3"/>
+            <w:pStyle w:val="TDC3"/>
             <w:tabs>
               <w:tab w:val="right" w:leader="dot" w:pos="9393"/>
             </w:tabs>
@@ -1407,7 +1411,7 @@
           <w:hyperlink w:anchor="_Toc198400166" w:history="1">
             <w:r>
               <w:rPr>
-                <w:rStyle w:val="Hyperlink"/>
+                <w:rStyle w:val="Hipervnculo"/>
                 <w:rFonts w:ascii="Times New Roman" w:hAnsi="Times New Roman"/>
                 <w:noProof/>
               </w:rPr>
@@ -1465,7 +1469,7 @@
         </w:p>
         <w:p>
           <w:pPr>
-            <w:pStyle w:val="TOC3"/>
+            <w:pStyle w:val="TDC3"/>
             <w:tabs>
               <w:tab w:val="right" w:leader="dot" w:pos="9393"/>
             </w:tabs>
@@ -1482,7 +1486,7 @@
           <w:hyperlink w:anchor="_Toc198400167" w:history="1">
             <w:r>
               <w:rPr>
-                <w:rStyle w:val="Hyperlink"/>
+                <w:rStyle w:val="Hipervnculo"/>
                 <w:rFonts w:ascii="Times New Roman" w:hAnsi="Times New Roman"/>
                 <w:noProof/>
               </w:rPr>
@@ -1540,7 +1544,7 @@
         </w:p>
         <w:p>
           <w:pPr>
-            <w:pStyle w:val="TOC3"/>
+            <w:pStyle w:val="TDC3"/>
             <w:tabs>
               <w:tab w:val="right" w:leader="dot" w:pos="9393"/>
             </w:tabs>
@@ -1607,7 +1611,7 @@
         </w:p>
         <w:p>
           <w:pPr>
-            <w:pStyle w:val="TOC2"/>
+            <w:pStyle w:val="TDC2"/>
             <w:tabs>
               <w:tab w:val="right" w:leader="dot" w:pos="9393"/>
             </w:tabs>
@@ -1624,7 +1628,7 @@
           <w:hyperlink w:anchor="_Toc198400169" w:history="1">
             <w:r>
               <w:rPr>
-                <w:rStyle w:val="Hyperlink"/>
+                <w:rStyle w:val="Hipervnculo"/>
                 <w:rFonts w:ascii="Times New Roman" w:hAnsi="Times New Roman"/>
                 <w:noProof/>
               </w:rPr>
@@ -1682,7 +1686,7 @@
         </w:p>
         <w:p>
           <w:pPr>
-            <w:pStyle w:val="TOC3"/>
+            <w:pStyle w:val="TDC3"/>
             <w:tabs>
               <w:tab w:val="right" w:leader="dot" w:pos="9393"/>
             </w:tabs>
@@ -1699,7 +1703,7 @@
           <w:hyperlink w:anchor="_Toc198400170" w:history="1">
             <w:r>
               <w:rPr>
-                <w:rStyle w:val="Hyperlink"/>
+                <w:rStyle w:val="Hipervnculo"/>
                 <w:rFonts w:ascii="Times New Roman" w:hAnsi="Times New Roman"/>
                 <w:noProof/>
               </w:rPr>
@@ -1757,7 +1761,7 @@
         </w:p>
         <w:p>
           <w:pPr>
-            <w:pStyle w:val="TOC3"/>
+            <w:pStyle w:val="TDC3"/>
             <w:tabs>
               <w:tab w:val="right" w:leader="dot" w:pos="9393"/>
             </w:tabs>
@@ -1774,7 +1778,7 @@
           <w:hyperlink w:anchor="_Toc198400171" w:history="1">
             <w:r>
               <w:rPr>
-                <w:rStyle w:val="Hyperlink"/>
+                <w:rStyle w:val="Hipervnculo"/>
                 <w:rFonts w:ascii="Times New Roman" w:hAnsi="Times New Roman"/>
                 <w:noProof/>
               </w:rPr>
@@ -1832,7 +1836,7 @@
         </w:p>
         <w:p>
           <w:pPr>
-            <w:pStyle w:val="TOC3"/>
+            <w:pStyle w:val="TDC3"/>
             <w:tabs>
               <w:tab w:val="right" w:leader="dot" w:pos="9393"/>
             </w:tabs>
@@ -1849,7 +1853,7 @@
           <w:hyperlink w:anchor="_Toc198400172" w:history="1">
             <w:r>
               <w:rPr>
-                <w:rStyle w:val="Hyperlink"/>
+                <w:rStyle w:val="Hipervnculo"/>
                 <w:rFonts w:ascii="Times New Roman" w:hAnsi="Times New Roman"/>
                 <w:noProof/>
               </w:rPr>
@@ -1907,7 +1911,7 @@
         </w:p>
         <w:p>
           <w:pPr>
-            <w:pStyle w:val="TOC3"/>
+            <w:pStyle w:val="TDC3"/>
             <w:tabs>
               <w:tab w:val="right" w:leader="dot" w:pos="9393"/>
             </w:tabs>
@@ -1924,7 +1928,7 @@
           <w:hyperlink w:anchor="_Toc198400173" w:history="1">
             <w:r>
               <w:rPr>
-                <w:rStyle w:val="Hyperlink"/>
+                <w:rStyle w:val="Hipervnculo"/>
                 <w:rFonts w:ascii="Times New Roman" w:hAnsi="Times New Roman"/>
                 <w:noProof/>
               </w:rPr>
@@ -1982,7 +1986,7 @@
         </w:p>
         <w:p>
           <w:pPr>
-            <w:pStyle w:val="TOC3"/>
+            <w:pStyle w:val="TDC3"/>
             <w:tabs>
               <w:tab w:val="right" w:leader="dot" w:pos="9393"/>
             </w:tabs>
@@ -1999,7 +2003,7 @@
           <w:hyperlink w:anchor="_Toc198400174" w:history="1">
             <w:r>
               <w:rPr>
-                <w:rStyle w:val="Hyperlink"/>
+                <w:rStyle w:val="Hipervnculo"/>
                 <w:rFonts w:ascii="Times New Roman" w:hAnsi="Times New Roman"/>
                 <w:noProof/>
               </w:rPr>
@@ -2057,7 +2061,7 @@
         </w:p>
         <w:p>
           <w:pPr>
-            <w:pStyle w:val="TOC2"/>
+            <w:pStyle w:val="TDC2"/>
             <w:tabs>
               <w:tab w:val="right" w:leader="dot" w:pos="9393"/>
             </w:tabs>
@@ -2074,7 +2078,7 @@
           <w:hyperlink w:anchor="_Toc198400175" w:history="1">
             <w:r>
               <w:rPr>
-                <w:rStyle w:val="Hyperlink"/>
+                <w:rStyle w:val="Hipervnculo"/>
                 <w:rFonts w:ascii="Times New Roman" w:hAnsi="Times New Roman"/>
                 <w:noProof/>
               </w:rPr>
@@ -2132,7 +2136,7 @@
         </w:p>
         <w:p>
           <w:pPr>
-            <w:pStyle w:val="TOC3"/>
+            <w:pStyle w:val="TDC3"/>
             <w:tabs>
               <w:tab w:val="right" w:leader="dot" w:pos="9393"/>
             </w:tabs>
@@ -2149,7 +2153,7 @@
           <w:hyperlink w:anchor="_Toc198400176" w:history="1">
             <w:r>
               <w:rPr>
-                <w:rStyle w:val="Hyperlink"/>
+                <w:rStyle w:val="Hipervnculo"/>
                 <w:rFonts w:ascii="Times New Roman" w:hAnsi="Times New Roman"/>
                 <w:noProof/>
               </w:rPr>
@@ -2207,7 +2211,7 @@
         </w:p>
         <w:p>
           <w:pPr>
-            <w:pStyle w:val="TOC3"/>
+            <w:pStyle w:val="TDC3"/>
             <w:tabs>
               <w:tab w:val="right" w:leader="dot" w:pos="9393"/>
             </w:tabs>
@@ -2224,7 +2228,7 @@
           <w:hyperlink w:anchor="_Toc198400177" w:history="1">
             <w:r>
               <w:rPr>
-                <w:rStyle w:val="Hyperlink"/>
+                <w:rStyle w:val="Hipervnculo"/>
                 <w:rFonts w:ascii="Times New Roman" w:hAnsi="Times New Roman"/>
                 <w:noProof/>
               </w:rPr>
@@ -2282,7 +2286,7 @@
         </w:p>
         <w:p>
           <w:pPr>
-            <w:pStyle w:val="TOC3"/>
+            <w:pStyle w:val="TDC3"/>
             <w:tabs>
               <w:tab w:val="right" w:leader="dot" w:pos="9393"/>
             </w:tabs>
@@ -2299,7 +2303,7 @@
           <w:hyperlink w:anchor="_Toc198400178" w:history="1">
             <w:r>
               <w:rPr>
-                <w:rStyle w:val="Hyperlink"/>
+                <w:rStyle w:val="Hipervnculo"/>
                 <w:rFonts w:ascii="Times New Roman" w:hAnsi="Times New Roman"/>
                 <w:noProof/>
               </w:rPr>
@@ -2357,7 +2361,7 @@
         </w:p>
         <w:p>
           <w:pPr>
-            <w:pStyle w:val="TOC3"/>
+            <w:pStyle w:val="TDC3"/>
             <w:tabs>
               <w:tab w:val="right" w:leader="dot" w:pos="9393"/>
             </w:tabs>
@@ -2374,7 +2378,7 @@
           <w:hyperlink w:anchor="_Toc198400179" w:history="1">
             <w:r>
               <w:rPr>
-                <w:rStyle w:val="Hyperlink"/>
+                <w:rStyle w:val="Hipervnculo"/>
                 <w:rFonts w:ascii="Times New Roman" w:hAnsi="Times New Roman"/>
                 <w:noProof/>
               </w:rPr>
@@ -2432,7 +2436,7 @@
         </w:p>
         <w:p>
           <w:pPr>
-            <w:pStyle w:val="TOC3"/>
+            <w:pStyle w:val="TDC3"/>
             <w:tabs>
               <w:tab w:val="right" w:leader="dot" w:pos="9393"/>
             </w:tabs>
@@ -2449,7 +2453,7 @@
           <w:hyperlink w:anchor="_Toc198400180" w:history="1">
             <w:r>
               <w:rPr>
-                <w:rStyle w:val="Hyperlink"/>
+                <w:rStyle w:val="Hipervnculo"/>
                 <w:rFonts w:ascii="Times New Roman" w:hAnsi="Times New Roman"/>
                 <w:noProof/>
               </w:rPr>
@@ -2507,7 +2511,7 @@
         </w:p>
         <w:p>
           <w:pPr>
-            <w:pStyle w:val="TOC2"/>
+            <w:pStyle w:val="TDC2"/>
             <w:tabs>
               <w:tab w:val="right" w:leader="dot" w:pos="9393"/>
             </w:tabs>
@@ -2524,7 +2528,7 @@
           <w:hyperlink w:anchor="_Toc198400181" w:history="1">
             <w:r>
               <w:rPr>
-                <w:rStyle w:val="Hyperlink"/>
+                <w:rStyle w:val="Hipervnculo"/>
                 <w:rFonts w:ascii="Times New Roman" w:hAnsi="Times New Roman"/>
                 <w:noProof/>
               </w:rPr>
@@ -2582,7 +2586,7 @@
         </w:p>
         <w:p>
           <w:pPr>
-            <w:pStyle w:val="TOC3"/>
+            <w:pStyle w:val="TDC3"/>
             <w:tabs>
               <w:tab w:val="right" w:leader="dot" w:pos="9393"/>
             </w:tabs>
@@ -2599,7 +2603,7 @@
           <w:hyperlink w:anchor="_Toc198400182" w:history="1">
             <w:r>
               <w:rPr>
-                <w:rStyle w:val="Hyperlink"/>
+                <w:rStyle w:val="Hipervnculo"/>
                 <w:rFonts w:ascii="Times New Roman" w:hAnsi="Times New Roman"/>
                 <w:noProof/>
               </w:rPr>
@@ -2657,7 +2661,7 @@
         </w:p>
         <w:p>
           <w:pPr>
-            <w:pStyle w:val="TOC3"/>
+            <w:pStyle w:val="TDC3"/>
             <w:tabs>
               <w:tab w:val="right" w:leader="dot" w:pos="9393"/>
             </w:tabs>
@@ -2674,7 +2678,7 @@
           <w:hyperlink w:anchor="_Toc198400183" w:history="1">
             <w:r>
               <w:rPr>
-                <w:rStyle w:val="Hyperlink"/>
+                <w:rStyle w:val="Hipervnculo"/>
                 <w:rFonts w:ascii="Times New Roman" w:hAnsi="Times New Roman"/>
                 <w:noProof/>
               </w:rPr>
@@ -2732,7 +2736,7 @@
         </w:p>
         <w:p>
           <w:pPr>
-            <w:pStyle w:val="TOC3"/>
+            <w:pStyle w:val="TDC3"/>
             <w:tabs>
               <w:tab w:val="right" w:leader="dot" w:pos="9393"/>
             </w:tabs>
@@ -2749,7 +2753,7 @@
           <w:hyperlink w:anchor="_Toc198400184" w:history="1">
             <w:r>
               <w:rPr>
-                <w:rStyle w:val="Hyperlink"/>
+                <w:rStyle w:val="Hipervnculo"/>
                 <w:rFonts w:ascii="Times New Roman" w:hAnsi="Times New Roman"/>
                 <w:noProof/>
               </w:rPr>
@@ -2807,7 +2811,7 @@
         </w:p>
         <w:p>
           <w:pPr>
-            <w:pStyle w:val="TOC3"/>
+            <w:pStyle w:val="TDC3"/>
             <w:tabs>
               <w:tab w:val="right" w:leader="dot" w:pos="9393"/>
             </w:tabs>
@@ -2824,7 +2828,7 @@
           <w:hyperlink w:anchor="_Toc198400185" w:history="1">
             <w:r>
               <w:rPr>
-                <w:rStyle w:val="Hyperlink"/>
+                <w:rStyle w:val="Hipervnculo"/>
                 <w:rFonts w:ascii="Times New Roman" w:hAnsi="Times New Roman"/>
                 <w:noProof/>
               </w:rPr>
@@ -2882,7 +2886,7 @@
         </w:p>
         <w:p>
           <w:pPr>
-            <w:pStyle w:val="TOC3"/>
+            <w:pStyle w:val="TDC3"/>
             <w:tabs>
               <w:tab w:val="right" w:leader="dot" w:pos="9393"/>
             </w:tabs>
@@ -2899,7 +2903,7 @@
           <w:hyperlink w:anchor="_Toc198400186" w:history="1">
             <w:r>
               <w:rPr>
-                <w:rStyle w:val="Hyperlink"/>
+                <w:rStyle w:val="Hipervnculo"/>
                 <w:rFonts w:ascii="Times New Roman" w:hAnsi="Times New Roman"/>
                 <w:noProof/>
               </w:rPr>
@@ -2957,7 +2961,7 @@
         </w:p>
         <w:p>
           <w:pPr>
-            <w:pStyle w:val="TOC1"/>
+            <w:pStyle w:val="TDC1"/>
             <w:tabs>
               <w:tab w:val="right" w:leader="dot" w:pos="9393"/>
             </w:tabs>
@@ -2974,7 +2978,7 @@
           <w:hyperlink w:anchor="_Toc198400187" w:history="1">
             <w:r>
               <w:rPr>
-                <w:rStyle w:val="Hyperlink"/>
+                <w:rStyle w:val="Hipervnculo"/>
                 <w:rFonts w:ascii="Times New Roman" w:hAnsi="Times New Roman"/>
                 <w:noProof/>
               </w:rPr>
@@ -3032,7 +3036,7 @@
         </w:p>
         <w:p>
           <w:pPr>
-            <w:pStyle w:val="TOC1"/>
+            <w:pStyle w:val="TDC1"/>
             <w:tabs>
               <w:tab w:val="right" w:leader="dot" w:pos="9393"/>
             </w:tabs>
@@ -3049,7 +3053,7 @@
           <w:hyperlink w:anchor="_Toc198400188" w:history="1">
             <w:r>
               <w:rPr>
-                <w:rStyle w:val="Hyperlink"/>
+                <w:rStyle w:val="Hipervnculo"/>
                 <w:rFonts w:ascii="Times New Roman" w:hAnsi="Times New Roman"/>
                 <w:noProof/>
               </w:rPr>
@@ -3107,7 +3111,7 @@
         </w:p>
         <w:p>
           <w:pPr>
-            <w:pStyle w:val="TOC1"/>
+            <w:pStyle w:val="TDC1"/>
             <w:tabs>
               <w:tab w:val="right" w:leader="dot" w:pos="9393"/>
             </w:tabs>
@@ -3124,7 +3128,7 @@
           <w:hyperlink w:anchor="_Toc198400189" w:history="1">
             <w:r>
               <w:rPr>
-                <w:rStyle w:val="Hyperlink"/>
+                <w:rStyle w:val="Hipervnculo"/>
                 <w:rFonts w:ascii="Times New Roman" w:hAnsi="Times New Roman"/>
                 <w:noProof/>
               </w:rPr>
@@ -3182,7 +3186,7 @@
         </w:p>
         <w:p>
           <w:pPr>
-            <w:pStyle w:val="TOC1"/>
+            <w:pStyle w:val="TDC1"/>
             <w:tabs>
               <w:tab w:val="right" w:leader="dot" w:pos="9393"/>
             </w:tabs>
@@ -3199,7 +3203,7 @@
           <w:hyperlink w:anchor="_Toc198400190" w:history="1">
             <w:r>
               <w:rPr>
-                <w:rStyle w:val="Hyperlink"/>
+                <w:rStyle w:val="Hipervnculo"/>
                 <w:rFonts w:ascii="Times New Roman" w:hAnsi="Times New Roman"/>
                 <w:noProof/>
               </w:rPr>
@@ -3257,7 +3261,7 @@
         </w:p>
         <w:p>
           <w:pPr>
-            <w:pStyle w:val="TOC1"/>
+            <w:pStyle w:val="TDC1"/>
             <w:tabs>
               <w:tab w:val="right" w:leader="dot" w:pos="9393"/>
             </w:tabs>
@@ -3274,7 +3278,7 @@
           <w:hyperlink w:anchor="_Toc198400191" w:history="1">
             <w:r>
               <w:rPr>
-                <w:rStyle w:val="Hyperlink"/>
+                <w:rStyle w:val="Hipervnculo"/>
                 <w:rFonts w:ascii="Times New Roman" w:hAnsi="Times New Roman"/>
                 <w:noProof/>
               </w:rPr>
@@ -3332,7 +3336,7 @@
         </w:p>
         <w:p>
           <w:pPr>
-            <w:pStyle w:val="TOC1"/>
+            <w:pStyle w:val="TDC1"/>
             <w:tabs>
               <w:tab w:val="right" w:leader="dot" w:pos="9393"/>
             </w:tabs>
@@ -3349,7 +3353,7 @@
           <w:hyperlink w:anchor="_Toc198400192" w:history="1">
             <w:r>
               <w:rPr>
-                <w:rStyle w:val="Hyperlink"/>
+                <w:rStyle w:val="Hipervnculo"/>
                 <w:rFonts w:ascii="Times New Roman" w:hAnsi="Times New Roman"/>
                 <w:noProof/>
               </w:rPr>
@@ -3407,7 +3411,7 @@
         </w:p>
         <w:p>
           <w:pPr>
-            <w:pStyle w:val="TOC1"/>
+            <w:pStyle w:val="TDC1"/>
             <w:tabs>
               <w:tab w:val="right" w:leader="dot" w:pos="9393"/>
             </w:tabs>
@@ -3424,7 +3428,7 @@
           <w:hyperlink w:anchor="_Toc198400193" w:history="1">
             <w:r>
               <w:rPr>
-                <w:rStyle w:val="Hyperlink"/>
+                <w:rStyle w:val="Hipervnculo"/>
                 <w:rFonts w:ascii="Times New Roman" w:hAnsi="Times New Roman"/>
                 <w:noProof/>
               </w:rPr>
@@ -3482,7 +3486,7 @@
         </w:p>
         <w:p>
           <w:pPr>
-            <w:pStyle w:val="TOC1"/>
+            <w:pStyle w:val="TDC1"/>
             <w:tabs>
               <w:tab w:val="right" w:leader="dot" w:pos="9393"/>
             </w:tabs>
@@ -3499,7 +3503,7 @@
           <w:hyperlink w:anchor="_Toc198400194" w:history="1">
             <w:r>
               <w:rPr>
-                <w:rStyle w:val="Hyperlink"/>
+                <w:rStyle w:val="Hipervnculo"/>
                 <w:rFonts w:ascii="Times New Roman" w:hAnsi="Times New Roman"/>
                 <w:noProof/>
               </w:rPr>
@@ -3557,7 +3561,7 @@
         </w:p>
         <w:p>
           <w:pPr>
-            <w:pStyle w:val="TOC1"/>
+            <w:pStyle w:val="TDC1"/>
             <w:tabs>
               <w:tab w:val="right" w:leader="dot" w:pos="9393"/>
             </w:tabs>
@@ -3574,7 +3578,7 @@
           <w:hyperlink w:anchor="_Toc198400195" w:history="1">
             <w:r>
               <w:rPr>
-                <w:rStyle w:val="Hyperlink"/>
+                <w:rStyle w:val="Hipervnculo"/>
                 <w:rFonts w:ascii="Times New Roman" w:hAnsi="Times New Roman"/>
                 <w:noProof/>
               </w:rPr>
@@ -3632,7 +3636,7 @@
         </w:p>
         <w:p>
           <w:pPr>
-            <w:pStyle w:val="TOC1"/>
+            <w:pStyle w:val="TDC1"/>
             <w:tabs>
               <w:tab w:val="right" w:leader="dot" w:pos="9393"/>
             </w:tabs>
@@ -3649,7 +3653,7 @@
           <w:hyperlink w:anchor="_Toc198400196" w:history="1">
             <w:r>
               <w:rPr>
-                <w:rStyle w:val="Hyperlink"/>
+                <w:rStyle w:val="Hipervnculo"/>
                 <w:rFonts w:ascii="Times New Roman" w:hAnsi="Times New Roman"/>
                 <w:noProof/>
               </w:rPr>
@@ -3707,7 +3711,7 @@
         </w:p>
         <w:p>
           <w:pPr>
-            <w:pStyle w:val="TOC1"/>
+            <w:pStyle w:val="TDC1"/>
             <w:tabs>
               <w:tab w:val="right" w:leader="dot" w:pos="9393"/>
             </w:tabs>
@@ -3724,7 +3728,7 @@
           <w:hyperlink w:anchor="_Toc198400197" w:history="1">
             <w:r>
               <w:rPr>
-                <w:rStyle w:val="Hyperlink"/>
+                <w:rStyle w:val="Hipervnculo"/>
                 <w:rFonts w:ascii="Times New Roman" w:hAnsi="Times New Roman"/>
                 <w:noProof/>
               </w:rPr>
@@ -3782,10 +3786,11 @@
         </w:p>
         <w:p>
           <w:pPr>
-            <w:pStyle w:val="TOC1"/>
+            <w:pStyle w:val="TDC1"/>
             <w:tabs>
               <w:tab w:val="right" w:leader="dot" w:pos="9393"/>
             </w:tabs>
+            <w:ind w:left="9393" w:hanging="9393"/>
             <w:rPr>
               <w:rFonts w:cstheme="minorBidi"/>
               <w:noProof/>
@@ -3799,7 +3804,7 @@
           <w:hyperlink w:anchor="_Toc198400198" w:history="1">
             <w:r>
               <w:rPr>
-                <w:rStyle w:val="Hyperlink"/>
+                <w:rStyle w:val="Hipervnculo"/>
                 <w:rFonts w:ascii="Times New Roman" w:hAnsi="Times New Roman"/>
                 <w:noProof/>
               </w:rPr>
@@ -3857,7 +3862,7 @@
         </w:p>
         <w:p>
           <w:pPr>
-            <w:pStyle w:val="TOC1"/>
+            <w:pStyle w:val="TDC1"/>
             <w:tabs>
               <w:tab w:val="right" w:leader="dot" w:pos="9393"/>
             </w:tabs>
@@ -3874,7 +3879,7 @@
           <w:hyperlink w:anchor="_Toc198400199" w:history="1">
             <w:r>
               <w:rPr>
-                <w:rStyle w:val="Hyperlink"/>
+                <w:rStyle w:val="Hipervnculo"/>
                 <w:rFonts w:ascii="Times New Roman" w:hAnsi="Times New Roman"/>
                 <w:noProof/>
               </w:rPr>
@@ -3932,7 +3937,7 @@
         </w:p>
         <w:p>
           <w:pPr>
-            <w:pStyle w:val="TOC1"/>
+            <w:pStyle w:val="TDC1"/>
             <w:tabs>
               <w:tab w:val="right" w:leader="dot" w:pos="9393"/>
             </w:tabs>
@@ -3949,7 +3954,7 @@
           <w:hyperlink w:anchor="_Toc198400200" w:history="1">
             <w:r>
               <w:rPr>
-                <w:rStyle w:val="Hyperlink"/>
+                <w:rStyle w:val="Hipervnculo"/>
                 <w:rFonts w:ascii="Times New Roman" w:hAnsi="Times New Roman"/>
                 <w:noProof/>
               </w:rPr>
@@ -4007,7 +4012,7 @@
         </w:p>
         <w:p>
           <w:pPr>
-            <w:pStyle w:val="TOC2"/>
+            <w:pStyle w:val="TDC2"/>
             <w:tabs>
               <w:tab w:val="right" w:leader="dot" w:pos="9393"/>
             </w:tabs>
@@ -4024,7 +4029,7 @@
           <w:hyperlink w:anchor="_Toc198400201" w:history="1">
             <w:r>
               <w:rPr>
-                <w:rStyle w:val="Hyperlink"/>
+                <w:rStyle w:val="Hipervnculo"/>
                 <w:rFonts w:ascii="Times New Roman" w:hAnsi="Times New Roman"/>
                 <w:noProof/>
               </w:rPr>
@@ -4082,7 +4087,7 @@
         </w:p>
         <w:p>
           <w:pPr>
-            <w:pStyle w:val="TOC2"/>
+            <w:pStyle w:val="TDC2"/>
             <w:tabs>
               <w:tab w:val="right" w:leader="dot" w:pos="9393"/>
             </w:tabs>
@@ -4099,7 +4104,7 @@
           <w:hyperlink w:anchor="_Toc198400202" w:history="1">
             <w:r>
               <w:rPr>
-                <w:rStyle w:val="Hyperlink"/>
+                <w:rStyle w:val="Hipervnculo"/>
                 <w:rFonts w:ascii="Times New Roman" w:eastAsia="Times New Roman" w:hAnsi="Times New Roman"/>
                 <w:noProof/>
                 <w:lang w:eastAsia="es-AR"/>
@@ -4176,21 +4181,22 @@
     </w:sdt>
     <w:p>
       <w:pPr>
-        <w:pStyle w:val="Heading1"/>
-        <w:rPr>
-          <w:rFonts w:ascii="Times New Roman" w:hAnsi="Times New Roman" w:cs="Times New Roman"/>
-        </w:rPr>
-      </w:pPr>
-    </w:p>
-    <w:p>
-      <w:pPr>
-        <w:pStyle w:val="Heading1"/>
+        <w:pStyle w:val="Ttulo1"/>
+        <w:rPr>
+          <w:rFonts w:ascii="Times New Roman" w:hAnsi="Times New Roman" w:cs="Times New Roman"/>
+        </w:rPr>
+      </w:pPr>
+    </w:p>
+    <w:p>
+      <w:pPr>
+        <w:pStyle w:val="Ttulo1"/>
         <w:rPr>
           <w:rFonts w:ascii="Times New Roman" w:hAnsi="Times New Roman" w:cs="Times New Roman"/>
           <w:color w:val="3A7C22" w:themeColor="accent6" w:themeShade="BF"/>
         </w:rPr>
       </w:pPr>
       <w:bookmarkStart w:id="1" w:name="_Toc198400152"/>
+      <w:proofErr w:type="spellStart"/>
       <w:r>
         <w:rPr>
           <w:rFonts w:ascii="Times New Roman" w:hAnsi="Times New Roman" w:cs="Times New Roman"/>
@@ -4199,10 +4205,11 @@
         <w:t>AseguraYA</w:t>
       </w:r>
       <w:bookmarkEnd w:id="1"/>
-    </w:p>
-    <w:p>
-      <w:pPr>
-        <w:pStyle w:val="Heading1"/>
+      <w:proofErr w:type="spellEnd"/>
+    </w:p>
+    <w:p>
+      <w:pPr>
+        <w:pStyle w:val="Ttulo1"/>
         <w:rPr>
           <w:rFonts w:ascii="Times New Roman" w:hAnsi="Times New Roman" w:cs="Times New Roman"/>
           <w:color w:val="3A7C22" w:themeColor="accent6" w:themeShade="BF"/>
@@ -4231,11 +4238,19 @@
           <w:rFonts w:ascii="Times New Roman" w:hAnsi="Times New Roman" w:cs="Times New Roman"/>
         </w:rPr>
       </w:pPr>
-      <w:r>
-        <w:rPr>
-          <w:rFonts w:ascii="Times New Roman" w:hAnsi="Times New Roman" w:cs="Times New Roman"/>
-        </w:rPr>
-        <w:t>AseguraYA es una aseguradora orientada a brindar cobertura rápida, accesible y simple para bienes personales de uso cotidiano como notebooks, bicicletas y mascotas. Su canal principal de atención es presencial, a través de oficinas donde los empleados brindan asesoramiento directo a los clientes.</w:t>
+      <w:proofErr w:type="spellStart"/>
+      <w:r>
+        <w:rPr>
+          <w:rFonts w:ascii="Times New Roman" w:hAnsi="Times New Roman" w:cs="Times New Roman"/>
+        </w:rPr>
+        <w:t>AseguraYA</w:t>
+      </w:r>
+      <w:proofErr w:type="spellEnd"/>
+      <w:r>
+        <w:rPr>
+          <w:rFonts w:ascii="Times New Roman" w:hAnsi="Times New Roman" w:cs="Times New Roman"/>
+        </w:rPr>
+        <w:t xml:space="preserve"> es una aseguradora orientada a brindar cobertura rápida, accesible y simple para bienes personales de uso cotidiano como notebooks, bicicletas y mascotas. Su canal principal de atención es presencial, a través de oficinas donde los empleados brindan asesoramiento directo a los clientes.</w:t>
       </w:r>
     </w:p>
     <w:p>
@@ -4261,25 +4276,53 @@
         <w:rPr>
           <w:rFonts w:ascii="Times New Roman" w:hAnsi="Times New Roman" w:cs="Times New Roman"/>
         </w:rPr>
-        <w:t>Este proyecto tiene como objetivo desarrollar un sistema de gestión interno, centralizado y modular, para que los empleados de AseguraYA puedan operar con mayor agilidad y precisión. El sistema permitirá mejorar la experiencia del cliente en sucursal y optimizar los procesos de cotización, emisión de pólizas y gestión de siniestros, fortaleciendo la transparencia y eficiencia del servicio.</w:t>
-      </w:r>
-    </w:p>
-    <w:p>
-      <w:pPr>
-        <w:rPr>
-          <w:rFonts w:ascii="Times New Roman" w:hAnsi="Times New Roman" w:cs="Times New Roman"/>
-        </w:rPr>
-      </w:pPr>
-      <w:r>
-        <w:rPr>
-          <w:rFonts w:ascii="Times New Roman" w:hAnsi="Times New Roman" w:cs="Times New Roman"/>
-        </w:rPr>
-        <w:t>La implementación de esta solución tecnológica no solo permitirá reducir los tiempos operativos y minimizar errores humanos, sino que también garantizará una trazabilidad completa de cada interacción con el cliente. Al contar con un sistema centralizado, accesible desde cada sucursal y con pantallas intuitivas diseñadas para facilitar el uso por parte del personal, AseguraYA podrá brindar un servicio más confiable, profesional y alineado con las expectativas actuales del mercado asegurador.</w:t>
-      </w:r>
-    </w:p>
-    <w:p>
-      <w:pPr>
-        <w:pStyle w:val="Heading1"/>
+        <w:t xml:space="preserve">Este proyecto tiene como objetivo desarrollar un sistema de gestión interno, centralizado y modular, para que los empleados de </w:t>
+      </w:r>
+      <w:proofErr w:type="spellStart"/>
+      <w:r>
+        <w:rPr>
+          <w:rFonts w:ascii="Times New Roman" w:hAnsi="Times New Roman" w:cs="Times New Roman"/>
+        </w:rPr>
+        <w:t>AseguraYA</w:t>
+      </w:r>
+      <w:proofErr w:type="spellEnd"/>
+      <w:r>
+        <w:rPr>
+          <w:rFonts w:ascii="Times New Roman" w:hAnsi="Times New Roman" w:cs="Times New Roman"/>
+        </w:rPr>
+        <w:t xml:space="preserve"> puedan operar con mayor agilidad y precisión. El sistema permitirá mejorar la experiencia del cliente en sucursal y optimizar los procesos de cotización, emisión de pólizas y gestión de siniestros, fortaleciendo la transparencia y eficiencia del servicio.</w:t>
+      </w:r>
+    </w:p>
+    <w:p>
+      <w:pPr>
+        <w:rPr>
+          <w:rFonts w:ascii="Times New Roman" w:hAnsi="Times New Roman" w:cs="Times New Roman"/>
+        </w:rPr>
+      </w:pPr>
+      <w:r>
+        <w:rPr>
+          <w:rFonts w:ascii="Times New Roman" w:hAnsi="Times New Roman" w:cs="Times New Roman"/>
+        </w:rPr>
+        <w:t xml:space="preserve">La implementación de esta solución tecnológica no solo permitirá reducir los tiempos operativos y minimizar errores humanos, sino que también garantizará una trazabilidad completa de cada interacción con el cliente. Al contar con un sistema centralizado, accesible desde cada sucursal y con pantallas intuitivas diseñadas para facilitar el uso por parte del personal, </w:t>
+      </w:r>
+      <w:proofErr w:type="spellStart"/>
+      <w:r>
+        <w:rPr>
+          <w:rFonts w:ascii="Times New Roman" w:hAnsi="Times New Roman" w:cs="Times New Roman"/>
+        </w:rPr>
+        <w:t>AseguraYA</w:t>
+      </w:r>
+      <w:proofErr w:type="spellEnd"/>
+      <w:r>
+        <w:rPr>
+          <w:rFonts w:ascii="Times New Roman" w:hAnsi="Times New Roman" w:cs="Times New Roman"/>
+        </w:rPr>
+        <w:t xml:space="preserve"> podrá brindar un servicio más confiable, profesional y alineado con las expectativas actuales del mercado asegurador.</w:t>
+      </w:r>
+    </w:p>
+    <w:p>
+      <w:pPr>
+        <w:pStyle w:val="Ttulo1"/>
         <w:rPr>
           <w:rFonts w:ascii="Times New Roman" w:hAnsi="Times New Roman" w:cs="Times New Roman"/>
         </w:rPr>
@@ -4323,7 +4366,21 @@
         <w:rPr>
           <w:rFonts w:ascii="Times New Roman" w:hAnsi="Times New Roman" w:cs="Times New Roman"/>
         </w:rPr>
-        <w:t xml:space="preserve">La empresa de seguros AseguraYA necesita optimizar su proceso de </w:t>
+        <w:t xml:space="preserve">La empresa de seguros </w:t>
+      </w:r>
+      <w:proofErr w:type="spellStart"/>
+      <w:r>
+        <w:rPr>
+          <w:rFonts w:ascii="Times New Roman" w:hAnsi="Times New Roman" w:cs="Times New Roman"/>
+        </w:rPr>
+        <w:t>AseguraYA</w:t>
+      </w:r>
+      <w:proofErr w:type="spellEnd"/>
+      <w:r>
+        <w:rPr>
+          <w:rFonts w:ascii="Times New Roman" w:hAnsi="Times New Roman" w:cs="Times New Roman"/>
+        </w:rPr>
+        <w:t xml:space="preserve"> necesita optimizar su proceso de </w:t>
       </w:r>
       <w:r>
         <w:rPr>
@@ -4362,7 +4419,7 @@
     </w:p>
     <w:p>
       <w:pPr>
-        <w:pStyle w:val="ListParagraph"/>
+        <w:pStyle w:val="Prrafodelista"/>
         <w:numPr>
           <w:ilvl w:val="0"/>
           <w:numId w:val="29"/>
@@ -4427,7 +4484,7 @@
     </w:p>
     <w:p>
       <w:pPr>
-        <w:pStyle w:val="ListParagraph"/>
+        <w:pStyle w:val="Prrafodelista"/>
         <w:numPr>
           <w:ilvl w:val="0"/>
           <w:numId w:val="29"/>
@@ -4512,7 +4569,7 @@
     </w:p>
     <w:p>
       <w:pPr>
-        <w:pStyle w:val="ListParagraph"/>
+        <w:pStyle w:val="Prrafodelista"/>
         <w:numPr>
           <w:ilvl w:val="0"/>
           <w:numId w:val="29"/>
@@ -4598,7 +4655,7 @@
     </w:p>
     <w:p>
       <w:pPr>
-        <w:pStyle w:val="ListParagraph"/>
+        <w:pStyle w:val="Prrafodelista"/>
         <w:numPr>
           <w:ilvl w:val="0"/>
           <w:numId w:val="29"/>
@@ -4695,7 +4752,7 @@
     </w:p>
     <w:p>
       <w:pPr>
-        <w:pStyle w:val="ListParagraph"/>
+        <w:pStyle w:val="Prrafodelista"/>
         <w:numPr>
           <w:ilvl w:val="0"/>
           <w:numId w:val="29"/>
@@ -4767,7 +4824,7 @@
     </w:p>
     <w:p>
       <w:pPr>
-        <w:pStyle w:val="ListParagraph"/>
+        <w:pStyle w:val="Prrafodelista"/>
         <w:numPr>
           <w:ilvl w:val="0"/>
           <w:numId w:val="29"/>
@@ -4827,7 +4884,7 @@
     </w:p>
     <w:p>
       <w:pPr>
-        <w:pStyle w:val="ListParagraph"/>
+        <w:pStyle w:val="Prrafodelista"/>
         <w:numPr>
           <w:ilvl w:val="0"/>
           <w:numId w:val="29"/>
@@ -4919,7 +4976,7 @@
     </w:p>
     <w:p>
       <w:pPr>
-        <w:pStyle w:val="ListParagraph"/>
+        <w:pStyle w:val="Prrafodelista"/>
         <w:numPr>
           <w:ilvl w:val="0"/>
           <w:numId w:val="29"/>
@@ -5055,7 +5112,7 @@
     </w:p>
     <w:p>
       <w:pPr>
-        <w:pStyle w:val="ListParagraph"/>
+        <w:pStyle w:val="Prrafodelista"/>
         <w:numPr>
           <w:ilvl w:val="0"/>
           <w:numId w:val="29"/>
@@ -5127,6 +5184,7 @@
         </w:rPr>
         <w:br/>
       </w:r>
+      <w:proofErr w:type="spellStart"/>
       <w:r>
         <w:rPr>
           <w:rFonts w:ascii="Times New Roman" w:eastAsia="Times New Roman" w:hAnsi="Times New Roman" w:cs="Times New Roman"/>
@@ -5135,12 +5193,111 @@
           <w:lang w:val="en-US"/>
           <w14:ligatures w14:val="none"/>
         </w:rPr>
-        <w:t>Atributos: número de póliza, motivo de cancelación.</w:t>
-      </w:r>
-    </w:p>
-    <w:p>
-      <w:pPr>
-        <w:pStyle w:val="ListParagraph"/>
+        <w:t>Atributos</w:t>
+      </w:r>
+      <w:proofErr w:type="spellEnd"/>
+      <w:r>
+        <w:rPr>
+          <w:rFonts w:ascii="Times New Roman" w:eastAsia="Times New Roman" w:hAnsi="Times New Roman" w:cs="Times New Roman"/>
+          <w:kern w:val="0"/>
+          <w:highlight w:val="yellow"/>
+          <w:lang w:val="en-US"/>
+          <w14:ligatures w14:val="none"/>
+        </w:rPr>
+        <w:t xml:space="preserve">: </w:t>
+      </w:r>
+      <w:proofErr w:type="spellStart"/>
+      <w:r>
+        <w:rPr>
+          <w:rFonts w:ascii="Times New Roman" w:eastAsia="Times New Roman" w:hAnsi="Times New Roman" w:cs="Times New Roman"/>
+          <w:kern w:val="0"/>
+          <w:highlight w:val="yellow"/>
+          <w:lang w:val="en-US"/>
+          <w14:ligatures w14:val="none"/>
+        </w:rPr>
+        <w:t>número</w:t>
+      </w:r>
+      <w:proofErr w:type="spellEnd"/>
+      <w:r>
+        <w:rPr>
+          <w:rFonts w:ascii="Times New Roman" w:eastAsia="Times New Roman" w:hAnsi="Times New Roman" w:cs="Times New Roman"/>
+          <w:kern w:val="0"/>
+          <w:highlight w:val="yellow"/>
+          <w:lang w:val="en-US"/>
+          <w14:ligatures w14:val="none"/>
+        </w:rPr>
+        <w:t xml:space="preserve"> de </w:t>
+      </w:r>
+      <w:proofErr w:type="spellStart"/>
+      <w:r>
+        <w:rPr>
+          <w:rFonts w:ascii="Times New Roman" w:eastAsia="Times New Roman" w:hAnsi="Times New Roman" w:cs="Times New Roman"/>
+          <w:kern w:val="0"/>
+          <w:highlight w:val="yellow"/>
+          <w:lang w:val="en-US"/>
+          <w14:ligatures w14:val="none"/>
+        </w:rPr>
+        <w:t>póliza</w:t>
+      </w:r>
+      <w:proofErr w:type="spellEnd"/>
+      <w:r>
+        <w:rPr>
+          <w:rFonts w:ascii="Times New Roman" w:eastAsia="Times New Roman" w:hAnsi="Times New Roman" w:cs="Times New Roman"/>
+          <w:kern w:val="0"/>
+          <w:highlight w:val="yellow"/>
+          <w:lang w:val="en-US"/>
+          <w14:ligatures w14:val="none"/>
+        </w:rPr>
+        <w:t xml:space="preserve">, </w:t>
+      </w:r>
+      <w:proofErr w:type="spellStart"/>
+      <w:r>
+        <w:rPr>
+          <w:rFonts w:ascii="Times New Roman" w:eastAsia="Times New Roman" w:hAnsi="Times New Roman" w:cs="Times New Roman"/>
+          <w:kern w:val="0"/>
+          <w:highlight w:val="yellow"/>
+          <w:lang w:val="en-US"/>
+          <w14:ligatures w14:val="none"/>
+        </w:rPr>
+        <w:t>motivo</w:t>
+      </w:r>
+      <w:proofErr w:type="spellEnd"/>
+      <w:r>
+        <w:rPr>
+          <w:rFonts w:ascii="Times New Roman" w:eastAsia="Times New Roman" w:hAnsi="Times New Roman" w:cs="Times New Roman"/>
+          <w:kern w:val="0"/>
+          <w:highlight w:val="yellow"/>
+          <w:lang w:val="en-US"/>
+          <w14:ligatures w14:val="none"/>
+        </w:rPr>
+        <w:t xml:space="preserve"> de </w:t>
+      </w:r>
+      <w:proofErr w:type="spellStart"/>
+      <w:r>
+        <w:rPr>
+          <w:rFonts w:ascii="Times New Roman" w:eastAsia="Times New Roman" w:hAnsi="Times New Roman" w:cs="Times New Roman"/>
+          <w:kern w:val="0"/>
+          <w:highlight w:val="yellow"/>
+          <w:lang w:val="en-US"/>
+          <w14:ligatures w14:val="none"/>
+        </w:rPr>
+        <w:t>cancelación</w:t>
+      </w:r>
+      <w:proofErr w:type="spellEnd"/>
+      <w:r>
+        <w:rPr>
+          <w:rFonts w:ascii="Times New Roman" w:eastAsia="Times New Roman" w:hAnsi="Times New Roman" w:cs="Times New Roman"/>
+          <w:kern w:val="0"/>
+          <w:highlight w:val="yellow"/>
+          <w:lang w:val="en-US"/>
+          <w14:ligatures w14:val="none"/>
+        </w:rPr>
+        <w:t>.</w:t>
+      </w:r>
+    </w:p>
+    <w:p>
+      <w:pPr>
+        <w:pStyle w:val="Prrafodelista"/>
         <w:rPr>
           <w:rFonts w:ascii="Times New Roman" w:hAnsi="Times New Roman" w:cs="Times New Roman"/>
           <w:highlight w:val="yellow"/>
@@ -5212,7 +5369,7 @@
     </w:p>
     <w:p>
       <w:pPr>
-        <w:pStyle w:val="ListParagraph"/>
+        <w:pStyle w:val="Prrafodelista"/>
         <w:numPr>
           <w:ilvl w:val="0"/>
           <w:numId w:val="31"/>
@@ -5230,7 +5387,7 @@
     </w:p>
     <w:p>
       <w:pPr>
-        <w:pStyle w:val="ListParagraph"/>
+        <w:pStyle w:val="Prrafodelista"/>
         <w:numPr>
           <w:ilvl w:val="0"/>
           <w:numId w:val="31"/>
@@ -5248,7 +5405,7 @@
     </w:p>
     <w:p>
       <w:pPr>
-        <w:pStyle w:val="ListParagraph"/>
+        <w:pStyle w:val="Prrafodelista"/>
         <w:numPr>
           <w:ilvl w:val="0"/>
           <w:numId w:val="31"/>
@@ -5266,7 +5423,7 @@
     </w:p>
     <w:p>
       <w:pPr>
-        <w:pStyle w:val="ListParagraph"/>
+        <w:pStyle w:val="Prrafodelista"/>
         <w:numPr>
           <w:ilvl w:val="0"/>
           <w:numId w:val="31"/>
@@ -5284,7 +5441,7 @@
     </w:p>
     <w:p>
       <w:pPr>
-        <w:pStyle w:val="Heading1"/>
+        <w:pStyle w:val="Ttulo1"/>
         <w:rPr>
           <w:rFonts w:ascii="Times New Roman" w:hAnsi="Times New Roman" w:cs="Times New Roman"/>
           <w:color w:val="3A7C22" w:themeColor="accent6" w:themeShade="BF"/>
@@ -5302,7 +5459,7 @@
     </w:p>
     <w:p>
       <w:pPr>
-        <w:pStyle w:val="ListParagraph"/>
+        <w:pStyle w:val="Prrafodelista"/>
         <w:numPr>
           <w:ilvl w:val="0"/>
           <w:numId w:val="30"/>
@@ -5328,7 +5485,7 @@
     </w:p>
     <w:p>
       <w:pPr>
-        <w:pStyle w:val="ListParagraph"/>
+        <w:pStyle w:val="Prrafodelista"/>
         <w:numPr>
           <w:ilvl w:val="0"/>
           <w:numId w:val="30"/>
@@ -5350,12 +5507,26 @@
         <w:rPr>
           <w:rFonts w:ascii="Times New Roman" w:hAnsi="Times New Roman" w:cs="Times New Roman"/>
         </w:rPr>
-        <w:t>: Persona que trabaja para la aseguradora AseguraYA, Este se relaciona con el cliente y tiene acceso a la GUI</w:t>
-      </w:r>
-    </w:p>
-    <w:p>
-      <w:pPr>
-        <w:pStyle w:val="ListParagraph"/>
+        <w:t xml:space="preserve">: Persona que trabaja para la aseguradora </w:t>
+      </w:r>
+      <w:proofErr w:type="spellStart"/>
+      <w:r>
+        <w:rPr>
+          <w:rFonts w:ascii="Times New Roman" w:hAnsi="Times New Roman" w:cs="Times New Roman"/>
+        </w:rPr>
+        <w:t>AseguraYA</w:t>
+      </w:r>
+      <w:proofErr w:type="spellEnd"/>
+      <w:r>
+        <w:rPr>
+          <w:rFonts w:ascii="Times New Roman" w:hAnsi="Times New Roman" w:cs="Times New Roman"/>
+        </w:rPr>
+        <w:t>, Este se relaciona con el cliente y tiene acceso a la GUI</w:t>
+      </w:r>
+    </w:p>
+    <w:p>
+      <w:pPr>
+        <w:pStyle w:val="Prrafodelista"/>
         <w:numPr>
           <w:ilvl w:val="0"/>
           <w:numId w:val="30"/>
@@ -5381,7 +5552,7 @@
     </w:p>
     <w:p>
       <w:pPr>
-        <w:pStyle w:val="ListParagraph"/>
+        <w:pStyle w:val="Prrafodelista"/>
         <w:numPr>
           <w:ilvl w:val="0"/>
           <w:numId w:val="30"/>
@@ -5407,7 +5578,7 @@
     </w:p>
     <w:p>
       <w:pPr>
-        <w:pStyle w:val="ListParagraph"/>
+        <w:pStyle w:val="Prrafodelista"/>
         <w:numPr>
           <w:ilvl w:val="0"/>
           <w:numId w:val="30"/>
@@ -5433,7 +5604,7 @@
     </w:p>
     <w:p>
       <w:pPr>
-        <w:pStyle w:val="ListParagraph"/>
+        <w:pStyle w:val="Prrafodelista"/>
         <w:numPr>
           <w:ilvl w:val="0"/>
           <w:numId w:val="30"/>
@@ -5459,7 +5630,7 @@
     </w:p>
     <w:p>
       <w:pPr>
-        <w:pStyle w:val="ListParagraph"/>
+        <w:pStyle w:val="Prrafodelista"/>
         <w:numPr>
           <w:ilvl w:val="0"/>
           <w:numId w:val="30"/>
@@ -5485,7 +5656,7 @@
     </w:p>
     <w:p>
       <w:pPr>
-        <w:pStyle w:val="ListParagraph"/>
+        <w:pStyle w:val="Prrafodelista"/>
         <w:numPr>
           <w:ilvl w:val="0"/>
           <w:numId w:val="30"/>
@@ -5511,7 +5682,7 @@
     </w:p>
     <w:p>
       <w:pPr>
-        <w:pStyle w:val="ListParagraph"/>
+        <w:pStyle w:val="Prrafodelista"/>
         <w:numPr>
           <w:ilvl w:val="0"/>
           <w:numId w:val="30"/>
@@ -5537,7 +5708,7 @@
     </w:p>
     <w:p>
       <w:pPr>
-        <w:pStyle w:val="ListParagraph"/>
+        <w:pStyle w:val="Prrafodelista"/>
         <w:numPr>
           <w:ilvl w:val="0"/>
           <w:numId w:val="30"/>
@@ -5584,7 +5755,7 @@
     </w:p>
     <w:p>
       <w:pPr>
-        <w:pStyle w:val="ListParagraph"/>
+        <w:pStyle w:val="Prrafodelista"/>
         <w:numPr>
           <w:ilvl w:val="0"/>
           <w:numId w:val="30"/>
@@ -5610,7 +5781,7 @@
     </w:p>
     <w:p>
       <w:pPr>
-        <w:pStyle w:val="ListParagraph"/>
+        <w:pStyle w:val="Prrafodelista"/>
         <w:numPr>
           <w:ilvl w:val="0"/>
           <w:numId w:val="30"/>
@@ -5657,7 +5828,7 @@
     </w:p>
     <w:p>
       <w:pPr>
-        <w:pStyle w:val="ListParagraph"/>
+        <w:pStyle w:val="Prrafodelista"/>
         <w:numPr>
           <w:ilvl w:val="0"/>
           <w:numId w:val="30"/>
@@ -5683,7 +5854,7 @@
     </w:p>
     <w:p>
       <w:pPr>
-        <w:pStyle w:val="ListParagraph"/>
+        <w:pStyle w:val="Prrafodelista"/>
         <w:numPr>
           <w:ilvl w:val="0"/>
           <w:numId w:val="30"/>
@@ -5709,7 +5880,7 @@
     </w:p>
     <w:p>
       <w:pPr>
-        <w:pStyle w:val="ListParagraph"/>
+        <w:pStyle w:val="Prrafodelista"/>
         <w:numPr>
           <w:ilvl w:val="0"/>
           <w:numId w:val="30"/>
@@ -5718,13 +5889,23 @@
           <w:rFonts w:ascii="Times New Roman" w:hAnsi="Times New Roman" w:cs="Times New Roman"/>
         </w:rPr>
       </w:pPr>
+      <w:proofErr w:type="spellStart"/>
       <w:r>
         <w:rPr>
           <w:rFonts w:ascii="Times New Roman" w:hAnsi="Times New Roman" w:cs="Times New Roman"/>
           <w:b/>
           <w:bCs/>
         </w:rPr>
-        <w:t>Cuo.</w:t>
+        <w:t>Cuo</w:t>
+      </w:r>
+      <w:proofErr w:type="spellEnd"/>
+      <w:r>
+        <w:rPr>
+          <w:rFonts w:ascii="Times New Roman" w:hAnsi="Times New Roman" w:cs="Times New Roman"/>
+          <w:b/>
+          <w:bCs/>
+        </w:rPr>
+        <w:t>.</w:t>
       </w:r>
       <w:r>
         <w:rPr>
@@ -5735,7 +5916,7 @@
     </w:p>
     <w:p>
       <w:pPr>
-        <w:pStyle w:val="ListParagraph"/>
+        <w:pStyle w:val="Prrafodelista"/>
         <w:numPr>
           <w:ilvl w:val="0"/>
           <w:numId w:val="30"/>
@@ -5761,7 +5942,7 @@
     </w:p>
     <w:p>
       <w:pPr>
-        <w:pStyle w:val="Heading1"/>
+        <w:pStyle w:val="Ttulo1"/>
         <w:rPr>
           <w:rFonts w:ascii="Times New Roman" w:hAnsi="Times New Roman" w:cs="Times New Roman"/>
           <w:color w:val="3A7C22" w:themeColor="accent6" w:themeShade="BF"/>
@@ -5770,7 +5951,7 @@
     </w:p>
     <w:p>
       <w:pPr>
-        <w:pStyle w:val="Heading1"/>
+        <w:pStyle w:val="Ttulo1"/>
         <w:rPr>
           <w:rFonts w:ascii="Times New Roman" w:hAnsi="Times New Roman" w:cs="Times New Roman"/>
           <w:color w:val="3A7C22" w:themeColor="accent6" w:themeShade="BF"/>
@@ -5788,7 +5969,7 @@
     </w:p>
     <w:tbl>
       <w:tblPr>
-        <w:tblStyle w:val="GridTable4-Accent3"/>
+        <w:tblStyle w:val="Tablaconcuadrcula4-nfasis3"/>
         <w:tblW w:w="0" w:type="auto"/>
         <w:tblLook w:val="04A0" w:firstRow="1" w:lastRow="0" w:firstColumn="1" w:lastColumn="0" w:noHBand="0" w:noVBand="1"/>
       </w:tblPr>
@@ -6528,7 +6709,7 @@
     </w:p>
     <w:p>
       <w:pPr>
-        <w:pStyle w:val="Heading1"/>
+        <w:pStyle w:val="Ttulo1"/>
         <w:rPr>
           <w:rFonts w:ascii="Times New Roman" w:hAnsi="Times New Roman" w:cs="Times New Roman"/>
           <w:color w:val="3A7C22" w:themeColor="accent6" w:themeShade="BF"/>
@@ -6618,7 +6799,7 @@
     </w:p>
     <w:p>
       <w:pPr>
-        <w:pStyle w:val="Subtitle"/>
+        <w:pStyle w:val="Subttulo"/>
         <w:rPr>
           <w:rFonts w:ascii="Times New Roman" w:hAnsi="Times New Roman" w:cs="Times New Roman"/>
           <w:color w:val="3A7C22" w:themeColor="accent6" w:themeShade="BF"/>
@@ -6634,7 +6815,7 @@
     </w:p>
     <w:p>
       <w:pPr>
-        <w:pStyle w:val="ListParagraph"/>
+        <w:pStyle w:val="Prrafodelista"/>
         <w:numPr>
           <w:ilvl w:val="0"/>
           <w:numId w:val="1"/>
@@ -6657,7 +6838,7 @@
     </w:p>
     <w:p>
       <w:pPr>
-        <w:pStyle w:val="ListParagraph"/>
+        <w:pStyle w:val="Prrafodelista"/>
         <w:numPr>
           <w:ilvl w:val="0"/>
           <w:numId w:val="1"/>
@@ -6696,7 +6877,7 @@
     </w:p>
     <w:p>
       <w:pPr>
-        <w:pStyle w:val="ListParagraph"/>
+        <w:pStyle w:val="Prrafodelista"/>
         <w:numPr>
           <w:ilvl w:val="0"/>
           <w:numId w:val="1"/>
@@ -6719,7 +6900,7 @@
     </w:p>
     <w:p>
       <w:pPr>
-        <w:pStyle w:val="ListParagraph"/>
+        <w:pStyle w:val="Prrafodelista"/>
         <w:numPr>
           <w:ilvl w:val="0"/>
           <w:numId w:val="1"/>
@@ -6742,7 +6923,7 @@
     </w:p>
     <w:p>
       <w:pPr>
-        <w:pStyle w:val="ListParagraph"/>
+        <w:pStyle w:val="Prrafodelista"/>
         <w:numPr>
           <w:ilvl w:val="0"/>
           <w:numId w:val="1"/>
@@ -6766,7 +6947,7 @@
     </w:p>
     <w:p>
       <w:pPr>
-        <w:pStyle w:val="ListParagraph"/>
+        <w:pStyle w:val="Prrafodelista"/>
         <w:numPr>
           <w:ilvl w:val="0"/>
           <w:numId w:val="1"/>
@@ -6789,7 +6970,7 @@
     </w:p>
     <w:p>
       <w:pPr>
-        <w:pStyle w:val="ListParagraph"/>
+        <w:pStyle w:val="Prrafodelista"/>
         <w:numPr>
           <w:ilvl w:val="0"/>
           <w:numId w:val="1"/>
@@ -6812,7 +6993,7 @@
     </w:p>
     <w:p>
       <w:pPr>
-        <w:pStyle w:val="ListParagraph"/>
+        <w:pStyle w:val="Prrafodelista"/>
         <w:numPr>
           <w:ilvl w:val="0"/>
           <w:numId w:val="1"/>
@@ -6851,7 +7032,7 @@
     </w:p>
     <w:p>
       <w:pPr>
-        <w:pStyle w:val="Subtitle"/>
+        <w:pStyle w:val="Subttulo"/>
         <w:rPr>
           <w:rFonts w:ascii="Times New Roman" w:hAnsi="Times New Roman" w:cs="Times New Roman"/>
           <w:color w:val="3A7C22" w:themeColor="accent6" w:themeShade="BF"/>
@@ -6880,7 +7061,7 @@
     </w:p>
     <w:p>
       <w:pPr>
-        <w:pStyle w:val="Subtitle"/>
+        <w:pStyle w:val="Subttulo"/>
         <w:rPr>
           <w:rFonts w:ascii="Times New Roman" w:hAnsi="Times New Roman" w:cs="Times New Roman"/>
           <w:color w:val="3A7C22" w:themeColor="accent6" w:themeShade="BF"/>
@@ -6909,7 +7090,7 @@
     </w:p>
     <w:p>
       <w:pPr>
-        <w:pStyle w:val="Subtitle"/>
+        <w:pStyle w:val="Subttulo"/>
         <w:rPr>
           <w:rFonts w:ascii="Times New Roman" w:hAnsi="Times New Roman" w:cs="Times New Roman"/>
           <w:color w:val="3A7C22" w:themeColor="accent6" w:themeShade="BF"/>
@@ -6931,7 +7112,7 @@
       </w:pPr>
       <w:r>
         <w:rPr>
-          <w:rStyle w:val="SubtitleChar"/>
+          <w:rStyle w:val="SubttuloCar"/>
           <w:rFonts w:ascii="Times New Roman" w:hAnsi="Times New Roman" w:cs="Times New Roman"/>
           <w:color w:val="3A7C22" w:themeColor="accent6" w:themeShade="BF"/>
         </w:rPr>
@@ -6953,7 +7134,7 @@
       </w:pPr>
       <w:r>
         <w:rPr>
-          <w:rStyle w:val="SubtitleChar"/>
+          <w:rStyle w:val="SubttuloCar"/>
           <w:rFonts w:ascii="Times New Roman" w:hAnsi="Times New Roman" w:cs="Times New Roman"/>
           <w:color w:val="3A7C22" w:themeColor="accent6" w:themeShade="BF"/>
         </w:rPr>
@@ -6975,7 +7156,7 @@
       </w:pPr>
       <w:r>
         <w:rPr>
-          <w:rStyle w:val="SubtitleChar"/>
+          <w:rStyle w:val="SubttuloCar"/>
           <w:rFonts w:ascii="Times New Roman" w:hAnsi="Times New Roman" w:cs="Times New Roman"/>
           <w:color w:val="3A7C22" w:themeColor="accent6" w:themeShade="BF"/>
         </w:rPr>
@@ -7001,7 +7182,7 @@
       <w:bookmarkStart w:id="7" w:name="_Toc198400158"/>
       <w:r>
         <w:rPr>
-          <w:rStyle w:val="Heading2Char"/>
+          <w:rStyle w:val="Ttulo2Car"/>
           <w:rFonts w:ascii="Times New Roman" w:hAnsi="Times New Roman" w:cs="Times New Roman"/>
           <w:color w:val="3A7C22" w:themeColor="accent6" w:themeShade="BF"/>
         </w:rPr>
@@ -7010,7 +7191,7 @@
       </w:r>
       <w:r>
         <w:rPr>
-          <w:rStyle w:val="Heading2Char"/>
+          <w:rStyle w:val="Ttulo2Car"/>
           <w:rFonts w:ascii="Times New Roman" w:hAnsi="Times New Roman" w:cs="Times New Roman"/>
           <w:color w:val="3A7C22" w:themeColor="accent6" w:themeShade="BF"/>
         </w:rPr>
@@ -7050,7 +7231,7 @@
     </w:p>
     <w:p>
       <w:pPr>
-        <w:pStyle w:val="Heading1"/>
+        <w:pStyle w:val="Ttulo1"/>
         <w:rPr>
           <w:color w:val="24961E"/>
         </w:rPr>
@@ -7078,7 +7259,7 @@
     </w:p>
     <w:p>
       <w:pPr>
-        <w:pStyle w:val="ListParagraph"/>
+        <w:pStyle w:val="Prrafodelista"/>
         <w:numPr>
           <w:ilvl w:val="0"/>
           <w:numId w:val="1"/>
@@ -7108,7 +7289,7 @@
     </w:p>
     <w:p>
       <w:pPr>
-        <w:pStyle w:val="ListParagraph"/>
+        <w:pStyle w:val="Prrafodelista"/>
         <w:numPr>
           <w:ilvl w:val="0"/>
           <w:numId w:val="1"/>
@@ -7132,7 +7313,7 @@
     </w:p>
     <w:p>
       <w:pPr>
-        <w:pStyle w:val="ListParagraph"/>
+        <w:pStyle w:val="Prrafodelista"/>
         <w:numPr>
           <w:ilvl w:val="0"/>
           <w:numId w:val="1"/>
@@ -7150,7 +7331,7 @@
     </w:p>
     <w:p>
       <w:pPr>
-        <w:pStyle w:val="ListParagraph"/>
+        <w:pStyle w:val="Prrafodelista"/>
         <w:ind w:left="360"/>
         <w:rPr>
           <w:rFonts w:ascii="Times New Roman" w:hAnsi="Times New Roman" w:cs="Times New Roman"/>
@@ -7214,7 +7395,7 @@
     </w:p>
     <w:p>
       <w:pPr>
-        <w:pStyle w:val="ListParagraph"/>
+        <w:pStyle w:val="Prrafodelista"/>
         <w:ind w:left="0"/>
         <w:rPr>
           <w:rFonts w:ascii="Times New Roman" w:hAnsi="Times New Roman" w:cs="Times New Roman"/>
@@ -7223,7 +7404,7 @@
     </w:p>
     <w:p>
       <w:pPr>
-        <w:pStyle w:val="ListParagraph"/>
+        <w:pStyle w:val="Prrafodelista"/>
         <w:ind w:left="0"/>
         <w:rPr>
           <w:rFonts w:ascii="Times New Roman" w:hAnsi="Times New Roman" w:cs="Times New Roman"/>
@@ -7232,7 +7413,7 @@
     </w:p>
     <w:p>
       <w:pPr>
-        <w:pStyle w:val="ListParagraph"/>
+        <w:pStyle w:val="Prrafodelista"/>
         <w:ind w:left="0"/>
         <w:rPr>
           <w:rFonts w:ascii="Times New Roman" w:hAnsi="Times New Roman" w:cs="Times New Roman"/>
@@ -7241,7 +7422,7 @@
     </w:p>
     <w:p>
       <w:pPr>
-        <w:pStyle w:val="ListParagraph"/>
+        <w:pStyle w:val="Prrafodelista"/>
         <w:ind w:left="0"/>
         <w:rPr>
           <w:rFonts w:ascii="Times New Roman" w:hAnsi="Times New Roman" w:cs="Times New Roman"/>
@@ -7250,7 +7431,7 @@
     </w:p>
     <w:p>
       <w:pPr>
-        <w:pStyle w:val="ListParagraph"/>
+        <w:pStyle w:val="Prrafodelista"/>
         <w:ind w:left="0"/>
         <w:rPr>
           <w:rFonts w:ascii="Times New Roman" w:hAnsi="Times New Roman" w:cs="Times New Roman"/>
@@ -7259,7 +7440,7 @@
     </w:p>
     <w:p>
       <w:pPr>
-        <w:pStyle w:val="ListParagraph"/>
+        <w:pStyle w:val="Prrafodelista"/>
         <w:ind w:left="0"/>
         <w:rPr>
           <w:rFonts w:ascii="Times New Roman" w:hAnsi="Times New Roman" w:cs="Times New Roman"/>
@@ -7268,7 +7449,7 @@
     </w:p>
     <w:p>
       <w:pPr>
-        <w:pStyle w:val="ListParagraph"/>
+        <w:pStyle w:val="Prrafodelista"/>
         <w:ind w:left="0"/>
         <w:rPr>
           <w:rFonts w:ascii="Times New Roman" w:hAnsi="Times New Roman" w:cs="Times New Roman"/>
@@ -7277,7 +7458,7 @@
     </w:p>
     <w:p>
       <w:pPr>
-        <w:pStyle w:val="ListParagraph"/>
+        <w:pStyle w:val="Prrafodelista"/>
         <w:ind w:left="0"/>
         <w:rPr>
           <w:rFonts w:ascii="Times New Roman" w:hAnsi="Times New Roman" w:cs="Times New Roman"/>
@@ -7286,7 +7467,7 @@
     </w:p>
     <w:p>
       <w:pPr>
-        <w:pStyle w:val="ListParagraph"/>
+        <w:pStyle w:val="Prrafodelista"/>
         <w:ind w:left="0"/>
         <w:rPr>
           <w:rFonts w:ascii="Times New Roman" w:hAnsi="Times New Roman" w:cs="Times New Roman"/>
@@ -7295,60 +7476,42 @@
     </w:p>
     <w:p>
       <w:pPr>
-        <w:pStyle w:val="ListParagraph"/>
+        <w:pStyle w:val="Prrafodelista"/>
         <w:ind w:left="0"/>
         <w:rPr>
-          <w:rFonts w:ascii="Times New Roman" w:hAnsi="Times New Roman" w:cs="Times New Roman"/>
-        </w:rPr>
-      </w:pPr>
-    </w:p>
-    <w:p>
-      <w:pPr>
-        <w:pStyle w:val="ListParagraph"/>
+          <w:noProof/>
+        </w:rPr>
+      </w:pPr>
+      <w:r>
+        <w:rPr>
+          <w:rFonts w:ascii="Times New Roman" w:hAnsi="Times New Roman" w:cs="Times New Roman"/>
+        </w:rPr>
+        <w:lastRenderedPageBreak/>
+        <w:t>Diagrama de secuencia de roles</w:t>
+      </w:r>
+      <w:r>
+        <w:rPr>
+          <w:noProof/>
+        </w:rPr>
+        <w:t xml:space="preserve"> </w:t>
+      </w:r>
+    </w:p>
+    <w:p>
+      <w:pPr>
+        <w:pStyle w:val="Prrafodelista"/>
         <w:ind w:left="0"/>
         <w:rPr>
           <w:rFonts w:ascii="Times New Roman" w:hAnsi="Times New Roman" w:cs="Times New Roman"/>
         </w:rPr>
       </w:pPr>
-    </w:p>
-    <w:p>
-      <w:pPr>
-        <w:pStyle w:val="ListParagraph"/>
-        <w:ind w:left="0"/>
+      <w:r>
         <w:rPr>
           <w:noProof/>
         </w:rPr>
-      </w:pPr>
-      <w:r>
-        <w:rPr>
-          <w:rFonts w:ascii="Times New Roman" w:hAnsi="Times New Roman" w:cs="Times New Roman"/>
-        </w:rPr>
-        <w:t>Diagrama de secuencia de roles</w:t>
-      </w:r>
-      <w:r>
-        <w:rPr>
-          <w:noProof/>
-        </w:rPr>
-        <w:t xml:space="preserve"> </w:t>
-      </w:r>
-    </w:p>
-    <w:p>
-      <w:pPr>
-        <w:pStyle w:val="ListParagraph"/>
-        <w:ind w:left="0"/>
-        <w:rPr>
-          <w:rFonts w:ascii="Times New Roman" w:hAnsi="Times New Roman" w:cs="Times New Roman"/>
-        </w:rPr>
-      </w:pPr>
-      <w:r>
-        <w:rPr>
-          <w:noProof/>
-        </w:rPr>
-        <w:lastRenderedPageBreak/>
         <w:drawing>
-          <wp:inline distT="0" distB="0" distL="0" distR="0" wp14:anchorId="196FEAEC" wp14:editId="6ECC8688">
-            <wp:extent cx="3938668" cy="6393180"/>
-            <wp:effectExtent l="0" t="0" r="5080" b="7620"/>
+          <wp:inline distT="0" distB="0" distL="0" distR="0" wp14:anchorId="196FEAEC" wp14:editId="61A33225">
+            <wp:extent cx="3867690" cy="6277970"/>
+            <wp:effectExtent l="0" t="0" r="0" b="8890"/>
             <wp:docPr id="460739782" name="Picture 1" descr="A screenshot of a computer&#10;&#10;AI-generated content may be incorrect."/>
             <wp:cNvGraphicFramePr>
               <a:graphicFrameLocks xmlns:a="http://schemas.openxmlformats.org/drawingml/2006/main" noChangeAspect="1"/>
@@ -7369,7 +7532,7 @@
                   <pic:spPr>
                     <a:xfrm>
                       <a:off x="0" y="0"/>
-                      <a:ext cx="3961500" cy="6430241"/>
+                      <a:ext cx="3893725" cy="6320229"/>
                     </a:xfrm>
                     <a:prstGeom prst="rect">
                       <a:avLst/>
@@ -7384,7 +7547,7 @@
     </w:p>
     <w:p>
       <w:pPr>
-        <w:pStyle w:val="ListParagraph"/>
+        <w:pStyle w:val="Prrafodelista"/>
         <w:ind w:left="0"/>
         <w:rPr>
           <w:rFonts w:ascii="Times New Roman" w:hAnsi="Times New Roman" w:cs="Times New Roman"/>
@@ -7394,12 +7557,13 @@
         <w:rPr>
           <w:rFonts w:ascii="Times New Roman" w:hAnsi="Times New Roman" w:cs="Times New Roman"/>
         </w:rPr>
+        <w:lastRenderedPageBreak/>
         <w:t>Descripcion funcional del proceso</w:t>
       </w:r>
     </w:p>
     <w:p>
       <w:pPr>
-        <w:pStyle w:val="ListParagraph"/>
+        <w:pStyle w:val="Prrafodelista"/>
         <w:ind w:left="0"/>
         <w:rPr>
           <w:rFonts w:ascii="Times New Roman" w:hAnsi="Times New Roman" w:cs="Times New Roman"/>
@@ -7409,7 +7573,6 @@
         <w:rPr>
           <w:noProof/>
         </w:rPr>
-        <w:lastRenderedPageBreak/>
         <w:drawing>
           <wp:inline distT="0" distB="0" distL="0" distR="0" wp14:anchorId="2D23A6A1" wp14:editId="1784B935">
             <wp:extent cx="5970905" cy="2267585"/>
@@ -7449,7 +7612,7 @@
     </w:p>
     <w:p>
       <w:pPr>
-        <w:pStyle w:val="ListParagraph"/>
+        <w:pStyle w:val="Prrafodelista"/>
         <w:ind w:left="0"/>
         <w:rPr>
           <w:rFonts w:ascii="Times New Roman" w:hAnsi="Times New Roman" w:cs="Times New Roman"/>
@@ -7464,7 +7627,7 @@
     </w:p>
     <w:p>
       <w:pPr>
-        <w:pStyle w:val="ListParagraph"/>
+        <w:pStyle w:val="Prrafodelista"/>
         <w:ind w:left="0"/>
         <w:rPr>
           <w:rFonts w:ascii="Times New Roman" w:hAnsi="Times New Roman" w:cs="Times New Roman"/>
@@ -7514,7 +7677,7 @@
     </w:p>
     <w:p>
       <w:pPr>
-        <w:pStyle w:val="ListParagraph"/>
+        <w:pStyle w:val="Prrafodelista"/>
         <w:ind w:left="0"/>
         <w:rPr>
           <w:rFonts w:ascii="Times New Roman" w:hAnsi="Times New Roman" w:cs="Times New Roman"/>
@@ -7523,7 +7686,7 @@
     </w:p>
     <w:p>
       <w:pPr>
-        <w:pStyle w:val="ListParagraph"/>
+        <w:pStyle w:val="Prrafodelista"/>
         <w:ind w:left="0"/>
         <w:rPr>
           <w:rFonts w:ascii="Times New Roman" w:hAnsi="Times New Roman" w:cs="Times New Roman"/>
@@ -7539,7 +7702,7 @@
     </w:p>
     <w:p>
       <w:pPr>
-        <w:pStyle w:val="ListParagraph"/>
+        <w:pStyle w:val="Prrafodelista"/>
         <w:ind w:left="0"/>
         <w:rPr>
           <w:rFonts w:ascii="Times New Roman" w:hAnsi="Times New Roman" w:cs="Times New Roman"/>
@@ -7588,7 +7751,7 @@
     </w:p>
     <w:p>
       <w:pPr>
-        <w:pStyle w:val="ListParagraph"/>
+        <w:pStyle w:val="Prrafodelista"/>
         <w:ind w:left="0"/>
         <w:rPr>
           <w:rFonts w:ascii="Times New Roman" w:hAnsi="Times New Roman" w:cs="Times New Roman"/>
@@ -7597,7 +7760,7 @@
     </w:p>
     <w:p>
       <w:pPr>
-        <w:pStyle w:val="Heading1"/>
+        <w:pStyle w:val="Ttulo1"/>
         <w:rPr>
           <w:rFonts w:ascii="Times New Roman" w:hAnsi="Times New Roman" w:cs="Times New Roman"/>
         </w:rPr>
@@ -7615,7 +7778,7 @@
     </w:p>
     <w:p>
       <w:pPr>
-        <w:pStyle w:val="ListParagraph"/>
+        <w:pStyle w:val="Prrafodelista"/>
         <w:ind w:left="0"/>
         <w:rPr>
           <w:rFonts w:ascii="Times New Roman" w:hAnsi="Times New Roman" w:cs="Times New Roman"/>
@@ -7630,7 +7793,7 @@
     </w:p>
     <w:p>
       <w:pPr>
-        <w:pStyle w:val="Heading2"/>
+        <w:pStyle w:val="Ttulo2"/>
         <w:rPr>
           <w:rFonts w:ascii="Times New Roman" w:hAnsi="Times New Roman" w:cs="Times New Roman"/>
         </w:rPr>
@@ -7646,7 +7809,7 @@
     </w:p>
     <w:p>
       <w:pPr>
-        <w:pStyle w:val="ListParagraph"/>
+        <w:pStyle w:val="Prrafodelista"/>
         <w:ind w:left="0"/>
         <w:rPr>
           <w:rFonts w:ascii="Times New Roman" w:hAnsi="Times New Roman" w:cs="Times New Roman"/>
@@ -7657,10 +7820,10 @@
           <w:noProof/>
         </w:rPr>
         <w:drawing>
-          <wp:inline distT="0" distB="0" distL="0" distR="0" wp14:anchorId="2859F261" wp14:editId="1DB428AA">
+          <wp:inline distT="0" distB="0" distL="0" distR="0" wp14:anchorId="70307FAC" wp14:editId="0107CAE2">
             <wp:extent cx="5970905" cy="3289300"/>
             <wp:effectExtent l="0" t="0" r="0" b="6350"/>
-            <wp:docPr id="2091816807" name="Picture 1" descr="A diagram of a diagram&#10;&#10;AI-generated content may be incorrect."/>
+            <wp:docPr id="488555457" name="Imagen 1" descr="Diagrama&#10;&#10;El contenido generado por IA puede ser incorrecto."/>
             <wp:cNvGraphicFramePr>
               <a:graphicFrameLocks xmlns:a="http://schemas.openxmlformats.org/drawingml/2006/main" noChangeAspect="1"/>
             </wp:cNvGraphicFramePr>
@@ -7668,7 +7831,7 @@
               <a:graphicData uri="http://schemas.openxmlformats.org/drawingml/2006/picture">
                 <pic:pic xmlns:pic="http://schemas.openxmlformats.org/drawingml/2006/picture">
                   <pic:nvPicPr>
-                    <pic:cNvPr id="2091816807" name="Picture 1" descr="A diagram of a diagram&#10;&#10;AI-generated content may be incorrect."/>
+                    <pic:cNvPr id="488555457" name="Imagen 1" descr="Diagrama&#10;&#10;El contenido generado por IA puede ser incorrecto."/>
                     <pic:cNvPicPr/>
                   </pic:nvPicPr>
                   <pic:blipFill>
@@ -7695,7 +7858,7 @@
     </w:p>
     <w:p>
       <w:pPr>
-        <w:pStyle w:val="Heading2"/>
+        <w:pStyle w:val="Ttulo2"/>
         <w:rPr>
           <w:rFonts w:ascii="Times New Roman" w:hAnsi="Times New Roman" w:cs="Times New Roman"/>
         </w:rPr>
@@ -7711,7 +7874,7 @@
     </w:p>
     <w:p>
       <w:pPr>
-        <w:pStyle w:val="Heading3"/>
+        <w:pStyle w:val="Ttulo3"/>
         <w:rPr>
           <w:rFonts w:ascii="Times New Roman" w:hAnsi="Times New Roman" w:cs="Times New Roman"/>
         </w:rPr>
@@ -7982,7 +8145,25 @@
                 <w:i/>
                 <w:iCs/>
               </w:rPr>
-              <w:t>&lt;&lt;extend&gt;&gt;</w:t>
+              <w:t>&lt;&lt;</w:t>
+            </w:r>
+            <w:proofErr w:type="spellStart"/>
+            <w:r>
+              <w:rPr>
+                <w:rFonts w:ascii="Times New Roman" w:hAnsi="Times New Roman" w:cs="Times New Roman"/>
+                <w:i/>
+                <w:iCs/>
+              </w:rPr>
+              <w:t>extend</w:t>
+            </w:r>
+            <w:proofErr w:type="spellEnd"/>
+            <w:r>
+              <w:rPr>
+                <w:rFonts w:ascii="Times New Roman" w:hAnsi="Times New Roman" w:cs="Times New Roman"/>
+                <w:i/>
+                <w:iCs/>
+              </w:rPr>
+              <w:t>&gt;&gt;</w:t>
             </w:r>
           </w:p>
         </w:tc>
@@ -8365,23 +8546,75 @@
               </w:rPr>
               <w:t xml:space="preserve">, </w:t>
             </w:r>
+            <w:proofErr w:type="spellStart"/>
             <w:r>
               <w:rPr>
                 <w:rFonts w:ascii="Times New Roman" w:hAnsi="Times New Roman" w:cs="Times New Roman"/>
               </w:rPr>
               <w:t>CondicionIVA</w:t>
             </w:r>
+            <w:proofErr w:type="spellEnd"/>
             <w:r>
               <w:rPr>
                 <w:rFonts w:ascii="Times New Roman" w:hAnsi="Times New Roman" w:cs="Times New Roman"/>
               </w:rPr>
               <w:t xml:space="preserve">, </w:t>
             </w:r>
-            <w:r>
-              <w:rPr>
-                <w:rFonts w:ascii="Times New Roman" w:hAnsi="Times New Roman" w:cs="Times New Roman"/>
-              </w:rPr>
-              <w:t>NumeroTarjeta, TitularTarjeta, FechaVencimiento, MedioDePago)</w:t>
+            <w:proofErr w:type="spellStart"/>
+            <w:r>
+              <w:rPr>
+                <w:rFonts w:ascii="Times New Roman" w:hAnsi="Times New Roman" w:cs="Times New Roman"/>
+              </w:rPr>
+              <w:t>NumeroTarjeta</w:t>
+            </w:r>
+            <w:proofErr w:type="spellEnd"/>
+            <w:r>
+              <w:rPr>
+                <w:rFonts w:ascii="Times New Roman" w:hAnsi="Times New Roman" w:cs="Times New Roman"/>
+              </w:rPr>
+              <w:t xml:space="preserve">, </w:t>
+            </w:r>
+            <w:proofErr w:type="spellStart"/>
+            <w:r>
+              <w:rPr>
+                <w:rFonts w:ascii="Times New Roman" w:hAnsi="Times New Roman" w:cs="Times New Roman"/>
+              </w:rPr>
+              <w:t>TitularTarjeta</w:t>
+            </w:r>
+            <w:proofErr w:type="spellEnd"/>
+            <w:r>
+              <w:rPr>
+                <w:rFonts w:ascii="Times New Roman" w:hAnsi="Times New Roman" w:cs="Times New Roman"/>
+              </w:rPr>
+              <w:t xml:space="preserve">, </w:t>
+            </w:r>
+            <w:proofErr w:type="spellStart"/>
+            <w:r>
+              <w:rPr>
+                <w:rFonts w:ascii="Times New Roman" w:hAnsi="Times New Roman" w:cs="Times New Roman"/>
+              </w:rPr>
+              <w:t>FechaVencimiento</w:t>
+            </w:r>
+            <w:proofErr w:type="spellEnd"/>
+            <w:r>
+              <w:rPr>
+                <w:rFonts w:ascii="Times New Roman" w:hAnsi="Times New Roman" w:cs="Times New Roman"/>
+              </w:rPr>
+              <w:t xml:space="preserve">, </w:t>
+            </w:r>
+            <w:proofErr w:type="spellStart"/>
+            <w:r>
+              <w:rPr>
+                <w:rFonts w:ascii="Times New Roman" w:hAnsi="Times New Roman" w:cs="Times New Roman"/>
+              </w:rPr>
+              <w:t>MedioDePago</w:t>
+            </w:r>
+            <w:proofErr w:type="spellEnd"/>
+            <w:r>
+              <w:rPr>
+                <w:rFonts w:ascii="Times New Roman" w:hAnsi="Times New Roman" w:cs="Times New Roman"/>
+              </w:rPr>
+              <w:t>)</w:t>
             </w:r>
           </w:p>
           <w:p>
@@ -8631,7 +8864,7 @@
           </w:p>
           <w:p>
             <w:pPr>
-              <w:pStyle w:val="ListParagraph"/>
+              <w:pStyle w:val="Prrafodelista"/>
               <w:widowControl w:val="0"/>
               <w:numPr>
                 <w:ilvl w:val="1"/>
@@ -8658,7 +8891,7 @@
           </w:p>
           <w:p>
             <w:pPr>
-              <w:pStyle w:val="ListParagraph"/>
+              <w:pStyle w:val="Prrafodelista"/>
               <w:widowControl w:val="0"/>
               <w:numPr>
                 <w:ilvl w:val="1"/>
@@ -8685,7 +8918,7 @@
           </w:p>
           <w:p>
             <w:pPr>
-              <w:pStyle w:val="ListParagraph"/>
+              <w:pStyle w:val="Prrafodelista"/>
               <w:widowControl w:val="0"/>
               <w:pBdr>
                 <w:top w:val="nil"/>
@@ -8761,7 +8994,21 @@
               <w:rPr>
                 <w:rFonts w:ascii="Times New Roman" w:hAnsi="Times New Roman" w:cs="Times New Roman"/>
               </w:rPr>
-              <w:t xml:space="preserve"> (&lt;&lt;extend&gt;&gt;) para completar el</w:t>
+              <w:t xml:space="preserve"> (&lt;&lt;</w:t>
+            </w:r>
+            <w:proofErr w:type="spellStart"/>
+            <w:r>
+              <w:rPr>
+                <w:rFonts w:ascii="Times New Roman" w:hAnsi="Times New Roman" w:cs="Times New Roman"/>
+              </w:rPr>
+              <w:t>extend</w:t>
+            </w:r>
+            <w:proofErr w:type="spellEnd"/>
+            <w:r>
+              <w:rPr>
+                <w:rFonts w:ascii="Times New Roman" w:hAnsi="Times New Roman" w:cs="Times New Roman"/>
+              </w:rPr>
+              <w:t>&gt;&gt;) para completar el</w:t>
             </w:r>
           </w:p>
           <w:p>
@@ -8870,7 +9117,7 @@
     </w:tbl>
     <w:p>
       <w:pPr>
-        <w:pStyle w:val="Heading3"/>
+        <w:pStyle w:val="Ttulo3"/>
         <w:rPr>
           <w:rFonts w:ascii="Times New Roman" w:hAnsi="Times New Roman" w:cs="Times New Roman"/>
         </w:rPr>
@@ -8929,7 +9176,7 @@
     </w:p>
     <w:p>
       <w:pPr>
-        <w:pStyle w:val="Heading3"/>
+        <w:pStyle w:val="Ttulo3"/>
         <w:rPr>
           <w:rFonts w:ascii="Times New Roman" w:hAnsi="Times New Roman" w:cs="Times New Roman"/>
         </w:rPr>
@@ -8988,7 +9235,7 @@
     </w:p>
     <w:p>
       <w:pPr>
-        <w:pStyle w:val="Heading3"/>
+        <w:pStyle w:val="Ttulo3"/>
         <w:rPr>
           <w:rFonts w:ascii="Times New Roman" w:hAnsi="Times New Roman" w:cs="Times New Roman"/>
         </w:rPr>
@@ -9014,7 +9261,7 @@
           <w:noProof/>
         </w:rPr>
         <w:drawing>
-          <wp:inline distT="0" distB="0" distL="0" distR="0" wp14:anchorId="0374405C" wp14:editId="41930351">
+          <wp:inline distT="0" distB="0" distL="0" distR="0" wp14:anchorId="0374405C" wp14:editId="471DB23F">
             <wp:extent cx="5970905" cy="2104390"/>
             <wp:effectExtent l="0" t="0" r="0" b="0"/>
             <wp:docPr id="1820157268" name="Picture 12" descr="A black screen with white text&#10;&#10;AI-generated content may be incorrect."/>
@@ -9058,7 +9305,7 @@
     </w:p>
     <w:p>
       <w:pPr>
-        <w:pStyle w:val="Heading3"/>
+        <w:pStyle w:val="Ttulo3"/>
         <w:rPr>
           <w:rFonts w:ascii="Times New Roman" w:hAnsi="Times New Roman" w:cs="Times New Roman"/>
         </w:rPr>
@@ -9081,7 +9328,7 @@
     </w:p>
     <w:p>
       <w:pPr>
-        <w:pStyle w:val="Heading3"/>
+        <w:pStyle w:val="Ttulo3"/>
         <w:rPr>
           <w:rFonts w:ascii="Times New Roman" w:hAnsi="Times New Roman" w:cs="Times New Roman"/>
         </w:rPr>
@@ -9139,7 +9386,7 @@
     </w:p>
     <w:p>
       <w:pPr>
-        <w:pStyle w:val="Heading2"/>
+        <w:pStyle w:val="Ttulo2"/>
         <w:rPr>
           <w:rFonts w:ascii="Times New Roman" w:hAnsi="Times New Roman" w:cs="Times New Roman"/>
         </w:rPr>
@@ -9167,7 +9414,7 @@
     </w:p>
     <w:p>
       <w:pPr>
-        <w:pStyle w:val="Heading3"/>
+        <w:pStyle w:val="Ttulo3"/>
         <w:rPr>
           <w:rFonts w:ascii="Times New Roman" w:hAnsi="Times New Roman" w:cs="Times New Roman"/>
         </w:rPr>
@@ -9301,7 +9548,21 @@
               <w:rPr>
                 <w:rFonts w:ascii="Times New Roman" w:hAnsi="Times New Roman" w:cs="Times New Roman"/>
               </w:rPr>
-              <w:t>Permitir al ejecutivo de ventas modificar los datos de una póliza existente, generando una nueva versión de la misma.</w:t>
+              <w:t xml:space="preserve">Permitir al ejecutivo de ventas modificar los datos de una póliza existente, generando una nueva versión de </w:t>
+            </w:r>
+            <w:proofErr w:type="gramStart"/>
+            <w:r>
+              <w:rPr>
+                <w:rFonts w:ascii="Times New Roman" w:hAnsi="Times New Roman" w:cs="Times New Roman"/>
+              </w:rPr>
+              <w:t>la misma</w:t>
+            </w:r>
+            <w:proofErr w:type="gramEnd"/>
+            <w:r>
+              <w:rPr>
+                <w:rFonts w:ascii="Times New Roman" w:hAnsi="Times New Roman" w:cs="Times New Roman"/>
+              </w:rPr>
+              <w:t>.</w:t>
             </w:r>
           </w:p>
         </w:tc>
@@ -10007,7 +10268,7 @@
     </w:p>
     <w:p>
       <w:pPr>
-        <w:pStyle w:val="Heading3"/>
+        <w:pStyle w:val="Ttulo3"/>
         <w:rPr>
           <w:rFonts w:ascii="Times New Roman" w:hAnsi="Times New Roman" w:cs="Times New Roman"/>
         </w:rPr>
@@ -10078,7 +10339,7 @@
     </w:p>
     <w:p>
       <w:pPr>
-        <w:pStyle w:val="Heading3"/>
+        <w:pStyle w:val="Ttulo3"/>
         <w:rPr>
           <w:rFonts w:ascii="Times New Roman" w:hAnsi="Times New Roman" w:cs="Times New Roman"/>
         </w:rPr>
@@ -10149,7 +10410,7 @@
     </w:p>
     <w:p>
       <w:pPr>
-        <w:pStyle w:val="Heading3"/>
+        <w:pStyle w:val="Ttulo3"/>
         <w:rPr>
           <w:rFonts w:ascii="Times New Roman" w:hAnsi="Times New Roman" w:cs="Times New Roman"/>
         </w:rPr>
@@ -10182,7 +10443,7 @@
           <w:noProof/>
         </w:rPr>
         <w:drawing>
-          <wp:inline distT="0" distB="0" distL="0" distR="0" wp14:anchorId="189C8148" wp14:editId="3AF77011">
+          <wp:inline distT="0" distB="0" distL="0" distR="0" wp14:anchorId="189C8148" wp14:editId="19AAC394">
             <wp:extent cx="5970905" cy="2104390"/>
             <wp:effectExtent l="0" t="0" r="0" b="0"/>
             <wp:docPr id="352164996" name="Picture 13" descr="A black screen with white text&#10;&#10;AI-generated content may be incorrect."/>
@@ -10226,7 +10487,7 @@
     </w:p>
     <w:p>
       <w:pPr>
-        <w:pStyle w:val="Heading3"/>
+        <w:pStyle w:val="Ttulo3"/>
         <w:rPr>
           <w:rFonts w:ascii="Times New Roman" w:hAnsi="Times New Roman" w:cs="Times New Roman"/>
         </w:rPr>
@@ -10255,6 +10516,9 @@
     </w:p>
     <w:p>
       <w:r>
+        <w:rPr>
+          <w:noProof/>
+        </w:rPr>
         <w:drawing>
           <wp:inline distT="0" distB="0" distL="0" distR="0" wp14:anchorId="398E4FC0" wp14:editId="1A2EA307">
             <wp:extent cx="5970905" cy="4277995"/>
@@ -10308,7 +10572,7 @@
     </w:p>
     <w:p>
       <w:pPr>
-        <w:pStyle w:val="Heading2"/>
+        <w:pStyle w:val="Ttulo2"/>
         <w:rPr>
           <w:rFonts w:ascii="Times New Roman" w:hAnsi="Times New Roman" w:cs="Times New Roman"/>
         </w:rPr>
@@ -10324,7 +10588,7 @@
     </w:p>
     <w:p>
       <w:pPr>
-        <w:pStyle w:val="Heading3"/>
+        <w:pStyle w:val="Ttulo3"/>
         <w:rPr>
           <w:rFonts w:ascii="Times New Roman" w:hAnsi="Times New Roman" w:cs="Times New Roman"/>
         </w:rPr>
@@ -10961,7 +11225,7 @@
     </w:p>
     <w:p>
       <w:pPr>
-        <w:pStyle w:val="Heading3"/>
+        <w:pStyle w:val="Ttulo3"/>
         <w:rPr>
           <w:rFonts w:ascii="Times New Roman" w:hAnsi="Times New Roman" w:cs="Times New Roman"/>
         </w:rPr>
@@ -11032,7 +11296,7 @@
     </w:p>
     <w:p>
       <w:pPr>
-        <w:pStyle w:val="Heading3"/>
+        <w:pStyle w:val="Ttulo3"/>
         <w:rPr>
           <w:rFonts w:ascii="Times New Roman" w:hAnsi="Times New Roman" w:cs="Times New Roman"/>
         </w:rPr>
@@ -11103,7 +11367,7 @@
     </w:p>
     <w:p>
       <w:pPr>
-        <w:pStyle w:val="Heading3"/>
+        <w:pStyle w:val="Ttulo3"/>
         <w:rPr>
           <w:rFonts w:ascii="Times New Roman" w:hAnsi="Times New Roman" w:cs="Times New Roman"/>
         </w:rPr>
@@ -11180,7 +11444,7 @@
     </w:p>
     <w:p>
       <w:pPr>
-        <w:pStyle w:val="Heading3"/>
+        <w:pStyle w:val="Ttulo3"/>
         <w:rPr>
           <w:rFonts w:ascii="Times New Roman" w:hAnsi="Times New Roman" w:cs="Times New Roman"/>
         </w:rPr>
@@ -11209,6 +11473,9 @@
     </w:p>
     <w:p>
       <w:r>
+        <w:rPr>
+          <w:noProof/>
+        </w:rPr>
         <w:drawing>
           <wp:inline distT="0" distB="0" distL="0" distR="0" wp14:anchorId="15BE5E71" wp14:editId="1C08069F">
             <wp:extent cx="1838582" cy="3019846"/>
@@ -11255,7 +11522,7 @@
     </w:p>
     <w:p>
       <w:pPr>
-        <w:pStyle w:val="Heading2"/>
+        <w:pStyle w:val="Ttulo2"/>
         <w:rPr>
           <w:rFonts w:ascii="Times New Roman" w:hAnsi="Times New Roman" w:cs="Times New Roman"/>
         </w:rPr>
@@ -11307,7 +11574,7 @@
     </w:p>
     <w:p>
       <w:pPr>
-        <w:pStyle w:val="Heading3"/>
+        <w:pStyle w:val="Ttulo3"/>
         <w:rPr>
           <w:rFonts w:ascii="Times New Roman" w:hAnsi="Times New Roman" w:cs="Times New Roman"/>
         </w:rPr>
@@ -11798,7 +12065,7 @@
           </w:p>
           <w:p>
             <w:pPr>
-              <w:pStyle w:val="ListParagraph"/>
+              <w:pStyle w:val="Prrafodelista"/>
               <w:widowControl w:val="0"/>
               <w:numPr>
                 <w:ilvl w:val="0"/>
@@ -11827,7 +12094,7 @@
           </w:p>
           <w:p>
             <w:pPr>
-              <w:pStyle w:val="ListParagraph"/>
+              <w:pStyle w:val="Prrafodelista"/>
               <w:numPr>
                 <w:ilvl w:val="0"/>
                 <w:numId w:val="35"/>
@@ -11866,7 +12133,7 @@
           </w:p>
           <w:p>
             <w:pPr>
-              <w:pStyle w:val="ListParagraph"/>
+              <w:pStyle w:val="Prrafodelista"/>
               <w:numPr>
                 <w:ilvl w:val="0"/>
                 <w:numId w:val="35"/>
@@ -11889,7 +12156,7 @@
           </w:p>
           <w:p>
             <w:pPr>
-              <w:pStyle w:val="ListParagraph"/>
+              <w:pStyle w:val="Prrafodelista"/>
               <w:numPr>
                 <w:ilvl w:val="0"/>
                 <w:numId w:val="35"/>
@@ -11912,7 +12179,7 @@
           </w:p>
           <w:p>
             <w:pPr>
-              <w:pStyle w:val="ListParagraph"/>
+              <w:pStyle w:val="Prrafodelista"/>
               <w:numPr>
                 <w:ilvl w:val="0"/>
                 <w:numId w:val="35"/>
@@ -11935,7 +12202,7 @@
           </w:p>
           <w:p>
             <w:pPr>
-              <w:pStyle w:val="ListParagraph"/>
+              <w:pStyle w:val="Prrafodelista"/>
               <w:numPr>
                 <w:ilvl w:val="0"/>
                 <w:numId w:val="35"/>
@@ -12083,19 +12350,150 @@
         </w:rPr>
       </w:pPr>
     </w:p>
-    <w:p>
-      <w:pPr>
-        <w:pStyle w:val="Heading3"/>
-        <w:rPr>
-          <w:rFonts w:ascii="Times New Roman" w:hAnsi="Times New Roman" w:cs="Times New Roman"/>
-        </w:rPr>
-      </w:pPr>
-      <w:bookmarkStart w:id="33" w:name="_Toc198400183"/>
-      <w:r>
-        <w:rPr>
-          <w:rFonts w:ascii="Times New Roman" w:hAnsi="Times New Roman" w:cs="Times New Roman"/>
+    <w:bookmarkStart w:id="33" w:name="_Toc198400183"/>
+    <w:p>
+      <w:pPr>
+        <w:pStyle w:val="Ttulo3"/>
+        <w:rPr>
+          <w:rFonts w:ascii="Times New Roman" w:hAnsi="Times New Roman" w:cs="Times New Roman"/>
+        </w:rPr>
+      </w:pPr>
+      <w:r>
+        <w:rPr>
+          <w:noProof/>
         </w:rPr>
         <w:lastRenderedPageBreak/>
+        <mc:AlternateContent>
+          <mc:Choice Requires="wps">
+            <w:drawing>
+              <wp:anchor distT="0" distB="0" distL="114300" distR="114300" simplePos="0" relativeHeight="251673600" behindDoc="0" locked="0" layoutInCell="1" allowOverlap="1" wp14:anchorId="68DA67F1" wp14:editId="6C6699D5">
+                <wp:simplePos x="0" y="0"/>
+                <wp:positionH relativeFrom="column">
+                  <wp:posOffset>462729</wp:posOffset>
+                </wp:positionH>
+                <wp:positionV relativeFrom="paragraph">
+                  <wp:posOffset>256044</wp:posOffset>
+                </wp:positionV>
+                <wp:extent cx="691515" cy="174625"/>
+                <wp:effectExtent l="0" t="0" r="0" b="0"/>
+                <wp:wrapNone/>
+                <wp:docPr id="135736600" name="Cuadro de texto 2"/>
+                <wp:cNvGraphicFramePr/>
+                <a:graphic xmlns:a="http://schemas.openxmlformats.org/drawingml/2006/main">
+                  <a:graphicData uri="http://schemas.microsoft.com/office/word/2010/wordprocessingShape">
+                    <wps:wsp>
+                      <wps:cNvSpPr txBox="1"/>
+                      <wps:spPr>
+                        <a:xfrm>
+                          <a:off x="0" y="0"/>
+                          <a:ext cx="691515" cy="174625"/>
+                        </a:xfrm>
+                        <a:prstGeom prst="rect">
+                          <a:avLst/>
+                        </a:prstGeom>
+                        <a:noFill/>
+                        <a:ln w="6350">
+                          <a:noFill/>
+                        </a:ln>
+                      </wps:spPr>
+                      <wps:txbx>
+                        <w:txbxContent>
+                          <w:p>
+                            <w:pPr>
+                              <w:rPr>
+                                <w:sz w:val="10"/>
+                                <w:szCs w:val="10"/>
+                                <w:lang w:val="en-US"/>
+                              </w:rPr>
+                            </w:pPr>
+                            <w:r>
+                              <w:rPr>
+                                <w:sz w:val="10"/>
+                                <w:szCs w:val="10"/>
+                                <w:lang w:val="en-US"/>
+                              </w:rPr>
+                              <w:t>Cancelar seguro</w:t>
+                            </w:r>
+                          </w:p>
+                          <w:p/>
+                        </w:txbxContent>
+                      </wps:txbx>
+                      <wps:bodyPr rot="0" spcFirstLastPara="0" vertOverflow="overflow" horzOverflow="overflow" vert="horz" wrap="square" lIns="91440" tIns="45720" rIns="91440" bIns="45720" numCol="1" spcCol="0" rtlCol="0" fromWordArt="0" anchor="t" anchorCtr="0" forceAA="0" compatLnSpc="1">
+                        <a:prstTxWarp prst="textNoShape">
+                          <a:avLst/>
+                        </a:prstTxWarp>
+                        <a:noAutofit/>
+                      </wps:bodyPr>
+                    </wps:wsp>
+                  </a:graphicData>
+                </a:graphic>
+                <wp14:sizeRelH relativeFrom="margin">
+                  <wp14:pctWidth>0</wp14:pctWidth>
+                </wp14:sizeRelH>
+                <wp14:sizeRelV relativeFrom="margin">
+                  <wp14:pctHeight>0</wp14:pctHeight>
+                </wp14:sizeRelV>
+              </wp:anchor>
+            </w:drawing>
+          </mc:Choice>
+          <mc:Fallback>
+            <w:pict>
+              <v:shapetype w14:anchorId="68DA67F1" id="_x0000_t202" coordsize="21600,21600" o:spt="202" path="m,l,21600r21600,l21600,xe">
+                <v:stroke joinstyle="miter"/>
+                <v:path gradientshapeok="t" o:connecttype="rect"/>
+              </v:shapetype>
+              <v:shape id="Cuadro de texto 2" o:spid="_x0000_s1026" type="#_x0000_t202" style="position:absolute;margin-left:36.45pt;margin-top:20.15pt;width:54.45pt;height:13.75pt;z-index:251673600;visibility:visible;mso-wrap-style:square;mso-width-percent:0;mso-height-percent:0;mso-wrap-distance-left:9pt;mso-wrap-distance-top:0;mso-wrap-distance-right:9pt;mso-wrap-distance-bottom:0;mso-position-horizontal:absolute;mso-position-horizontal-relative:text;mso-position-vertical:absolute;mso-position-vertical-relative:text;mso-width-percent:0;mso-height-percent:0;mso-width-relative:margin;mso-height-relative:margin;v-text-anchor:top" o:gfxdata="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" filled="f" stroked="f" strokeweight=".5pt">
+                <v:textbox>
+                  <w:txbxContent>
+                    <w:p>
+                      <w:pPr>
+                        <w:rPr>
+                          <w:sz w:val="10"/>
+                          <w:szCs w:val="10"/>
+                          <w:lang w:val="en-US"/>
+                        </w:rPr>
+                      </w:pPr>
+                      <w:proofErr w:type="spellStart"/>
+                      <w:r>
+                        <w:rPr>
+                          <w:sz w:val="10"/>
+                          <w:szCs w:val="10"/>
+                          <w:lang w:val="en-US"/>
+                        </w:rPr>
+                        <w:t>Cancelar</w:t>
+                      </w:r>
+                      <w:proofErr w:type="spellEnd"/>
+                      <w:r>
+                        <w:rPr>
+                          <w:sz w:val="10"/>
+                          <w:szCs w:val="10"/>
+                          <w:lang w:val="en-US"/>
+                        </w:rPr>
+                        <w:t xml:space="preserve"> </w:t>
+                      </w:r>
+                      <w:proofErr w:type="spellStart"/>
+                      <w:r>
+                        <w:rPr>
+                          <w:sz w:val="10"/>
+                          <w:szCs w:val="10"/>
+                          <w:lang w:val="en-US"/>
+                        </w:rPr>
+                        <w:t>seguro</w:t>
+                      </w:r>
+                      <w:proofErr w:type="spellEnd"/>
+                    </w:p>
+                    <w:p/>
+                  </w:txbxContent>
+                </v:textbox>
+              </v:shape>
+            </w:pict>
+          </mc:Fallback>
+        </mc:AlternateContent>
+      </w:r>
+      <w:r>
+        <w:rPr>
+          <w:rFonts w:ascii="Times New Roman" w:hAnsi="Times New Roman" w:cs="Times New Roman"/>
+        </w:rPr>
         <w:t>N02.</w:t>
       </w:r>
       <w:r>
@@ -12147,8 +12545,79 @@
         <w:rPr>
           <w:noProof/>
         </w:rPr>
+        <mc:AlternateContent>
+          <mc:Choice Requires="wps">
+            <w:drawing>
+              <wp:anchor distT="0" distB="0" distL="114300" distR="114300" simplePos="0" relativeHeight="251672576" behindDoc="0" locked="0" layoutInCell="1" allowOverlap="1" wp14:anchorId="690BBEC4" wp14:editId="67A94635">
+                <wp:simplePos x="0" y="0"/>
+                <wp:positionH relativeFrom="column">
+                  <wp:posOffset>538920</wp:posOffset>
+                </wp:positionH>
+                <wp:positionV relativeFrom="paragraph">
+                  <wp:posOffset>26757</wp:posOffset>
+                </wp:positionV>
+                <wp:extent cx="490100" cy="81683"/>
+                <wp:effectExtent l="0" t="0" r="24765" b="13970"/>
+                <wp:wrapNone/>
+                <wp:docPr id="724362152" name="Cuadro de texto 3"/>
+                <wp:cNvGraphicFramePr/>
+                <a:graphic xmlns:a="http://schemas.openxmlformats.org/drawingml/2006/main">
+                  <a:graphicData uri="http://schemas.microsoft.com/office/word/2010/wordprocessingShape">
+                    <wps:wsp>
+                      <wps:cNvSpPr txBox="1"/>
+                      <wps:spPr>
+                        <a:xfrm>
+                          <a:off x="0" y="0"/>
+                          <a:ext cx="490100" cy="81683"/>
+                        </a:xfrm>
+                        <a:prstGeom prst="rect">
+                          <a:avLst/>
+                        </a:prstGeom>
+                        <a:solidFill>
+                          <a:schemeClr val="lt1"/>
+                        </a:solidFill>
+                        <a:ln w="6350">
+                          <a:solidFill>
+                            <a:schemeClr val="bg1"/>
+                          </a:solidFill>
+                        </a:ln>
+                      </wps:spPr>
+                      <wps:txbx>
+                        <w:txbxContent>
+                          <w:p/>
+                        </w:txbxContent>
+                      </wps:txbx>
+                      <wps:bodyPr rot="0" spcFirstLastPara="0" vertOverflow="overflow" horzOverflow="overflow" vert="horz" wrap="square" lIns="91440" tIns="45720" rIns="91440" bIns="45720" numCol="1" spcCol="0" rtlCol="0" fromWordArt="0" anchor="t" anchorCtr="0" forceAA="0" compatLnSpc="1">
+                        <a:prstTxWarp prst="textNoShape">
+                          <a:avLst/>
+                        </a:prstTxWarp>
+                        <a:noAutofit/>
+                      </wps:bodyPr>
+                    </wps:wsp>
+                  </a:graphicData>
+                </a:graphic>
+              </wp:anchor>
+            </w:drawing>
+          </mc:Choice>
+          <mc:Fallback>
+            <w:pict>
+              <v:shape w14:anchorId="690BBEC4" id="Cuadro de texto 3" o:spid="_x0000_s1027" type="#_x0000_t202" style="position:absolute;margin-left:42.45pt;margin-top:2.1pt;width:38.6pt;height:6.45pt;z-index:251672576;visibility:visible;mso-wrap-style:square;mso-wrap-distance-left:9pt;mso-wrap-distance-top:0;mso-wrap-distance-right:9pt;mso-wrap-distance-bottom:0;mso-position-horizontal:absolute;mso-position-horizontal-relative:text;mso-position-vertical:absolute;mso-position-vertical-relative:text;v-text-anchor:top" o:gfxdata="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" fillcolor="white [3201]" strokecolor="white [3212]" strokeweight=".5pt">
+                <v:textbox>
+                  <w:txbxContent>
+                    <w:p/>
+                  </w:txbxContent>
+                </v:textbox>
+              </v:shape>
+            </w:pict>
+          </mc:Fallback>
+        </mc:AlternateContent>
+      </w:r>
+      <w:r>
+        <w:rPr>
+          <w:noProof/>
+        </w:rPr>
         <w:drawing>
-          <wp:inline distT="0" distB="0" distL="0" distR="0" wp14:anchorId="38B483BA" wp14:editId="002E5655">
+          <wp:inline distT="0" distB="0" distL="0" distR="0" wp14:anchorId="38B483BA" wp14:editId="540B2562">
             <wp:extent cx="6352163" cy="5820508"/>
             <wp:effectExtent l="0" t="0" r="0" b="8890"/>
             <wp:docPr id="391923408" name="Picture 1" descr="A screenshot of a computer&#10;&#10;AI-generated content may be incorrect."/>
@@ -12186,7 +12655,7 @@
     </w:p>
     <w:p>
       <w:pPr>
-        <w:pStyle w:val="Heading3"/>
+        <w:pStyle w:val="Ttulo3"/>
         <w:rPr>
           <w:rFonts w:ascii="Times New Roman" w:hAnsi="Times New Roman" w:cs="Times New Roman"/>
         </w:rPr>
@@ -12287,7 +12756,7 @@
     </w:p>
     <w:p>
       <w:pPr>
-        <w:pStyle w:val="Heading3"/>
+        <w:pStyle w:val="Ttulo3"/>
         <w:rPr>
           <w:rFonts w:ascii="Times New Roman" w:hAnsi="Times New Roman" w:cs="Times New Roman"/>
         </w:rPr>
@@ -12394,7 +12863,7 @@
     </w:p>
     <w:p>
       <w:pPr>
-        <w:pStyle w:val="Heading3"/>
+        <w:pStyle w:val="Ttulo3"/>
         <w:rPr>
           <w:rFonts w:ascii="Times New Roman" w:hAnsi="Times New Roman" w:cs="Times New Roman"/>
         </w:rPr>
@@ -12452,6 +12921,9 @@
     </w:p>
     <w:p>
       <w:r>
+        <w:rPr>
+          <w:noProof/>
+        </w:rPr>
         <w:drawing>
           <wp:inline distT="0" distB="0" distL="0" distR="0" wp14:anchorId="71225467" wp14:editId="207EC8D7">
             <wp:extent cx="5970905" cy="2115185"/>
@@ -12492,7 +12964,7 @@
     <w:p/>
     <w:p>
       <w:pPr>
-        <w:pStyle w:val="Heading1"/>
+        <w:pStyle w:val="Ttulo1"/>
         <w:rPr>
           <w:rFonts w:ascii="Times New Roman" w:hAnsi="Times New Roman" w:cs="Times New Roman"/>
         </w:rPr>
@@ -12549,7 +13021,7 @@
     </w:p>
     <w:p>
       <w:pPr>
-        <w:pStyle w:val="Heading1"/>
+        <w:pStyle w:val="Ttulo1"/>
         <w:rPr>
           <w:rFonts w:ascii="Times New Roman" w:hAnsi="Times New Roman" w:cs="Times New Roman"/>
         </w:rPr>
@@ -12607,7 +13079,7 @@
     </w:p>
     <w:p>
       <w:pPr>
-        <w:pStyle w:val="Heading1"/>
+        <w:pStyle w:val="Ttulo1"/>
         <w:rPr>
           <w:rFonts w:ascii="Times New Roman" w:hAnsi="Times New Roman" w:cs="Times New Roman"/>
         </w:rPr>
@@ -12664,7 +13136,7 @@
     </w:p>
     <w:p>
       <w:pPr>
-        <w:pStyle w:val="Heading1"/>
+        <w:pStyle w:val="Ttulo1"/>
         <w:rPr>
           <w:rFonts w:ascii="Times New Roman" w:hAnsi="Times New Roman" w:cs="Times New Roman"/>
         </w:rPr>
@@ -12729,7 +13201,7 @@
     <w:p/>
     <w:p>
       <w:pPr>
-        <w:pStyle w:val="Heading1"/>
+        <w:pStyle w:val="Ttulo1"/>
         <w:rPr>
           <w:rFonts w:ascii="Times New Roman" w:hAnsi="Times New Roman" w:cs="Times New Roman"/>
         </w:rPr>
@@ -12800,7 +13272,7 @@
     </w:p>
     <w:p>
       <w:pPr>
-        <w:pStyle w:val="Heading1"/>
+        <w:pStyle w:val="Ttulo1"/>
         <w:rPr>
           <w:rFonts w:ascii="Times New Roman" w:hAnsi="Times New Roman" w:cs="Times New Roman"/>
         </w:rPr>
@@ -12810,7 +13282,22 @@
         <w:rPr>
           <w:rFonts w:ascii="Times New Roman" w:hAnsi="Times New Roman" w:cs="Times New Roman"/>
         </w:rPr>
-        <w:t>T01.6 GUI  “Menú principal”</w:t>
+        <w:lastRenderedPageBreak/>
+        <w:t xml:space="preserve">T01.6 </w:t>
+      </w:r>
+      <w:proofErr w:type="gramStart"/>
+      <w:r>
+        <w:rPr>
+          <w:rFonts w:ascii="Times New Roman" w:hAnsi="Times New Roman" w:cs="Times New Roman"/>
+        </w:rPr>
+        <w:t>GUI  “</w:t>
+      </w:r>
+      <w:proofErr w:type="gramEnd"/>
+      <w:r>
+        <w:rPr>
+          <w:rFonts w:ascii="Times New Roman" w:hAnsi="Times New Roman" w:cs="Times New Roman"/>
+        </w:rPr>
+        <w:t>Menú principal”</w:t>
       </w:r>
       <w:bookmarkEnd w:id="42"/>
     </w:p>
@@ -12823,6 +13310,7 @@
       <w:r>
         <w:rPr>
           <w:rFonts w:ascii="Times New Roman" w:hAnsi="Times New Roman" w:cs="Times New Roman"/>
+          <w:noProof/>
         </w:rPr>
         <w:drawing>
           <wp:inline distT="0" distB="0" distL="0" distR="0" wp14:anchorId="313C1154" wp14:editId="08336ADD">
@@ -12864,7 +13352,7 @@
     <w:p/>
     <w:p>
       <w:pPr>
-        <w:pStyle w:val="Heading1"/>
+        <w:pStyle w:val="Ttulo1"/>
       </w:pPr>
       <w:bookmarkStart w:id="43" w:name="_Toc195990329"/>
       <w:r>
@@ -12874,7 +13362,7 @@
     </w:p>
     <w:p>
       <w:pPr>
-        <w:pStyle w:val="Subtitle"/>
+        <w:pStyle w:val="Subttulo"/>
       </w:pPr>
       <w:r>
         <w:t xml:space="preserve">T02.1.1 Descomposición funcional CU001 </w:t>
@@ -12885,7 +13373,7 @@
     </w:p>
     <w:p>
       <w:pPr>
-        <w:pStyle w:val="ListParagraph"/>
+        <w:pStyle w:val="Prrafodelista"/>
         <w:numPr>
           <w:ilvl w:val="0"/>
           <w:numId w:val="2"/>
@@ -12897,20 +13385,19 @@
     </w:p>
     <w:p>
       <w:pPr>
-        <w:pStyle w:val="ListParagraph"/>
+        <w:pStyle w:val="Prrafodelista"/>
         <w:numPr>
           <w:ilvl w:val="0"/>
           <w:numId w:val="2"/>
         </w:numPr>
       </w:pPr>
       <w:r>
-        <w:lastRenderedPageBreak/>
         <w:t>El sistema abre la pantalla de “Gestionar usuarios”, ahí el administrador va a encontrar una pestaña al estilo botonera donde tendrá las siguientes opciones.</w:t>
       </w:r>
     </w:p>
     <w:p>
       <w:pPr>
-        <w:pStyle w:val="ListParagraph"/>
+        <w:pStyle w:val="Prrafodelista"/>
         <w:numPr>
           <w:ilvl w:val="1"/>
           <w:numId w:val="2"/>
@@ -12922,7 +13409,7 @@
     </w:p>
     <w:p>
       <w:pPr>
-        <w:pStyle w:val="ListParagraph"/>
+        <w:pStyle w:val="Prrafodelista"/>
         <w:numPr>
           <w:ilvl w:val="1"/>
           <w:numId w:val="2"/>
@@ -12934,19 +13421,20 @@
     </w:p>
     <w:p>
       <w:pPr>
-        <w:pStyle w:val="ListParagraph"/>
+        <w:pStyle w:val="Prrafodelista"/>
         <w:numPr>
           <w:ilvl w:val="1"/>
           <w:numId w:val="2"/>
         </w:numPr>
       </w:pPr>
       <w:r>
+        <w:lastRenderedPageBreak/>
         <w:t>Activar o desactivar</w:t>
       </w:r>
     </w:p>
     <w:p>
       <w:pPr>
-        <w:pStyle w:val="ListParagraph"/>
+        <w:pStyle w:val="Prrafodelista"/>
         <w:numPr>
           <w:ilvl w:val="1"/>
           <w:numId w:val="2"/>
@@ -12966,7 +13454,7 @@
     </w:p>
     <w:p>
       <w:pPr>
-        <w:pStyle w:val="ListParagraph"/>
+        <w:pStyle w:val="Prrafodelista"/>
         <w:numPr>
           <w:ilvl w:val="0"/>
           <w:numId w:val="2"/>
@@ -12978,7 +13466,7 @@
     </w:p>
     <w:p>
       <w:pPr>
-        <w:pStyle w:val="ListParagraph"/>
+        <w:pStyle w:val="Prrafodelista"/>
         <w:numPr>
           <w:ilvl w:val="0"/>
           <w:numId w:val="2"/>
@@ -12990,7 +13478,7 @@
     </w:p>
     <w:p>
       <w:pPr>
-        <w:pStyle w:val="ListParagraph"/>
+        <w:pStyle w:val="Prrafodelista"/>
         <w:numPr>
           <w:ilvl w:val="0"/>
           <w:numId w:val="2"/>
@@ -13002,7 +13490,7 @@
     </w:p>
     <w:p>
       <w:pPr>
-        <w:pStyle w:val="ListParagraph"/>
+        <w:pStyle w:val="Prrafodelista"/>
         <w:numPr>
           <w:ilvl w:val="0"/>
           <w:numId w:val="2"/>
@@ -13015,7 +13503,7 @@
     <w:p/>
     <w:p>
       <w:pPr>
-        <w:pStyle w:val="Subtitle"/>
+        <w:pStyle w:val="Subttulo"/>
       </w:pPr>
       <w:r>
         <w:lastRenderedPageBreak/>
@@ -13071,7 +13559,7 @@
     <w:p/>
     <w:p>
       <w:pPr>
-        <w:pStyle w:val="Subtitle"/>
+        <w:pStyle w:val="Subttulo"/>
       </w:pPr>
       <w:r>
         <w:t>T02.1.3 Especificacion del caso de uso 686DP_CU001 Gestionar Usuarios</w:t>
@@ -13202,7 +13690,25 @@
                 <w:color w:val="000000"/>
                 <w:lang w:eastAsia="es-AR"/>
               </w:rPr>
-              <w:t>Gestionar de forma activa todas aquellas cuentas de empleados existentes. Permitiendo la actualización, la creación la eliminación y activación de los mismos mediante este caso de uso.</w:t>
+              <w:t xml:space="preserve">Gestionar de forma activa todas aquellas cuentas de empleados existentes. Permitiendo la actualización, la creación la eliminación y activación de </w:t>
+            </w:r>
+            <w:proofErr w:type="gramStart"/>
+            <w:r>
+              <w:rPr>
+                <w:rFonts w:ascii="Arial" w:eastAsia="Times New Roman" w:hAnsi="Arial" w:cs="Arial"/>
+                <w:color w:val="000000"/>
+                <w:lang w:eastAsia="es-AR"/>
+              </w:rPr>
+              <w:t>los mismos</w:t>
+            </w:r>
+            <w:proofErr w:type="gramEnd"/>
+            <w:r>
+              <w:rPr>
+                <w:rFonts w:ascii="Arial" w:eastAsia="Times New Roman" w:hAnsi="Arial" w:cs="Arial"/>
+                <w:color w:val="000000"/>
+                <w:lang w:eastAsia="es-AR"/>
+              </w:rPr>
+              <w:t xml:space="preserve"> mediante este caso de uso.</w:t>
             </w:r>
           </w:p>
         </w:tc>
@@ -13305,7 +13811,25 @@
                 <w:color w:val="000000"/>
                 <w:lang w:eastAsia="es-AR"/>
               </w:rPr>
-              <w:t>El actor debe estar logueado y tener el perfil de administrador.</w:t>
+              <w:t xml:space="preserve">El actor debe estar </w:t>
+            </w:r>
+            <w:proofErr w:type="spellStart"/>
+            <w:r>
+              <w:rPr>
+                <w:rFonts w:ascii="Arial" w:eastAsia="Times New Roman" w:hAnsi="Arial" w:cs="Arial"/>
+                <w:color w:val="000000"/>
+                <w:lang w:eastAsia="es-AR"/>
+              </w:rPr>
+              <w:t>logueado</w:t>
+            </w:r>
+            <w:proofErr w:type="spellEnd"/>
+            <w:r>
+              <w:rPr>
+                <w:rFonts w:ascii="Arial" w:eastAsia="Times New Roman" w:hAnsi="Arial" w:cs="Arial"/>
+                <w:color w:val="000000"/>
+                <w:lang w:eastAsia="es-AR"/>
+              </w:rPr>
+              <w:t xml:space="preserve"> y tener el perfil de administrador.</w:t>
             </w:r>
           </w:p>
         </w:tc>
@@ -13391,7 +13915,25 @@
                 <w:color w:val="000000"/>
                 <w:lang w:eastAsia="es-AR"/>
               </w:rPr>
-              <w:t xml:space="preserve"> El administrador presiona el botón “Gestion de usuarios” </w:t>
+              <w:t xml:space="preserve"> El administrador presiona el botón “</w:t>
+            </w:r>
+            <w:proofErr w:type="spellStart"/>
+            <w:r>
+              <w:rPr>
+                <w:rFonts w:ascii="Arial" w:eastAsia="Times New Roman" w:hAnsi="Arial" w:cs="Arial"/>
+                <w:color w:val="000000"/>
+                <w:lang w:eastAsia="es-AR"/>
+              </w:rPr>
+              <w:t>Gestion</w:t>
+            </w:r>
+            <w:proofErr w:type="spellEnd"/>
+            <w:r>
+              <w:rPr>
+                <w:rFonts w:ascii="Arial" w:eastAsia="Times New Roman" w:hAnsi="Arial" w:cs="Arial"/>
+                <w:color w:val="000000"/>
+                <w:lang w:eastAsia="es-AR"/>
+              </w:rPr>
+              <w:t xml:space="preserve"> de usuarios” </w:t>
             </w:r>
           </w:p>
         </w:tc>
@@ -13485,7 +14027,7 @@
           </w:p>
           <w:p>
             <w:pPr>
-              <w:pStyle w:val="ListParagraph"/>
+              <w:pStyle w:val="Prrafodelista"/>
               <w:numPr>
                 <w:ilvl w:val="0"/>
                 <w:numId w:val="3"/>
@@ -13503,12 +14045,30 @@
                 <w:color w:val="000000"/>
                 <w:lang w:eastAsia="es-AR"/>
               </w:rPr>
-              <w:t>El administrador presiona el botón “Gestion de usuarios” </w:t>
+              <w:t>El administrador presiona el botón “</w:t>
+            </w:r>
+            <w:proofErr w:type="spellStart"/>
+            <w:r>
+              <w:rPr>
+                <w:rFonts w:ascii="Arial" w:eastAsia="Times New Roman" w:hAnsi="Arial" w:cs="Arial"/>
+                <w:color w:val="000000"/>
+                <w:lang w:eastAsia="es-AR"/>
+              </w:rPr>
+              <w:t>Gestion</w:t>
+            </w:r>
+            <w:proofErr w:type="spellEnd"/>
+            <w:r>
+              <w:rPr>
+                <w:rFonts w:ascii="Arial" w:eastAsia="Times New Roman" w:hAnsi="Arial" w:cs="Arial"/>
+                <w:color w:val="000000"/>
+                <w:lang w:eastAsia="es-AR"/>
+              </w:rPr>
+              <w:t xml:space="preserve"> de usuarios” </w:t>
             </w:r>
           </w:p>
           <w:p>
             <w:pPr>
-              <w:pStyle w:val="ListParagraph"/>
+              <w:pStyle w:val="Prrafodelista"/>
               <w:numPr>
                 <w:ilvl w:val="0"/>
                 <w:numId w:val="3"/>
@@ -13526,12 +14086,30 @@
                 <w:color w:val="000000"/>
                 <w:lang w:eastAsia="es-AR"/>
               </w:rPr>
-              <w:t>El sistema Muestra la pestaña de Gestion de clientes y carga una grilla con los usuarios registrados en la base de datos.</w:t>
+              <w:t xml:space="preserve">El sistema Muestra la pestaña de </w:t>
+            </w:r>
+            <w:proofErr w:type="spellStart"/>
+            <w:r>
+              <w:rPr>
+                <w:rFonts w:ascii="Arial" w:eastAsia="Times New Roman" w:hAnsi="Arial" w:cs="Arial"/>
+                <w:color w:val="000000"/>
+                <w:lang w:eastAsia="es-AR"/>
+              </w:rPr>
+              <w:t>Gestion</w:t>
+            </w:r>
+            <w:proofErr w:type="spellEnd"/>
+            <w:r>
+              <w:rPr>
+                <w:rFonts w:ascii="Arial" w:eastAsia="Times New Roman" w:hAnsi="Arial" w:cs="Arial"/>
+                <w:color w:val="000000"/>
+                <w:lang w:eastAsia="es-AR"/>
+              </w:rPr>
+              <w:t xml:space="preserve"> de clientes y carga una grilla con los usuarios registrados en la base de datos.</w:t>
             </w:r>
           </w:p>
           <w:p>
             <w:pPr>
-              <w:pStyle w:val="ListParagraph"/>
+              <w:pStyle w:val="Prrafodelista"/>
               <w:numPr>
                 <w:ilvl w:val="0"/>
                 <w:numId w:val="3"/>
@@ -13554,7 +14132,7 @@
           </w:p>
           <w:p>
             <w:pPr>
-              <w:pStyle w:val="ListParagraph"/>
+              <w:pStyle w:val="Prrafodelista"/>
               <w:numPr>
                 <w:ilvl w:val="0"/>
                 <w:numId w:val="3"/>
@@ -13593,7 +14171,7 @@
           </w:p>
           <w:p>
             <w:pPr>
-              <w:pStyle w:val="ListParagraph"/>
+              <w:pStyle w:val="Prrafodelista"/>
               <w:numPr>
                 <w:ilvl w:val="0"/>
                 <w:numId w:val="3"/>
@@ -13616,7 +14194,7 @@
           </w:p>
           <w:p>
             <w:pPr>
-              <w:pStyle w:val="ListParagraph"/>
+              <w:pStyle w:val="Prrafodelista"/>
               <w:numPr>
                 <w:ilvl w:val="0"/>
                 <w:numId w:val="3"/>
@@ -13634,12 +14212,30 @@
                 <w:color w:val="000000"/>
                 <w:lang w:eastAsia="es-AR"/>
               </w:rPr>
-              <w:t>El Administrador ingresa los datos del empleado a loguear y aplica los cambios.</w:t>
+              <w:t xml:space="preserve">El Administrador ingresa los datos del empleado a </w:t>
+            </w:r>
+            <w:proofErr w:type="spellStart"/>
+            <w:r>
+              <w:rPr>
+                <w:rFonts w:ascii="Arial" w:eastAsia="Times New Roman" w:hAnsi="Arial" w:cs="Arial"/>
+                <w:color w:val="000000"/>
+                <w:lang w:eastAsia="es-AR"/>
+              </w:rPr>
+              <w:t>loguear</w:t>
+            </w:r>
+            <w:proofErr w:type="spellEnd"/>
+            <w:r>
+              <w:rPr>
+                <w:rFonts w:ascii="Arial" w:eastAsia="Times New Roman" w:hAnsi="Arial" w:cs="Arial"/>
+                <w:color w:val="000000"/>
+                <w:lang w:eastAsia="es-AR"/>
+              </w:rPr>
+              <w:t xml:space="preserve"> y aplica los cambios.</w:t>
             </w:r>
           </w:p>
           <w:p>
             <w:pPr>
-              <w:pStyle w:val="ListParagraph"/>
+              <w:pStyle w:val="Prrafodelista"/>
               <w:numPr>
                 <w:ilvl w:val="0"/>
                 <w:numId w:val="3"/>
@@ -13662,7 +14258,7 @@
           </w:p>
           <w:p>
             <w:pPr>
-              <w:pStyle w:val="ListParagraph"/>
+              <w:pStyle w:val="Prrafodelista"/>
               <w:numPr>
                 <w:ilvl w:val="0"/>
                 <w:numId w:val="3"/>
@@ -13680,12 +14276,48 @@
                 <w:color w:val="000000"/>
                 <w:lang w:eastAsia="es-AR"/>
               </w:rPr>
-              <w:t>El sistema carga de forma automática el usuario (Nombre.Apellido) y la contraseña (Dni+Apellido).</w:t>
+              <w:t>El sistema carga de forma automática el usuario (</w:t>
+            </w:r>
+            <w:proofErr w:type="spellStart"/>
+            <w:r>
+              <w:rPr>
+                <w:rFonts w:ascii="Arial" w:eastAsia="Times New Roman" w:hAnsi="Arial" w:cs="Arial"/>
+                <w:color w:val="000000"/>
+                <w:lang w:eastAsia="es-AR"/>
+              </w:rPr>
+              <w:t>Nombre.Apellido</w:t>
+            </w:r>
+            <w:proofErr w:type="spellEnd"/>
+            <w:r>
+              <w:rPr>
+                <w:rFonts w:ascii="Arial" w:eastAsia="Times New Roman" w:hAnsi="Arial" w:cs="Arial"/>
+                <w:color w:val="000000"/>
+                <w:lang w:eastAsia="es-AR"/>
+              </w:rPr>
+              <w:t>) y la contraseña (</w:t>
+            </w:r>
+            <w:proofErr w:type="spellStart"/>
+            <w:r>
+              <w:rPr>
+                <w:rFonts w:ascii="Arial" w:eastAsia="Times New Roman" w:hAnsi="Arial" w:cs="Arial"/>
+                <w:color w:val="000000"/>
+                <w:lang w:eastAsia="es-AR"/>
+              </w:rPr>
+              <w:t>Dni+Apellido</w:t>
+            </w:r>
+            <w:proofErr w:type="spellEnd"/>
+            <w:r>
+              <w:rPr>
+                <w:rFonts w:ascii="Arial" w:eastAsia="Times New Roman" w:hAnsi="Arial" w:cs="Arial"/>
+                <w:color w:val="000000"/>
+                <w:lang w:eastAsia="es-AR"/>
+              </w:rPr>
+              <w:t>).</w:t>
             </w:r>
           </w:p>
           <w:p>
             <w:pPr>
-              <w:pStyle w:val="ListParagraph"/>
+              <w:pStyle w:val="Prrafodelista"/>
               <w:numPr>
                 <w:ilvl w:val="0"/>
                 <w:numId w:val="3"/>
@@ -13837,7 +14469,25 @@
                 <w:color w:val="000000"/>
                 <w:lang w:eastAsia="es-AR"/>
               </w:rPr>
-              <w:t>4.2 El sistema devuelve un message box con los datos del cliente con ese DNI</w:t>
+              <w:t xml:space="preserve">4.2 El sistema devuelve un </w:t>
+            </w:r>
+            <w:proofErr w:type="spellStart"/>
+            <w:r>
+              <w:rPr>
+                <w:rFonts w:ascii="Arial" w:eastAsia="Times New Roman" w:hAnsi="Arial" w:cs="Arial"/>
+                <w:color w:val="000000"/>
+                <w:lang w:eastAsia="es-AR"/>
+              </w:rPr>
+              <w:t>message</w:t>
+            </w:r>
+            <w:proofErr w:type="spellEnd"/>
+            <w:r>
+              <w:rPr>
+                <w:rFonts w:ascii="Arial" w:eastAsia="Times New Roman" w:hAnsi="Arial" w:cs="Arial"/>
+                <w:color w:val="000000"/>
+                <w:lang w:eastAsia="es-AR"/>
+              </w:rPr>
+              <w:t xml:space="preserve"> box con los datos del cliente con ese DNI</w:t>
             </w:r>
           </w:p>
           <w:p>
@@ -13855,7 +14505,7 @@
     <w:p/>
     <w:p>
       <w:pPr>
-        <w:pStyle w:val="Subtitle"/>
+        <w:pStyle w:val="Subttulo"/>
       </w:pPr>
       <w:r>
         <w:lastRenderedPageBreak/>
@@ -13864,7 +14514,7 @@
     </w:p>
     <w:p>
       <w:pPr>
-        <w:pStyle w:val="Subtitle"/>
+        <w:pStyle w:val="Subttulo"/>
       </w:pPr>
       <w:r>
         <w:rPr>
@@ -13912,7 +14562,7 @@
     </w:p>
     <w:p>
       <w:pPr>
-        <w:pStyle w:val="Subtitle"/>
+        <w:pStyle w:val="Subttulo"/>
       </w:pPr>
       <w:r>
         <w:lastRenderedPageBreak/>
@@ -13961,7 +14611,7 @@
     </w:p>
     <w:p>
       <w:pPr>
-        <w:pStyle w:val="Subtitle"/>
+        <w:pStyle w:val="Subttulo"/>
       </w:pPr>
       <w:r>
         <w:t>T02.1.6 Diagrama DER 686DP_CU001 Gestionar usuario (“Crear Usuario”)</w:t>
@@ -13975,7 +14625,7 @@
     </w:p>
     <w:p>
       <w:pPr>
-        <w:pStyle w:val="Subtitle"/>
+        <w:pStyle w:val="Subttulo"/>
       </w:pPr>
       <w:r>
         <w:rPr>
@@ -14034,7 +14684,7 @@
     </w:p>
     <w:p>
       <w:pPr>
-        <w:pStyle w:val="Subtitle"/>
+        <w:pStyle w:val="Subttulo"/>
       </w:pPr>
       <w:r>
         <w:t xml:space="preserve">T02.1.7 GUI 686DP_CU001 Gestionar usuario (“Crear Usuario”) </w:t>
@@ -14042,7 +14692,7 @@
     </w:p>
     <w:p>
       <w:pPr>
-        <w:pStyle w:val="Subtitle"/>
+        <w:pStyle w:val="Subttulo"/>
       </w:pPr>
       <w:r>
         <w:rPr>
@@ -14088,7 +14738,7 @@
     </w:p>
     <w:p>
       <w:pPr>
-        <w:pStyle w:val="Heading1"/>
+        <w:pStyle w:val="Ttulo1"/>
       </w:pPr>
       <w:bookmarkStart w:id="44" w:name="_Toc195990330"/>
       <w:r>
@@ -14107,7 +14757,7 @@
     </w:p>
     <w:p>
       <w:pPr>
-        <w:pStyle w:val="Subtitle"/>
+        <w:pStyle w:val="Subttulo"/>
       </w:pPr>
       <w:r>
         <w:t xml:space="preserve">T02.2.1 Descomposición funcional CU001 </w:t>
@@ -14124,7 +14774,7 @@
     </w:p>
     <w:p>
       <w:pPr>
-        <w:pStyle w:val="ListParagraph"/>
+        <w:pStyle w:val="Prrafodelista"/>
         <w:numPr>
           <w:ilvl w:val="0"/>
           <w:numId w:val="11"/>
@@ -14136,7 +14786,7 @@
     </w:p>
     <w:p>
       <w:pPr>
-        <w:pStyle w:val="ListParagraph"/>
+        <w:pStyle w:val="Prrafodelista"/>
         <w:numPr>
           <w:ilvl w:val="0"/>
           <w:numId w:val="11"/>
@@ -14148,7 +14798,7 @@
     </w:p>
     <w:p>
       <w:pPr>
-        <w:pStyle w:val="ListParagraph"/>
+        <w:pStyle w:val="Prrafodelista"/>
         <w:numPr>
           <w:ilvl w:val="1"/>
           <w:numId w:val="11"/>
@@ -14160,7 +14810,7 @@
     </w:p>
     <w:p>
       <w:pPr>
-        <w:pStyle w:val="ListParagraph"/>
+        <w:pStyle w:val="Prrafodelista"/>
         <w:numPr>
           <w:ilvl w:val="1"/>
           <w:numId w:val="11"/>
@@ -14172,7 +14822,7 @@
     </w:p>
     <w:p>
       <w:pPr>
-        <w:pStyle w:val="ListParagraph"/>
+        <w:pStyle w:val="Prrafodelista"/>
         <w:numPr>
           <w:ilvl w:val="1"/>
           <w:numId w:val="11"/>
@@ -14184,7 +14834,7 @@
     </w:p>
     <w:p>
       <w:pPr>
-        <w:pStyle w:val="ListParagraph"/>
+        <w:pStyle w:val="Prrafodelista"/>
         <w:numPr>
           <w:ilvl w:val="1"/>
           <w:numId w:val="11"/>
@@ -14196,7 +14846,7 @@
     </w:p>
     <w:p>
       <w:pPr>
-        <w:pStyle w:val="ListParagraph"/>
+        <w:pStyle w:val="Prrafodelista"/>
         <w:numPr>
           <w:ilvl w:val="1"/>
           <w:numId w:val="11"/>
@@ -14208,7 +14858,7 @@
     </w:p>
     <w:p>
       <w:pPr>
-        <w:pStyle w:val="ListParagraph"/>
+        <w:pStyle w:val="Prrafodelista"/>
         <w:numPr>
           <w:ilvl w:val="0"/>
           <w:numId w:val="11"/>
@@ -14220,7 +14870,7 @@
     </w:p>
     <w:p>
       <w:pPr>
-        <w:pStyle w:val="ListParagraph"/>
+        <w:pStyle w:val="Prrafodelista"/>
         <w:numPr>
           <w:ilvl w:val="0"/>
           <w:numId w:val="11"/>
@@ -14233,19 +14883,27 @@
     </w:p>
     <w:p>
       <w:pPr>
-        <w:pStyle w:val="ListParagraph"/>
+        <w:pStyle w:val="Prrafodelista"/>
         <w:numPr>
           <w:ilvl w:val="0"/>
           <w:numId w:val="11"/>
         </w:numPr>
       </w:pPr>
       <w:r>
-        <w:t>El sistema desbloquea los campos donde ingresar: Apellido/s, Nombre/s, Email y Rol. Y los llena con los datos del usuario seleccionado. El sistema no deja modificar el numero de documento ya que no se debe cambiar.</w:t>
-      </w:r>
-    </w:p>
-    <w:p>
-      <w:pPr>
-        <w:pStyle w:val="ListParagraph"/>
+        <w:t xml:space="preserve">El sistema desbloquea los campos donde ingresar: Apellido/s, Nombre/s, Email y Rol. Y los llena con los datos del usuario seleccionado. El sistema no deja modificar el </w:t>
+      </w:r>
+      <w:proofErr w:type="spellStart"/>
+      <w:r>
+        <w:t>numero</w:t>
+      </w:r>
+      <w:proofErr w:type="spellEnd"/>
+      <w:r>
+        <w:t xml:space="preserve"> de documento ya que no se debe cambiar.</w:t>
+      </w:r>
+    </w:p>
+    <w:p>
+      <w:pPr>
+        <w:pStyle w:val="Prrafodelista"/>
         <w:numPr>
           <w:ilvl w:val="0"/>
           <w:numId w:val="11"/>
@@ -14257,7 +14915,7 @@
     </w:p>
     <w:p>
       <w:pPr>
-        <w:pStyle w:val="ListParagraph"/>
+        <w:pStyle w:val="Prrafodelista"/>
         <w:numPr>
           <w:ilvl w:val="0"/>
           <w:numId w:val="11"/>
@@ -14270,7 +14928,7 @@
     <w:p/>
     <w:p>
       <w:pPr>
-        <w:pStyle w:val="Subtitle"/>
+        <w:pStyle w:val="Subttulo"/>
       </w:pPr>
       <w:r>
         <w:t>T02.1.2 Diagrama de caso de uso CU001 Gestionar Usuarios (“Modificar Usuario”)</w:t>
@@ -14325,7 +14983,7 @@
     <w:p/>
     <w:p>
       <w:pPr>
-        <w:pStyle w:val="Subtitle"/>
+        <w:pStyle w:val="Subttulo"/>
       </w:pPr>
       <w:r>
         <w:lastRenderedPageBreak/>
@@ -14457,7 +15115,25 @@
                 <w:color w:val="000000"/>
                 <w:lang w:eastAsia="es-AR"/>
               </w:rPr>
-              <w:t>Gestionar de forma activa todas aquellas cuentas de empleados existentes. Permitiendo la actualización, la creación la eliminación y activación de los mismos mediante este caso de uso.</w:t>
+              <w:t xml:space="preserve">Gestionar de forma activa todas aquellas cuentas de empleados existentes. Permitiendo la actualización, la creación la eliminación y activación de </w:t>
+            </w:r>
+            <w:proofErr w:type="gramStart"/>
+            <w:r>
+              <w:rPr>
+                <w:rFonts w:ascii="Arial" w:eastAsia="Times New Roman" w:hAnsi="Arial" w:cs="Arial"/>
+                <w:color w:val="000000"/>
+                <w:lang w:eastAsia="es-AR"/>
+              </w:rPr>
+              <w:t>los mismos</w:t>
+            </w:r>
+            <w:proofErr w:type="gramEnd"/>
+            <w:r>
+              <w:rPr>
+                <w:rFonts w:ascii="Arial" w:eastAsia="Times New Roman" w:hAnsi="Arial" w:cs="Arial"/>
+                <w:color w:val="000000"/>
+                <w:lang w:eastAsia="es-AR"/>
+              </w:rPr>
+              <w:t xml:space="preserve"> mediante este caso de uso.</w:t>
             </w:r>
           </w:p>
         </w:tc>
@@ -14559,7 +15235,25 @@
                 <w:color w:val="000000"/>
                 <w:lang w:eastAsia="es-AR"/>
               </w:rPr>
-              <w:t>El actor debe estar logueado y tener el perfil de administrador.</w:t>
+              <w:t xml:space="preserve">El actor debe estar </w:t>
+            </w:r>
+            <w:proofErr w:type="spellStart"/>
+            <w:r>
+              <w:rPr>
+                <w:rFonts w:ascii="Arial" w:eastAsia="Times New Roman" w:hAnsi="Arial" w:cs="Arial"/>
+                <w:color w:val="000000"/>
+                <w:lang w:eastAsia="es-AR"/>
+              </w:rPr>
+              <w:t>logueado</w:t>
+            </w:r>
+            <w:proofErr w:type="spellEnd"/>
+            <w:r>
+              <w:rPr>
+                <w:rFonts w:ascii="Arial" w:eastAsia="Times New Roman" w:hAnsi="Arial" w:cs="Arial"/>
+                <w:color w:val="000000"/>
+                <w:lang w:eastAsia="es-AR"/>
+              </w:rPr>
+              <w:t xml:space="preserve"> y tener el perfil de administrador.</w:t>
             </w:r>
           </w:p>
         </w:tc>
@@ -14645,7 +15339,25 @@
                 <w:color w:val="000000"/>
                 <w:lang w:eastAsia="es-AR"/>
               </w:rPr>
-              <w:t xml:space="preserve"> El administrador presiona el botón “Gestion de usuarios” </w:t>
+              <w:t xml:space="preserve"> El administrador presiona el botón “</w:t>
+            </w:r>
+            <w:proofErr w:type="spellStart"/>
+            <w:r>
+              <w:rPr>
+                <w:rFonts w:ascii="Arial" w:eastAsia="Times New Roman" w:hAnsi="Arial" w:cs="Arial"/>
+                <w:color w:val="000000"/>
+                <w:lang w:eastAsia="es-AR"/>
+              </w:rPr>
+              <w:t>Gestion</w:t>
+            </w:r>
+            <w:proofErr w:type="spellEnd"/>
+            <w:r>
+              <w:rPr>
+                <w:rFonts w:ascii="Arial" w:eastAsia="Times New Roman" w:hAnsi="Arial" w:cs="Arial"/>
+                <w:color w:val="000000"/>
+                <w:lang w:eastAsia="es-AR"/>
+              </w:rPr>
+              <w:t xml:space="preserve"> de usuarios” </w:t>
             </w:r>
           </w:p>
         </w:tc>
@@ -14755,7 +15467,7 @@
           </w:p>
           <w:p>
             <w:pPr>
-              <w:pStyle w:val="ListParagraph"/>
+              <w:pStyle w:val="Prrafodelista"/>
               <w:numPr>
                 <w:ilvl w:val="0"/>
                 <w:numId w:val="36"/>
@@ -14773,12 +15485,30 @@
                 <w:color w:val="000000"/>
                 <w:lang w:eastAsia="es-AR"/>
               </w:rPr>
-              <w:t>El administrador presiona el botón “Gestion de usuarios” </w:t>
+              <w:t>El administrador presiona el botón “</w:t>
+            </w:r>
+            <w:proofErr w:type="spellStart"/>
+            <w:r>
+              <w:rPr>
+                <w:rFonts w:ascii="Arial" w:eastAsia="Times New Roman" w:hAnsi="Arial" w:cs="Arial"/>
+                <w:color w:val="000000"/>
+                <w:lang w:eastAsia="es-AR"/>
+              </w:rPr>
+              <w:t>Gestion</w:t>
+            </w:r>
+            <w:proofErr w:type="spellEnd"/>
+            <w:r>
+              <w:rPr>
+                <w:rFonts w:ascii="Arial" w:eastAsia="Times New Roman" w:hAnsi="Arial" w:cs="Arial"/>
+                <w:color w:val="000000"/>
+                <w:lang w:eastAsia="es-AR"/>
+              </w:rPr>
+              <w:t xml:space="preserve"> de usuarios” </w:t>
             </w:r>
           </w:p>
           <w:p>
             <w:pPr>
-              <w:pStyle w:val="ListParagraph"/>
+              <w:pStyle w:val="Prrafodelista"/>
               <w:numPr>
                 <w:ilvl w:val="0"/>
                 <w:numId w:val="36"/>
@@ -14796,12 +15526,30 @@
                 <w:color w:val="000000"/>
                 <w:lang w:eastAsia="es-AR"/>
               </w:rPr>
-              <w:t>El sistema Muestra la pestaña de Gestion de clientes y carga una grilla con los usuarios registrados en la base de datos.</w:t>
+              <w:t xml:space="preserve">El sistema Muestra la pestaña de </w:t>
+            </w:r>
+            <w:proofErr w:type="spellStart"/>
+            <w:r>
+              <w:rPr>
+                <w:rFonts w:ascii="Arial" w:eastAsia="Times New Roman" w:hAnsi="Arial" w:cs="Arial"/>
+                <w:color w:val="000000"/>
+                <w:lang w:eastAsia="es-AR"/>
+              </w:rPr>
+              <w:t>Gestion</w:t>
+            </w:r>
+            <w:proofErr w:type="spellEnd"/>
+            <w:r>
+              <w:rPr>
+                <w:rFonts w:ascii="Arial" w:eastAsia="Times New Roman" w:hAnsi="Arial" w:cs="Arial"/>
+                <w:color w:val="000000"/>
+                <w:lang w:eastAsia="es-AR"/>
+              </w:rPr>
+              <w:t xml:space="preserve"> de clientes y carga una grilla con los usuarios registrados en la base de datos.</w:t>
             </w:r>
           </w:p>
           <w:p>
             <w:pPr>
-              <w:pStyle w:val="ListParagraph"/>
+              <w:pStyle w:val="Prrafodelista"/>
               <w:numPr>
                 <w:ilvl w:val="0"/>
                 <w:numId w:val="36"/>
@@ -14824,7 +15572,7 @@
           </w:p>
           <w:p>
             <w:pPr>
-              <w:pStyle w:val="ListParagraph"/>
+              <w:pStyle w:val="Prrafodelista"/>
               <w:numPr>
                 <w:ilvl w:val="0"/>
                 <w:numId w:val="36"/>
@@ -14847,7 +15595,7 @@
           </w:p>
           <w:p>
             <w:pPr>
-              <w:pStyle w:val="ListParagraph"/>
+              <w:pStyle w:val="Prrafodelista"/>
               <w:numPr>
                 <w:ilvl w:val="0"/>
                 <w:numId w:val="36"/>
@@ -14870,7 +15618,7 @@
           </w:p>
           <w:p>
             <w:pPr>
-              <w:pStyle w:val="ListParagraph"/>
+              <w:pStyle w:val="Prrafodelista"/>
               <w:numPr>
                 <w:ilvl w:val="0"/>
                 <w:numId w:val="36"/>
@@ -14893,7 +15641,7 @@
           </w:p>
           <w:p>
             <w:pPr>
-              <w:pStyle w:val="ListParagraph"/>
+              <w:pStyle w:val="Prrafodelista"/>
               <w:numPr>
                 <w:ilvl w:val="0"/>
                 <w:numId w:val="36"/>
@@ -14916,7 +15664,7 @@
           </w:p>
           <w:p>
             <w:pPr>
-              <w:pStyle w:val="ListParagraph"/>
+              <w:pStyle w:val="Prrafodelista"/>
               <w:numPr>
                 <w:ilvl w:val="0"/>
                 <w:numId w:val="36"/>
@@ -15006,7 +15754,7 @@
     <w:p/>
     <w:p>
       <w:pPr>
-        <w:pStyle w:val="Subtitle"/>
+        <w:pStyle w:val="Subttulo"/>
         <w:rPr>
           <w:noProof/>
         </w:rPr>
@@ -15066,7 +15814,7 @@
     </w:p>
     <w:p>
       <w:pPr>
-        <w:pStyle w:val="Subtitle"/>
+        <w:pStyle w:val="Subttulo"/>
       </w:pPr>
       <w:r>
         <w:lastRenderedPageBreak/>
@@ -15116,7 +15864,7 @@
     <w:p/>
     <w:p>
       <w:pPr>
-        <w:pStyle w:val="Subtitle"/>
+        <w:pStyle w:val="Subttulo"/>
       </w:pPr>
       <w:r>
         <w:t>T02.2.6 Diagrama DER 686DP_CU001 Gestionar usuario (“Modificar Usuario”)</w:t>
@@ -15130,7 +15878,7 @@
     </w:p>
     <w:p>
       <w:pPr>
-        <w:pStyle w:val="Subtitle"/>
+        <w:pStyle w:val="Subttulo"/>
       </w:pPr>
       <w:r>
         <w:rPr>
@@ -15189,7 +15937,7 @@
     </w:p>
     <w:p>
       <w:pPr>
-        <w:pStyle w:val="Subtitle"/>
+        <w:pStyle w:val="Subttulo"/>
       </w:pPr>
       <w:r>
         <w:lastRenderedPageBreak/>
@@ -15245,7 +15993,7 @@
     </w:p>
     <w:p>
       <w:pPr>
-        <w:pStyle w:val="Heading1"/>
+        <w:pStyle w:val="Ttulo1"/>
         <w:rPr>
           <w:rFonts w:ascii="Times New Roman" w:hAnsi="Times New Roman" w:cs="Times New Roman"/>
         </w:rPr>
@@ -15266,7 +16014,7 @@
     </w:p>
     <w:p>
       <w:pPr>
-        <w:pStyle w:val="Subtitle"/>
+        <w:pStyle w:val="Subttulo"/>
         <w:rPr>
           <w:rFonts w:ascii="Times New Roman" w:hAnsi="Times New Roman" w:cs="Times New Roman"/>
         </w:rPr>
@@ -15316,7 +16064,7 @@
     </w:p>
     <w:p>
       <w:pPr>
-        <w:pStyle w:val="ListParagraph"/>
+        <w:pStyle w:val="Prrafodelista"/>
         <w:numPr>
           <w:ilvl w:val="0"/>
           <w:numId w:val="8"/>
@@ -15334,7 +16082,7 @@
     </w:p>
     <w:p>
       <w:pPr>
-        <w:pStyle w:val="ListParagraph"/>
+        <w:pStyle w:val="Prrafodelista"/>
         <w:numPr>
           <w:ilvl w:val="0"/>
           <w:numId w:val="8"/>
@@ -15352,7 +16100,7 @@
     </w:p>
     <w:p>
       <w:pPr>
-        <w:pStyle w:val="ListParagraph"/>
+        <w:pStyle w:val="Prrafodelista"/>
         <w:numPr>
           <w:ilvl w:val="1"/>
           <w:numId w:val="8"/>
@@ -15370,7 +16118,7 @@
     </w:p>
     <w:p>
       <w:pPr>
-        <w:pStyle w:val="ListParagraph"/>
+        <w:pStyle w:val="Prrafodelista"/>
         <w:numPr>
           <w:ilvl w:val="1"/>
           <w:numId w:val="8"/>
@@ -15388,7 +16136,7 @@
     </w:p>
     <w:p>
       <w:pPr>
-        <w:pStyle w:val="ListParagraph"/>
+        <w:pStyle w:val="Prrafodelista"/>
         <w:numPr>
           <w:ilvl w:val="1"/>
           <w:numId w:val="8"/>
@@ -15406,7 +16154,7 @@
     </w:p>
     <w:p>
       <w:pPr>
-        <w:pStyle w:val="ListParagraph"/>
+        <w:pStyle w:val="Prrafodelista"/>
         <w:numPr>
           <w:ilvl w:val="1"/>
           <w:numId w:val="8"/>
@@ -15425,7 +16173,7 @@
     </w:p>
     <w:p>
       <w:pPr>
-        <w:pStyle w:val="ListParagraph"/>
+        <w:pStyle w:val="Prrafodelista"/>
         <w:numPr>
           <w:ilvl w:val="1"/>
           <w:numId w:val="8"/>
@@ -15443,7 +16191,7 @@
     </w:p>
     <w:p>
       <w:pPr>
-        <w:pStyle w:val="ListParagraph"/>
+        <w:pStyle w:val="Prrafodelista"/>
         <w:numPr>
           <w:ilvl w:val="0"/>
           <w:numId w:val="8"/>
@@ -15473,7 +16221,7 @@
     </w:p>
     <w:p>
       <w:pPr>
-        <w:pStyle w:val="ListParagraph"/>
+        <w:pStyle w:val="Prrafodelista"/>
         <w:numPr>
           <w:ilvl w:val="0"/>
           <w:numId w:val="8"/>
@@ -15503,7 +16251,7 @@
     </w:p>
     <w:p>
       <w:pPr>
-        <w:pStyle w:val="ListParagraph"/>
+        <w:pStyle w:val="Prrafodelista"/>
         <w:numPr>
           <w:ilvl w:val="0"/>
           <w:numId w:val="8"/>
@@ -15533,7 +16281,7 @@
     </w:p>
     <w:p>
       <w:pPr>
-        <w:pStyle w:val="ListParagraph"/>
+        <w:pStyle w:val="Prrafodelista"/>
         <w:numPr>
           <w:ilvl w:val="0"/>
           <w:numId w:val="8"/>
@@ -15558,7 +16306,7 @@
     </w:p>
     <w:p>
       <w:pPr>
-        <w:pStyle w:val="Subtitle"/>
+        <w:pStyle w:val="Subttulo"/>
         <w:rPr>
           <w:rFonts w:ascii="Times New Roman" w:hAnsi="Times New Roman" w:cs="Times New Roman"/>
         </w:rPr>
@@ -15643,7 +16391,7 @@
     </w:p>
     <w:p>
       <w:pPr>
-        <w:pStyle w:val="Subtitle"/>
+        <w:pStyle w:val="Subttulo"/>
         <w:rPr>
           <w:rFonts w:ascii="Times New Roman" w:hAnsi="Times New Roman" w:cs="Times New Roman"/>
         </w:rPr>
@@ -15783,7 +16531,25 @@
                 <w:color w:val="000000"/>
                 <w:lang w:eastAsia="es-AR"/>
               </w:rPr>
-              <w:t xml:space="preserve"> Gestionar de forma activa todas aquellas cuentas de empleados existentes. Permitiendo la actualización, la creación la eliminación y activación de los mismos mediante este caso de uso.</w:t>
+              <w:t xml:space="preserve"> Gestionar de forma activa todas aquellas cuentas de empleados existentes. Permitiendo la actualización, la creación la eliminación y activación de </w:t>
+            </w:r>
+            <w:proofErr w:type="gramStart"/>
+            <w:r>
+              <w:rPr>
+                <w:rFonts w:ascii="Times New Roman" w:eastAsia="Times New Roman" w:hAnsi="Times New Roman" w:cs="Times New Roman"/>
+                <w:color w:val="000000"/>
+                <w:lang w:eastAsia="es-AR"/>
+              </w:rPr>
+              <w:t>los mismos</w:t>
+            </w:r>
+            <w:proofErr w:type="gramEnd"/>
+            <w:r>
+              <w:rPr>
+                <w:rFonts w:ascii="Times New Roman" w:eastAsia="Times New Roman" w:hAnsi="Times New Roman" w:cs="Times New Roman"/>
+                <w:color w:val="000000"/>
+                <w:lang w:eastAsia="es-AR"/>
+              </w:rPr>
+              <w:t xml:space="preserve"> mediante este caso de uso.</w:t>
             </w:r>
           </w:p>
         </w:tc>
@@ -15877,7 +16643,25 @@
                 <w:color w:val="000000"/>
                 <w:lang w:eastAsia="es-AR"/>
               </w:rPr>
-              <w:t xml:space="preserve"> El actor debe estar logueado y tener el perfil de administrador.</w:t>
+              <w:t xml:space="preserve"> El actor debe estar </w:t>
+            </w:r>
+            <w:proofErr w:type="spellStart"/>
+            <w:r>
+              <w:rPr>
+                <w:rFonts w:ascii="Times New Roman" w:eastAsia="Times New Roman" w:hAnsi="Times New Roman" w:cs="Times New Roman"/>
+                <w:color w:val="000000"/>
+                <w:lang w:eastAsia="es-AR"/>
+              </w:rPr>
+              <w:t>logueado</w:t>
+            </w:r>
+            <w:proofErr w:type="spellEnd"/>
+            <w:r>
+              <w:rPr>
+                <w:rFonts w:ascii="Times New Roman" w:eastAsia="Times New Roman" w:hAnsi="Times New Roman" w:cs="Times New Roman"/>
+                <w:color w:val="000000"/>
+                <w:lang w:eastAsia="es-AR"/>
+              </w:rPr>
+              <w:t xml:space="preserve"> y tener el perfil de administrador.</w:t>
             </w:r>
           </w:p>
         </w:tc>
@@ -15963,7 +16747,25 @@
                 <w:color w:val="000000"/>
                 <w:lang w:eastAsia="es-AR"/>
               </w:rPr>
-              <w:t xml:space="preserve"> El administrador presiona el botón “Gestion de usuarios” </w:t>
+              <w:t xml:space="preserve"> El administrador presiona el botón “</w:t>
+            </w:r>
+            <w:proofErr w:type="spellStart"/>
+            <w:r>
+              <w:rPr>
+                <w:rFonts w:ascii="Times New Roman" w:eastAsia="Times New Roman" w:hAnsi="Times New Roman" w:cs="Times New Roman"/>
+                <w:color w:val="000000"/>
+                <w:lang w:eastAsia="es-AR"/>
+              </w:rPr>
+              <w:t>Gestion</w:t>
+            </w:r>
+            <w:proofErr w:type="spellEnd"/>
+            <w:r>
+              <w:rPr>
+                <w:rFonts w:ascii="Times New Roman" w:eastAsia="Times New Roman" w:hAnsi="Times New Roman" w:cs="Times New Roman"/>
+                <w:color w:val="000000"/>
+                <w:lang w:eastAsia="es-AR"/>
+              </w:rPr>
+              <w:t xml:space="preserve"> de usuarios” </w:t>
             </w:r>
           </w:p>
         </w:tc>
@@ -16057,7 +16859,7 @@
           </w:p>
           <w:p>
             <w:pPr>
-              <w:pStyle w:val="ListParagraph"/>
+              <w:pStyle w:val="Prrafodelista"/>
               <w:numPr>
                 <w:ilvl w:val="0"/>
                 <w:numId w:val="9"/>
@@ -16075,12 +16877,30 @@
                 <w:color w:val="000000"/>
                 <w:lang w:eastAsia="es-AR"/>
               </w:rPr>
-              <w:t>El administrador presiona el botón “Gestion de usuarios” </w:t>
+              <w:t>El administrador presiona el botón “</w:t>
+            </w:r>
+            <w:proofErr w:type="spellStart"/>
+            <w:r>
+              <w:rPr>
+                <w:rFonts w:ascii="Times New Roman" w:eastAsia="Times New Roman" w:hAnsi="Times New Roman" w:cs="Times New Roman"/>
+                <w:color w:val="000000"/>
+                <w:lang w:eastAsia="es-AR"/>
+              </w:rPr>
+              <w:t>Gestion</w:t>
+            </w:r>
+            <w:proofErr w:type="spellEnd"/>
+            <w:r>
+              <w:rPr>
+                <w:rFonts w:ascii="Times New Roman" w:eastAsia="Times New Roman" w:hAnsi="Times New Roman" w:cs="Times New Roman"/>
+                <w:color w:val="000000"/>
+                <w:lang w:eastAsia="es-AR"/>
+              </w:rPr>
+              <w:t xml:space="preserve"> de usuarios” </w:t>
             </w:r>
           </w:p>
           <w:p>
             <w:pPr>
-              <w:pStyle w:val="ListParagraph"/>
+              <w:pStyle w:val="Prrafodelista"/>
               <w:numPr>
                 <w:ilvl w:val="0"/>
                 <w:numId w:val="9"/>
@@ -16098,12 +16918,30 @@
                 <w:color w:val="000000"/>
                 <w:lang w:eastAsia="es-AR"/>
               </w:rPr>
-              <w:t>El sistema Muestra la pestaña de Gestion de clientes y carga una grilla con los usuarios registrados en la base de datos.</w:t>
+              <w:t xml:space="preserve">El sistema Muestra la pestaña de </w:t>
+            </w:r>
+            <w:proofErr w:type="spellStart"/>
+            <w:r>
+              <w:rPr>
+                <w:rFonts w:ascii="Times New Roman" w:eastAsia="Times New Roman" w:hAnsi="Times New Roman" w:cs="Times New Roman"/>
+                <w:color w:val="000000"/>
+                <w:lang w:eastAsia="es-AR"/>
+              </w:rPr>
+              <w:t>Gestion</w:t>
+            </w:r>
+            <w:proofErr w:type="spellEnd"/>
+            <w:r>
+              <w:rPr>
+                <w:rFonts w:ascii="Times New Roman" w:eastAsia="Times New Roman" w:hAnsi="Times New Roman" w:cs="Times New Roman"/>
+                <w:color w:val="000000"/>
+                <w:lang w:eastAsia="es-AR"/>
+              </w:rPr>
+              <w:t xml:space="preserve"> de clientes y carga una grilla con los usuarios registrados en la base de datos.</w:t>
             </w:r>
           </w:p>
           <w:p>
             <w:pPr>
-              <w:pStyle w:val="ListParagraph"/>
+              <w:pStyle w:val="Prrafodelista"/>
               <w:numPr>
                 <w:ilvl w:val="0"/>
                 <w:numId w:val="9"/>
@@ -16126,7 +16964,7 @@
           </w:p>
           <w:p>
             <w:pPr>
-              <w:pStyle w:val="ListParagraph"/>
+              <w:pStyle w:val="Prrafodelista"/>
               <w:numPr>
                 <w:ilvl w:val="0"/>
                 <w:numId w:val="9"/>
@@ -16163,7 +17001,7 @@
           </w:p>
           <w:p>
             <w:pPr>
-              <w:pStyle w:val="ListParagraph"/>
+              <w:pStyle w:val="Prrafodelista"/>
               <w:numPr>
                 <w:ilvl w:val="0"/>
                 <w:numId w:val="9"/>
@@ -16200,7 +17038,7 @@
           </w:p>
           <w:p>
             <w:pPr>
-              <w:pStyle w:val="ListParagraph"/>
+              <w:pStyle w:val="Prrafodelista"/>
               <w:numPr>
                 <w:ilvl w:val="0"/>
                 <w:numId w:val="9"/>
@@ -16239,7 +17077,7 @@
           </w:p>
           <w:p>
             <w:pPr>
-              <w:pStyle w:val="ListParagraph"/>
+              <w:pStyle w:val="Prrafodelista"/>
               <w:numPr>
                 <w:ilvl w:val="0"/>
                 <w:numId w:val="9"/>
@@ -16294,7 +17132,7 @@
           </w:p>
           <w:p>
             <w:pPr>
-              <w:pStyle w:val="ListParagraph"/>
+              <w:pStyle w:val="Prrafodelista"/>
               <w:numPr>
                 <w:ilvl w:val="0"/>
                 <w:numId w:val="9"/>
@@ -16443,7 +17281,7 @@
     </w:p>
     <w:p>
       <w:pPr>
-        <w:pStyle w:val="Subtitle"/>
+        <w:pStyle w:val="Subttulo"/>
         <w:rPr>
           <w:rFonts w:ascii="Times New Roman" w:hAnsi="Times New Roman" w:cs="Times New Roman"/>
         </w:rPr>
@@ -16522,15 +17360,15 @@
     </w:p>
     <w:p>
       <w:pPr>
-        <w:pStyle w:val="Subtitle"/>
-        <w:rPr>
-          <w:rFonts w:ascii="Times New Roman" w:hAnsi="Times New Roman" w:cs="Times New Roman"/>
-        </w:rPr>
-      </w:pPr>
-    </w:p>
-    <w:p>
-      <w:pPr>
-        <w:pStyle w:val="Subtitle"/>
+        <w:pStyle w:val="Subttulo"/>
+        <w:rPr>
+          <w:rFonts w:ascii="Times New Roman" w:hAnsi="Times New Roman" w:cs="Times New Roman"/>
+        </w:rPr>
+      </w:pPr>
+    </w:p>
+    <w:p>
+      <w:pPr>
+        <w:pStyle w:val="Subttulo"/>
         <w:rPr>
           <w:rFonts w:ascii="Times New Roman" w:hAnsi="Times New Roman" w:cs="Times New Roman"/>
         </w:rPr>
@@ -16615,23 +17453,23 @@
     </w:p>
     <w:p>
       <w:pPr>
-        <w:pStyle w:val="Subtitle"/>
-        <w:rPr>
-          <w:rFonts w:ascii="Times New Roman" w:hAnsi="Times New Roman" w:cs="Times New Roman"/>
-        </w:rPr>
-      </w:pPr>
-    </w:p>
-    <w:p>
-      <w:pPr>
-        <w:pStyle w:val="Subtitle"/>
-        <w:rPr>
-          <w:rFonts w:ascii="Times New Roman" w:hAnsi="Times New Roman" w:cs="Times New Roman"/>
-        </w:rPr>
-      </w:pPr>
-    </w:p>
-    <w:p>
-      <w:pPr>
-        <w:pStyle w:val="Subtitle"/>
+        <w:pStyle w:val="Subttulo"/>
+        <w:rPr>
+          <w:rFonts w:ascii="Times New Roman" w:hAnsi="Times New Roman" w:cs="Times New Roman"/>
+        </w:rPr>
+      </w:pPr>
+    </w:p>
+    <w:p>
+      <w:pPr>
+        <w:pStyle w:val="Subttulo"/>
+        <w:rPr>
+          <w:rFonts w:ascii="Times New Roman" w:hAnsi="Times New Roman" w:cs="Times New Roman"/>
+        </w:rPr>
+      </w:pPr>
+    </w:p>
+    <w:p>
+      <w:pPr>
+        <w:pStyle w:val="Subttulo"/>
         <w:rPr>
           <w:rFonts w:ascii="Times New Roman" w:hAnsi="Times New Roman" w:cs="Times New Roman"/>
         </w:rPr>
@@ -16658,7 +17496,7 @@
     </w:p>
     <w:p>
       <w:pPr>
-        <w:pStyle w:val="Subtitle"/>
+        <w:pStyle w:val="Subttulo"/>
         <w:rPr>
           <w:rFonts w:ascii="Times New Roman" w:hAnsi="Times New Roman" w:cs="Times New Roman"/>
         </w:rPr>
@@ -16720,7 +17558,7 @@
     </w:p>
     <w:p>
       <w:pPr>
-        <w:pStyle w:val="Subtitle"/>
+        <w:pStyle w:val="Subttulo"/>
         <w:rPr>
           <w:rFonts w:ascii="Times New Roman" w:hAnsi="Times New Roman" w:cs="Times New Roman"/>
         </w:rPr>
@@ -16800,7 +17638,7 @@
     </w:p>
     <w:p>
       <w:pPr>
-        <w:pStyle w:val="Heading1"/>
+        <w:pStyle w:val="Ttulo1"/>
         <w:rPr>
           <w:rFonts w:ascii="Times New Roman" w:hAnsi="Times New Roman" w:cs="Times New Roman"/>
         </w:rPr>
@@ -16822,7 +17660,7 @@
     </w:p>
     <w:p>
       <w:pPr>
-        <w:pStyle w:val="Subtitle"/>
+        <w:pStyle w:val="Subttulo"/>
         <w:rPr>
           <w:rFonts w:ascii="Times New Roman" w:hAnsi="Times New Roman" w:cs="Times New Roman"/>
         </w:rPr>
@@ -16860,7 +17698,7 @@
     </w:p>
     <w:p>
       <w:pPr>
-        <w:pStyle w:val="ListParagraph"/>
+        <w:pStyle w:val="Prrafodelista"/>
         <w:numPr>
           <w:ilvl w:val="0"/>
           <w:numId w:val="12"/>
@@ -16878,7 +17716,7 @@
     </w:p>
     <w:p>
       <w:pPr>
-        <w:pStyle w:val="ListParagraph"/>
+        <w:pStyle w:val="Prrafodelista"/>
         <w:numPr>
           <w:ilvl w:val="0"/>
           <w:numId w:val="12"/>
@@ -16896,7 +17734,7 @@
     </w:p>
     <w:p>
       <w:pPr>
-        <w:pStyle w:val="ListParagraph"/>
+        <w:pStyle w:val="Prrafodelista"/>
         <w:numPr>
           <w:ilvl w:val="1"/>
           <w:numId w:val="12"/>
@@ -16914,7 +17752,7 @@
     </w:p>
     <w:p>
       <w:pPr>
-        <w:pStyle w:val="ListParagraph"/>
+        <w:pStyle w:val="Prrafodelista"/>
         <w:numPr>
           <w:ilvl w:val="1"/>
           <w:numId w:val="12"/>
@@ -16932,7 +17770,7 @@
     </w:p>
     <w:p>
       <w:pPr>
-        <w:pStyle w:val="ListParagraph"/>
+        <w:pStyle w:val="Prrafodelista"/>
         <w:numPr>
           <w:ilvl w:val="1"/>
           <w:numId w:val="12"/>
@@ -16950,7 +17788,7 @@
     </w:p>
     <w:p>
       <w:pPr>
-        <w:pStyle w:val="ListParagraph"/>
+        <w:pStyle w:val="Prrafodelista"/>
         <w:numPr>
           <w:ilvl w:val="1"/>
           <w:numId w:val="12"/>
@@ -16968,7 +17806,7 @@
     </w:p>
     <w:p>
       <w:pPr>
-        <w:pStyle w:val="ListParagraph"/>
+        <w:pStyle w:val="Prrafodelista"/>
         <w:numPr>
           <w:ilvl w:val="0"/>
           <w:numId w:val="12"/>
@@ -16998,7 +17836,7 @@
     </w:p>
     <w:p>
       <w:pPr>
-        <w:pStyle w:val="ListParagraph"/>
+        <w:pStyle w:val="Prrafodelista"/>
         <w:numPr>
           <w:ilvl w:val="0"/>
           <w:numId w:val="12"/>
@@ -17017,7 +17855,7 @@
     </w:p>
     <w:p>
       <w:pPr>
-        <w:pStyle w:val="ListParagraph"/>
+        <w:pStyle w:val="Prrafodelista"/>
         <w:numPr>
           <w:ilvl w:val="0"/>
           <w:numId w:val="12"/>
@@ -17047,7 +17885,7 @@
     </w:p>
     <w:p>
       <w:pPr>
-        <w:pStyle w:val="ListParagraph"/>
+        <w:pStyle w:val="Prrafodelista"/>
         <w:numPr>
           <w:ilvl w:val="0"/>
           <w:numId w:val="12"/>
@@ -17065,7 +17903,7 @@
     </w:p>
     <w:p>
       <w:pPr>
-        <w:pStyle w:val="ListParagraph"/>
+        <w:pStyle w:val="Prrafodelista"/>
         <w:numPr>
           <w:ilvl w:val="0"/>
           <w:numId w:val="12"/>
@@ -17090,7 +17928,7 @@
     </w:p>
     <w:p>
       <w:pPr>
-        <w:pStyle w:val="Subtitle"/>
+        <w:pStyle w:val="Subttulo"/>
         <w:rPr>
           <w:rFonts w:ascii="Times New Roman" w:hAnsi="Times New Roman" w:cs="Times New Roman"/>
         </w:rPr>
@@ -17175,7 +18013,7 @@
     </w:p>
     <w:p>
       <w:pPr>
-        <w:pStyle w:val="Subtitle"/>
+        <w:pStyle w:val="Subttulo"/>
         <w:rPr>
           <w:rFonts w:ascii="Times New Roman" w:hAnsi="Times New Roman" w:cs="Times New Roman"/>
         </w:rPr>
@@ -17315,7 +18153,25 @@
                 <w:color w:val="000000"/>
                 <w:lang w:eastAsia="es-AR"/>
               </w:rPr>
-              <w:t xml:space="preserve"> Gestionar de forma activa todas aquellas cuentas de empleados existentes. Permitiendo la actualización, la creación la eliminación y activación de los mismos mediante este caso de uso.</w:t>
+              <w:t xml:space="preserve"> Gestionar de forma activa todas aquellas cuentas de empleados existentes. Permitiendo la actualización, la creación la eliminación y activación de </w:t>
+            </w:r>
+            <w:proofErr w:type="gramStart"/>
+            <w:r>
+              <w:rPr>
+                <w:rFonts w:ascii="Times New Roman" w:eastAsia="Times New Roman" w:hAnsi="Times New Roman" w:cs="Times New Roman"/>
+                <w:color w:val="000000"/>
+                <w:lang w:eastAsia="es-AR"/>
+              </w:rPr>
+              <w:t>los mismos</w:t>
+            </w:r>
+            <w:proofErr w:type="gramEnd"/>
+            <w:r>
+              <w:rPr>
+                <w:rFonts w:ascii="Times New Roman" w:eastAsia="Times New Roman" w:hAnsi="Times New Roman" w:cs="Times New Roman"/>
+                <w:color w:val="000000"/>
+                <w:lang w:eastAsia="es-AR"/>
+              </w:rPr>
+              <w:t xml:space="preserve"> mediante este caso de uso.</w:t>
             </w:r>
           </w:p>
         </w:tc>
@@ -17409,7 +18265,25 @@
                 <w:color w:val="000000"/>
                 <w:lang w:eastAsia="es-AR"/>
               </w:rPr>
-              <w:t xml:space="preserve"> El actor debe estar logueado y tener el perfil de administrador.</w:t>
+              <w:t xml:space="preserve"> El actor debe estar </w:t>
+            </w:r>
+            <w:proofErr w:type="spellStart"/>
+            <w:r>
+              <w:rPr>
+                <w:rFonts w:ascii="Times New Roman" w:eastAsia="Times New Roman" w:hAnsi="Times New Roman" w:cs="Times New Roman"/>
+                <w:color w:val="000000"/>
+                <w:lang w:eastAsia="es-AR"/>
+              </w:rPr>
+              <w:t>logueado</w:t>
+            </w:r>
+            <w:proofErr w:type="spellEnd"/>
+            <w:r>
+              <w:rPr>
+                <w:rFonts w:ascii="Times New Roman" w:eastAsia="Times New Roman" w:hAnsi="Times New Roman" w:cs="Times New Roman"/>
+                <w:color w:val="000000"/>
+                <w:lang w:eastAsia="es-AR"/>
+              </w:rPr>
+              <w:t xml:space="preserve"> y tener el perfil de administrador.</w:t>
             </w:r>
           </w:p>
         </w:tc>
@@ -17495,7 +18369,25 @@
                 <w:color w:val="000000"/>
                 <w:lang w:eastAsia="es-AR"/>
               </w:rPr>
-              <w:t xml:space="preserve"> El administrador presiona el botón “Gestion de usuarios” </w:t>
+              <w:t xml:space="preserve"> El administrador presiona el botón “</w:t>
+            </w:r>
+            <w:proofErr w:type="spellStart"/>
+            <w:r>
+              <w:rPr>
+                <w:rFonts w:ascii="Times New Roman" w:eastAsia="Times New Roman" w:hAnsi="Times New Roman" w:cs="Times New Roman"/>
+                <w:color w:val="000000"/>
+                <w:lang w:eastAsia="es-AR"/>
+              </w:rPr>
+              <w:t>Gestion</w:t>
+            </w:r>
+            <w:proofErr w:type="spellEnd"/>
+            <w:r>
+              <w:rPr>
+                <w:rFonts w:ascii="Times New Roman" w:eastAsia="Times New Roman" w:hAnsi="Times New Roman" w:cs="Times New Roman"/>
+                <w:color w:val="000000"/>
+                <w:lang w:eastAsia="es-AR"/>
+              </w:rPr>
+              <w:t xml:space="preserve"> de usuarios” </w:t>
             </w:r>
           </w:p>
         </w:tc>
@@ -17589,7 +18481,7 @@
           </w:p>
           <w:p>
             <w:pPr>
-              <w:pStyle w:val="ListParagraph"/>
+              <w:pStyle w:val="Prrafodelista"/>
               <w:numPr>
                 <w:ilvl w:val="0"/>
                 <w:numId w:val="13"/>
@@ -17607,12 +18499,30 @@
                 <w:color w:val="000000"/>
                 <w:lang w:eastAsia="es-AR"/>
               </w:rPr>
-              <w:t>El administrador presiona el botón “Gestion de usuarios” </w:t>
+              <w:t>El administrador presiona el botón “</w:t>
+            </w:r>
+            <w:proofErr w:type="spellStart"/>
+            <w:r>
+              <w:rPr>
+                <w:rFonts w:ascii="Times New Roman" w:eastAsia="Times New Roman" w:hAnsi="Times New Roman" w:cs="Times New Roman"/>
+                <w:color w:val="000000"/>
+                <w:lang w:eastAsia="es-AR"/>
+              </w:rPr>
+              <w:t>Gestion</w:t>
+            </w:r>
+            <w:proofErr w:type="spellEnd"/>
+            <w:r>
+              <w:rPr>
+                <w:rFonts w:ascii="Times New Roman" w:eastAsia="Times New Roman" w:hAnsi="Times New Roman" w:cs="Times New Roman"/>
+                <w:color w:val="000000"/>
+                <w:lang w:eastAsia="es-AR"/>
+              </w:rPr>
+              <w:t xml:space="preserve"> de usuarios” </w:t>
             </w:r>
           </w:p>
           <w:p>
             <w:pPr>
-              <w:pStyle w:val="ListParagraph"/>
+              <w:pStyle w:val="Prrafodelista"/>
               <w:numPr>
                 <w:ilvl w:val="0"/>
                 <w:numId w:val="13"/>
@@ -17630,12 +18540,30 @@
                 <w:color w:val="000000"/>
                 <w:lang w:eastAsia="es-AR"/>
               </w:rPr>
-              <w:t>El sistema Muestra la pestaña de Gestion de clientes y carga una grilla con los usuarios registrados en la base de datos.</w:t>
+              <w:t xml:space="preserve">El sistema Muestra la pestaña de </w:t>
+            </w:r>
+            <w:proofErr w:type="spellStart"/>
+            <w:r>
+              <w:rPr>
+                <w:rFonts w:ascii="Times New Roman" w:eastAsia="Times New Roman" w:hAnsi="Times New Roman" w:cs="Times New Roman"/>
+                <w:color w:val="000000"/>
+                <w:lang w:eastAsia="es-AR"/>
+              </w:rPr>
+              <w:t>Gestion</w:t>
+            </w:r>
+            <w:proofErr w:type="spellEnd"/>
+            <w:r>
+              <w:rPr>
+                <w:rFonts w:ascii="Times New Roman" w:eastAsia="Times New Roman" w:hAnsi="Times New Roman" w:cs="Times New Roman"/>
+                <w:color w:val="000000"/>
+                <w:lang w:eastAsia="es-AR"/>
+              </w:rPr>
+              <w:t xml:space="preserve"> de clientes y carga una grilla con los usuarios registrados en la base de datos.</w:t>
             </w:r>
           </w:p>
           <w:p>
             <w:pPr>
-              <w:pStyle w:val="ListParagraph"/>
+              <w:pStyle w:val="Prrafodelista"/>
               <w:numPr>
                 <w:ilvl w:val="0"/>
                 <w:numId w:val="13"/>
@@ -17658,7 +18586,7 @@
           </w:p>
           <w:p>
             <w:pPr>
-              <w:pStyle w:val="ListParagraph"/>
+              <w:pStyle w:val="Prrafodelista"/>
               <w:numPr>
                 <w:ilvl w:val="0"/>
                 <w:numId w:val="13"/>
@@ -17695,7 +18623,7 @@
           </w:p>
           <w:p>
             <w:pPr>
-              <w:pStyle w:val="ListParagraph"/>
+              <w:pStyle w:val="Prrafodelista"/>
               <w:numPr>
                 <w:ilvl w:val="0"/>
                 <w:numId w:val="13"/>
@@ -17718,7 +18646,7 @@
           </w:p>
           <w:p>
             <w:pPr>
-              <w:pStyle w:val="ListParagraph"/>
+              <w:pStyle w:val="Prrafodelista"/>
               <w:numPr>
                 <w:ilvl w:val="0"/>
                 <w:numId w:val="13"/>
@@ -17755,7 +18683,7 @@
           </w:p>
           <w:p>
             <w:pPr>
-              <w:pStyle w:val="ListParagraph"/>
+              <w:pStyle w:val="Prrafodelista"/>
               <w:numPr>
                 <w:ilvl w:val="0"/>
                 <w:numId w:val="13"/>
@@ -17778,7 +18706,7 @@
           </w:p>
           <w:p>
             <w:pPr>
-              <w:pStyle w:val="ListParagraph"/>
+              <w:pStyle w:val="Prrafodelista"/>
               <w:numPr>
                 <w:ilvl w:val="0"/>
                 <w:numId w:val="13"/>
@@ -17804,12 +18732,22 @@
                 <w:color w:val="000000"/>
                 <w:lang w:eastAsia="es-AR"/>
               </w:rPr>
-              <w:t>reestablece la contraseña del empleado a Apellido+DNI</w:t>
-            </w:r>
+              <w:t xml:space="preserve">reestablece la contraseña del empleado a </w:t>
+            </w:r>
+            <w:proofErr w:type="spellStart"/>
+            <w:r>
+              <w:rPr>
+                <w:rFonts w:ascii="Times New Roman" w:eastAsia="Times New Roman" w:hAnsi="Times New Roman" w:cs="Times New Roman"/>
+                <w:color w:val="000000"/>
+                <w:lang w:eastAsia="es-AR"/>
+              </w:rPr>
+              <w:t>Apellido+DNI</w:t>
+            </w:r>
+            <w:proofErr w:type="spellEnd"/>
           </w:p>
           <w:p>
             <w:pPr>
-              <w:pStyle w:val="ListParagraph"/>
+              <w:pStyle w:val="Prrafodelista"/>
               <w:numPr>
                 <w:ilvl w:val="0"/>
                 <w:numId w:val="13"/>
@@ -17961,7 +18899,7 @@
     </w:tbl>
     <w:p>
       <w:pPr>
-        <w:pStyle w:val="Subtitle"/>
+        <w:pStyle w:val="Subttulo"/>
         <w:rPr>
           <w:rFonts w:ascii="Times New Roman" w:hAnsi="Times New Roman" w:cs="Times New Roman"/>
         </w:rPr>
@@ -18040,15 +18978,15 @@
     </w:p>
     <w:p>
       <w:pPr>
-        <w:pStyle w:val="Subtitle"/>
-        <w:rPr>
-          <w:rFonts w:ascii="Times New Roman" w:hAnsi="Times New Roman" w:cs="Times New Roman"/>
-        </w:rPr>
-      </w:pPr>
-    </w:p>
-    <w:p>
-      <w:pPr>
-        <w:pStyle w:val="Subtitle"/>
+        <w:pStyle w:val="Subttulo"/>
+        <w:rPr>
+          <w:rFonts w:ascii="Times New Roman" w:hAnsi="Times New Roman" w:cs="Times New Roman"/>
+        </w:rPr>
+      </w:pPr>
+    </w:p>
+    <w:p>
+      <w:pPr>
+        <w:pStyle w:val="Subttulo"/>
         <w:rPr>
           <w:rFonts w:ascii="Times New Roman" w:hAnsi="Times New Roman" w:cs="Times New Roman"/>
         </w:rPr>
@@ -18133,23 +19071,23 @@
     </w:p>
     <w:p>
       <w:pPr>
-        <w:pStyle w:val="Subtitle"/>
-        <w:rPr>
-          <w:rFonts w:ascii="Times New Roman" w:hAnsi="Times New Roman" w:cs="Times New Roman"/>
-        </w:rPr>
-      </w:pPr>
-    </w:p>
-    <w:p>
-      <w:pPr>
-        <w:pStyle w:val="Subtitle"/>
-        <w:rPr>
-          <w:rFonts w:ascii="Times New Roman" w:hAnsi="Times New Roman" w:cs="Times New Roman"/>
-        </w:rPr>
-      </w:pPr>
-    </w:p>
-    <w:p>
-      <w:pPr>
-        <w:pStyle w:val="Subtitle"/>
+        <w:pStyle w:val="Subttulo"/>
+        <w:rPr>
+          <w:rFonts w:ascii="Times New Roman" w:hAnsi="Times New Roman" w:cs="Times New Roman"/>
+        </w:rPr>
+      </w:pPr>
+    </w:p>
+    <w:p>
+      <w:pPr>
+        <w:pStyle w:val="Subttulo"/>
+        <w:rPr>
+          <w:rFonts w:ascii="Times New Roman" w:hAnsi="Times New Roman" w:cs="Times New Roman"/>
+        </w:rPr>
+      </w:pPr>
+    </w:p>
+    <w:p>
+      <w:pPr>
+        <w:pStyle w:val="Subttulo"/>
         <w:rPr>
           <w:rFonts w:ascii="Times New Roman" w:hAnsi="Times New Roman" w:cs="Times New Roman"/>
         </w:rPr>
@@ -18188,7 +19126,7 @@
     </w:p>
     <w:p>
       <w:pPr>
-        <w:pStyle w:val="Subtitle"/>
+        <w:pStyle w:val="Subttulo"/>
         <w:rPr>
           <w:rFonts w:ascii="Times New Roman" w:hAnsi="Times New Roman" w:cs="Times New Roman"/>
         </w:rPr>
@@ -18250,7 +19188,7 @@
     </w:p>
     <w:p>
       <w:pPr>
-        <w:pStyle w:val="Subtitle"/>
+        <w:pStyle w:val="Subttulo"/>
         <w:rPr>
           <w:rFonts w:ascii="Times New Roman" w:hAnsi="Times New Roman" w:cs="Times New Roman"/>
         </w:rPr>
@@ -18336,7 +19274,7 @@
     </w:p>
     <w:p>
       <w:pPr>
-        <w:pStyle w:val="Subtitle"/>
+        <w:pStyle w:val="Subttulo"/>
         <w:rPr>
           <w:rFonts w:ascii="Times New Roman" w:hAnsi="Times New Roman" w:cs="Times New Roman"/>
         </w:rPr>
@@ -18374,7 +19312,7 @@
     </w:p>
     <w:p>
       <w:pPr>
-        <w:pStyle w:val="Subtitle"/>
+        <w:pStyle w:val="Subttulo"/>
         <w:rPr>
           <w:rFonts w:ascii="Times New Roman" w:hAnsi="Times New Roman" w:cs="Times New Roman"/>
         </w:rPr>
@@ -18436,7 +19374,7 @@
     </w:p>
     <w:p>
       <w:pPr>
-        <w:pStyle w:val="Heading1"/>
+        <w:pStyle w:val="Ttulo1"/>
         <w:rPr>
           <w:rFonts w:ascii="Times New Roman" w:hAnsi="Times New Roman" w:cs="Times New Roman"/>
         </w:rPr>
@@ -18453,7 +19391,7 @@
     </w:p>
     <w:p>
       <w:pPr>
-        <w:pStyle w:val="Subtitle"/>
+        <w:pStyle w:val="Subttulo"/>
         <w:rPr>
           <w:rFonts w:ascii="Times New Roman" w:hAnsi="Times New Roman" w:cs="Times New Roman"/>
         </w:rPr>
@@ -18479,7 +19417,7 @@
     </w:p>
     <w:p>
       <w:pPr>
-        <w:pStyle w:val="ListParagraph"/>
+        <w:pStyle w:val="Prrafodelista"/>
         <w:numPr>
           <w:ilvl w:val="0"/>
           <w:numId w:val="14"/>
@@ -18497,7 +19435,7 @@
     </w:p>
     <w:p>
       <w:pPr>
-        <w:pStyle w:val="ListParagraph"/>
+        <w:pStyle w:val="Prrafodelista"/>
         <w:numPr>
           <w:ilvl w:val="0"/>
           <w:numId w:val="14"/>
@@ -18515,7 +19453,7 @@
     </w:p>
     <w:p>
       <w:pPr>
-        <w:pStyle w:val="ListParagraph"/>
+        <w:pStyle w:val="Prrafodelista"/>
         <w:numPr>
           <w:ilvl w:val="0"/>
           <w:numId w:val="14"/>
@@ -18533,7 +19471,7 @@
     </w:p>
     <w:p>
       <w:pPr>
-        <w:pStyle w:val="ListParagraph"/>
+        <w:pStyle w:val="Prrafodelista"/>
         <w:numPr>
           <w:ilvl w:val="0"/>
           <w:numId w:val="14"/>
@@ -18551,7 +19489,7 @@
     </w:p>
     <w:p>
       <w:pPr>
-        <w:pStyle w:val="Subtitle"/>
+        <w:pStyle w:val="Subttulo"/>
         <w:rPr>
           <w:rFonts w:ascii="Times New Roman" w:hAnsi="Times New Roman" w:cs="Times New Roman"/>
         </w:rPr>
@@ -18630,7 +19568,7 @@
     </w:p>
     <w:p>
       <w:pPr>
-        <w:pStyle w:val="Subtitle"/>
+        <w:pStyle w:val="Subttulo"/>
         <w:rPr>
           <w:rFonts w:ascii="Times New Roman" w:hAnsi="Times New Roman" w:cs="Times New Roman"/>
         </w:rPr>
@@ -18711,8 +19649,18 @@
                 <w:color w:val="000000"/>
                 <w:lang w:eastAsia="es-AR"/>
               </w:rPr>
-              <w:t xml:space="preserve"> 686DP_CU002 Iniciar Sesion</w:t>
-            </w:r>
+              <w:t xml:space="preserve"> 686DP_CU002 Iniciar </w:t>
+            </w:r>
+            <w:proofErr w:type="spellStart"/>
+            <w:r>
+              <w:rPr>
+                <w:rFonts w:ascii="Times New Roman" w:eastAsia="Times New Roman" w:hAnsi="Times New Roman" w:cs="Times New Roman"/>
+                <w:color w:val="000000"/>
+                <w:lang w:eastAsia="es-AR"/>
+              </w:rPr>
+              <w:t>Sesion</w:t>
+            </w:r>
+            <w:proofErr w:type="spellEnd"/>
           </w:p>
         </w:tc>
       </w:tr>
@@ -19064,7 +20012,7 @@
           </w:p>
           <w:p>
             <w:pPr>
-              <w:pStyle w:val="ListParagraph"/>
+              <w:pStyle w:val="Prrafodelista"/>
               <w:numPr>
                 <w:ilvl w:val="0"/>
                 <w:numId w:val="15"/>
@@ -19087,7 +20035,7 @@
           </w:p>
           <w:p>
             <w:pPr>
-              <w:pStyle w:val="ListParagraph"/>
+              <w:pStyle w:val="Prrafodelista"/>
               <w:numPr>
                 <w:ilvl w:val="0"/>
                 <w:numId w:val="15"/>
@@ -19110,7 +20058,7 @@
           </w:p>
           <w:p>
             <w:pPr>
-              <w:pStyle w:val="ListParagraph"/>
+              <w:pStyle w:val="Prrafodelista"/>
               <w:numPr>
                 <w:ilvl w:val="0"/>
                 <w:numId w:val="15"/>
@@ -19133,7 +20081,7 @@
           </w:p>
           <w:p>
             <w:pPr>
-              <w:pStyle w:val="ListParagraph"/>
+              <w:pStyle w:val="Prrafodelista"/>
               <w:numPr>
                 <w:ilvl w:val="0"/>
                 <w:numId w:val="15"/>
@@ -19156,7 +20104,7 @@
           </w:p>
           <w:p>
             <w:pPr>
-              <w:pStyle w:val="ListParagraph"/>
+              <w:pStyle w:val="Prrafodelista"/>
               <w:numPr>
                 <w:ilvl w:val="0"/>
                 <w:numId w:val="15"/>
@@ -19179,7 +20127,7 @@
           </w:p>
           <w:p>
             <w:pPr>
-              <w:pStyle w:val="ListParagraph"/>
+              <w:pStyle w:val="Prrafodelista"/>
               <w:numPr>
                 <w:ilvl w:val="0"/>
                 <w:numId w:val="15"/>
@@ -19202,7 +20150,7 @@
           </w:p>
           <w:p>
             <w:pPr>
-              <w:pStyle w:val="ListParagraph"/>
+              <w:pStyle w:val="Prrafodelista"/>
               <w:numPr>
                 <w:ilvl w:val="0"/>
                 <w:numId w:val="15"/>
@@ -19225,7 +20173,7 @@
           </w:p>
           <w:p>
             <w:pPr>
-              <w:pStyle w:val="ListParagraph"/>
+              <w:pStyle w:val="Prrafodelista"/>
               <w:numPr>
                 <w:ilvl w:val="0"/>
                 <w:numId w:val="15"/>
@@ -19248,7 +20196,7 @@
           </w:p>
           <w:p>
             <w:pPr>
-              <w:pStyle w:val="ListParagraph"/>
+              <w:pStyle w:val="Prrafodelista"/>
               <w:numPr>
                 <w:ilvl w:val="0"/>
                 <w:numId w:val="15"/>
@@ -19462,7 +20410,7 @@
     </w:p>
     <w:p>
       <w:pPr>
-        <w:pStyle w:val="Subtitle"/>
+        <w:pStyle w:val="Subttulo"/>
         <w:rPr>
           <w:rFonts w:ascii="Times New Roman" w:hAnsi="Times New Roman" w:cs="Times New Roman"/>
         </w:rPr>
@@ -19530,29 +20478,29 @@
     </w:p>
     <w:p>
       <w:pPr>
-        <w:pStyle w:val="Subtitle"/>
-        <w:rPr>
-          <w:rFonts w:ascii="Times New Roman" w:hAnsi="Times New Roman" w:cs="Times New Roman"/>
-        </w:rPr>
-      </w:pPr>
-    </w:p>
-    <w:p>
-      <w:pPr>
-        <w:rPr>
-          <w:rFonts w:ascii="Times New Roman" w:hAnsi="Times New Roman" w:cs="Times New Roman"/>
-        </w:rPr>
-      </w:pPr>
-    </w:p>
-    <w:p>
-      <w:pPr>
-        <w:rPr>
-          <w:rFonts w:ascii="Times New Roman" w:hAnsi="Times New Roman" w:cs="Times New Roman"/>
-        </w:rPr>
-      </w:pPr>
-    </w:p>
-    <w:p>
-      <w:pPr>
-        <w:pStyle w:val="Subtitle"/>
+        <w:pStyle w:val="Subttulo"/>
+        <w:rPr>
+          <w:rFonts w:ascii="Times New Roman" w:hAnsi="Times New Roman" w:cs="Times New Roman"/>
+        </w:rPr>
+      </w:pPr>
+    </w:p>
+    <w:p>
+      <w:pPr>
+        <w:rPr>
+          <w:rFonts w:ascii="Times New Roman" w:hAnsi="Times New Roman" w:cs="Times New Roman"/>
+        </w:rPr>
+      </w:pPr>
+    </w:p>
+    <w:p>
+      <w:pPr>
+        <w:rPr>
+          <w:rFonts w:ascii="Times New Roman" w:hAnsi="Times New Roman" w:cs="Times New Roman"/>
+        </w:rPr>
+      </w:pPr>
+    </w:p>
+    <w:p>
+      <w:pPr>
+        <w:pStyle w:val="Subttulo"/>
         <w:rPr>
           <w:rFonts w:ascii="Times New Roman" w:hAnsi="Times New Roman" w:cs="Times New Roman"/>
         </w:rPr>
@@ -19626,7 +20574,7 @@
     </w:p>
     <w:p>
       <w:pPr>
-        <w:pStyle w:val="Subtitle"/>
+        <w:pStyle w:val="Subttulo"/>
         <w:rPr>
           <w:rFonts w:ascii="Times New Roman" w:hAnsi="Times New Roman" w:cs="Times New Roman"/>
         </w:rPr>
@@ -19713,15 +20661,15 @@
     </w:p>
     <w:p>
       <w:pPr>
-        <w:pStyle w:val="Subtitle"/>
-        <w:rPr>
-          <w:rFonts w:ascii="Times New Roman" w:hAnsi="Times New Roman" w:cs="Times New Roman"/>
-        </w:rPr>
-      </w:pPr>
-    </w:p>
-    <w:p>
-      <w:pPr>
-        <w:pStyle w:val="Subtitle"/>
+        <w:pStyle w:val="Subttulo"/>
+        <w:rPr>
+          <w:rFonts w:ascii="Times New Roman" w:hAnsi="Times New Roman" w:cs="Times New Roman"/>
+        </w:rPr>
+      </w:pPr>
+    </w:p>
+    <w:p>
+      <w:pPr>
+        <w:pStyle w:val="Subttulo"/>
         <w:rPr>
           <w:rFonts w:ascii="Times New Roman" w:hAnsi="Times New Roman" w:cs="Times New Roman"/>
         </w:rPr>
@@ -19789,7 +20737,7 @@
     </w:p>
     <w:p>
       <w:pPr>
-        <w:pStyle w:val="Subtitle"/>
+        <w:pStyle w:val="Subttulo"/>
         <w:rPr>
           <w:rFonts w:ascii="Times New Roman" w:hAnsi="Times New Roman" w:cs="Times New Roman"/>
         </w:rPr>
@@ -19864,7 +20812,7 @@
     </w:p>
     <w:p>
       <w:pPr>
-        <w:pStyle w:val="Heading1"/>
+        <w:pStyle w:val="Ttulo1"/>
         <w:rPr>
           <w:rFonts w:ascii="Times New Roman" w:hAnsi="Times New Roman" w:cs="Times New Roman"/>
         </w:rPr>
@@ -19881,12 +20829,20 @@
         <w:rPr>
           <w:rFonts w:ascii="Times New Roman" w:hAnsi="Times New Roman" w:cs="Times New Roman"/>
         </w:rPr>
-        <w:t>Cerrar Sesion</w:t>
-      </w:r>
-    </w:p>
-    <w:p>
-      <w:pPr>
-        <w:pStyle w:val="Subtitle"/>
+        <w:t xml:space="preserve">Cerrar </w:t>
+      </w:r>
+      <w:proofErr w:type="spellStart"/>
+      <w:r>
+        <w:rPr>
+          <w:rFonts w:ascii="Times New Roman" w:hAnsi="Times New Roman" w:cs="Times New Roman"/>
+        </w:rPr>
+        <w:t>Sesion</w:t>
+      </w:r>
+      <w:proofErr w:type="spellEnd"/>
+    </w:p>
+    <w:p>
+      <w:pPr>
+        <w:pStyle w:val="Subttulo"/>
         <w:rPr>
           <w:rFonts w:ascii="Times New Roman" w:hAnsi="Times New Roman" w:cs="Times New Roman"/>
         </w:rPr>
@@ -19901,12 +20857,20 @@
         <w:rPr>
           <w:rFonts w:ascii="Times New Roman" w:hAnsi="Times New Roman" w:cs="Times New Roman"/>
         </w:rPr>
-        <w:t>Cerrar Sesion</w:t>
-      </w:r>
-    </w:p>
-    <w:p>
-      <w:pPr>
-        <w:pStyle w:val="ListParagraph"/>
+        <w:t xml:space="preserve">Cerrar </w:t>
+      </w:r>
+      <w:proofErr w:type="spellStart"/>
+      <w:r>
+        <w:rPr>
+          <w:rFonts w:ascii="Times New Roman" w:hAnsi="Times New Roman" w:cs="Times New Roman"/>
+        </w:rPr>
+        <w:t>Sesion</w:t>
+      </w:r>
+      <w:proofErr w:type="spellEnd"/>
+    </w:p>
+    <w:p>
+      <w:pPr>
+        <w:pStyle w:val="Prrafodelista"/>
         <w:numPr>
           <w:ilvl w:val="0"/>
           <w:numId w:val="20"/>
@@ -19924,7 +20888,7 @@
     </w:p>
     <w:p>
       <w:pPr>
-        <w:pStyle w:val="Subtitle"/>
+        <w:pStyle w:val="Subttulo"/>
         <w:rPr>
           <w:rFonts w:ascii="Times New Roman" w:hAnsi="Times New Roman" w:cs="Times New Roman"/>
         </w:rPr>
@@ -19939,8 +20903,16 @@
         <w:rPr>
           <w:rFonts w:ascii="Times New Roman" w:hAnsi="Times New Roman" w:cs="Times New Roman"/>
         </w:rPr>
-        <w:t>Cerrar Sesion</w:t>
-      </w:r>
+        <w:t xml:space="preserve">Cerrar </w:t>
+      </w:r>
+      <w:proofErr w:type="spellStart"/>
+      <w:r>
+        <w:rPr>
+          <w:rFonts w:ascii="Times New Roman" w:hAnsi="Times New Roman" w:cs="Times New Roman"/>
+        </w:rPr>
+        <w:t>Sesion</w:t>
+      </w:r>
+      <w:proofErr w:type="spellEnd"/>
       <w:r>
         <w:rPr>
           <w:noProof/>
@@ -19997,7 +20969,7 @@
     </w:p>
     <w:p>
       <w:pPr>
-        <w:pStyle w:val="Subtitle"/>
+        <w:pStyle w:val="Subttulo"/>
         <w:rPr>
           <w:rFonts w:ascii="Times New Roman" w:hAnsi="Times New Roman" w:cs="Times New Roman"/>
         </w:rPr>
@@ -20012,8 +20984,16 @@
         <w:rPr>
           <w:rFonts w:ascii="Times New Roman" w:hAnsi="Times New Roman" w:cs="Times New Roman"/>
         </w:rPr>
-        <w:t>Cerrar Sesion</w:t>
-      </w:r>
+        <w:t xml:space="preserve">Cerrar </w:t>
+      </w:r>
+      <w:proofErr w:type="spellStart"/>
+      <w:r>
+        <w:rPr>
+          <w:rFonts w:ascii="Times New Roman" w:hAnsi="Times New Roman" w:cs="Times New Roman"/>
+        </w:rPr>
+        <w:t>Sesion</w:t>
+      </w:r>
+      <w:proofErr w:type="spellEnd"/>
     </w:p>
     <w:tbl>
       <w:tblPr>
@@ -20077,8 +21057,16 @@
               <w:rPr>
                 <w:rFonts w:ascii="Times New Roman" w:hAnsi="Times New Roman" w:cs="Times New Roman"/>
               </w:rPr>
-              <w:t>Cerrar Sesion</w:t>
-            </w:r>
+              <w:t xml:space="preserve">Cerrar </w:t>
+            </w:r>
+            <w:proofErr w:type="spellStart"/>
+            <w:r>
+              <w:rPr>
+                <w:rFonts w:ascii="Times New Roman" w:hAnsi="Times New Roman" w:cs="Times New Roman"/>
+              </w:rPr>
+              <w:t>Sesion</w:t>
+            </w:r>
+            <w:proofErr w:type="spellEnd"/>
           </w:p>
         </w:tc>
       </w:tr>
@@ -20407,7 +21395,7 @@
           </w:p>
           <w:p>
             <w:pPr>
-              <w:pStyle w:val="ListParagraph"/>
+              <w:pStyle w:val="Prrafodelista"/>
               <w:numPr>
                 <w:ilvl w:val="0"/>
                 <w:numId w:val="21"/>
@@ -20430,7 +21418,7 @@
           </w:p>
           <w:p>
             <w:pPr>
-              <w:pStyle w:val="ListParagraph"/>
+              <w:pStyle w:val="Prrafodelista"/>
               <w:numPr>
                 <w:ilvl w:val="0"/>
                 <w:numId w:val="21"/>
@@ -20453,7 +21441,7 @@
           </w:p>
           <w:p>
             <w:pPr>
-              <w:pStyle w:val="ListParagraph"/>
+              <w:pStyle w:val="Prrafodelista"/>
               <w:numPr>
                 <w:ilvl w:val="0"/>
                 <w:numId w:val="21"/>
@@ -20476,7 +21464,7 @@
           </w:p>
           <w:p>
             <w:pPr>
-              <w:pStyle w:val="ListParagraph"/>
+              <w:pStyle w:val="Prrafodelista"/>
               <w:numPr>
                 <w:ilvl w:val="0"/>
                 <w:numId w:val="21"/>
@@ -20499,7 +21487,7 @@
           </w:p>
           <w:p>
             <w:pPr>
-              <w:pStyle w:val="ListParagraph"/>
+              <w:pStyle w:val="Prrafodelista"/>
               <w:numPr>
                 <w:ilvl w:val="0"/>
                 <w:numId w:val="21"/>
@@ -20522,7 +21510,7 @@
           </w:p>
           <w:p>
             <w:pPr>
-              <w:pStyle w:val="ListParagraph"/>
+              <w:pStyle w:val="Prrafodelista"/>
               <w:numPr>
                 <w:ilvl w:val="0"/>
                 <w:numId w:val="21"/>
@@ -20545,7 +21533,7 @@
           </w:p>
           <w:p>
             <w:pPr>
-              <w:pStyle w:val="ListParagraph"/>
+              <w:pStyle w:val="Prrafodelista"/>
               <w:numPr>
                 <w:ilvl w:val="0"/>
                 <w:numId w:val="21"/>
@@ -20568,7 +21556,7 @@
           </w:p>
           <w:p>
             <w:pPr>
-              <w:pStyle w:val="ListParagraph"/>
+              <w:pStyle w:val="Prrafodelista"/>
               <w:numPr>
                 <w:ilvl w:val="0"/>
                 <w:numId w:val="21"/>
@@ -20772,7 +21760,7 @@
     </w:p>
     <w:p>
       <w:pPr>
-        <w:pStyle w:val="Subtitle"/>
+        <w:pStyle w:val="Subttulo"/>
         <w:rPr>
           <w:rFonts w:ascii="Times New Roman" w:hAnsi="Times New Roman" w:cs="Times New Roman"/>
         </w:rPr>
@@ -20788,8 +21776,16 @@
         <w:rPr>
           <w:rFonts w:ascii="Times New Roman" w:hAnsi="Times New Roman" w:cs="Times New Roman"/>
         </w:rPr>
-        <w:t>Cerrar Sesion</w:t>
-      </w:r>
+        <w:t xml:space="preserve">Cerrar </w:t>
+      </w:r>
+      <w:proofErr w:type="spellStart"/>
+      <w:r>
+        <w:rPr>
+          <w:rFonts w:ascii="Times New Roman" w:hAnsi="Times New Roman" w:cs="Times New Roman"/>
+        </w:rPr>
+        <w:t>Sesion</w:t>
+      </w:r>
+      <w:proofErr w:type="spellEnd"/>
       <w:r>
         <w:rPr>
           <w:rFonts w:ascii="Times New Roman" w:hAnsi="Times New Roman" w:cs="Times New Roman"/>
@@ -20840,15 +21836,15 @@
     </w:p>
     <w:p>
       <w:pPr>
-        <w:pStyle w:val="Subtitle"/>
-        <w:rPr>
-          <w:rFonts w:ascii="Times New Roman" w:hAnsi="Times New Roman" w:cs="Times New Roman"/>
-        </w:rPr>
-      </w:pPr>
-    </w:p>
-    <w:p>
-      <w:pPr>
-        <w:pStyle w:val="Subtitle"/>
+        <w:pStyle w:val="Subttulo"/>
+        <w:rPr>
+          <w:rFonts w:ascii="Times New Roman" w:hAnsi="Times New Roman" w:cs="Times New Roman"/>
+        </w:rPr>
+      </w:pPr>
+    </w:p>
+    <w:p>
+      <w:pPr>
+        <w:pStyle w:val="Subttulo"/>
         <w:rPr>
           <w:rFonts w:ascii="Times New Roman" w:hAnsi="Times New Roman" w:cs="Times New Roman"/>
         </w:rPr>
@@ -20864,8 +21860,16 @@
         <w:rPr>
           <w:rFonts w:ascii="Times New Roman" w:hAnsi="Times New Roman" w:cs="Times New Roman"/>
         </w:rPr>
-        <w:t>Cerrar Sesion</w:t>
-      </w:r>
+        <w:t xml:space="preserve">Cerrar </w:t>
+      </w:r>
+      <w:proofErr w:type="spellStart"/>
+      <w:r>
+        <w:rPr>
+          <w:rFonts w:ascii="Times New Roman" w:hAnsi="Times New Roman" w:cs="Times New Roman"/>
+        </w:rPr>
+        <w:t>Sesion</w:t>
+      </w:r>
+      <w:proofErr w:type="spellEnd"/>
       <w:r>
         <w:rPr>
           <w:rFonts w:ascii="Times New Roman" w:hAnsi="Times New Roman" w:cs="Times New Roman"/>
@@ -20923,7 +21927,7 @@
     </w:p>
     <w:p>
       <w:pPr>
-        <w:pStyle w:val="Subtitle"/>
+        <w:pStyle w:val="Subttulo"/>
         <w:rPr>
           <w:rFonts w:ascii="Times New Roman" w:hAnsi="Times New Roman" w:cs="Times New Roman"/>
         </w:rPr>
@@ -20938,8 +21942,16 @@
         <w:rPr>
           <w:rFonts w:ascii="Times New Roman" w:hAnsi="Times New Roman" w:cs="Times New Roman"/>
         </w:rPr>
-        <w:t>Cerrar Sesion</w:t>
-      </w:r>
+        <w:t xml:space="preserve">Cerrar </w:t>
+      </w:r>
+      <w:proofErr w:type="spellStart"/>
+      <w:r>
+        <w:rPr>
+          <w:rFonts w:ascii="Times New Roman" w:hAnsi="Times New Roman" w:cs="Times New Roman"/>
+        </w:rPr>
+        <w:t>Sesion</w:t>
+      </w:r>
+      <w:proofErr w:type="spellEnd"/>
       <w:r>
         <w:rPr>
           <w:rFonts w:ascii="Times New Roman" w:hAnsi="Times New Roman" w:cs="Times New Roman"/>
@@ -21000,34 +22012,59 @@
     </w:p>
     <w:p>
       <w:pPr>
-        <w:pStyle w:val="Subtitle"/>
+        <w:pStyle w:val="Subttulo"/>
         <w:rPr>
           <w:rFonts w:ascii="Times New Roman" w:hAnsi="Times New Roman" w:cs="Times New Roman"/>
           <w:noProof/>
-        </w:rPr>
-      </w:pPr>
-      <w:r>
-        <w:rPr>
-          <w:rFonts w:ascii="Times New Roman" w:hAnsi="Times New Roman" w:cs="Times New Roman"/>
+          <w:lang w:val="fr-FR"/>
+        </w:rPr>
+      </w:pPr>
+      <w:r>
+        <w:rPr>
+          <w:rFonts w:ascii="Times New Roman" w:hAnsi="Times New Roman" w:cs="Times New Roman"/>
+          <w:lang w:val="fr-FR"/>
         </w:rPr>
         <w:t xml:space="preserve">T02.6.7 GUI 686DP_CU003 </w:t>
       </w:r>
-      <w:r>
-        <w:rPr>
-          <w:rFonts w:ascii="Times New Roman" w:hAnsi="Times New Roman" w:cs="Times New Roman"/>
-        </w:rPr>
-        <w:t>Cerrar Sesion</w:t>
-      </w:r>
+      <w:proofErr w:type="spellStart"/>
+      <w:r>
+        <w:rPr>
+          <w:rFonts w:ascii="Times New Roman" w:hAnsi="Times New Roman" w:cs="Times New Roman"/>
+          <w:lang w:val="fr-FR"/>
+        </w:rPr>
+        <w:t>Cerrar</w:t>
+      </w:r>
+      <w:proofErr w:type="spellEnd"/>
+      <w:r>
+        <w:rPr>
+          <w:rFonts w:ascii="Times New Roman" w:hAnsi="Times New Roman" w:cs="Times New Roman"/>
+          <w:lang w:val="fr-FR"/>
+        </w:rPr>
+        <w:t xml:space="preserve"> </w:t>
+      </w:r>
+      <w:proofErr w:type="spellStart"/>
+      <w:r>
+        <w:rPr>
+          <w:rFonts w:ascii="Times New Roman" w:hAnsi="Times New Roman" w:cs="Times New Roman"/>
+          <w:lang w:val="fr-FR"/>
+        </w:rPr>
+        <w:t>Sesion</w:t>
+      </w:r>
+      <w:proofErr w:type="spellEnd"/>
       <w:r>
         <w:rPr>
           <w:rFonts w:ascii="Times New Roman" w:hAnsi="Times New Roman" w:cs="Times New Roman"/>
           <w:noProof/>
+          <w:lang w:val="fr-FR"/>
         </w:rPr>
         <w:t xml:space="preserve"> </w:t>
       </w:r>
     </w:p>
     <w:p>
       <w:r>
+        <w:rPr>
+          <w:noProof/>
+        </w:rPr>
         <w:drawing>
           <wp:inline distT="0" distB="0" distL="0" distR="0" wp14:anchorId="75E16035" wp14:editId="29CBC7F9">
             <wp:extent cx="3219899" cy="1810003"/>
@@ -21067,7 +22104,7 @@
     </w:p>
     <w:p>
       <w:pPr>
-        <w:pStyle w:val="Heading1"/>
+        <w:pStyle w:val="Ttulo1"/>
         <w:rPr>
           <w:rFonts w:ascii="Times New Roman" w:hAnsi="Times New Roman" w:cs="Times New Roman"/>
         </w:rPr>
@@ -21100,7 +22137,7 @@
     </w:p>
     <w:p>
       <w:pPr>
-        <w:pStyle w:val="Subtitle"/>
+        <w:pStyle w:val="Subttulo"/>
         <w:rPr>
           <w:rFonts w:ascii="Times New Roman" w:hAnsi="Times New Roman" w:cs="Times New Roman"/>
         </w:rPr>
@@ -21138,7 +22175,7 @@
     </w:p>
     <w:p>
       <w:pPr>
-        <w:pStyle w:val="Subtitle"/>
+        <w:pStyle w:val="Subttulo"/>
         <w:numPr>
           <w:ilvl w:val="0"/>
           <w:numId w:val="37"/>
@@ -21165,7 +22202,7 @@
     </w:p>
     <w:p>
       <w:pPr>
-        <w:pStyle w:val="Subtitle"/>
+        <w:pStyle w:val="Subttulo"/>
         <w:numPr>
           <w:ilvl w:val="0"/>
           <w:numId w:val="37"/>
@@ -21191,7 +22228,7 @@
     </w:p>
     <w:p>
       <w:pPr>
-        <w:pStyle w:val="Subtitle"/>
+        <w:pStyle w:val="Subttulo"/>
         <w:numPr>
           <w:ilvl w:val="0"/>
           <w:numId w:val="37"/>
@@ -21217,7 +22254,7 @@
     </w:p>
     <w:p>
       <w:pPr>
-        <w:pStyle w:val="Subtitle"/>
+        <w:pStyle w:val="Subttulo"/>
         <w:numPr>
           <w:ilvl w:val="0"/>
           <w:numId w:val="37"/>
@@ -21243,7 +22280,7 @@
     </w:p>
     <w:p>
       <w:pPr>
-        <w:pStyle w:val="Subtitle"/>
+        <w:pStyle w:val="Subttulo"/>
         <w:numPr>
           <w:ilvl w:val="0"/>
           <w:numId w:val="37"/>
@@ -21279,7 +22316,7 @@
     </w:p>
     <w:p>
       <w:pPr>
-        <w:pStyle w:val="Subtitle"/>
+        <w:pStyle w:val="Subttulo"/>
         <w:numPr>
           <w:ilvl w:val="0"/>
           <w:numId w:val="37"/>
@@ -21315,7 +22352,7 @@
     </w:p>
     <w:p>
       <w:pPr>
-        <w:pStyle w:val="Subtitle"/>
+        <w:pStyle w:val="Subttulo"/>
         <w:numPr>
           <w:ilvl w:val="0"/>
           <w:numId w:val="37"/>
@@ -21341,7 +22378,7 @@
     </w:p>
     <w:p>
       <w:pPr>
-        <w:pStyle w:val="Subtitle"/>
+        <w:pStyle w:val="Subttulo"/>
         <w:rPr>
           <w:rFonts w:ascii="Times New Roman" w:hAnsi="Times New Roman" w:cs="Times New Roman"/>
         </w:rPr>
@@ -21426,47 +22463,47 @@
     </w:p>
     <w:p>
       <w:pPr>
-        <w:pStyle w:val="Subtitle"/>
-        <w:rPr>
-          <w:rFonts w:ascii="Times New Roman" w:hAnsi="Times New Roman" w:cs="Times New Roman"/>
-        </w:rPr>
-      </w:pPr>
-    </w:p>
-    <w:p>
-      <w:pPr>
-        <w:pStyle w:val="Subtitle"/>
-        <w:rPr>
-          <w:rFonts w:ascii="Times New Roman" w:hAnsi="Times New Roman" w:cs="Times New Roman"/>
-        </w:rPr>
-      </w:pPr>
-    </w:p>
-    <w:p>
-      <w:pPr>
-        <w:pStyle w:val="Subtitle"/>
-        <w:rPr>
-          <w:rFonts w:ascii="Times New Roman" w:hAnsi="Times New Roman" w:cs="Times New Roman"/>
-        </w:rPr>
-      </w:pPr>
-    </w:p>
-    <w:p>
-      <w:pPr>
-        <w:pStyle w:val="Subtitle"/>
-        <w:rPr>
-          <w:rFonts w:ascii="Times New Roman" w:hAnsi="Times New Roman" w:cs="Times New Roman"/>
-        </w:rPr>
-      </w:pPr>
-    </w:p>
-    <w:p>
-      <w:pPr>
-        <w:pStyle w:val="Subtitle"/>
-        <w:rPr>
-          <w:rFonts w:ascii="Times New Roman" w:hAnsi="Times New Roman" w:cs="Times New Roman"/>
-        </w:rPr>
-      </w:pPr>
-    </w:p>
-    <w:p>
-      <w:pPr>
-        <w:pStyle w:val="Subtitle"/>
+        <w:pStyle w:val="Subttulo"/>
+        <w:rPr>
+          <w:rFonts w:ascii="Times New Roman" w:hAnsi="Times New Roman" w:cs="Times New Roman"/>
+        </w:rPr>
+      </w:pPr>
+    </w:p>
+    <w:p>
+      <w:pPr>
+        <w:pStyle w:val="Subttulo"/>
+        <w:rPr>
+          <w:rFonts w:ascii="Times New Roman" w:hAnsi="Times New Roman" w:cs="Times New Roman"/>
+        </w:rPr>
+      </w:pPr>
+    </w:p>
+    <w:p>
+      <w:pPr>
+        <w:pStyle w:val="Subttulo"/>
+        <w:rPr>
+          <w:rFonts w:ascii="Times New Roman" w:hAnsi="Times New Roman" w:cs="Times New Roman"/>
+        </w:rPr>
+      </w:pPr>
+    </w:p>
+    <w:p>
+      <w:pPr>
+        <w:pStyle w:val="Subttulo"/>
+        <w:rPr>
+          <w:rFonts w:ascii="Times New Roman" w:hAnsi="Times New Roman" w:cs="Times New Roman"/>
+        </w:rPr>
+      </w:pPr>
+    </w:p>
+    <w:p>
+      <w:pPr>
+        <w:pStyle w:val="Subttulo"/>
+        <w:rPr>
+          <w:rFonts w:ascii="Times New Roman" w:hAnsi="Times New Roman" w:cs="Times New Roman"/>
+        </w:rPr>
+      </w:pPr>
+    </w:p>
+    <w:p>
+      <w:pPr>
+        <w:pStyle w:val="Subttulo"/>
         <w:rPr>
           <w:rFonts w:ascii="Times New Roman" w:hAnsi="Times New Roman" w:cs="Times New Roman"/>
         </w:rPr>
@@ -21941,7 +22978,7 @@
           </w:p>
           <w:p>
             <w:pPr>
-              <w:pStyle w:val="ListParagraph"/>
+              <w:pStyle w:val="Prrafodelista"/>
               <w:numPr>
                 <w:ilvl w:val="0"/>
                 <w:numId w:val="38"/>
@@ -21964,7 +23001,7 @@
           </w:p>
           <w:p>
             <w:pPr>
-              <w:pStyle w:val="ListParagraph"/>
+              <w:pStyle w:val="Prrafodelista"/>
               <w:numPr>
                 <w:ilvl w:val="0"/>
                 <w:numId w:val="38"/>
@@ -21987,7 +23024,7 @@
           </w:p>
           <w:p>
             <w:pPr>
-              <w:pStyle w:val="ListParagraph"/>
+              <w:pStyle w:val="Prrafodelista"/>
               <w:numPr>
                 <w:ilvl w:val="0"/>
                 <w:numId w:val="38"/>
@@ -22010,7 +23047,7 @@
           </w:p>
           <w:p>
             <w:pPr>
-              <w:pStyle w:val="ListParagraph"/>
+              <w:pStyle w:val="Prrafodelista"/>
               <w:numPr>
                 <w:ilvl w:val="0"/>
                 <w:numId w:val="38"/>
@@ -22033,7 +23070,7 @@
           </w:p>
           <w:p>
             <w:pPr>
-              <w:pStyle w:val="ListParagraph"/>
+              <w:pStyle w:val="Prrafodelista"/>
               <w:numPr>
                 <w:ilvl w:val="0"/>
                 <w:numId w:val="38"/>
@@ -22056,7 +23093,7 @@
           </w:p>
           <w:p>
             <w:pPr>
-              <w:pStyle w:val="ListParagraph"/>
+              <w:pStyle w:val="Prrafodelista"/>
               <w:numPr>
                 <w:ilvl w:val="0"/>
                 <w:numId w:val="38"/>
@@ -22157,7 +23194,7 @@
     </w:p>
     <w:p>
       <w:pPr>
-        <w:pStyle w:val="Subtitle"/>
+        <w:pStyle w:val="Subttulo"/>
         <w:rPr>
           <w:rFonts w:ascii="Times New Roman" w:hAnsi="Times New Roman" w:cs="Times New Roman"/>
         </w:rPr>
@@ -22242,15 +23279,15 @@
     </w:p>
     <w:p>
       <w:pPr>
-        <w:pStyle w:val="Subtitle"/>
-        <w:rPr>
-          <w:rFonts w:ascii="Times New Roman" w:hAnsi="Times New Roman" w:cs="Times New Roman"/>
-        </w:rPr>
-      </w:pPr>
-    </w:p>
-    <w:p>
-      <w:pPr>
-        <w:pStyle w:val="Subtitle"/>
+        <w:pStyle w:val="Subttulo"/>
+        <w:rPr>
+          <w:rFonts w:ascii="Times New Roman" w:hAnsi="Times New Roman" w:cs="Times New Roman"/>
+        </w:rPr>
+      </w:pPr>
+    </w:p>
+    <w:p>
+      <w:pPr>
+        <w:pStyle w:val="Subttulo"/>
         <w:rPr>
           <w:rFonts w:ascii="Times New Roman" w:hAnsi="Times New Roman" w:cs="Times New Roman"/>
         </w:rPr>
@@ -22343,7 +23380,7 @@
     </w:p>
     <w:p>
       <w:pPr>
-        <w:pStyle w:val="Subtitle"/>
+        <w:pStyle w:val="Subttulo"/>
         <w:rPr>
           <w:rFonts w:ascii="Times New Roman" w:hAnsi="Times New Roman" w:cs="Times New Roman"/>
         </w:rPr>
@@ -22450,7 +23487,7 @@
     </w:p>
     <w:p>
       <w:pPr>
-        <w:pStyle w:val="Subtitle"/>
+        <w:pStyle w:val="Subttulo"/>
         <w:rPr>
           <w:rFonts w:ascii="Times New Roman" w:hAnsi="Times New Roman" w:cs="Times New Roman"/>
         </w:rPr>
@@ -22571,7 +23608,7 @@
     </w:p>
     <w:p>
       <w:pPr>
-        <w:pStyle w:val="Heading1"/>
+        <w:pStyle w:val="Ttulo1"/>
         <w:rPr>
           <w:rFonts w:ascii="Times New Roman" w:hAnsi="Times New Roman" w:cs="Times New Roman"/>
         </w:rPr>
@@ -22582,13 +23619,21 @@
           <w:rFonts w:ascii="Times New Roman" w:hAnsi="Times New Roman" w:cs="Times New Roman"/>
         </w:rPr>
         <w:lastRenderedPageBreak/>
-        <w:t>T03 Criptografias</w:t>
+        <w:t xml:space="preserve">T03 </w:t>
+      </w:r>
+      <w:proofErr w:type="spellStart"/>
+      <w:r>
+        <w:rPr>
+          <w:rFonts w:ascii="Times New Roman" w:hAnsi="Times New Roman" w:cs="Times New Roman"/>
+        </w:rPr>
+        <w:t>Criptografias</w:t>
       </w:r>
       <w:bookmarkEnd w:id="48"/>
-    </w:p>
-    <w:p>
-      <w:pPr>
-        <w:pStyle w:val="Heading2"/>
+      <w:proofErr w:type="spellEnd"/>
+    </w:p>
+    <w:p>
+      <w:pPr>
+        <w:pStyle w:val="Ttulo2"/>
         <w:rPr>
           <w:rFonts w:ascii="Times New Roman" w:hAnsi="Times New Roman" w:cs="Times New Roman"/>
         </w:rPr>
@@ -22779,7 +23824,7 @@
     <w:bookmarkStart w:id="50" w:name="_Toc198400202"/>
     <w:p>
       <w:pPr>
-        <w:pStyle w:val="Heading2"/>
+        <w:pStyle w:val="Ttulo2"/>
         <w:rPr>
           <w:rFonts w:ascii="Times New Roman" w:eastAsia="Times New Roman" w:hAnsi="Times New Roman" w:cs="Times New Roman"/>
           <w:lang w:eastAsia="es-AR"/>
@@ -23001,7 +24046,7 @@
     <w:sdtContent>
       <w:p>
         <w:pPr>
-          <w:pStyle w:val="Footer"/>
+          <w:pStyle w:val="Piedepgina"/>
           <w:pBdr>
             <w:top w:val="single" w:sz="4" w:space="1" w:color="D9D9D9" w:themeColor="background1" w:themeShade="D9"/>
           </w:pBdr>
@@ -23037,7 +24082,7 @@
   </w:sdt>
   <w:p>
     <w:pPr>
-      <w:pStyle w:val="Footer"/>
+      <w:pStyle w:val="Piedepgina"/>
     </w:pPr>
   </w:p>
 </w:ftr>
@@ -23554,9 +24599,11 @@
           <w:pPr>
             <w:spacing w:line="259" w:lineRule="auto"/>
           </w:pPr>
+          <w:proofErr w:type="spellStart"/>
           <w:r>
             <w:t>AseguraYA</w:t>
           </w:r>
+          <w:proofErr w:type="spellEnd"/>
         </w:p>
       </w:tc>
       <w:tc>
@@ -23649,7 +24696,7 @@
   </w:tbl>
   <w:p>
     <w:pPr>
-      <w:pStyle w:val="Header"/>
+      <w:pStyle w:val="Encabezado"/>
     </w:pPr>
   </w:p>
 </w:hdr>
@@ -28128,11 +29175,11 @@
       <w:lang w:val="es-ES"/>
     </w:rPr>
   </w:style>
-  <w:style w:type="paragraph" w:styleId="Heading1">
+  <w:style w:type="paragraph" w:styleId="Ttulo1">
     <w:name w:val="heading 1"/>
     <w:basedOn w:val="Normal"/>
     <w:next w:val="Normal"/>
-    <w:link w:val="Heading1Char"/>
+    <w:link w:val="Ttulo1Car"/>
     <w:uiPriority w:val="9"/>
     <w:qFormat/>
     <w:rsid w:val="00EC0DF0"/>
@@ -28149,11 +29196,11 @@
       <w:szCs w:val="40"/>
     </w:rPr>
   </w:style>
-  <w:style w:type="paragraph" w:styleId="Heading2">
+  <w:style w:type="paragraph" w:styleId="Ttulo2">
     <w:name w:val="heading 2"/>
     <w:basedOn w:val="Normal"/>
     <w:next w:val="Normal"/>
-    <w:link w:val="Heading2Char"/>
+    <w:link w:val="Ttulo2Car"/>
     <w:uiPriority w:val="9"/>
     <w:unhideWhenUsed/>
     <w:qFormat/>
@@ -28171,11 +29218,11 @@
       <w:szCs w:val="32"/>
     </w:rPr>
   </w:style>
-  <w:style w:type="paragraph" w:styleId="Heading3">
+  <w:style w:type="paragraph" w:styleId="Ttulo3">
     <w:name w:val="heading 3"/>
     <w:basedOn w:val="Normal"/>
     <w:next w:val="Normal"/>
-    <w:link w:val="Heading3Char"/>
+    <w:link w:val="Ttulo3Car"/>
     <w:uiPriority w:val="9"/>
     <w:unhideWhenUsed/>
     <w:qFormat/>
@@ -28193,11 +29240,11 @@
       <w:szCs w:val="28"/>
     </w:rPr>
   </w:style>
-  <w:style w:type="paragraph" w:styleId="Heading4">
+  <w:style w:type="paragraph" w:styleId="Ttulo4">
     <w:name w:val="heading 4"/>
     <w:basedOn w:val="Normal"/>
     <w:next w:val="Normal"/>
-    <w:link w:val="Heading4Char"/>
+    <w:link w:val="Ttulo4Car"/>
     <w:uiPriority w:val="9"/>
     <w:semiHidden/>
     <w:unhideWhenUsed/>
@@ -28216,11 +29263,11 @@
       <w:color w:val="0F4761" w:themeColor="accent1" w:themeShade="BF"/>
     </w:rPr>
   </w:style>
-  <w:style w:type="paragraph" w:styleId="Heading5">
+  <w:style w:type="paragraph" w:styleId="Ttulo5">
     <w:name w:val="heading 5"/>
     <w:basedOn w:val="Normal"/>
     <w:next w:val="Normal"/>
-    <w:link w:val="Heading5Char"/>
+    <w:link w:val="Ttulo5Car"/>
     <w:uiPriority w:val="9"/>
     <w:semiHidden/>
     <w:unhideWhenUsed/>
@@ -28237,11 +29284,11 @@
       <w:color w:val="0F4761" w:themeColor="accent1" w:themeShade="BF"/>
     </w:rPr>
   </w:style>
-  <w:style w:type="paragraph" w:styleId="Heading6">
+  <w:style w:type="paragraph" w:styleId="Ttulo6">
     <w:name w:val="heading 6"/>
     <w:basedOn w:val="Normal"/>
     <w:next w:val="Normal"/>
-    <w:link w:val="Heading6Char"/>
+    <w:link w:val="Ttulo6Car"/>
     <w:uiPriority w:val="9"/>
     <w:semiHidden/>
     <w:unhideWhenUsed/>
@@ -28260,11 +29307,11 @@
       <w:color w:val="595959" w:themeColor="text1" w:themeTint="A6"/>
     </w:rPr>
   </w:style>
-  <w:style w:type="paragraph" w:styleId="Heading7">
+  <w:style w:type="paragraph" w:styleId="Ttulo7">
     <w:name w:val="heading 7"/>
     <w:basedOn w:val="Normal"/>
     <w:next w:val="Normal"/>
-    <w:link w:val="Heading7Char"/>
+    <w:link w:val="Ttulo7Car"/>
     <w:uiPriority w:val="9"/>
     <w:semiHidden/>
     <w:unhideWhenUsed/>
@@ -28281,11 +29328,11 @@
       <w:color w:val="595959" w:themeColor="text1" w:themeTint="A6"/>
     </w:rPr>
   </w:style>
-  <w:style w:type="paragraph" w:styleId="Heading8">
+  <w:style w:type="paragraph" w:styleId="Ttulo8">
     <w:name w:val="heading 8"/>
     <w:basedOn w:val="Normal"/>
     <w:next w:val="Normal"/>
-    <w:link w:val="Heading8Char"/>
+    <w:link w:val="Ttulo8Car"/>
     <w:uiPriority w:val="9"/>
     <w:semiHidden/>
     <w:unhideWhenUsed/>
@@ -28304,11 +29351,11 @@
       <w:color w:val="272727" w:themeColor="text1" w:themeTint="D8"/>
     </w:rPr>
   </w:style>
-  <w:style w:type="paragraph" w:styleId="Heading9">
+  <w:style w:type="paragraph" w:styleId="Ttulo9">
     <w:name w:val="heading 9"/>
     <w:basedOn w:val="Normal"/>
     <w:next w:val="Normal"/>
-    <w:link w:val="Heading9Char"/>
+    <w:link w:val="Ttulo9Car"/>
     <w:uiPriority w:val="9"/>
     <w:semiHidden/>
     <w:unhideWhenUsed/>
@@ -28325,13 +29372,13 @@
       <w:color w:val="272727" w:themeColor="text1" w:themeTint="D8"/>
     </w:rPr>
   </w:style>
-  <w:style w:type="character" w:default="1" w:styleId="DefaultParagraphFont">
+  <w:style w:type="character" w:default="1" w:styleId="Fuentedeprrafopredeter">
     <w:name w:val="Default Paragraph Font"/>
     <w:uiPriority w:val="1"/>
     <w:semiHidden/>
     <w:unhideWhenUsed/>
   </w:style>
-  <w:style w:type="table" w:default="1" w:styleId="TableNormal">
+  <w:style w:type="table" w:default="1" w:styleId="Tablanormal">
     <w:name w:val="Normal Table"/>
     <w:uiPriority w:val="99"/>
     <w:semiHidden/>
@@ -28346,16 +29393,16 @@
       </w:tblCellMar>
     </w:tblPr>
   </w:style>
-  <w:style w:type="numbering" w:default="1" w:styleId="NoList">
+  <w:style w:type="numbering" w:default="1" w:styleId="Sinlista">
     <w:name w:val="No List"/>
     <w:uiPriority w:val="99"/>
     <w:semiHidden/>
     <w:unhideWhenUsed/>
   </w:style>
-  <w:style w:type="character" w:customStyle="1" w:styleId="Heading1Char">
-    <w:name w:val="Heading 1 Char"/>
-    <w:basedOn w:val="DefaultParagraphFont"/>
-    <w:link w:val="Heading1"/>
+  <w:style w:type="character" w:customStyle="1" w:styleId="Ttulo1Car">
+    <w:name w:val="Título 1 Car"/>
+    <w:basedOn w:val="Fuentedeprrafopredeter"/>
+    <w:link w:val="Ttulo1"/>
     <w:uiPriority w:val="9"/>
     <w:rsid w:val="00EC0DF0"/>
     <w:rPr>
@@ -28365,10 +29412,10 @@
       <w:szCs w:val="40"/>
     </w:rPr>
   </w:style>
-  <w:style w:type="character" w:customStyle="1" w:styleId="Heading2Char">
-    <w:name w:val="Heading 2 Char"/>
-    <w:basedOn w:val="DefaultParagraphFont"/>
-    <w:link w:val="Heading2"/>
+  <w:style w:type="character" w:customStyle="1" w:styleId="Ttulo2Car">
+    <w:name w:val="Título 2 Car"/>
+    <w:basedOn w:val="Fuentedeprrafopredeter"/>
+    <w:link w:val="Ttulo2"/>
     <w:uiPriority w:val="9"/>
     <w:rsid w:val="00EC0DF0"/>
     <w:rPr>
@@ -28378,10 +29425,10 @@
       <w:szCs w:val="32"/>
     </w:rPr>
   </w:style>
-  <w:style w:type="character" w:customStyle="1" w:styleId="Heading3Char">
-    <w:name w:val="Heading 3 Char"/>
-    <w:basedOn w:val="DefaultParagraphFont"/>
-    <w:link w:val="Heading3"/>
+  <w:style w:type="character" w:customStyle="1" w:styleId="Ttulo3Car">
+    <w:name w:val="Título 3 Car"/>
+    <w:basedOn w:val="Fuentedeprrafopredeter"/>
+    <w:link w:val="Ttulo3"/>
     <w:uiPriority w:val="9"/>
     <w:rsid w:val="00EC0DF0"/>
     <w:rPr>
@@ -28391,10 +29438,10 @@
       <w:szCs w:val="28"/>
     </w:rPr>
   </w:style>
-  <w:style w:type="character" w:customStyle="1" w:styleId="Heading4Char">
-    <w:name w:val="Heading 4 Char"/>
-    <w:basedOn w:val="DefaultParagraphFont"/>
-    <w:link w:val="Heading4"/>
+  <w:style w:type="character" w:customStyle="1" w:styleId="Ttulo4Car">
+    <w:name w:val="Título 4 Car"/>
+    <w:basedOn w:val="Fuentedeprrafopredeter"/>
+    <w:link w:val="Ttulo4"/>
     <w:uiPriority w:val="9"/>
     <w:semiHidden/>
     <w:rsid w:val="00EC0DF0"/>
@@ -28405,10 +29452,10 @@
       <w:color w:val="0F4761" w:themeColor="accent1" w:themeShade="BF"/>
     </w:rPr>
   </w:style>
-  <w:style w:type="character" w:customStyle="1" w:styleId="Heading5Char">
-    <w:name w:val="Heading 5 Char"/>
-    <w:basedOn w:val="DefaultParagraphFont"/>
-    <w:link w:val="Heading5"/>
+  <w:style w:type="character" w:customStyle="1" w:styleId="Ttulo5Car">
+    <w:name w:val="Título 5 Car"/>
+    <w:basedOn w:val="Fuentedeprrafopredeter"/>
+    <w:link w:val="Ttulo5"/>
     <w:uiPriority w:val="9"/>
     <w:semiHidden/>
     <w:rsid w:val="00EC0DF0"/>
@@ -28417,10 +29464,10 @@
       <w:color w:val="0F4761" w:themeColor="accent1" w:themeShade="BF"/>
     </w:rPr>
   </w:style>
-  <w:style w:type="character" w:customStyle="1" w:styleId="Heading6Char">
-    <w:name w:val="Heading 6 Char"/>
-    <w:basedOn w:val="DefaultParagraphFont"/>
-    <w:link w:val="Heading6"/>
+  <w:style w:type="character" w:customStyle="1" w:styleId="Ttulo6Car">
+    <w:name w:val="Título 6 Car"/>
+    <w:basedOn w:val="Fuentedeprrafopredeter"/>
+    <w:link w:val="Ttulo6"/>
     <w:uiPriority w:val="9"/>
     <w:semiHidden/>
     <w:rsid w:val="00EC0DF0"/>
@@ -28431,10 +29478,10 @@
       <w:color w:val="595959" w:themeColor="text1" w:themeTint="A6"/>
     </w:rPr>
   </w:style>
-  <w:style w:type="character" w:customStyle="1" w:styleId="Heading7Char">
-    <w:name w:val="Heading 7 Char"/>
-    <w:basedOn w:val="DefaultParagraphFont"/>
-    <w:link w:val="Heading7"/>
+  <w:style w:type="character" w:customStyle="1" w:styleId="Ttulo7Car">
+    <w:name w:val="Título 7 Car"/>
+    <w:basedOn w:val="Fuentedeprrafopredeter"/>
+    <w:link w:val="Ttulo7"/>
     <w:uiPriority w:val="9"/>
     <w:semiHidden/>
     <w:rsid w:val="00EC0DF0"/>
@@ -28443,10 +29490,10 @@
       <w:color w:val="595959" w:themeColor="text1" w:themeTint="A6"/>
     </w:rPr>
   </w:style>
-  <w:style w:type="character" w:customStyle="1" w:styleId="Heading8Char">
-    <w:name w:val="Heading 8 Char"/>
-    <w:basedOn w:val="DefaultParagraphFont"/>
-    <w:link w:val="Heading8"/>
+  <w:style w:type="character" w:customStyle="1" w:styleId="Ttulo8Car">
+    <w:name w:val="Título 8 Car"/>
+    <w:basedOn w:val="Fuentedeprrafopredeter"/>
+    <w:link w:val="Ttulo8"/>
     <w:uiPriority w:val="9"/>
     <w:semiHidden/>
     <w:rsid w:val="00EC0DF0"/>
@@ -28457,10 +29504,10 @@
       <w:color w:val="272727" w:themeColor="text1" w:themeTint="D8"/>
     </w:rPr>
   </w:style>
-  <w:style w:type="character" w:customStyle="1" w:styleId="Heading9Char">
-    <w:name w:val="Heading 9 Char"/>
-    <w:basedOn w:val="DefaultParagraphFont"/>
-    <w:link w:val="Heading9"/>
+  <w:style w:type="character" w:customStyle="1" w:styleId="Ttulo9Car">
+    <w:name w:val="Título 9 Car"/>
+    <w:basedOn w:val="Fuentedeprrafopredeter"/>
+    <w:link w:val="Ttulo9"/>
     <w:uiPriority w:val="9"/>
     <w:semiHidden/>
     <w:rsid w:val="00EC0DF0"/>
@@ -28469,11 +29516,11 @@
       <w:color w:val="272727" w:themeColor="text1" w:themeTint="D8"/>
     </w:rPr>
   </w:style>
-  <w:style w:type="paragraph" w:styleId="Title">
+  <w:style w:type="paragraph" w:styleId="Ttulo">
     <w:name w:val="Title"/>
     <w:basedOn w:val="Normal"/>
     <w:next w:val="Normal"/>
-    <w:link w:val="TitleChar"/>
+    <w:link w:val="TtuloCar"/>
     <w:uiPriority w:val="10"/>
     <w:qFormat/>
     <w:rsid w:val="00EC0DF0"/>
@@ -28489,10 +29536,10 @@
       <w:szCs w:val="56"/>
     </w:rPr>
   </w:style>
-  <w:style w:type="character" w:customStyle="1" w:styleId="TitleChar">
-    <w:name w:val="Title Char"/>
-    <w:basedOn w:val="DefaultParagraphFont"/>
-    <w:link w:val="Title"/>
+  <w:style w:type="character" w:customStyle="1" w:styleId="TtuloCar">
+    <w:name w:val="Título Car"/>
+    <w:basedOn w:val="Fuentedeprrafopredeter"/>
+    <w:link w:val="Ttulo"/>
     <w:uiPriority w:val="10"/>
     <w:rsid w:val="00EC0DF0"/>
     <w:rPr>
@@ -28503,11 +29550,11 @@
       <w:szCs w:val="56"/>
     </w:rPr>
   </w:style>
-  <w:style w:type="paragraph" w:styleId="Subtitle">
+  <w:style w:type="paragraph" w:styleId="Subttulo">
     <w:name w:val="Subtitle"/>
     <w:basedOn w:val="Normal"/>
     <w:next w:val="Normal"/>
-    <w:link w:val="SubtitleChar"/>
+    <w:link w:val="SubttuloCar"/>
     <w:uiPriority w:val="11"/>
     <w:qFormat/>
     <w:rsid w:val="00EC0DF0"/>
@@ -28524,10 +29571,10 @@
       <w:szCs w:val="28"/>
     </w:rPr>
   </w:style>
-  <w:style w:type="character" w:customStyle="1" w:styleId="SubtitleChar">
-    <w:name w:val="Subtitle Char"/>
-    <w:basedOn w:val="DefaultParagraphFont"/>
-    <w:link w:val="Subtitle"/>
+  <w:style w:type="character" w:customStyle="1" w:styleId="SubttuloCar">
+    <w:name w:val="Subtítulo Car"/>
+    <w:basedOn w:val="Fuentedeprrafopredeter"/>
+    <w:link w:val="Subttulo"/>
     <w:uiPriority w:val="11"/>
     <w:rsid w:val="00EC0DF0"/>
     <w:rPr>
@@ -28538,11 +29585,11 @@
       <w:szCs w:val="28"/>
     </w:rPr>
   </w:style>
-  <w:style w:type="paragraph" w:styleId="Quote">
+  <w:style w:type="paragraph" w:styleId="Cita">
     <w:name w:val="Quote"/>
     <w:basedOn w:val="Normal"/>
     <w:next w:val="Normal"/>
-    <w:link w:val="QuoteChar"/>
+    <w:link w:val="CitaCar"/>
     <w:uiPriority w:val="29"/>
     <w:qFormat/>
     <w:rsid w:val="00EC0DF0"/>
@@ -28556,10 +29603,10 @@
       <w:color w:val="404040" w:themeColor="text1" w:themeTint="BF"/>
     </w:rPr>
   </w:style>
-  <w:style w:type="character" w:customStyle="1" w:styleId="QuoteChar">
-    <w:name w:val="Quote Char"/>
-    <w:basedOn w:val="DefaultParagraphFont"/>
-    <w:link w:val="Quote"/>
+  <w:style w:type="character" w:customStyle="1" w:styleId="CitaCar">
+    <w:name w:val="Cita Car"/>
+    <w:basedOn w:val="Fuentedeprrafopredeter"/>
+    <w:link w:val="Cita"/>
     <w:uiPriority w:val="29"/>
     <w:rsid w:val="00EC0DF0"/>
     <w:rPr>
@@ -28568,7 +29615,7 @@
       <w:color w:val="404040" w:themeColor="text1" w:themeTint="BF"/>
     </w:rPr>
   </w:style>
-  <w:style w:type="paragraph" w:styleId="ListParagraph">
+  <w:style w:type="paragraph" w:styleId="Prrafodelista">
     <w:name w:val="List Paragraph"/>
     <w:basedOn w:val="Normal"/>
     <w:uiPriority w:val="34"/>
@@ -28579,9 +29626,9 @@
       <w:contextualSpacing/>
     </w:pPr>
   </w:style>
-  <w:style w:type="character" w:styleId="IntenseEmphasis">
+  <w:style w:type="character" w:styleId="nfasisintenso">
     <w:name w:val="Intense Emphasis"/>
-    <w:basedOn w:val="DefaultParagraphFont"/>
+    <w:basedOn w:val="Fuentedeprrafopredeter"/>
     <w:uiPriority w:val="21"/>
     <w:qFormat/>
     <w:rsid w:val="00EC0DF0"/>
@@ -28591,11 +29638,11 @@
       <w:color w:val="0F4761" w:themeColor="accent1" w:themeShade="BF"/>
     </w:rPr>
   </w:style>
-  <w:style w:type="paragraph" w:styleId="IntenseQuote">
+  <w:style w:type="paragraph" w:styleId="Citadestacada">
     <w:name w:val="Intense Quote"/>
     <w:basedOn w:val="Normal"/>
     <w:next w:val="Normal"/>
-    <w:link w:val="IntenseQuoteChar"/>
+    <w:link w:val="CitadestacadaCar"/>
     <w:uiPriority w:val="30"/>
     <w:qFormat/>
     <w:rsid w:val="00EC0DF0"/>
@@ -28614,10 +29661,10 @@
       <w:color w:val="0F4761" w:themeColor="accent1" w:themeShade="BF"/>
     </w:rPr>
   </w:style>
-  <w:style w:type="character" w:customStyle="1" w:styleId="IntenseQuoteChar">
-    <w:name w:val="Intense Quote Char"/>
-    <w:basedOn w:val="DefaultParagraphFont"/>
-    <w:link w:val="IntenseQuote"/>
+  <w:style w:type="character" w:customStyle="1" w:styleId="CitadestacadaCar">
+    <w:name w:val="Cita destacada Car"/>
+    <w:basedOn w:val="Fuentedeprrafopredeter"/>
+    <w:link w:val="Citadestacada"/>
     <w:uiPriority w:val="30"/>
     <w:rsid w:val="00EC0DF0"/>
     <w:rPr>
@@ -28626,9 +29673,9 @@
       <w:color w:val="0F4761" w:themeColor="accent1" w:themeShade="BF"/>
     </w:rPr>
   </w:style>
-  <w:style w:type="character" w:styleId="IntenseReference">
+  <w:style w:type="character" w:styleId="Referenciaintensa">
     <w:name w:val="Intense Reference"/>
-    <w:basedOn w:val="DefaultParagraphFont"/>
+    <w:basedOn w:val="Fuentedeprrafopredeter"/>
     <w:uiPriority w:val="32"/>
     <w:qFormat/>
     <w:rsid w:val="00EC0DF0"/>
@@ -28640,10 +29687,10 @@
       <w:spacing w:val="5"/>
     </w:rPr>
   </w:style>
-  <w:style w:type="paragraph" w:styleId="Header">
+  <w:style w:type="paragraph" w:styleId="Encabezado">
     <w:name w:val="header"/>
     <w:basedOn w:val="Normal"/>
-    <w:link w:val="HeaderChar"/>
+    <w:link w:val="EncabezadoCar"/>
     <w:uiPriority w:val="99"/>
     <w:unhideWhenUsed/>
     <w:rsid w:val="00EC0DF0"/>
@@ -28655,17 +29702,17 @@
       <w:spacing w:after="0" w:line="240" w:lineRule="auto"/>
     </w:pPr>
   </w:style>
-  <w:style w:type="character" w:customStyle="1" w:styleId="HeaderChar">
-    <w:name w:val="Header Char"/>
-    <w:basedOn w:val="DefaultParagraphFont"/>
-    <w:link w:val="Header"/>
+  <w:style w:type="character" w:customStyle="1" w:styleId="EncabezadoCar">
+    <w:name w:val="Encabezado Car"/>
+    <w:basedOn w:val="Fuentedeprrafopredeter"/>
+    <w:link w:val="Encabezado"/>
     <w:uiPriority w:val="99"/>
     <w:rsid w:val="00EC0DF0"/>
   </w:style>
-  <w:style w:type="paragraph" w:styleId="Footer">
+  <w:style w:type="paragraph" w:styleId="Piedepgina">
     <w:name w:val="footer"/>
     <w:basedOn w:val="Normal"/>
-    <w:link w:val="FooterChar"/>
+    <w:link w:val="PiedepginaCar"/>
     <w:uiPriority w:val="99"/>
     <w:unhideWhenUsed/>
     <w:rsid w:val="00EC0DF0"/>
@@ -28677,10 +29724,10 @@
       <w:spacing w:after="0" w:line="240" w:lineRule="auto"/>
     </w:pPr>
   </w:style>
-  <w:style w:type="character" w:customStyle="1" w:styleId="FooterChar">
-    <w:name w:val="Footer Char"/>
-    <w:basedOn w:val="DefaultParagraphFont"/>
-    <w:link w:val="Footer"/>
+  <w:style w:type="character" w:customStyle="1" w:styleId="PiedepginaCar">
+    <w:name w:val="Pie de página Car"/>
+    <w:basedOn w:val="Fuentedeprrafopredeter"/>
+    <w:link w:val="Piedepgina"/>
     <w:uiPriority w:val="99"/>
     <w:rsid w:val="00EC0DF0"/>
   </w:style>
@@ -28702,9 +29749,9 @@
       </w:tblCellMar>
     </w:tblPr>
   </w:style>
-  <w:style w:type="table" w:styleId="TableGrid0">
+  <w:style w:type="table" w:styleId="Tablaconcuadrcula">
     <w:name w:val="Table Grid"/>
-    <w:basedOn w:val="TableNormal"/>
+    <w:basedOn w:val="Tablanormal"/>
     <w:uiPriority w:val="39"/>
     <w:rsid w:val="00873454"/>
     <w:pPr>
@@ -28721,9 +29768,9 @@
       </w:tblBorders>
     </w:tblPr>
   </w:style>
-  <w:style w:type="character" w:styleId="CommentReference">
+  <w:style w:type="character" w:styleId="Refdecomentario">
     <w:name w:val="annotation reference"/>
-    <w:basedOn w:val="DefaultParagraphFont"/>
+    <w:basedOn w:val="Fuentedeprrafopredeter"/>
     <w:uiPriority w:val="99"/>
     <w:semiHidden/>
     <w:unhideWhenUsed/>
@@ -28733,10 +29780,10 @@
       <w:szCs w:val="16"/>
     </w:rPr>
   </w:style>
-  <w:style w:type="paragraph" w:styleId="CommentText">
+  <w:style w:type="paragraph" w:styleId="Textocomentario">
     <w:name w:val="annotation text"/>
     <w:basedOn w:val="Normal"/>
-    <w:link w:val="CommentTextChar"/>
+    <w:link w:val="TextocomentarioCar"/>
     <w:uiPriority w:val="99"/>
     <w:unhideWhenUsed/>
     <w:rsid w:val="00873454"/>
@@ -28748,10 +29795,10 @@
       <w:szCs w:val="20"/>
     </w:rPr>
   </w:style>
-  <w:style w:type="character" w:customStyle="1" w:styleId="CommentTextChar">
-    <w:name w:val="Comment Text Char"/>
-    <w:basedOn w:val="DefaultParagraphFont"/>
-    <w:link w:val="CommentText"/>
+  <w:style w:type="character" w:customStyle="1" w:styleId="TextocomentarioCar">
+    <w:name w:val="Texto comentario Car"/>
+    <w:basedOn w:val="Fuentedeprrafopredeter"/>
+    <w:link w:val="Textocomentario"/>
     <w:uiPriority w:val="99"/>
     <w:rsid w:val="00873454"/>
     <w:rPr>
@@ -28760,9 +29807,9 @@
       <w:lang w:val="es-ES"/>
     </w:rPr>
   </w:style>
-  <w:style w:type="paragraph" w:styleId="TOCHeading">
+  <w:style w:type="paragraph" w:styleId="TtuloTDC">
     <w:name w:val="TOC Heading"/>
-    <w:basedOn w:val="Heading1"/>
+    <w:basedOn w:val="Ttulo1"/>
     <w:next w:val="Normal"/>
     <w:uiPriority w:val="39"/>
     <w:unhideWhenUsed/>
@@ -28779,7 +29826,7 @@
       <w14:ligatures w14:val="none"/>
     </w:rPr>
   </w:style>
-  <w:style w:type="paragraph" w:styleId="TOC2">
+  <w:style w:type="paragraph" w:styleId="TDC2">
     <w:name w:val="toc 2"/>
     <w:basedOn w:val="Normal"/>
     <w:next w:val="Normal"/>
@@ -28799,7 +29846,7 @@
       <w14:ligatures w14:val="none"/>
     </w:rPr>
   </w:style>
-  <w:style w:type="paragraph" w:styleId="TOC1">
+  <w:style w:type="paragraph" w:styleId="TDC1">
     <w:name w:val="toc 1"/>
     <w:basedOn w:val="Normal"/>
     <w:next w:val="Normal"/>
@@ -28818,7 +29865,7 @@
       <w14:ligatures w14:val="none"/>
     </w:rPr>
   </w:style>
-  <w:style w:type="paragraph" w:styleId="TOC3">
+  <w:style w:type="paragraph" w:styleId="TDC3">
     <w:name w:val="toc 3"/>
     <w:basedOn w:val="Normal"/>
     <w:next w:val="Normal"/>
@@ -28838,9 +29885,9 @@
       <w14:ligatures w14:val="none"/>
     </w:rPr>
   </w:style>
-  <w:style w:type="character" w:styleId="Hyperlink">
+  <w:style w:type="character" w:styleId="Hipervnculo">
     <w:name w:val="Hyperlink"/>
-    <w:basedOn w:val="DefaultParagraphFont"/>
+    <w:basedOn w:val="Fuentedeprrafopredeter"/>
     <w:uiPriority w:val="99"/>
     <w:unhideWhenUsed/>
     <w:rsid w:val="005279CC"/>
@@ -28849,11 +29896,11 @@
       <w:u w:val="single"/>
     </w:rPr>
   </w:style>
-  <w:style w:type="paragraph" w:styleId="CommentSubject">
+  <w:style w:type="paragraph" w:styleId="Asuntodelcomentario">
     <w:name w:val="annotation subject"/>
-    <w:basedOn w:val="CommentText"/>
-    <w:next w:val="CommentText"/>
-    <w:link w:val="CommentSubjectChar"/>
+    <w:basedOn w:val="Textocomentario"/>
+    <w:next w:val="Textocomentario"/>
+    <w:link w:val="AsuntodelcomentarioCar"/>
     <w:uiPriority w:val="99"/>
     <w:semiHidden/>
     <w:unhideWhenUsed/>
@@ -28863,10 +29910,10 @@
       <w:bCs/>
     </w:rPr>
   </w:style>
-  <w:style w:type="character" w:customStyle="1" w:styleId="CommentSubjectChar">
-    <w:name w:val="Comment Subject Char"/>
-    <w:basedOn w:val="CommentTextChar"/>
-    <w:link w:val="CommentSubject"/>
+  <w:style w:type="character" w:customStyle="1" w:styleId="AsuntodelcomentarioCar">
+    <w:name w:val="Asunto del comentario Car"/>
+    <w:basedOn w:val="TextocomentarioCar"/>
+    <w:link w:val="Asuntodelcomentario"/>
     <w:uiPriority w:val="99"/>
     <w:semiHidden/>
     <w:rsid w:val="00455BA3"/>
@@ -28878,9 +29925,9 @@
       <w:lang w:val="es-ES"/>
     </w:rPr>
   </w:style>
-  <w:style w:type="table" w:styleId="GridTable4-Accent3">
+  <w:style w:type="table" w:styleId="Tablaconcuadrcula4-nfasis3">
     <w:name w:val="Grid Table 4 Accent 3"/>
-    <w:basedOn w:val="TableNormal"/>
+    <w:basedOn w:val="Tablanormal"/>
     <w:uiPriority w:val="49"/>
     <w:rsid w:val="00E56E0B"/>
     <w:pPr>
@@ -28954,9 +30001,9 @@
       </w:tcPr>
     </w:tblStylePr>
   </w:style>
-  <w:style w:type="character" w:styleId="Strong">
+  <w:style w:type="character" w:styleId="Textoennegrita">
     <w:name w:val="Strong"/>
-    <w:basedOn w:val="DefaultParagraphFont"/>
+    <w:basedOn w:val="Fuentedeprrafopredeter"/>
     <w:uiPriority w:val="22"/>
     <w:qFormat/>
     <w:rsid w:val="009C08F3"/>
@@ -28965,9 +30012,9 @@
       <w:bCs/>
     </w:rPr>
   </w:style>
-  <w:style w:type="character" w:styleId="Emphasis">
+  <w:style w:type="character" w:styleId="nfasis">
     <w:name w:val="Emphasis"/>
-    <w:basedOn w:val="DefaultParagraphFont"/>
+    <w:basedOn w:val="Fuentedeprrafopredeter"/>
     <w:uiPriority w:val="20"/>
     <w:qFormat/>
     <w:rsid w:val="009C08F3"/>
@@ -29405,6 +30452,19 @@
 </file>
 
 <file path=customXml/item2.xml><?xml version="1.0" encoding="utf-8"?>
+<b:Sources xmlns:b="http://schemas.openxmlformats.org/officeDocument/2006/bibliography" xmlns="http://schemas.openxmlformats.org/officeDocument/2006/bibliography" SelectedStyle="\APASixthEditionOfficeOnline.xsl" StyleName="APA" Version="6"/>
+</file>
+
+<file path=customXml/item3.xml><?xml version="1.0" encoding="utf-8"?>
+<?mso-contentType ?>
+<FormTemplates xmlns="http://schemas.microsoft.com/sharepoint/v3/contenttype/forms">
+  <Display>DocumentLibraryForm</Display>
+  <Edit>DocumentLibraryForm</Edit>
+  <New>DocumentLibraryForm</New>
+</FormTemplates>
+</file>
+
+<file path=customXml/item4.xml><?xml version="1.0" encoding="utf-8"?>
 <ct:contentTypeSchema xmlns:ct="http://schemas.microsoft.com/office/2006/metadata/contentType" xmlns:ma="http://schemas.microsoft.com/office/2006/metadata/properties/metaAttributes" ct:_="" ma:_="" ma:contentTypeName="Document" ma:contentTypeID="0x0101003577A66F438FB742AA37D004EDAEC60E" ma:contentTypeVersion="6" ma:contentTypeDescription="Create a new document." ma:contentTypeScope="" ma:versionID="e19e71a85add36b5992aa549245c3d4a">
   <xsd:schema xmlns:xsd="http://www.w3.org/2001/XMLSchema" xmlns:xs="http://www.w3.org/2001/XMLSchema" xmlns:p="http://schemas.microsoft.com/office/2006/metadata/properties" xmlns:ns3="94154506-f690-48b2-8876-45b21596fe7a" targetNamespace="http://schemas.microsoft.com/office/2006/metadata/properties" ma:root="true" ma:fieldsID="0690ee775703b4af26fabfe4e8f36f35" ns3:_="">
     <xsd:import namespace="94154506-f690-48b2-8876-45b21596fe7a"/>
@@ -29560,19 +30620,6 @@
 </ct:contentTypeSchema>
 </file>
 
-<file path=customXml/item3.xml><?xml version="1.0" encoding="utf-8"?>
-<?mso-contentType ?>
-<FormTemplates xmlns="http://schemas.microsoft.com/sharepoint/v3/contenttype/forms">
-  <Display>DocumentLibraryForm</Display>
-  <Edit>DocumentLibraryForm</Edit>
-  <New>DocumentLibraryForm</New>
-</FormTemplates>
-</file>
-
-<file path=customXml/item4.xml><?xml version="1.0" encoding="utf-8"?>
-<b:Sources xmlns:b="http://schemas.openxmlformats.org/officeDocument/2006/bibliography" xmlns="http://schemas.openxmlformats.org/officeDocument/2006/bibliography" SelectedStyle="\APASixthEditionOfficeOnline.xsl" StyleName="APA" Version="6"/>
-</file>
-
 <file path=customXml/itemProps1.xml><?xml version="1.0" encoding="utf-8"?>
 <ds:datastoreItem xmlns:ds="http://schemas.openxmlformats.org/officeDocument/2006/customXml" ds:itemID="{A458B8A7-5591-4E0F-A885-9EBFF2698C12}">
   <ds:schemaRefs>
@@ -29584,6 +30631,22 @@
 </file>
 
 <file path=customXml/itemProps2.xml><?xml version="1.0" encoding="utf-8"?>
+<ds:datastoreItem xmlns:ds="http://schemas.openxmlformats.org/officeDocument/2006/customXml" ds:itemID="{979EF88C-1CB4-4005-AF69-67036A62ECCC}">
+  <ds:schemaRefs>
+    <ds:schemaRef ds:uri="http://schemas.openxmlformats.org/officeDocument/2006/bibliography"/>
+  </ds:schemaRefs>
+</ds:datastoreItem>
+</file>
+
+<file path=customXml/itemProps3.xml><?xml version="1.0" encoding="utf-8"?>
+<ds:datastoreItem xmlns:ds="http://schemas.openxmlformats.org/officeDocument/2006/customXml" ds:itemID="{0E60664E-49C7-4D5E-966D-A353E11BA19E}">
+  <ds:schemaRefs>
+    <ds:schemaRef ds:uri="http://schemas.microsoft.com/sharepoint/v3/contenttype/forms"/>
+  </ds:schemaRefs>
+</ds:datastoreItem>
+</file>
+
+<file path=customXml/itemProps4.xml><?xml version="1.0" encoding="utf-8"?>
 <ds:datastoreItem xmlns:ds="http://schemas.openxmlformats.org/officeDocument/2006/customXml" ds:itemID="{C5108E0B-1786-4934-8E09-9AC4AC266366}">
   <ds:schemaRefs>
     <ds:schemaRef ds:uri="http://schemas.microsoft.com/office/2006/metadata/contentType"/>
@@ -29599,20 +30662,4 @@
     <ds:schemaRef ds:uri="http://schemas.microsoft.com/internal/obd"/>
   </ds:schemaRefs>
 </ds:datastoreItem>
-</file>
-
-<file path=customXml/itemProps3.xml><?xml version="1.0" encoding="utf-8"?>
-<ds:datastoreItem xmlns:ds="http://schemas.openxmlformats.org/officeDocument/2006/customXml" ds:itemID="{0E60664E-49C7-4D5E-966D-A353E11BA19E}">
-  <ds:schemaRefs>
-    <ds:schemaRef ds:uri="http://schemas.microsoft.com/sharepoint/v3/contenttype/forms"/>
-  </ds:schemaRefs>
-</ds:datastoreItem>
-</file>
-
-<file path=customXml/itemProps4.xml><?xml version="1.0" encoding="utf-8"?>
-<ds:datastoreItem xmlns:ds="http://schemas.openxmlformats.org/officeDocument/2006/customXml" ds:itemID="{979EF88C-1CB4-4005-AF69-67036A62ECCC}">
-  <ds:schemaRefs>
-    <ds:schemaRef ds:uri="http://schemas.openxmlformats.org/officeDocument/2006/bibliography"/>
-  </ds:schemaRefs>
-</ds:datastoreItem>
 </file>